--- a/КР_Сервис_бронирования_столиков.docx
+++ b/КР_Сервис_бронирования_столиков.docx
@@ -1622,7 +1622,174 @@
         <w:t>Цель работы состоит в том, чтобы разработать онлайн сервис бронирования столов с удобным и простым интерфейсом как для пользователей, так и для персонала и интегрировать его в бизнес-систему заведения.</w:t>
       </w:r>
     </w:p>
-    <w:p/>
+    <w:p>
+      <w:r>
+        <w:t>Для достижения поставленной цели необходимо решить следующие задачи:</w:t>
+      </w:r>
+      <w:r>
+        <w:t xml:space="preserve"> </w:t>
+      </w:r>
+    </w:p>
+    <w:p>
+      <w:pPr>
+        <w:pStyle w:val="a"/>
+        <w:numPr>
+          <w:ilvl w:val="0"/>
+          <w:numId w:val="13"/>
+        </w:numPr>
+      </w:pPr>
+      <w:r>
+        <w:t>Изучить существующие решения для онлайн‑бронирования столиков</w:t>
+      </w:r>
+    </w:p>
+    <w:p>
+      <w:pPr>
+        <w:pStyle w:val="a"/>
+        <w:numPr>
+          <w:ilvl w:val="0"/>
+          <w:numId w:val="13"/>
+        </w:numPr>
+      </w:pPr>
+      <w:r>
+        <w:t>Проанализировать потребности целевой аудитории (клиентов и персонала заведений)</w:t>
+      </w:r>
+    </w:p>
+    <w:p>
+      <w:pPr>
+        <w:pStyle w:val="a"/>
+        <w:numPr>
+          <w:ilvl w:val="0"/>
+          <w:numId w:val="13"/>
+        </w:numPr>
+      </w:pPr>
+      <w:r>
+        <w:t>Разработать архитектуру системы, включая клиентскую (веб</w:t>
+      </w:r>
+      <w:r>
+        <w:t xml:space="preserve"> </w:t>
+      </w:r>
+      <w:r>
+        <w:t>приложение) и серверную части.</w:t>
+      </w:r>
+    </w:p>
+    <w:p>
+      <w:pPr>
+        <w:pStyle w:val="a"/>
+        <w:numPr>
+          <w:ilvl w:val="0"/>
+          <w:numId w:val="13"/>
+        </w:numPr>
+      </w:pPr>
+      <w:r>
+        <w:t>Спроектировать пользовательский интерфейс (UI/UX) для клиентов и администраторов.</w:t>
+      </w:r>
+    </w:p>
+    <w:p>
+      <w:pPr>
+        <w:pStyle w:val="a"/>
+        <w:numPr>
+          <w:ilvl w:val="0"/>
+          <w:numId w:val="13"/>
+        </w:numPr>
+      </w:pPr>
+      <w:r>
+        <w:t>Выбрать технологии и инструменты для реализации прототипа (языки программирования, фреймворки, базы данных).</w:t>
+      </w:r>
+    </w:p>
+    <w:p>
+      <w:pPr>
+        <w:pStyle w:val="a"/>
+        <w:numPr>
+          <w:ilvl w:val="0"/>
+          <w:numId w:val="13"/>
+        </w:numPr>
+      </w:pPr>
+      <w:r>
+        <w:t>Реализовать базовы</w:t>
+      </w:r>
+      <w:r>
+        <w:t>е</w:t>
+      </w:r>
+      <w:r>
+        <w:t xml:space="preserve"> функци</w:t>
+      </w:r>
+      <w:r>
+        <w:t>и</w:t>
+      </w:r>
+      <w:r>
+        <w:t xml:space="preserve"> прототипа</w:t>
+      </w:r>
+      <w:r>
+        <w:t xml:space="preserve"> такие ка</w:t>
+      </w:r>
+      <w:r>
+        <w:t xml:space="preserve">к: </w:t>
+      </w:r>
+      <w:r>
+        <w:t>просмотр</w:t>
+      </w:r>
+      <w:r>
+        <w:t xml:space="preserve"> </w:t>
+      </w:r>
+      <w:r>
+        <w:t>свободных столиков и их бронирование</w:t>
+      </w:r>
+      <w:r>
+        <w:t xml:space="preserve">, </w:t>
+      </w:r>
+      <w:r>
+        <w:t>управление бронированием</w:t>
+      </w:r>
+      <w:r>
+        <w:t xml:space="preserve"> </w:t>
+      </w:r>
+      <w:r>
+        <w:t>(создание, редактирование, отмена)</w:t>
+      </w:r>
+      <w:r>
+        <w:t xml:space="preserve">, </w:t>
+      </w:r>
+      <w:r>
+        <w:t>уведомления для клиентов и персонала</w:t>
+      </w:r>
+    </w:p>
+    <w:p>
+      <w:pPr>
+        <w:pStyle w:val="a"/>
+        <w:numPr>
+          <w:ilvl w:val="0"/>
+          <w:numId w:val="13"/>
+        </w:numPr>
+      </w:pPr>
+      <w:r>
+        <w:t>Протестировать прототип и оценить его эффективность.</w:t>
+      </w:r>
+    </w:p>
+    <w:p>
+      <w:pPr>
+        <w:ind w:firstLine="360"/>
+      </w:pPr>
+      <w:r>
+        <w:lastRenderedPageBreak/>
+        <w:t>Объектом исследования данной работы является процесс бронирования столиков в заведениях общественного питания</w:t>
+      </w:r>
+      <w:r>
+        <w:t xml:space="preserve"> и связанные с ним автоматизированные системы.</w:t>
+      </w:r>
+    </w:p>
+    <w:p>
+      <w:pPr>
+        <w:ind w:firstLine="360"/>
+      </w:pPr>
+      <w:r>
+        <w:t>Разработанный сервис поможет увеличить количество бронирований, снизить нагрузку на заведение и персонал, сократить количество ошибок при сборе данных.</w:t>
+      </w:r>
+    </w:p>
+    <w:p>
+      <w:pPr>
+        <w:ind w:firstLine="360"/>
+      </w:pPr>
+    </w:p>
     <w:sectPr>
       <w:footerReference w:type="first" r:id="rId11"/>
       <w:pgSz w:w="11906" w:h="16838"/>
@@ -3041,6 +3208,92 @@
     </w:lvl>
   </w:abstractNum>
   <w:abstractNum w:abstractNumId="8" w15:restartNumberingAfterBreak="0">
+    <w:nsid w:val="4B9D0441"/>
+    <w:multiLevelType w:val="hybridMultilevel"/>
+    <w:tmpl w:val="E4AAD62C"/>
+    <w:lvl w:ilvl="0" w:tplc="0419000F">
+      <w:start w:val="1"/>
+      <w:numFmt w:val="decimal"/>
+      <w:lvlText w:val="%1."/>
+      <w:lvlJc w:val="left"/>
+      <w:pPr>
+        <w:ind w:left="720" w:hanging="360"/>
+      </w:pPr>
+    </w:lvl>
+    <w:lvl w:ilvl="1" w:tplc="04190019" w:tentative="1">
+      <w:start w:val="1"/>
+      <w:numFmt w:val="lowerLetter"/>
+      <w:lvlText w:val="%2."/>
+      <w:lvlJc w:val="left"/>
+      <w:pPr>
+        <w:ind w:left="1440" w:hanging="360"/>
+      </w:pPr>
+    </w:lvl>
+    <w:lvl w:ilvl="2" w:tplc="0419001B" w:tentative="1">
+      <w:start w:val="1"/>
+      <w:numFmt w:val="lowerRoman"/>
+      <w:lvlText w:val="%3."/>
+      <w:lvlJc w:val="right"/>
+      <w:pPr>
+        <w:ind w:left="2160" w:hanging="180"/>
+      </w:pPr>
+    </w:lvl>
+    <w:lvl w:ilvl="3" w:tplc="0419000F" w:tentative="1">
+      <w:start w:val="1"/>
+      <w:numFmt w:val="decimal"/>
+      <w:lvlText w:val="%4."/>
+      <w:lvlJc w:val="left"/>
+      <w:pPr>
+        <w:ind w:left="2880" w:hanging="360"/>
+      </w:pPr>
+    </w:lvl>
+    <w:lvl w:ilvl="4" w:tplc="04190019" w:tentative="1">
+      <w:start w:val="1"/>
+      <w:numFmt w:val="lowerLetter"/>
+      <w:lvlText w:val="%5."/>
+      <w:lvlJc w:val="left"/>
+      <w:pPr>
+        <w:ind w:left="3600" w:hanging="360"/>
+      </w:pPr>
+    </w:lvl>
+    <w:lvl w:ilvl="5" w:tplc="0419001B" w:tentative="1">
+      <w:start w:val="1"/>
+      <w:numFmt w:val="lowerRoman"/>
+      <w:lvlText w:val="%6."/>
+      <w:lvlJc w:val="right"/>
+      <w:pPr>
+        <w:ind w:left="4320" w:hanging="180"/>
+      </w:pPr>
+    </w:lvl>
+    <w:lvl w:ilvl="6" w:tplc="0419000F" w:tentative="1">
+      <w:start w:val="1"/>
+      <w:numFmt w:val="decimal"/>
+      <w:lvlText w:val="%7."/>
+      <w:lvlJc w:val="left"/>
+      <w:pPr>
+        <w:ind w:left="5040" w:hanging="360"/>
+      </w:pPr>
+    </w:lvl>
+    <w:lvl w:ilvl="7" w:tplc="04190019" w:tentative="1">
+      <w:start w:val="1"/>
+      <w:numFmt w:val="lowerLetter"/>
+      <w:lvlText w:val="%8."/>
+      <w:lvlJc w:val="left"/>
+      <w:pPr>
+        <w:ind w:left="5760" w:hanging="360"/>
+      </w:pPr>
+    </w:lvl>
+    <w:lvl w:ilvl="8" w:tplc="0419001B" w:tentative="1">
+      <w:start w:val="1"/>
+      <w:numFmt w:val="lowerRoman"/>
+      <w:lvlText w:val="%9."/>
+      <w:lvlJc w:val="right"/>
+      <w:pPr>
+        <w:ind w:left="6480" w:hanging="180"/>
+      </w:pPr>
+    </w:lvl>
+  </w:abstractNum>
+  <w:abstractNum w:abstractNumId="9" w15:restartNumberingAfterBreak="0">
     <w:nsid w:val="594F05D9"/>
     <w:multiLevelType w:val="multilevel"/>
     <w:tmpl w:val="3002174C"/>
@@ -3154,7 +3407,7 @@
       </w:rPr>
     </w:lvl>
   </w:abstractNum>
-  <w:abstractNum w:abstractNumId="9" w15:restartNumberingAfterBreak="0">
+  <w:abstractNum w:abstractNumId="10" w15:restartNumberingAfterBreak="0">
     <w:nsid w:val="66D258D7"/>
     <w:multiLevelType w:val="multilevel"/>
     <w:tmpl w:val="EC16AA62"/>
@@ -3303,7 +3556,7 @@
       </w:rPr>
     </w:lvl>
   </w:abstractNum>
-  <w:abstractNum w:abstractNumId="10" w15:restartNumberingAfterBreak="0">
+  <w:abstractNum w:abstractNumId="11" w15:restartNumberingAfterBreak="0">
     <w:nsid w:val="78855E05"/>
     <w:multiLevelType w:val="multilevel"/>
     <w:tmpl w:val="57222F7A"/>
@@ -3408,7 +3661,7 @@
       </w:pPr>
     </w:lvl>
   </w:abstractNum>
-  <w:abstractNum w:abstractNumId="11" w15:restartNumberingAfterBreak="0">
+  <w:abstractNum w:abstractNumId="12" w15:restartNumberingAfterBreak="0">
     <w:nsid w:val="7E030B93"/>
     <w:multiLevelType w:val="multilevel"/>
     <w:tmpl w:val="78B6483A"/>
@@ -3558,10 +3811,10 @@
     </w:lvl>
   </w:abstractNum>
   <w:num w:numId="1">
-    <w:abstractNumId w:val="10"/>
+    <w:abstractNumId w:val="11"/>
   </w:num>
   <w:num w:numId="2">
-    <w:abstractNumId w:val="8"/>
+    <w:abstractNumId w:val="9"/>
   </w:num>
   <w:num w:numId="3">
     <w:abstractNumId w:val="1"/>
@@ -3582,16 +3835,19 @@
     <w:abstractNumId w:val="7"/>
   </w:num>
   <w:num w:numId="9">
-    <w:abstractNumId w:val="9"/>
+    <w:abstractNumId w:val="10"/>
   </w:num>
   <w:num w:numId="10">
-    <w:abstractNumId w:val="11"/>
+    <w:abstractNumId w:val="12"/>
   </w:num>
   <w:num w:numId="11">
     <w:abstractNumId w:val="3"/>
   </w:num>
   <w:num w:numId="12">
     <w:abstractNumId w:val="4"/>
+  </w:num>
+  <w:num w:numId="13">
+    <w:abstractNumId w:val="8"/>
   </w:num>
 </w:numbering>
 </file>

--- a/КР_Сервис_бронирования_столиков.docx
+++ b/КР_Сервис_бронирования_столиков.docx
@@ -2114,6 +2114,23 @@
     </w:p>
     <w:p>
       <w:pPr>
+        <w:pStyle w:val="23"/>
+        <w:bidi w:val="0"/>
+        <w:rPr>
+          <w:rFonts w:hint="default"/>
+          <w:lang w:val="ru-RU"/>
+        </w:rPr>
+      </w:pPr>
+      <w:r>
+        <w:rPr>
+          <w:rFonts w:hint="default"/>
+          <w:lang w:val="ru-RU"/>
+        </w:rPr>
+        <w:t>Способы и этапы реализации</w:t>
+      </w:r>
+    </w:p>
+    <w:p>
+      <w:pPr>
         <w:rPr>
           <w:rFonts w:hint="default"/>
           <w:lang w:val="ru-RU"/>
@@ -2211,6 +2228,7 @@
     <w:p>
       <w:pPr>
         <w:numPr>
+          <w:ilvl w:val="0"/>
           <w:numId w:val="0"/>
         </w:numPr>
         <w:rPr>
@@ -2224,6 +2242,12 @@
           <w:lang w:val="ru-RU"/>
         </w:rPr>
         <w:tab/>
+      </w:r>
+      <w:r>
+        <w:rPr>
+          <w:rFonts w:hint="default"/>
+          <w:lang w:val="ru-RU"/>
+        </w:rPr>
         <w:t xml:space="preserve">В качестве базы данных будет использован </w:t>
       </w:r>
       <w:r>
@@ -2237,6 +2261,7 @@
     <w:p>
       <w:pPr>
         <w:numPr>
+          <w:ilvl w:val="0"/>
           <w:numId w:val="0"/>
         </w:numPr>
         <w:rPr>
@@ -2262,6 +2287,7 @@
     <w:p>
       <w:pPr>
         <w:numPr>
+          <w:ilvl w:val="0"/>
           <w:numId w:val="0"/>
         </w:numPr>
         <w:rPr>
@@ -2275,6 +2301,12 @@
           <w:lang w:val="ru-RU"/>
         </w:rPr>
         <w:tab/>
+      </w:r>
+      <w:r>
+        <w:rPr>
+          <w:rFonts w:hint="default"/>
+          <w:lang w:val="ru-RU"/>
+        </w:rPr>
         <w:t>Реализацию данного проекта можно разделить на несколько этапов:</w:t>
       </w:r>
     </w:p>
@@ -2582,15 +2614,1004 @@
     </w:p>
     <w:p>
       <w:pPr>
-        <w:rPr>
-          <w:rFonts w:hint="default"/>
-          <w:lang w:val="ru-RU"/>
-        </w:rPr>
-      </w:pPr>
-      <w:r>
-        <w:rPr>
-          <w:rFonts w:hint="default"/>
-          <w:lang w:val="ru-RU"/>
+        <w:pStyle w:val="23"/>
+        <w:bidi w:val="0"/>
+        <w:rPr>
+          <w:rFonts w:hint="default"/>
+          <w:lang w:val="ru-RU"/>
+        </w:rPr>
+      </w:pPr>
+      <w:r>
+        <w:rPr>
+          <w:rFonts w:hint="default"/>
+          <w:lang w:val="ru-RU"/>
+        </w:rPr>
+        <w:t>Информация об инструментах реализации</w:t>
+      </w:r>
+    </w:p>
+    <w:p>
+      <w:pPr>
+        <w:rPr>
+          <w:rFonts w:hint="default"/>
+          <w:lang w:val="en-US"/>
+        </w:rPr>
+      </w:pPr>
+      <w:r>
+        <w:rPr>
+          <w:rFonts w:hint="default"/>
+          <w:lang w:val="en-US"/>
+        </w:rPr>
+        <w:t xml:space="preserve">HTML — теговый язык разметки документов. Любой документ на языке HTML представляет собой набор элементов, причём начало и конец каждого элемента обозначается специальными пометками — тегами. Элементы могут быть пустыми, то есть не содержащими никакого текста и других данных. В этом случае обычно не указывается закрывающий тег (например, тег переноса строки &lt;br&gt; — одиночный и закрывать его не нужно) . Кроме того, элементы могут иметь атрибуты, определяющие какие-либо их свойства (например, атрибут href= “” у ссылки). Атрибуты указываются в открывающем теге. </w:t>
+      </w:r>
+    </w:p>
+    <w:tbl>
+      <w:tblPr>
+        <w:tblStyle w:val="25"/>
+        <w:tblW w:w="0" w:type="auto"/>
+        <w:tblInd w:w="0" w:type="dxa"/>
+        <w:tblBorders>
+          <w:top w:val="single" w:color="auto" w:sz="4" w:space="0"/>
+          <w:left w:val="single" w:color="auto" w:sz="4" w:space="0"/>
+          <w:bottom w:val="single" w:color="auto" w:sz="4" w:space="0"/>
+          <w:right w:val="single" w:color="auto" w:sz="4" w:space="0"/>
+          <w:insideH w:val="single" w:color="auto" w:sz="4" w:space="0"/>
+          <w:insideV w:val="single" w:color="auto" w:sz="4" w:space="0"/>
+        </w:tblBorders>
+        <w:tblLayout w:type="autofit"/>
+        <w:tblCellMar>
+          <w:left w:w="108" w:type="dxa"/>
+          <w:right w:w="108" w:type="dxa"/>
+        </w:tblCellMar>
+      </w:tblPr>
+      <w:tblGrid>
+        <w:gridCol w:w="9570"/>
+      </w:tblGrid>
+      <w:tr>
+        <w:tblPrEx>
+          <w:tblBorders>
+            <w:top w:val="single" w:color="auto" w:sz="4" w:space="0"/>
+            <w:left w:val="single" w:color="auto" w:sz="4" w:space="0"/>
+            <w:bottom w:val="single" w:color="auto" w:sz="4" w:space="0"/>
+            <w:right w:val="single" w:color="auto" w:sz="4" w:space="0"/>
+            <w:insideH w:val="single" w:color="auto" w:sz="4" w:space="0"/>
+            <w:insideV w:val="single" w:color="auto" w:sz="4" w:space="0"/>
+          </w:tblBorders>
+          <w:tblCellMar>
+            <w:left w:w="108" w:type="dxa"/>
+            <w:right w:w="108" w:type="dxa"/>
+          </w:tblCellMar>
+        </w:tblPrEx>
+        <w:tc>
+          <w:tcPr>
+            <w:tcW w:w="9570" w:type="dxa"/>
+          </w:tcPr>
+          <w:p>
+            <w:pPr>
+              <w:rPr>
+                <w:rFonts w:hint="default"/>
+                <w:sz w:val="24"/>
+                <w:szCs w:val="24"/>
+                <w:vertAlign w:val="baseline"/>
+                <w:lang w:val="ru-RU"/>
+              </w:rPr>
+            </w:pPr>
+            <w:r>
+              <w:rPr>
+                <w:rFonts w:hint="default"/>
+                <w:sz w:val="24"/>
+                <w:szCs w:val="24"/>
+                <w:vertAlign w:val="baseline"/>
+                <w:lang w:val="ru-RU"/>
+              </w:rPr>
+              <w:t>&lt;form id="booking-form"&gt;</w:t>
+            </w:r>
+          </w:p>
+          <w:p>
+            <w:pPr>
+              <w:rPr>
+                <w:rFonts w:hint="default"/>
+                <w:sz w:val="24"/>
+                <w:szCs w:val="24"/>
+                <w:vertAlign w:val="baseline"/>
+                <w:lang w:val="ru-RU"/>
+              </w:rPr>
+            </w:pPr>
+            <w:r>
+              <w:rPr>
+                <w:rFonts w:hint="default"/>
+                <w:sz w:val="24"/>
+                <w:szCs w:val="24"/>
+                <w:vertAlign w:val="baseline"/>
+                <w:lang w:val="ru-RU"/>
+              </w:rPr>
+              <w:t xml:space="preserve">            &lt;div class="entry"&gt;</w:t>
+            </w:r>
+          </w:p>
+          <w:p>
+            <w:pPr>
+              <w:rPr>
+                <w:rFonts w:hint="default"/>
+                <w:sz w:val="24"/>
+                <w:szCs w:val="24"/>
+                <w:vertAlign w:val="baseline"/>
+                <w:lang w:val="ru-RU"/>
+              </w:rPr>
+            </w:pPr>
+            <w:r>
+              <w:rPr>
+                <w:rFonts w:hint="default"/>
+                <w:sz w:val="24"/>
+                <w:szCs w:val="24"/>
+                <w:vertAlign w:val="baseline"/>
+                <w:lang w:val="ru-RU"/>
+              </w:rPr>
+              <w:t xml:space="preserve">                &lt;label for=""&gt;Ресторан&lt;/label&gt;</w:t>
+            </w:r>
+          </w:p>
+          <w:p>
+            <w:pPr>
+              <w:rPr>
+                <w:rFonts w:hint="default"/>
+                <w:sz w:val="24"/>
+                <w:szCs w:val="24"/>
+                <w:vertAlign w:val="baseline"/>
+                <w:lang w:val="ru-RU"/>
+              </w:rPr>
+            </w:pPr>
+            <w:r>
+              <w:rPr>
+                <w:rFonts w:hint="default"/>
+                <w:sz w:val="24"/>
+                <w:szCs w:val="24"/>
+                <w:vertAlign w:val="baseline"/>
+                <w:lang w:val="ru-RU"/>
+              </w:rPr>
+              <w:t xml:space="preserve">                &lt;select name="rest" id="rest"&gt;</w:t>
+            </w:r>
+          </w:p>
+          <w:p>
+            <w:pPr>
+              <w:rPr>
+                <w:rFonts w:hint="default"/>
+                <w:sz w:val="24"/>
+                <w:szCs w:val="24"/>
+                <w:vertAlign w:val="baseline"/>
+                <w:lang w:val="ru-RU"/>
+              </w:rPr>
+            </w:pPr>
+            <w:r>
+              <w:rPr>
+                <w:rFonts w:hint="default"/>
+                <w:sz w:val="24"/>
+                <w:szCs w:val="24"/>
+                <w:vertAlign w:val="baseline"/>
+                <w:lang w:val="ru-RU"/>
+              </w:rPr>
+              <w:t xml:space="preserve">                    &lt;option value=""&gt;-- Выберите ресторан --&lt;/option&gt;</w:t>
+            </w:r>
+          </w:p>
+          <w:p>
+            <w:pPr>
+              <w:rPr>
+                <w:rFonts w:hint="default"/>
+                <w:sz w:val="24"/>
+                <w:szCs w:val="24"/>
+                <w:vertAlign w:val="baseline"/>
+                <w:lang w:val="ru-RU"/>
+              </w:rPr>
+            </w:pPr>
+            <w:r>
+              <w:rPr>
+                <w:rFonts w:hint="default"/>
+                <w:sz w:val="24"/>
+                <w:szCs w:val="24"/>
+                <w:vertAlign w:val="baseline"/>
+                <w:lang w:val="ru-RU"/>
+              </w:rPr>
+              <w:t xml:space="preserve">                &lt;/select&gt;</w:t>
+            </w:r>
+          </w:p>
+          <w:p>
+            <w:pPr>
+              <w:rPr>
+                <w:rFonts w:hint="default"/>
+                <w:vertAlign w:val="baseline"/>
+                <w:lang w:val="ru-RU"/>
+              </w:rPr>
+            </w:pPr>
+            <w:r>
+              <w:rPr>
+                <w:rFonts w:hint="default"/>
+                <w:sz w:val="24"/>
+                <w:szCs w:val="24"/>
+                <w:vertAlign w:val="baseline"/>
+                <w:lang w:val="ru-RU"/>
+              </w:rPr>
+              <w:t xml:space="preserve">            &lt;/div&gt;</w:t>
+            </w:r>
+          </w:p>
+        </w:tc>
+      </w:tr>
+    </w:tbl>
+    <w:p>
+      <w:pPr>
+        <w:ind w:left="0" w:leftChars="0" w:firstLine="0" w:firstLineChars="0"/>
+        <w:rPr>
+          <w:rFonts w:hint="default"/>
+          <w:lang w:val="ru-RU"/>
+        </w:rPr>
+      </w:pPr>
+    </w:p>
+    <w:p>
+      <w:pPr>
+        <w:ind w:left="0" w:leftChars="0" w:firstLine="0" w:firstLineChars="0"/>
+        <w:rPr>
+          <w:rFonts w:hint="default"/>
+          <w:lang w:val="en-US"/>
+        </w:rPr>
+      </w:pPr>
+      <w:r>
+        <w:rPr>
+          <w:rFonts w:hint="default"/>
+          <w:lang w:val="en-US"/>
+        </w:rPr>
+        <w:tab/>
+        <w:t>CSS используется создателями веб-страниц для задания цветов, шрифтов, стилей, расположения отдельных блоков и других аспектов представления внешнего вида этих веб-страниц. Основной целью разработки CSS является ограждение и отделение описания логической структуры веб-страницы (которое производится с помощью HTML или других языков разметки) от описания внешнего вида этой веб-страницы. Такое разделение может увеличить доступность документа, предоставить большую гибкость и возможность управления его представлением, а также уменьшить сложность и повторяемость в структурном содержимом.</w:t>
+      </w:r>
+    </w:p>
+    <w:tbl>
+      <w:tblPr>
+        <w:tblStyle w:val="25"/>
+        <w:tblW w:w="0" w:type="auto"/>
+        <w:tblInd w:w="0" w:type="dxa"/>
+        <w:tblBorders>
+          <w:top w:val="single" w:color="auto" w:sz="4" w:space="0"/>
+          <w:left w:val="single" w:color="auto" w:sz="4" w:space="0"/>
+          <w:bottom w:val="single" w:color="auto" w:sz="4" w:space="0"/>
+          <w:right w:val="single" w:color="auto" w:sz="4" w:space="0"/>
+          <w:insideH w:val="single" w:color="auto" w:sz="4" w:space="0"/>
+          <w:insideV w:val="single" w:color="auto" w:sz="4" w:space="0"/>
+        </w:tblBorders>
+        <w:tblLayout w:type="autofit"/>
+        <w:tblCellMar>
+          <w:left w:w="108" w:type="dxa"/>
+          <w:right w:w="108" w:type="dxa"/>
+        </w:tblCellMar>
+      </w:tblPr>
+      <w:tblGrid>
+        <w:gridCol w:w="9570"/>
+      </w:tblGrid>
+      <w:tr>
+        <w:tblPrEx>
+          <w:tblBorders>
+            <w:top w:val="single" w:color="auto" w:sz="4" w:space="0"/>
+            <w:left w:val="single" w:color="auto" w:sz="4" w:space="0"/>
+            <w:bottom w:val="single" w:color="auto" w:sz="4" w:space="0"/>
+            <w:right w:val="single" w:color="auto" w:sz="4" w:space="0"/>
+            <w:insideH w:val="single" w:color="auto" w:sz="4" w:space="0"/>
+            <w:insideV w:val="single" w:color="auto" w:sz="4" w:space="0"/>
+          </w:tblBorders>
+          <w:tblCellMar>
+            <w:left w:w="108" w:type="dxa"/>
+            <w:right w:w="108" w:type="dxa"/>
+          </w:tblCellMar>
+        </w:tblPrEx>
+        <w:tc>
+          <w:tcPr>
+            <w:tcW w:w="9570" w:type="dxa"/>
+          </w:tcPr>
+          <w:p>
+            <w:pPr>
+              <w:rPr>
+                <w:rFonts w:hint="default"/>
+                <w:vertAlign w:val="baseline"/>
+                <w:lang w:val="ru-RU"/>
+              </w:rPr>
+            </w:pPr>
+            <w:r>
+              <w:rPr>
+                <w:rFonts w:hint="default"/>
+                <w:vertAlign w:val="baseline"/>
+                <w:lang w:val="ru-RU"/>
+              </w:rPr>
+              <w:t>* {</w:t>
+            </w:r>
+          </w:p>
+          <w:p>
+            <w:pPr>
+              <w:rPr>
+                <w:rFonts w:hint="default"/>
+                <w:vertAlign w:val="baseline"/>
+                <w:lang w:val="ru-RU"/>
+              </w:rPr>
+            </w:pPr>
+            <w:r>
+              <w:rPr>
+                <w:rFonts w:hint="default"/>
+                <w:vertAlign w:val="baseline"/>
+                <w:lang w:val="ru-RU"/>
+              </w:rPr>
+              <w:t xml:space="preserve">    box-sizing: border-box;</w:t>
+            </w:r>
+          </w:p>
+          <w:p>
+            <w:pPr>
+              <w:rPr>
+                <w:rFonts w:hint="default"/>
+                <w:vertAlign w:val="baseline"/>
+                <w:lang w:val="ru-RU"/>
+              </w:rPr>
+            </w:pPr>
+            <w:r>
+              <w:rPr>
+                <w:rFonts w:hint="default"/>
+                <w:vertAlign w:val="baseline"/>
+                <w:lang w:val="ru-RU"/>
+              </w:rPr>
+              <w:t xml:space="preserve">    border: none;</w:t>
+            </w:r>
+          </w:p>
+          <w:p>
+            <w:pPr>
+              <w:rPr>
+                <w:rFonts w:hint="default"/>
+                <w:vertAlign w:val="baseline"/>
+                <w:lang w:val="ru-RU"/>
+              </w:rPr>
+            </w:pPr>
+            <w:r>
+              <w:rPr>
+                <w:rFonts w:hint="default"/>
+                <w:vertAlign w:val="baseline"/>
+                <w:lang w:val="ru-RU"/>
+              </w:rPr>
+              <w:t xml:space="preserve">    font-family: sans-serif;</w:t>
+            </w:r>
+          </w:p>
+          <w:p>
+            <w:pPr>
+              <w:rPr>
+                <w:rFonts w:hint="default"/>
+                <w:vertAlign w:val="baseline"/>
+                <w:lang w:val="ru-RU"/>
+              </w:rPr>
+            </w:pPr>
+            <w:r>
+              <w:rPr>
+                <w:rFonts w:hint="default"/>
+                <w:vertAlign w:val="baseline"/>
+                <w:lang w:val="ru-RU"/>
+              </w:rPr>
+              <w:t xml:space="preserve">    transition: all 0.5s;</w:t>
+            </w:r>
+          </w:p>
+          <w:p>
+            <w:pPr>
+              <w:rPr>
+                <w:rFonts w:hint="default"/>
+                <w:vertAlign w:val="baseline"/>
+                <w:lang w:val="ru-RU"/>
+              </w:rPr>
+            </w:pPr>
+            <w:r>
+              <w:rPr>
+                <w:rFonts w:hint="default"/>
+                <w:vertAlign w:val="baseline"/>
+                <w:lang w:val="ru-RU"/>
+              </w:rPr>
+              <w:t xml:space="preserve">    padding: 0;</w:t>
+            </w:r>
+          </w:p>
+          <w:p>
+            <w:pPr>
+              <w:rPr>
+                <w:rFonts w:hint="default"/>
+                <w:vertAlign w:val="baseline"/>
+                <w:lang w:val="ru-RU"/>
+              </w:rPr>
+            </w:pPr>
+            <w:r>
+              <w:rPr>
+                <w:rFonts w:hint="default"/>
+                <w:vertAlign w:val="baseline"/>
+                <w:lang w:val="ru-RU"/>
+              </w:rPr>
+              <w:t xml:space="preserve">    margin: 0;</w:t>
+            </w:r>
+          </w:p>
+          <w:p>
+            <w:pPr>
+              <w:rPr>
+                <w:rFonts w:hint="default"/>
+                <w:vertAlign w:val="baseline"/>
+                <w:lang w:val="ru-RU"/>
+              </w:rPr>
+            </w:pPr>
+            <w:r>
+              <w:rPr>
+                <w:rFonts w:hint="default"/>
+                <w:vertAlign w:val="baseline"/>
+                <w:lang w:val="ru-RU"/>
+              </w:rPr>
+              <w:t>}</w:t>
+            </w:r>
+          </w:p>
+        </w:tc>
+      </w:tr>
+    </w:tbl>
+    <w:p>
+      <w:pPr>
+        <w:ind w:left="0" w:leftChars="0" w:firstLine="0" w:firstLineChars="0"/>
+        <w:rPr>
+          <w:rFonts w:hint="default"/>
+          <w:lang w:val="ru-RU"/>
+        </w:rPr>
+      </w:pPr>
+    </w:p>
+    <w:p>
+      <w:pPr>
+        <w:rPr>
+          <w:rFonts w:hint="default"/>
+          <w:lang w:val="ru-RU"/>
+        </w:rPr>
+      </w:pPr>
+      <w:r>
+        <w:rPr>
+          <w:rFonts w:hint="default"/>
+          <w:lang w:val="ru-RU"/>
+        </w:rPr>
+        <w:t>JS (JavaScript) — это язык программирования, который используется в веб-разработке для добавления интерактивности, динамичности и функциональности веб-страницам. Он позволяет элементам страницы реагировать на действия пользователя (клики, наведение курсора, ввод текста), обрабатывать события, создавать анимации, проверять формы и взаимодействовать с веб-серверами без перезагрузки страницы.</w:t>
+      </w:r>
+    </w:p>
+    <w:tbl>
+      <w:tblPr>
+        <w:tblStyle w:val="25"/>
+        <w:tblW w:w="0" w:type="auto"/>
+        <w:tblInd w:w="0" w:type="dxa"/>
+        <w:tblBorders>
+          <w:top w:val="single" w:color="auto" w:sz="4" w:space="0"/>
+          <w:left w:val="single" w:color="auto" w:sz="4" w:space="0"/>
+          <w:bottom w:val="single" w:color="auto" w:sz="4" w:space="0"/>
+          <w:right w:val="single" w:color="auto" w:sz="4" w:space="0"/>
+          <w:insideH w:val="single" w:color="auto" w:sz="4" w:space="0"/>
+          <w:insideV w:val="single" w:color="auto" w:sz="4" w:space="0"/>
+        </w:tblBorders>
+        <w:tblLayout w:type="autofit"/>
+        <w:tblCellMar>
+          <w:left w:w="108" w:type="dxa"/>
+          <w:right w:w="108" w:type="dxa"/>
+        </w:tblCellMar>
+      </w:tblPr>
+      <w:tblGrid>
+        <w:gridCol w:w="9570"/>
+      </w:tblGrid>
+      <w:tr>
+        <w:tblPrEx>
+          <w:tblBorders>
+            <w:top w:val="single" w:color="auto" w:sz="4" w:space="0"/>
+            <w:left w:val="single" w:color="auto" w:sz="4" w:space="0"/>
+            <w:bottom w:val="single" w:color="auto" w:sz="4" w:space="0"/>
+            <w:right w:val="single" w:color="auto" w:sz="4" w:space="0"/>
+            <w:insideH w:val="single" w:color="auto" w:sz="4" w:space="0"/>
+            <w:insideV w:val="single" w:color="auto" w:sz="4" w:space="0"/>
+          </w:tblBorders>
+          <w:tblCellMar>
+            <w:left w:w="108" w:type="dxa"/>
+            <w:right w:w="108" w:type="dxa"/>
+          </w:tblCellMar>
+        </w:tblPrEx>
+        <w:tc>
+          <w:tcPr>
+            <w:tcW w:w="9570" w:type="dxa"/>
+          </w:tcPr>
+          <w:p>
+            <w:pPr>
+              <w:rPr>
+                <w:rFonts w:hint="default"/>
+                <w:vertAlign w:val="baseline"/>
+                <w:lang w:val="ru-RU"/>
+              </w:rPr>
+            </w:pPr>
+            <w:r>
+              <w:rPr>
+                <w:rFonts w:hint="default"/>
+                <w:vertAlign w:val="baseline"/>
+                <w:lang w:val="ru-RU"/>
+              </w:rPr>
+              <w:t>function showError(error) {</w:t>
+            </w:r>
+          </w:p>
+          <w:p>
+            <w:pPr>
+              <w:rPr>
+                <w:rFonts w:hint="default"/>
+                <w:vertAlign w:val="baseline"/>
+                <w:lang w:val="ru-RU"/>
+              </w:rPr>
+            </w:pPr>
+            <w:r>
+              <w:rPr>
+                <w:rFonts w:hint="default"/>
+                <w:vertAlign w:val="baseline"/>
+                <w:lang w:val="ru-RU"/>
+              </w:rPr>
+              <w:t xml:space="preserve">    let errorLabel = document.getElementById("error");</w:t>
+            </w:r>
+          </w:p>
+          <w:p>
+            <w:pPr>
+              <w:rPr>
+                <w:rFonts w:hint="default"/>
+                <w:vertAlign w:val="baseline"/>
+                <w:lang w:val="ru-RU"/>
+              </w:rPr>
+            </w:pPr>
+            <w:r>
+              <w:rPr>
+                <w:rFonts w:hint="default"/>
+                <w:vertAlign w:val="baseline"/>
+                <w:lang w:val="ru-RU"/>
+              </w:rPr>
+              <w:t xml:space="preserve">    errorLabel.innerText = error;</w:t>
+            </w:r>
+          </w:p>
+          <w:p>
+            <w:pPr>
+              <w:rPr>
+                <w:rFonts w:hint="default"/>
+                <w:vertAlign w:val="baseline"/>
+                <w:lang w:val="ru-RU"/>
+              </w:rPr>
+            </w:pPr>
+            <w:r>
+              <w:rPr>
+                <w:rFonts w:hint="default"/>
+                <w:vertAlign w:val="baseline"/>
+                <w:lang w:val="ru-RU"/>
+              </w:rPr>
+              <w:t xml:space="preserve">    errorLabel.style.display = "block"</w:t>
+            </w:r>
+          </w:p>
+          <w:p>
+            <w:pPr>
+              <w:rPr>
+                <w:rFonts w:hint="default"/>
+                <w:vertAlign w:val="baseline"/>
+                <w:lang w:val="ru-RU"/>
+              </w:rPr>
+            </w:pPr>
+          </w:p>
+          <w:p>
+            <w:pPr>
+              <w:rPr>
+                <w:rFonts w:hint="default"/>
+                <w:vertAlign w:val="baseline"/>
+                <w:lang w:val="ru-RU"/>
+              </w:rPr>
+            </w:pPr>
+            <w:r>
+              <w:rPr>
+                <w:rFonts w:hint="default"/>
+                <w:vertAlign w:val="baseline"/>
+                <w:lang w:val="ru-RU"/>
+              </w:rPr>
+              <w:t xml:space="preserve">    setTimeout(() =&gt; {</w:t>
+            </w:r>
+          </w:p>
+          <w:p>
+            <w:pPr>
+              <w:rPr>
+                <w:rFonts w:hint="default"/>
+                <w:vertAlign w:val="baseline"/>
+                <w:lang w:val="ru-RU"/>
+              </w:rPr>
+            </w:pPr>
+            <w:r>
+              <w:rPr>
+                <w:rFonts w:hint="default"/>
+                <w:vertAlign w:val="baseline"/>
+                <w:lang w:val="ru-RU"/>
+              </w:rPr>
+              <w:t xml:space="preserve">        errorLabel.innerText = "";</w:t>
+            </w:r>
+          </w:p>
+          <w:p>
+            <w:pPr>
+              <w:rPr>
+                <w:rFonts w:hint="default"/>
+                <w:vertAlign w:val="baseline"/>
+                <w:lang w:val="ru-RU"/>
+              </w:rPr>
+            </w:pPr>
+            <w:r>
+              <w:rPr>
+                <w:rFonts w:hint="default"/>
+                <w:vertAlign w:val="baseline"/>
+                <w:lang w:val="ru-RU"/>
+              </w:rPr>
+              <w:t xml:space="preserve">        errorLabel.style.display = ""</w:t>
+            </w:r>
+          </w:p>
+          <w:p>
+            <w:pPr>
+              <w:rPr>
+                <w:rFonts w:hint="default"/>
+                <w:vertAlign w:val="baseline"/>
+                <w:lang w:val="ru-RU"/>
+              </w:rPr>
+            </w:pPr>
+            <w:r>
+              <w:rPr>
+                <w:rFonts w:hint="default"/>
+                <w:vertAlign w:val="baseline"/>
+                <w:lang w:val="ru-RU"/>
+              </w:rPr>
+              <w:t xml:space="preserve">    }, 3000)</w:t>
+            </w:r>
+          </w:p>
+          <w:p>
+            <w:pPr>
+              <w:rPr>
+                <w:rFonts w:hint="default"/>
+                <w:vertAlign w:val="baseline"/>
+                <w:lang w:val="ru-RU"/>
+              </w:rPr>
+            </w:pPr>
+            <w:r>
+              <w:rPr>
+                <w:rFonts w:hint="default"/>
+                <w:vertAlign w:val="baseline"/>
+                <w:lang w:val="ru-RU"/>
+              </w:rPr>
+              <w:t>}</w:t>
+            </w:r>
+          </w:p>
+        </w:tc>
+      </w:tr>
+    </w:tbl>
+    <w:p>
+      <w:pPr>
+        <w:rPr>
+          <w:rFonts w:hint="default"/>
+          <w:lang w:val="ru-RU"/>
+        </w:rPr>
+      </w:pPr>
+    </w:p>
+    <w:p>
+      <w:pPr>
+        <w:rPr>
+          <w:rFonts w:hint="default"/>
+          <w:lang w:val="ru-RU"/>
+        </w:rPr>
+      </w:pPr>
+      <w:r>
+        <w:rPr>
+          <w:rFonts w:hint="default"/>
+          <w:lang w:val="en-US"/>
+        </w:rPr>
+        <w:t xml:space="preserve">PHP </w:t>
+      </w:r>
+      <w:r>
+        <w:rPr>
+          <w:rFonts w:hint="default"/>
+          <w:lang w:val="ru-RU"/>
+        </w:rPr>
+        <w:t>используют для</w:t>
+      </w:r>
+      <w:r>
+        <w:rPr>
+          <w:rFonts w:hint="default"/>
+          <w:lang w:val="en-US"/>
+        </w:rPr>
+        <w:t xml:space="preserve"> c</w:t>
+      </w:r>
+      <w:r>
+        <w:rPr>
+          <w:rFonts w:hint="default"/>
+          <w:lang w:val="ru-RU"/>
+        </w:rPr>
+        <w:t>оздания скриптов, которые обрабатываются на стороне сервера. Это традиционная и главная цель PHP. Также его используют для связи с различными</w:t>
+      </w:r>
+      <w:r>
+        <w:rPr>
+          <w:rFonts w:hint="default"/>
+          <w:lang w:val="en-US"/>
+        </w:rPr>
+        <w:t xml:space="preserve"> </w:t>
+      </w:r>
+      <w:r>
+        <w:rPr>
+          <w:rFonts w:hint="default"/>
+          <w:lang w:val="ru-RU"/>
+        </w:rPr>
+        <w:t>системами управления базами данных (</w:t>
+      </w:r>
+      <w:r>
+        <w:rPr>
+          <w:rFonts w:hint="default"/>
+          <w:lang w:val="en-US"/>
+        </w:rPr>
+        <w:t xml:space="preserve">MySQL, MariaDB, PostgreSQL </w:t>
+      </w:r>
+      <w:r>
+        <w:rPr>
+          <w:rFonts w:hint="default"/>
+          <w:lang w:val="ru-RU"/>
+        </w:rPr>
+        <w:t xml:space="preserve">и другими) с помощью </w:t>
+      </w:r>
+      <w:r>
+        <w:rPr>
+          <w:rFonts w:hint="default"/>
+          <w:lang w:val="en-US"/>
+        </w:rPr>
+        <w:t>SQL</w:t>
+      </w:r>
+      <w:r>
+        <w:rPr>
+          <w:rFonts w:hint="default"/>
+          <w:lang w:val="ru-RU"/>
+        </w:rPr>
+        <w:t>-запросов и обработки форм.</w:t>
+      </w:r>
+    </w:p>
+    <w:tbl>
+      <w:tblPr>
+        <w:tblStyle w:val="25"/>
+        <w:tblW w:w="0" w:type="auto"/>
+        <w:tblInd w:w="0" w:type="dxa"/>
+        <w:tblBorders>
+          <w:top w:val="single" w:color="auto" w:sz="4" w:space="0"/>
+          <w:left w:val="single" w:color="auto" w:sz="4" w:space="0"/>
+          <w:bottom w:val="single" w:color="auto" w:sz="4" w:space="0"/>
+          <w:right w:val="single" w:color="auto" w:sz="4" w:space="0"/>
+          <w:insideH w:val="single" w:color="auto" w:sz="4" w:space="0"/>
+          <w:insideV w:val="single" w:color="auto" w:sz="4" w:space="0"/>
+        </w:tblBorders>
+        <w:tblLayout w:type="autofit"/>
+        <w:tblCellMar>
+          <w:left w:w="108" w:type="dxa"/>
+          <w:right w:w="108" w:type="dxa"/>
+        </w:tblCellMar>
+      </w:tblPr>
+      <w:tblGrid>
+        <w:gridCol w:w="9570"/>
+      </w:tblGrid>
+      <w:tr>
+        <w:tblPrEx>
+          <w:tblBorders>
+            <w:top w:val="single" w:color="auto" w:sz="4" w:space="0"/>
+            <w:left w:val="single" w:color="auto" w:sz="4" w:space="0"/>
+            <w:bottom w:val="single" w:color="auto" w:sz="4" w:space="0"/>
+            <w:right w:val="single" w:color="auto" w:sz="4" w:space="0"/>
+            <w:insideH w:val="single" w:color="auto" w:sz="4" w:space="0"/>
+            <w:insideV w:val="single" w:color="auto" w:sz="4" w:space="0"/>
+          </w:tblBorders>
+          <w:tblCellMar>
+            <w:left w:w="108" w:type="dxa"/>
+            <w:right w:w="108" w:type="dxa"/>
+          </w:tblCellMar>
+        </w:tblPrEx>
+        <w:tc>
+          <w:tcPr>
+            <w:tcW w:w="9570" w:type="dxa"/>
+          </w:tcPr>
+          <w:p>
+            <w:pPr>
+              <w:rPr>
+                <w:rFonts w:hint="default"/>
+                <w:vertAlign w:val="baseline"/>
+                <w:lang w:val="ru-RU"/>
+              </w:rPr>
+            </w:pPr>
+            <w:r>
+              <w:rPr>
+                <w:rFonts w:hint="default"/>
+                <w:vertAlign w:val="baseline"/>
+                <w:lang w:val="ru-RU"/>
+              </w:rPr>
+              <w:t>&lt;?php</w:t>
+            </w:r>
+          </w:p>
+          <w:p>
+            <w:pPr>
+              <w:rPr>
+                <w:rFonts w:hint="default"/>
+                <w:vertAlign w:val="baseline"/>
+                <w:lang w:val="ru-RU"/>
+              </w:rPr>
+            </w:pPr>
+            <w:r>
+              <w:rPr>
+                <w:rFonts w:hint="default"/>
+                <w:vertAlign w:val="baseline"/>
+                <w:lang w:val="ru-RU"/>
+              </w:rPr>
+              <w:t>$host = "localhost";</w:t>
+            </w:r>
+          </w:p>
+          <w:p>
+            <w:pPr>
+              <w:rPr>
+                <w:rFonts w:hint="default"/>
+                <w:vertAlign w:val="baseline"/>
+                <w:lang w:val="ru-RU"/>
+              </w:rPr>
+            </w:pPr>
+            <w:r>
+              <w:rPr>
+                <w:rFonts w:hint="default"/>
+                <w:vertAlign w:val="baseline"/>
+                <w:lang w:val="ru-RU"/>
+              </w:rPr>
+              <w:t>$user = "root";</w:t>
+            </w:r>
+          </w:p>
+          <w:p>
+            <w:pPr>
+              <w:rPr>
+                <w:rFonts w:hint="default"/>
+                <w:vertAlign w:val="baseline"/>
+                <w:lang w:val="ru-RU"/>
+              </w:rPr>
+            </w:pPr>
+            <w:r>
+              <w:rPr>
+                <w:rFonts w:hint="default"/>
+                <w:vertAlign w:val="baseline"/>
+                <w:lang w:val="ru-RU"/>
+              </w:rPr>
+              <w:t>$pass = "";</w:t>
+            </w:r>
+          </w:p>
+          <w:p>
+            <w:pPr>
+              <w:rPr>
+                <w:rFonts w:hint="default"/>
+                <w:vertAlign w:val="baseline"/>
+                <w:lang w:val="ru-RU"/>
+              </w:rPr>
+            </w:pPr>
+            <w:r>
+              <w:rPr>
+                <w:rFonts w:hint="default"/>
+                <w:vertAlign w:val="baseline"/>
+                <w:lang w:val="ru-RU"/>
+              </w:rPr>
+              <w:t>$db = "avrora";</w:t>
+            </w:r>
+          </w:p>
+          <w:p>
+            <w:pPr>
+              <w:rPr>
+                <w:rFonts w:hint="default"/>
+                <w:vertAlign w:val="baseline"/>
+                <w:lang w:val="ru-RU"/>
+              </w:rPr>
+            </w:pPr>
+            <w:r>
+              <w:rPr>
+                <w:rFonts w:hint="default"/>
+                <w:vertAlign w:val="baseline"/>
+                <w:lang w:val="ru-RU"/>
+              </w:rPr>
+              <w:t>$conn = mysqli_connect($host, $user, $pass, $db);</w:t>
+            </w:r>
+          </w:p>
+          <w:p>
+            <w:pPr>
+              <w:rPr>
+                <w:rFonts w:hint="default"/>
+                <w:vertAlign w:val="baseline"/>
+                <w:lang w:val="ru-RU"/>
+              </w:rPr>
+            </w:pPr>
+            <w:r>
+              <w:rPr>
+                <w:rFonts w:hint="default"/>
+                <w:vertAlign w:val="baseline"/>
+                <w:lang w:val="ru-RU"/>
+              </w:rPr>
+              <w:t>$conn -&gt; set_charset("utf8mb4");</w:t>
+            </w:r>
+          </w:p>
+          <w:p>
+            <w:pPr>
+              <w:rPr>
+                <w:rFonts w:hint="default"/>
+                <w:vertAlign w:val="baseline"/>
+                <w:lang w:val="ru-RU"/>
+              </w:rPr>
+            </w:pPr>
+            <w:r>
+              <w:rPr>
+                <w:rFonts w:hint="default"/>
+                <w:vertAlign w:val="baseline"/>
+                <w:lang w:val="ru-RU"/>
+              </w:rPr>
+              <w:t>if ($conn -&gt; connect_error){</w:t>
+            </w:r>
+          </w:p>
+          <w:p>
+            <w:pPr>
+              <w:rPr>
+                <w:rFonts w:hint="default"/>
+                <w:vertAlign w:val="baseline"/>
+                <w:lang w:val="ru-RU"/>
+              </w:rPr>
+            </w:pPr>
+            <w:r>
+              <w:rPr>
+                <w:rFonts w:hint="default"/>
+                <w:vertAlign w:val="baseline"/>
+                <w:lang w:val="ru-RU"/>
+              </w:rPr>
+              <w:t xml:space="preserve">    die ("Error DB" . $conn -&gt; connect_error);</w:t>
+            </w:r>
+          </w:p>
+          <w:p>
+            <w:pPr>
+              <w:rPr>
+                <w:rFonts w:hint="default"/>
+                <w:vertAlign w:val="baseline"/>
+                <w:lang w:val="ru-RU"/>
+              </w:rPr>
+            </w:pPr>
+          </w:p>
+          <w:p>
+            <w:pPr>
+              <w:rPr>
+                <w:rFonts w:hint="default"/>
+                <w:vertAlign w:val="baseline"/>
+                <w:lang w:val="ru-RU"/>
+              </w:rPr>
+            </w:pPr>
+            <w:r>
+              <w:rPr>
+                <w:rFonts w:hint="default"/>
+                <w:vertAlign w:val="baseline"/>
+                <w:lang w:val="ru-RU"/>
+              </w:rPr>
+              <w:t>}</w:t>
+            </w:r>
+          </w:p>
+        </w:tc>
+      </w:tr>
+    </w:tbl>
+    <w:p>
+      <w:pPr>
+        <w:rPr>
+          <w:rFonts w:hint="default"/>
+          <w:lang w:val="ru-RU"/>
+        </w:rPr>
+      </w:pPr>
+    </w:p>
+    <w:p>
+      <w:pPr>
+        <w:rPr>
+          <w:rFonts w:hint="default"/>
+          <w:lang w:val="en-US"/>
+        </w:rPr>
+      </w:pPr>
+      <w:r>
+        <w:rPr>
+          <w:rFonts w:hint="default"/>
+          <w:lang w:val="en-US"/>
+        </w:rPr>
+        <w:t>SQL (Structured Query Language) — это декларативный язык запросов для управления реляционными базами данных. С его помощью можно создавать таблицы, добавлять, изменять и удалять данные, а также делать выборки по заданным условиям. SQL стандартизирован организацией ISO и поддерживается всеми основными СУБД: PostgreSQL, MySQL, SQLite, Microsoft SQL Server и Oracle.</w:t>
+      </w:r>
+    </w:p>
+    <w:p>
+      <w:pPr>
+        <w:rPr>
+          <w:rFonts w:hint="default"/>
+          <w:lang w:val="en-US"/>
+        </w:rPr>
+      </w:pPr>
+      <w:r>
+        <w:rPr>
+          <w:rFonts w:hint="default"/>
+          <w:lang w:val="en-US"/>
         </w:rPr>
         <w:br w:type="page"/>
       </w:r>
@@ -2609,14 +3630,21 @@
           <w:rFonts w:hint="default"/>
           <w:lang w:val="ru-RU"/>
         </w:rPr>
-        <w:tab/>
         <w:t>Практическая часть</w:t>
       </w:r>
     </w:p>
     <w:p>
       <w:pPr>
         <w:pStyle w:val="23"/>
+        <w:numPr>
+          <w:ilvl w:val="0"/>
+          <w:numId w:val="8"/>
+        </w:numPr>
+        <w:tabs>
+          <w:tab w:val="clear" w:pos="425"/>
+        </w:tabs>
         <w:bidi w:val="0"/>
+        <w:ind w:left="425" w:leftChars="0" w:hanging="425" w:firstLineChars="0"/>
         <w:rPr>
           <w:rFonts w:hint="default"/>
           <w:lang w:val="ru-RU"/>
@@ -2628,23 +3656,85 @@
           <w:lang w:val="ru-RU"/>
         </w:rPr>
         <w:t>Инструкция пользователя</w:t>
+      </w:r>
+    </w:p>
+    <w:p>
+      <w:pPr>
+        <w:rPr>
+          <w:rFonts w:hint="default"/>
+          <w:lang w:val="en-US"/>
+        </w:rPr>
+      </w:pPr>
+      <w:r>
+        <w:rPr>
+          <w:rFonts w:hint="default"/>
+          <w:lang w:val="ru-RU"/>
+        </w:rPr>
+        <w:t xml:space="preserve">Переход на главную страницу </w:t>
+      </w:r>
+      <w:r>
+        <w:rPr>
+          <w:rFonts w:hint="default"/>
+          <w:lang w:val="en-US"/>
+        </w:rPr>
+        <w:t xml:space="preserve">index.php </w:t>
+      </w:r>
+      <w:r>
+        <w:rPr>
+          <w:rFonts w:hint="default"/>
+          <w:lang w:val="ru-RU"/>
+        </w:rPr>
+        <w:t xml:space="preserve">осуществляется с помощью браузера по домену </w:t>
+      </w:r>
+      <w:r>
+        <w:rPr>
+          <w:rFonts w:hint="default"/>
+          <w:lang w:val="en-US"/>
+        </w:rPr>
+        <w:t>avrora-booking.ru.</w:t>
+      </w:r>
+    </w:p>
+    <w:p>
+      <w:pPr>
+        <w:rPr>
+          <w:rFonts w:hint="default"/>
+          <w:lang w:val="ru-RU"/>
+        </w:rPr>
+      </w:pPr>
+      <w:r>
+        <w:rPr>
+          <w:rFonts w:hint="default"/>
+          <w:lang w:val="ru-RU"/>
+        </w:rPr>
+        <w:t>На главной странице пользователя встречает информация о сервисе и форма бронирования с полями для выбора и ввода информация.</w:t>
+      </w:r>
+    </w:p>
+    <w:p>
+      <w:pPr>
+        <w:rPr>
+          <w:rFonts w:hint="default"/>
+          <w:lang w:val="ru-RU"/>
+        </w:rPr>
+      </w:pPr>
+      <w:r>
+        <w:rPr>
+          <w:rFonts w:hint="default"/>
+          <w:lang w:val="ru-RU"/>
+        </w:rPr>
+        <w:t>При нажатии на поле «Ресторан» появляется список ресторанов, из которых пользователю необходимо выбрать нужный. После выбора становится доступным поле «Дата», при нажатии на которое появляется список доступных дат для бронирования в выбранном ресторане. После выбора даты становится доступным поле «Время», при нажатии на которое появляется список доступного времени для бронирования в выбранном ресторане на выбранную дату. После выбора времени становится доступным поле «Стол», при нажатии на которое появляется список свободных столов для бронирования в выбранном ресторане на выбранную дату в конкретное время</w:t>
       </w:r>
       <w:bookmarkStart w:id="2" w:name="_GoBack"/>
       <w:bookmarkEnd w:id="2"/>
-    </w:p>
-    <w:p>
-      <w:pPr>
-        <w:rPr>
-          <w:rFonts w:hint="default"/>
-          <w:lang w:val="ru-RU"/>
-        </w:rPr>
-      </w:pPr>
-    </w:p>
-    <w:p>
-      <w:pPr>
-        <w:numPr>
-          <w:numId w:val="0"/>
-        </w:numPr>
+      <w:r>
+        <w:rPr>
+          <w:rFonts w:hint="default"/>
+          <w:lang w:val="ru-RU"/>
+        </w:rPr>
+        <w:t xml:space="preserve">. </w:t>
+      </w:r>
+    </w:p>
+    <w:p>
+      <w:pPr>
         <w:rPr>
           <w:rFonts w:hint="default"/>
           <w:lang w:val="ru-RU"/>
@@ -3058,9 +4148,9 @@
     </w:lvl>
   </w:abstractNum>
   <w:abstractNum w:abstractNumId="1">
-    <w:nsid w:val="02FDF00D"/>
+    <w:nsid w:val="AF43EE80"/>
     <w:multiLevelType w:val="singleLevel"/>
-    <w:tmpl w:val="02FDF00D"/>
+    <w:tmpl w:val="AF43EE80"/>
     <w:lvl w:ilvl="0" w:tentative="0">
       <w:start w:val="1"/>
       <w:numFmt w:val="decimal"/>
@@ -3166,6 +4256,26 @@
     </w:lvl>
   </w:abstractNum>
   <w:abstractNum w:abstractNumId="3">
+    <w:nsid w:val="23D756A0"/>
+    <w:multiLevelType w:val="singleLevel"/>
+    <w:tmpl w:val="23D756A0"/>
+    <w:lvl w:ilvl="0" w:tentative="0">
+      <w:start w:val="1"/>
+      <w:numFmt w:val="decimal"/>
+      <w:lvlText w:val="%1."/>
+      <w:lvlJc w:val="left"/>
+      <w:pPr>
+        <w:tabs>
+          <w:tab w:val="left" w:pos="425"/>
+        </w:tabs>
+        <w:ind w:left="425" w:leftChars="0" w:hanging="425" w:firstLineChars="0"/>
+      </w:pPr>
+      <w:rPr>
+        <w:rFonts w:hint="default"/>
+      </w:rPr>
+    </w:lvl>
+  </w:abstractNum>
+  <w:abstractNum w:abstractNumId="4">
     <w:nsid w:val="2A52D01D"/>
     <w:multiLevelType w:val="multilevel"/>
     <w:tmpl w:val="2A52D01D"/>
@@ -3305,7 +4415,7 @@
       </w:rPr>
     </w:lvl>
   </w:abstractNum>
-  <w:abstractNum w:abstractNumId="4">
+  <w:abstractNum w:abstractNumId="5">
     <w:nsid w:val="4B9D0441"/>
     <w:multiLevelType w:val="multilevel"/>
     <w:tmpl w:val="4B9D0441"/>
@@ -3391,7 +4501,7 @@
       </w:pPr>
     </w:lvl>
   </w:abstractNum>
-  <w:abstractNum w:abstractNumId="5">
+  <w:abstractNum w:abstractNumId="6">
     <w:nsid w:val="594F05D9"/>
     <w:multiLevelType w:val="multilevel"/>
     <w:tmpl w:val="594F05D9"/>
@@ -3505,7 +4615,7 @@
       </w:rPr>
     </w:lvl>
   </w:abstractNum>
-  <w:abstractNum w:abstractNumId="6">
+  <w:abstractNum w:abstractNumId="7">
     <w:nsid w:val="78855E05"/>
     <w:multiLevelType w:val="multilevel"/>
     <w:tmpl w:val="78855E05"/>
@@ -3611,7 +4721,7 @@
     </w:lvl>
   </w:abstractNum>
   <w:num w:numId="1">
-    <w:abstractNumId w:val="6"/>
+    <w:abstractNumId w:val="7"/>
   </w:num>
   <w:num w:numId="2">
     <w:abstractNumId w:val="1"/>
@@ -3620,15 +4730,18 @@
     <w:abstractNumId w:val="2"/>
   </w:num>
   <w:num w:numId="4">
-    <w:abstractNumId w:val="5"/>
+    <w:abstractNumId w:val="6"/>
   </w:num>
   <w:num w:numId="5">
-    <w:abstractNumId w:val="4"/>
+    <w:abstractNumId w:val="5"/>
   </w:num>
   <w:num w:numId="6">
     <w:abstractNumId w:val="0"/>
   </w:num>
   <w:num w:numId="7">
+    <w:abstractNumId w:val="4"/>
+  </w:num>
+  <w:num w:numId="8">
     <w:abstractNumId w:val="3"/>
   </w:num>
 </w:numbering>
@@ -3639,7 +4752,7 @@
   <w:docDefaults>
     <w:rPrDefault>
       <w:rPr>
-        <w:rFonts w:ascii="Times New Roman" w:hAnsi="Times New Roman" w:eastAsia="Times New Roman" w:cs="Times New Roman"/>
+        <w:rFonts w:ascii="Times New Roman" w:hAnsi="Times New Roman" w:eastAsia="SimSun" w:cs="Times New Roman"/>
       </w:rPr>
     </w:rPrDefault>
     <w:pPrDefault/>
@@ -3652,7 +4765,7 @@
     <w:lsdException w:qFormat="1" w:uiPriority="9" w:name="heading 4"/>
     <w:lsdException w:qFormat="1" w:uiPriority="9" w:name="heading 5"/>
     <w:lsdException w:qFormat="1" w:uiPriority="9" w:name="heading 6"/>
-    <w:lsdException w:uiPriority="9" w:name="heading 7"/>
+    <w:lsdException w:qFormat="1" w:uiPriority="9" w:name="heading 7"/>
     <w:lsdException w:qFormat="1" w:uiPriority="9" w:name="heading 8"/>
     <w:lsdException w:qFormat="1" w:uiPriority="9" w:name="heading 9"/>
     <w:lsdException w:uiPriority="99" w:name="index 1"/>
@@ -3665,7 +4778,7 @@
     <w:lsdException w:uiPriority="99" w:name="index 8"/>
     <w:lsdException w:uiPriority="99" w:name="index 9"/>
     <w:lsdException w:uiPriority="39" w:semiHidden="0" w:name="toc 1"/>
-    <w:lsdException w:uiPriority="39" w:semiHidden="0" w:name="toc 2"/>
+    <w:lsdException w:qFormat="1" w:uiPriority="39" w:semiHidden="0" w:name="toc 2"/>
     <w:lsdException w:uiPriority="39" w:name="toc 3"/>
     <w:lsdException w:uiPriority="39" w:name="toc 4"/>
     <w:lsdException w:uiPriority="39" w:name="toc 5"/>
@@ -3676,10 +4789,10 @@
     <w:lsdException w:uiPriority="99" w:name="Normal Indent"/>
     <w:lsdException w:uiPriority="99" w:name="footnote text"/>
     <w:lsdException w:uiPriority="99" w:name="annotation text"/>
-    <w:lsdException w:uiPriority="99" w:semiHidden="0" w:name="header"/>
+    <w:lsdException w:qFormat="1" w:uiPriority="99" w:semiHidden="0" w:name="header"/>
     <w:lsdException w:uiPriority="99" w:semiHidden="0" w:name="footer"/>
     <w:lsdException w:uiPriority="99" w:name="index heading"/>
-    <w:lsdException w:uiPriority="35" w:name="caption"/>
+    <w:lsdException w:qFormat="1" w:uiPriority="35" w:name="caption"/>
     <w:lsdException w:uiPriority="99" w:name="table of figures"/>
     <w:lsdException w:uiPriority="99" w:name="envelope address"/>
     <w:lsdException w:uiPriority="99" w:name="envelope return"/>
@@ -3710,7 +4823,7 @@
     <w:lsdException w:qFormat="1" w:unhideWhenUsed="0" w:uiPriority="10" w:semiHidden="0" w:name="Title"/>
     <w:lsdException w:uiPriority="99" w:name="Closing"/>
     <w:lsdException w:uiPriority="99" w:name="Signature"/>
-    <w:lsdException w:uiPriority="1" w:semiHidden="0" w:name="Default Paragraph Font"/>
+    <w:lsdException w:qFormat="1" w:uiPriority="1" w:semiHidden="0" w:name="Default Paragraph Font"/>
     <w:lsdException w:uiPriority="99" w:name="Body Text"/>
     <w:lsdException w:uiPriority="99" w:name="Body Text Indent"/>
     <w:lsdException w:uiPriority="99" w:name="List Continue"/>
@@ -3730,10 +4843,10 @@
     <w:lsdException w:uiPriority="99" w:name="Body Text Indent 2"/>
     <w:lsdException w:uiPriority="99" w:name="Body Text Indent 3"/>
     <w:lsdException w:uiPriority="99" w:name="Block Text"/>
-    <w:lsdException w:uiPriority="99" w:semiHidden="0" w:name="Hyperlink"/>
-    <w:lsdException w:uiPriority="99" w:name="FollowedHyperlink"/>
+    <w:lsdException w:qFormat="1" w:uiPriority="99" w:semiHidden="0" w:name="Hyperlink"/>
+    <w:lsdException w:qFormat="1" w:uiPriority="99" w:name="FollowedHyperlink"/>
     <w:lsdException w:unhideWhenUsed="0" w:uiPriority="22" w:semiHidden="0" w:name="Strong"/>
-    <w:lsdException w:unhideWhenUsed="0" w:uiPriority="20" w:semiHidden="0" w:name="Emphasis"/>
+    <w:lsdException w:qFormat="1" w:unhideWhenUsed="0" w:uiPriority="20" w:semiHidden="0" w:name="Emphasis"/>
     <w:lsdException w:uiPriority="99" w:name="Document Map"/>
     <w:lsdException w:uiPriority="99" w:name="Plain Text"/>
     <w:lsdException w:uiPriority="99" w:name="E-mail Signature"/>
@@ -3748,7 +4861,7 @@
     <w:lsdException w:uiPriority="99" w:name="HTML Sample"/>
     <w:lsdException w:uiPriority="99" w:name="HTML Typewriter"/>
     <w:lsdException w:uiPriority="99" w:name="HTML Variable"/>
-    <w:lsdException w:uiPriority="99" w:name="Normal Table"/>
+    <w:lsdException w:qFormat="1" w:uiPriority="99" w:name="Normal Table"/>
     <w:lsdException w:uiPriority="99" w:name="annotation subject"/>
     <w:lsdException w:uiPriority="99" w:name="Table Simple 1"/>
     <w:lsdException w:uiPriority="99" w:name="Table Simple 2"/>
@@ -3978,6 +5091,7 @@
     <w:link w:val="38"/>
     <w:semiHidden/>
     <w:unhideWhenUsed/>
+    <w:qFormat/>
     <w:uiPriority w:val="9"/>
     <w:pPr>
       <w:numPr>
@@ -4040,12 +5154,14 @@
   <w:style w:type="character" w:default="1" w:styleId="11">
     <w:name w:val="Default Paragraph Font"/>
     <w:unhideWhenUsed/>
+    <w:qFormat/>
     <w:uiPriority w:val="1"/>
   </w:style>
   <w:style w:type="table" w:default="1" w:styleId="12">
     <w:name w:val="Normal Table"/>
     <w:semiHidden/>
     <w:unhideWhenUsed/>
+    <w:qFormat/>
     <w:uiPriority w:val="99"/>
     <w:tblPr>
       <w:tblCellMar>
@@ -4061,6 +5177,7 @@
     <w:basedOn w:val="11"/>
     <w:semiHidden/>
     <w:unhideWhenUsed/>
+    <w:qFormat/>
     <w:uiPriority w:val="99"/>
     <w:rPr>
       <w:color w:val="954F72" w:themeColor="followedHyperlink"/>
@@ -4075,6 +5192,7 @@
   <w:style w:type="character" w:styleId="14">
     <w:name w:val="Emphasis"/>
     <w:basedOn w:val="11"/>
+    <w:qFormat/>
     <w:uiPriority w:val="20"/>
     <w:rPr>
       <w:rFonts w:asciiTheme="minorHAnsi" w:hAnsiTheme="minorHAnsi"/>
@@ -4087,6 +5205,7 @@
     <w:name w:val="Hyperlink"/>
     <w:basedOn w:val="11"/>
     <w:unhideWhenUsed/>
+    <w:qFormat/>
     <w:uiPriority w:val="99"/>
     <w:rPr>
       <w:color w:val="0563C1" w:themeColor="hyperlink"/>
@@ -4113,6 +5232,7 @@
     <w:next w:val="1"/>
     <w:semiHidden/>
     <w:unhideWhenUsed/>
+    <w:qFormat/>
     <w:uiPriority w:val="35"/>
     <w:rPr>
       <w:b/>
@@ -4132,6 +5252,7 @@
     <w:basedOn w:val="1"/>
     <w:link w:val="55"/>
     <w:unhideWhenUsed/>
+    <w:qFormat/>
     <w:uiPriority w:val="99"/>
     <w:pPr>
       <w:tabs>
@@ -4163,6 +5284,7 @@
     <w:next w:val="1"/>
     <w:autoRedefine/>
     <w:unhideWhenUsed/>
+    <w:qFormat/>
     <w:uiPriority w:val="39"/>
     <w:pPr>
       <w:tabs>
@@ -4410,6 +5532,7 @@
     <w:name w:val="Заголовок 5 Знак"/>
     <w:basedOn w:val="11"/>
     <w:link w:val="6"/>
+    <w:qFormat/>
     <w:uiPriority w:val="9"/>
     <w:rPr>
       <w:rFonts w:cstheme="majorBidi"/>
@@ -4425,6 +5548,7 @@
     <w:name w:val="Заголовок 6 Знак"/>
     <w:basedOn w:val="11"/>
     <w:link w:val="7"/>
+    <w:qFormat/>
     <w:uiPriority w:val="9"/>
     <w:rPr>
       <w:rFonts w:cstheme="majorBidi"/>
@@ -4474,6 +5598,7 @@
     <w:name w:val="Подзаголовок Знак"/>
     <w:basedOn w:val="11"/>
     <w:link w:val="23"/>
+    <w:qFormat/>
     <w:uiPriority w:val="8"/>
     <w:rPr>
       <w:rFonts w:ascii="Times New Roman" w:hAnsi="Times New Roman" w:eastAsia="Times New Roman" w:cstheme="majorBidi"/>
@@ -4495,6 +5620,7 @@
     <w:name w:val="Цитата 2 Знак"/>
     <w:basedOn w:val="11"/>
     <w:link w:val="42"/>
+    <w:qFormat/>
     <w:uiPriority w:val="29"/>
     <w:rPr>
       <w:i/>
@@ -4548,6 +5674,7 @@
   <w:style w:type="character" w:customStyle="1" w:styleId="47">
     <w:name w:val="Intense Emphasis"/>
     <w:basedOn w:val="11"/>
+    <w:qFormat/>
     <w:uiPriority w:val="21"/>
     <w:rPr>
       <w:b/>
@@ -4582,6 +5709,7 @@
   <w:style w:type="character" w:customStyle="1" w:styleId="50">
     <w:name w:val="Book Title"/>
     <w:basedOn w:val="11"/>
+    <w:qFormat/>
     <w:uiPriority w:val="33"/>
     <w:rPr>
       <w:rFonts w:asciiTheme="majorHAnsi" w:hAnsiTheme="majorHAnsi" w:eastAsiaTheme="majorEastAsia"/>
@@ -4603,6 +5731,7 @@
     <w:basedOn w:val="11"/>
     <w:semiHidden/>
     <w:unhideWhenUsed/>
+    <w:qFormat/>
     <w:uiPriority w:val="99"/>
     <w:rPr>
       <w:color w:val="605E5C"/>
@@ -4612,6 +5741,7 @@
   <w:style w:type="paragraph" w:customStyle="1" w:styleId="53">
     <w:name w:val="Список с отступом"/>
     <w:basedOn w:val="31"/>
+    <w:qFormat/>
     <w:uiPriority w:val="3"/>
     <w:pPr>
       <w:ind w:left="993" w:hanging="284"/>
@@ -4621,6 +5751,7 @@
     <w:name w:val="Стандартный HTML Знак"/>
     <w:basedOn w:val="11"/>
     <w:link w:val="24"/>
+    <w:qFormat/>
     <w:uiPriority w:val="99"/>
     <w:rPr>
       <w:rFonts w:ascii="Courier New" w:hAnsi="Courier New" w:eastAsia="Times New Roman" w:cs="Courier New"/>
@@ -4633,6 +5764,7 @@
     <w:name w:val="Верхний колонтитул Знак"/>
     <w:basedOn w:val="11"/>
     <w:link w:val="18"/>
+    <w:qFormat/>
     <w:uiPriority w:val="99"/>
     <w:rPr>
       <w:sz w:val="28"/>
@@ -4642,6 +5774,7 @@
     <w:name w:val="Нижний колонтитул Знак"/>
     <w:basedOn w:val="11"/>
     <w:link w:val="22"/>
+    <w:qFormat/>
     <w:uiPriority w:val="99"/>
     <w:rPr>
       <w:sz w:val="28"/>
@@ -4705,6 +5838,7 @@
   <w:style w:type="paragraph" w:customStyle="1" w:styleId="62">
     <w:name w:val="Заголовок таблицы_"/>
     <w:basedOn w:val="1"/>
+    <w:qFormat/>
     <w:uiPriority w:val="39"/>
     <w:pPr>
       <w:ind w:firstLine="0"/>
@@ -4719,6 +5853,7 @@
   <w:style w:type="paragraph" w:customStyle="1" w:styleId="63">
     <w:name w:val="Стиль Заголовки в табл."/>
     <w:basedOn w:val="1"/>
+    <w:qFormat/>
     <w:uiPriority w:val="39"/>
     <w:pPr>
       <w:ind w:firstLine="0"/>
@@ -4731,6 +5866,7 @@
   <w:style w:type="paragraph" w:customStyle="1" w:styleId="64">
     <w:name w:val="Стиль Текст в табл."/>
     <w:basedOn w:val="1"/>
+    <w:qFormat/>
     <w:uiPriority w:val="39"/>
     <w:pPr>
       <w:ind w:firstLine="0"/>
@@ -4742,6 +5878,7 @@
   <w:style w:type="paragraph" w:customStyle="1" w:styleId="65">
     <w:name w:val="Текст в табл."/>
     <w:basedOn w:val="1"/>
+    <w:qFormat/>
     <w:uiPriority w:val="39"/>
     <w:pPr>
       <w:ind w:firstLine="0"/>
@@ -4773,6 +5910,7 @@
   <w:style w:type="character" w:customStyle="1" w:styleId="68">
     <w:name w:val="Стиль1"/>
     <w:basedOn w:val="11"/>
+    <w:qFormat/>
     <w:uiPriority w:val="1"/>
     <w:rPr>
       <w:rFonts w:ascii="Times New Roman" w:hAnsi="Times New Roman"/>
@@ -4783,6 +5921,7 @@
   <w:style w:type="character" w:customStyle="1" w:styleId="69">
     <w:name w:val="Стиль2"/>
     <w:basedOn w:val="11"/>
+    <w:qFormat/>
     <w:uiPriority w:val="1"/>
     <w:rPr>
       <w:rFonts w:ascii="Times New Roman" w:hAnsi="Times New Roman"/>
@@ -4793,6 +5932,7 @@
   <w:style w:type="character" w:customStyle="1" w:styleId="70">
     <w:name w:val="Тема ВКР"/>
     <w:basedOn w:val="11"/>
+    <w:qFormat/>
     <w:uiPriority w:val="1"/>
     <w:rPr>
       <w:rFonts w:ascii="Times New Roman" w:hAnsi="Times New Roman"/>
@@ -4801,6 +5941,7 @@
   </w:style>
   <w:style w:type="paragraph" w:customStyle="1" w:styleId="71">
     <w:name w:val="Default"/>
+    <w:qFormat/>
     <w:uiPriority w:val="0"/>
     <w:pPr>
       <w:autoSpaceDE w:val="0"/>
@@ -4821,6 +5962,7 @@
   <w:style w:type="table" w:customStyle="1" w:styleId="72">
     <w:name w:val="_Style 71"/>
     <w:basedOn w:val="26"/>
+    <w:qFormat/>
     <w:uiPriority w:val="0"/>
     <w:tblPr>
       <w:tblCellMar>
@@ -4834,6 +5976,7 @@
   <w:style w:type="table" w:customStyle="1" w:styleId="73">
     <w:name w:val="_Style 72"/>
     <w:basedOn w:val="26"/>
+    <w:qFormat/>
     <w:uiPriority w:val="0"/>
     <w:tblPr>
       <w:tblCellMar>

--- a/КР_Сервис_бронирования_столиков.docx
+++ b/КР_Сервис_бронирования_столиков.docx
@@ -1,16 +1,9 @@
 
 <file path=word/document.xml><?xml version="1.0" encoding="utf-8"?>
-<w:document xmlns:wpc="http://schemas.microsoft.com/office/word/2010/wordprocessingCanvas" xmlns:mc="http://schemas.openxmlformats.org/markup-compatibility/2006" xmlns:o="urn:schemas-microsoft-com:office:office" xmlns:r="http://schemas.openxmlformats.org/officeDocument/2006/relationships" xmlns:m="http://schemas.openxmlformats.org/officeDocument/2006/math" xmlns:v="urn:schemas-microsoft-com:vml" xmlns:wp14="http://schemas.microsoft.com/office/word/2010/wordprocessingDrawing" xmlns:wp="http://schemas.openxmlformats.org/drawingml/2006/wordprocessingDrawing" xmlns:w="http://schemas.openxmlformats.org/wordprocessingml/2006/main" xmlns:w14="http://schemas.microsoft.com/office/word/2010/wordml" xmlns:w10="urn:schemas-microsoft-com:office:word" xmlns:w15="http://schemas.microsoft.com/office/word/2012/wordml" xmlns:wpg="http://schemas.microsoft.com/office/word/2010/wordprocessingGroup" xmlns:wpi="http://schemas.microsoft.com/office/word/2010/wordprocessingInk" xmlns:wne="http://schemas.microsoft.com/office/word/2006/wordml" xmlns:wps="http://schemas.microsoft.com/office/word/2010/wordprocessingShape" xmlns:wpsCustomData="http://www.wps.cn/officeDocument/2013/wpsCustomData" mc:Ignorable="w14 w15 wp14">
+<w:document xmlns:wpc="http://schemas.microsoft.com/office/word/2010/wordprocessingCanvas" xmlns:cx="http://schemas.microsoft.com/office/drawing/2014/chartex" xmlns:cx1="http://schemas.microsoft.com/office/drawing/2015/9/8/chartex" xmlns:cx2="http://schemas.microsoft.com/office/drawing/2015/10/21/chartex" xmlns:cx3="http://schemas.microsoft.com/office/drawing/2016/5/9/chartex" xmlns:cx4="http://schemas.microsoft.com/office/drawing/2016/5/10/chartex" xmlns:cx5="http://schemas.microsoft.com/office/drawing/2016/5/11/chartex" xmlns:cx6="http://schemas.microsoft.com/office/drawing/2016/5/12/chartex" xmlns:cx7="http://schemas.microsoft.com/office/drawing/2016/5/13/chartex" xmlns:cx8="http://schemas.microsoft.com/office/drawing/2016/5/14/chartex" xmlns:mc="http://schemas.openxmlformats.org/markup-compatibility/2006" xmlns:aink="http://schemas.microsoft.com/office/drawing/2016/ink" xmlns:am3d="http://schemas.microsoft.com/office/drawing/2017/model3d" xmlns:o="urn:schemas-microsoft-com:office:office" xmlns:oel="http://schemas.microsoft.com/office/2019/extlst" xmlns:r="http://schemas.openxmlformats.org/officeDocument/2006/relationships" xmlns:m="http://schemas.openxmlformats.org/officeDocument/2006/math" xmlns:v="urn:schemas-microsoft-com:vml" xmlns:wp14="http://schemas.microsoft.com/office/word/2010/wordprocessingDrawing" xmlns:wp="http://schemas.openxmlformats.org/drawingml/2006/wordprocessingDrawing" xmlns:w10="urn:schemas-microsoft-com:office:word" xmlns:w="http://schemas.openxmlformats.org/wordprocessingml/2006/main" xmlns:w14="http://schemas.microsoft.com/office/word/2010/wordml" xmlns:w15="http://schemas.microsoft.com/office/word/2012/wordml" xmlns:w16cex="http://schemas.microsoft.com/office/word/2018/wordml/cex" xmlns:w16cid="http://schemas.microsoft.com/office/word/2016/wordml/cid" xmlns:w16="http://schemas.microsoft.com/office/word/2018/wordml" xmlns:w16du="http://schemas.microsoft.com/office/word/2023/wordml/word16du" xmlns:w16sdtdh="http://schemas.microsoft.com/office/word/2020/wordml/sdtdatahash" xmlns:w16sdtfl="http://schemas.microsoft.com/office/word/2024/wordml/sdtformatlock" xmlns:w16se="http://schemas.microsoft.com/office/word/2015/wordml/symex" xmlns:wpg="http://schemas.microsoft.com/office/word/2010/wordprocessingGroup" xmlns:wpi="http://schemas.microsoft.com/office/word/2010/wordprocessingInk" xmlns:wne="http://schemas.microsoft.com/office/word/2006/wordml" xmlns:wps="http://schemas.microsoft.com/office/word/2010/wordprocessingShape" mc:Ignorable="w14 w15 w16se w16cid w16 w16cex w16sdtdh w16sdtfl w16du wp14">
   <w:body>
     <w:p>
       <w:pPr>
-        <w:pBdr>
-          <w:top w:val="none" w:color="auto" w:sz="0" w:space="0"/>
-          <w:left w:val="none" w:color="auto" w:sz="0" w:space="0"/>
-          <w:bottom w:val="none" w:color="auto" w:sz="0" w:space="0"/>
-          <w:right w:val="none" w:color="auto" w:sz="0" w:space="0"/>
-          <w:between w:val="none" w:color="auto" w:sz="0" w:space="0"/>
-        </w:pBdr>
         <w:spacing w:line="240" w:lineRule="auto"/>
         <w:ind w:firstLine="0"/>
         <w:jc w:val="center"/>
@@ -27,13 +20,6 @@
     </w:p>
     <w:p>
       <w:pPr>
-        <w:pBdr>
-          <w:top w:val="none" w:color="auto" w:sz="0" w:space="0"/>
-          <w:left w:val="none" w:color="auto" w:sz="0" w:space="0"/>
-          <w:bottom w:val="none" w:color="auto" w:sz="0" w:space="0"/>
-          <w:right w:val="none" w:color="auto" w:sz="0" w:space="0"/>
-          <w:between w:val="none" w:color="auto" w:sz="0" w:space="0"/>
-        </w:pBdr>
         <w:spacing w:line="240" w:lineRule="auto"/>
         <w:ind w:firstLine="0"/>
         <w:jc w:val="center"/>
@@ -44,13 +30,6 @@
     </w:p>
     <w:p>
       <w:pPr>
-        <w:pBdr>
-          <w:top w:val="none" w:color="auto" w:sz="0" w:space="0"/>
-          <w:left w:val="none" w:color="auto" w:sz="0" w:space="0"/>
-          <w:bottom w:val="none" w:color="auto" w:sz="0" w:space="0"/>
-          <w:right w:val="none" w:color="auto" w:sz="0" w:space="0"/>
-          <w:between w:val="none" w:color="auto" w:sz="0" w:space="0"/>
-        </w:pBdr>
         <w:spacing w:line="240" w:lineRule="auto"/>
         <w:ind w:firstLine="0"/>
         <w:jc w:val="center"/>
@@ -61,13 +40,6 @@
     </w:p>
     <w:p>
       <w:pPr>
-        <w:pBdr>
-          <w:top w:val="none" w:color="auto" w:sz="0" w:space="0"/>
-          <w:left w:val="none" w:color="auto" w:sz="0" w:space="0"/>
-          <w:bottom w:val="none" w:color="auto" w:sz="0" w:space="0"/>
-          <w:right w:val="none" w:color="auto" w:sz="0" w:space="0"/>
-          <w:between w:val="none" w:color="auto" w:sz="0" w:space="0"/>
-        </w:pBdr>
         <w:spacing w:line="240" w:lineRule="auto"/>
         <w:ind w:firstLine="0"/>
         <w:jc w:val="center"/>
@@ -78,13 +50,6 @@
     </w:p>
     <w:p>
       <w:pPr>
-        <w:pBdr>
-          <w:top w:val="none" w:color="auto" w:sz="0" w:space="0"/>
-          <w:left w:val="none" w:color="auto" w:sz="0" w:space="0"/>
-          <w:bottom w:val="none" w:color="auto" w:sz="0" w:space="0"/>
-          <w:right w:val="none" w:color="auto" w:sz="0" w:space="0"/>
-          <w:between w:val="none" w:color="auto" w:sz="0" w:space="0"/>
-        </w:pBdr>
         <w:spacing w:line="240" w:lineRule="auto"/>
         <w:ind w:firstLine="0"/>
         <w:jc w:val="center"/>
@@ -95,13 +60,6 @@
     </w:p>
     <w:p>
       <w:pPr>
-        <w:pBdr>
-          <w:top w:val="none" w:color="auto" w:sz="0" w:space="0"/>
-          <w:left w:val="none" w:color="auto" w:sz="0" w:space="0"/>
-          <w:bottom w:val="none" w:color="auto" w:sz="0" w:space="0"/>
-          <w:right w:val="none" w:color="auto" w:sz="0" w:space="0"/>
-          <w:between w:val="none" w:color="auto" w:sz="0" w:space="0"/>
-        </w:pBdr>
         <w:spacing w:line="240" w:lineRule="auto"/>
         <w:ind w:firstLine="0"/>
         <w:jc w:val="center"/>
@@ -122,13 +80,6 @@
     </w:p>
     <w:p>
       <w:pPr>
-        <w:pBdr>
-          <w:top w:val="none" w:color="auto" w:sz="0" w:space="0"/>
-          <w:left w:val="none" w:color="auto" w:sz="0" w:space="0"/>
-          <w:bottom w:val="none" w:color="auto" w:sz="0" w:space="0"/>
-          <w:right w:val="none" w:color="auto" w:sz="0" w:space="0"/>
-          <w:between w:val="none" w:color="auto" w:sz="0" w:space="0"/>
-        </w:pBdr>
         <w:spacing w:line="240" w:lineRule="auto"/>
         <w:ind w:firstLine="0"/>
         <w:jc w:val="center"/>
@@ -141,13 +92,6 @@
     </w:p>
     <w:p>
       <w:pPr>
-        <w:pBdr>
-          <w:top w:val="none" w:color="auto" w:sz="0" w:space="0"/>
-          <w:left w:val="none" w:color="auto" w:sz="0" w:space="0"/>
-          <w:bottom w:val="none" w:color="auto" w:sz="0" w:space="0"/>
-          <w:right w:val="none" w:color="auto" w:sz="0" w:space="0"/>
-          <w:between w:val="none" w:color="auto" w:sz="0" w:space="0"/>
-        </w:pBdr>
         <w:spacing w:line="240" w:lineRule="auto"/>
         <w:ind w:firstLine="0"/>
         <w:jc w:val="center"/>
@@ -171,13 +115,6 @@
     </w:p>
     <w:p>
       <w:pPr>
-        <w:pBdr>
-          <w:top w:val="none" w:color="auto" w:sz="0" w:space="0"/>
-          <w:left w:val="none" w:color="auto" w:sz="0" w:space="0"/>
-          <w:bottom w:val="none" w:color="auto" w:sz="0" w:space="0"/>
-          <w:right w:val="none" w:color="auto" w:sz="0" w:space="0"/>
-          <w:between w:val="none" w:color="auto" w:sz="0" w:space="0"/>
-        </w:pBdr>
         <w:spacing w:line="240" w:lineRule="auto"/>
         <w:ind w:firstLine="0"/>
         <w:jc w:val="center"/>
@@ -188,13 +125,6 @@
     </w:p>
     <w:p>
       <w:pPr>
-        <w:pBdr>
-          <w:top w:val="none" w:color="auto" w:sz="0" w:space="0"/>
-          <w:left w:val="none" w:color="auto" w:sz="0" w:space="0"/>
-          <w:bottom w:val="none" w:color="auto" w:sz="0" w:space="0"/>
-          <w:right w:val="none" w:color="auto" w:sz="0" w:space="0"/>
-          <w:between w:val="none" w:color="auto" w:sz="0" w:space="0"/>
-        </w:pBdr>
         <w:spacing w:line="240" w:lineRule="auto"/>
         <w:ind w:firstLine="0"/>
         <w:jc w:val="center"/>
@@ -205,13 +135,6 @@
     </w:p>
     <w:p>
       <w:pPr>
-        <w:pBdr>
-          <w:top w:val="none" w:color="auto" w:sz="0" w:space="0"/>
-          <w:left w:val="none" w:color="auto" w:sz="0" w:space="0"/>
-          <w:bottom w:val="none" w:color="auto" w:sz="0" w:space="0"/>
-          <w:right w:val="none" w:color="auto" w:sz="0" w:space="0"/>
-          <w:between w:val="none" w:color="auto" w:sz="0" w:space="0"/>
-        </w:pBdr>
         <w:spacing w:line="240" w:lineRule="auto"/>
         <w:ind w:firstLine="0"/>
         <w:jc w:val="center"/>
@@ -222,13 +145,6 @@
     </w:p>
     <w:p>
       <w:pPr>
-        <w:pBdr>
-          <w:top w:val="none" w:color="auto" w:sz="0" w:space="0"/>
-          <w:left w:val="none" w:color="auto" w:sz="0" w:space="0"/>
-          <w:bottom w:val="none" w:color="auto" w:sz="0" w:space="0"/>
-          <w:right w:val="none" w:color="auto" w:sz="0" w:space="0"/>
-          <w:between w:val="none" w:color="auto" w:sz="0" w:space="0"/>
-        </w:pBdr>
         <w:spacing w:line="240" w:lineRule="auto"/>
         <w:ind w:left="4536" w:firstLine="0"/>
         <w:jc w:val="left"/>
@@ -245,13 +161,6 @@
     </w:p>
     <w:p>
       <w:pPr>
-        <w:pBdr>
-          <w:top w:val="none" w:color="auto" w:sz="0" w:space="0"/>
-          <w:left w:val="none" w:color="auto" w:sz="0" w:space="0"/>
-          <w:bottom w:val="none" w:color="auto" w:sz="0" w:space="0"/>
-          <w:right w:val="none" w:color="auto" w:sz="0" w:space="0"/>
-          <w:between w:val="none" w:color="auto" w:sz="0" w:space="0"/>
-        </w:pBdr>
         <w:spacing w:line="240" w:lineRule="auto"/>
         <w:ind w:left="4536" w:firstLine="0"/>
         <w:jc w:val="left"/>
@@ -268,13 +177,6 @@
     </w:p>
     <w:p>
       <w:pPr>
-        <w:pBdr>
-          <w:top w:val="none" w:color="auto" w:sz="0" w:space="0"/>
-          <w:left w:val="none" w:color="auto" w:sz="0" w:space="0"/>
-          <w:bottom w:val="none" w:color="auto" w:sz="0" w:space="0"/>
-          <w:right w:val="none" w:color="auto" w:sz="0" w:space="0"/>
-          <w:between w:val="none" w:color="auto" w:sz="0" w:space="0"/>
-        </w:pBdr>
         <w:spacing w:line="240" w:lineRule="auto"/>
         <w:ind w:left="4536" w:firstLine="0"/>
         <w:jc w:val="left"/>
@@ -291,13 +193,6 @@
     </w:p>
     <w:p>
       <w:pPr>
-        <w:pBdr>
-          <w:top w:val="none" w:color="auto" w:sz="0" w:space="0"/>
-          <w:left w:val="none" w:color="auto" w:sz="0" w:space="0"/>
-          <w:bottom w:val="none" w:color="auto" w:sz="0" w:space="0"/>
-          <w:right w:val="none" w:color="auto" w:sz="0" w:space="0"/>
-          <w:between w:val="none" w:color="auto" w:sz="0" w:space="0"/>
-        </w:pBdr>
         <w:tabs>
           <w:tab w:val="left" w:pos="7088"/>
           <w:tab w:val="right" w:pos="9072"/>
@@ -318,13 +213,6 @@
     </w:p>
     <w:p>
       <w:pPr>
-        <w:pBdr>
-          <w:top w:val="none" w:color="auto" w:sz="0" w:space="0"/>
-          <w:left w:val="none" w:color="auto" w:sz="0" w:space="0"/>
-          <w:bottom w:val="none" w:color="auto" w:sz="0" w:space="0"/>
-          <w:right w:val="none" w:color="auto" w:sz="0" w:space="0"/>
-          <w:between w:val="none" w:color="auto" w:sz="0" w:space="0"/>
-        </w:pBdr>
         <w:tabs>
           <w:tab w:val="left" w:pos="7088"/>
           <w:tab w:val="right" w:pos="9072"/>
@@ -358,13 +246,6 @@
     </w:p>
     <w:p>
       <w:pPr>
-        <w:pBdr>
-          <w:top w:val="none" w:color="auto" w:sz="0" w:space="0"/>
-          <w:left w:val="none" w:color="auto" w:sz="0" w:space="0"/>
-          <w:bottom w:val="none" w:color="auto" w:sz="0" w:space="0"/>
-          <w:right w:val="none" w:color="auto" w:sz="0" w:space="0"/>
-          <w:between w:val="none" w:color="auto" w:sz="0" w:space="0"/>
-        </w:pBdr>
         <w:spacing w:line="240" w:lineRule="auto"/>
         <w:ind w:left="4536" w:firstLine="0"/>
         <w:jc w:val="left"/>
@@ -375,13 +256,6 @@
     </w:p>
     <w:p>
       <w:pPr>
-        <w:pBdr>
-          <w:top w:val="none" w:color="auto" w:sz="0" w:space="0"/>
-          <w:left w:val="none" w:color="auto" w:sz="0" w:space="0"/>
-          <w:bottom w:val="none" w:color="auto" w:sz="0" w:space="0"/>
-          <w:right w:val="none" w:color="auto" w:sz="0" w:space="0"/>
-          <w:between w:val="none" w:color="auto" w:sz="0" w:space="0"/>
-        </w:pBdr>
         <w:spacing w:line="240" w:lineRule="auto"/>
         <w:ind w:left="4536" w:firstLine="0"/>
         <w:jc w:val="left"/>
@@ -398,13 +272,6 @@
     </w:p>
     <w:p>
       <w:pPr>
-        <w:pBdr>
-          <w:top w:val="none" w:color="auto" w:sz="0" w:space="0"/>
-          <w:left w:val="none" w:color="auto" w:sz="0" w:space="0"/>
-          <w:bottom w:val="none" w:color="auto" w:sz="0" w:space="0"/>
-          <w:right w:val="none" w:color="auto" w:sz="0" w:space="0"/>
-          <w:between w:val="none" w:color="auto" w:sz="0" w:space="0"/>
-        </w:pBdr>
         <w:spacing w:line="240" w:lineRule="auto"/>
         <w:ind w:left="4536" w:firstLine="0"/>
         <w:jc w:val="left"/>
@@ -421,13 +288,6 @@
     </w:p>
     <w:p>
       <w:pPr>
-        <w:pBdr>
-          <w:top w:val="none" w:color="auto" w:sz="0" w:space="0"/>
-          <w:left w:val="none" w:color="auto" w:sz="0" w:space="0"/>
-          <w:bottom w:val="none" w:color="auto" w:sz="0" w:space="0"/>
-          <w:right w:val="none" w:color="auto" w:sz="0" w:space="0"/>
-          <w:between w:val="none" w:color="auto" w:sz="0" w:space="0"/>
-        </w:pBdr>
         <w:tabs>
           <w:tab w:val="left" w:pos="7088"/>
           <w:tab w:val="right" w:pos="9072"/>
@@ -461,13 +321,6 @@
     </w:p>
     <w:p>
       <w:pPr>
-        <w:pBdr>
-          <w:top w:val="none" w:color="auto" w:sz="0" w:space="0"/>
-          <w:left w:val="none" w:color="auto" w:sz="0" w:space="0"/>
-          <w:bottom w:val="none" w:color="auto" w:sz="0" w:space="0"/>
-          <w:right w:val="none" w:color="auto" w:sz="0" w:space="0"/>
-          <w:between w:val="none" w:color="auto" w:sz="0" w:space="0"/>
-        </w:pBdr>
         <w:spacing w:line="240" w:lineRule="auto"/>
         <w:ind w:firstLine="0"/>
         <w:jc w:val="center"/>
@@ -478,13 +331,6 @@
     </w:p>
     <w:p>
       <w:pPr>
-        <w:pBdr>
-          <w:top w:val="none" w:color="auto" w:sz="0" w:space="0"/>
-          <w:left w:val="none" w:color="auto" w:sz="0" w:space="0"/>
-          <w:bottom w:val="none" w:color="auto" w:sz="0" w:space="0"/>
-          <w:right w:val="none" w:color="auto" w:sz="0" w:space="0"/>
-          <w:between w:val="none" w:color="auto" w:sz="0" w:space="0"/>
-        </w:pBdr>
         <w:spacing w:line="240" w:lineRule="auto"/>
         <w:ind w:firstLine="0"/>
         <w:jc w:val="center"/>
@@ -495,13 +341,6 @@
     </w:p>
     <w:p>
       <w:pPr>
-        <w:pBdr>
-          <w:top w:val="none" w:color="auto" w:sz="0" w:space="0"/>
-          <w:left w:val="none" w:color="auto" w:sz="0" w:space="0"/>
-          <w:bottom w:val="none" w:color="auto" w:sz="0" w:space="0"/>
-          <w:right w:val="none" w:color="auto" w:sz="0" w:space="0"/>
-          <w:between w:val="none" w:color="auto" w:sz="0" w:space="0"/>
-        </w:pBdr>
         <w:spacing w:line="240" w:lineRule="auto"/>
         <w:ind w:firstLine="0"/>
         <w:jc w:val="center"/>
@@ -512,13 +351,6 @@
     </w:p>
     <w:p>
       <w:pPr>
-        <w:pBdr>
-          <w:top w:val="none" w:color="auto" w:sz="0" w:space="0"/>
-          <w:left w:val="none" w:color="auto" w:sz="0" w:space="0"/>
-          <w:bottom w:val="none" w:color="auto" w:sz="0" w:space="0"/>
-          <w:right w:val="none" w:color="auto" w:sz="0" w:space="0"/>
-          <w:between w:val="none" w:color="auto" w:sz="0" w:space="0"/>
-        </w:pBdr>
         <w:spacing w:line="240" w:lineRule="auto"/>
         <w:ind w:firstLine="0"/>
         <w:jc w:val="center"/>
@@ -529,13 +361,6 @@
     </w:p>
     <w:p>
       <w:pPr>
-        <w:pBdr>
-          <w:top w:val="none" w:color="auto" w:sz="0" w:space="0"/>
-          <w:left w:val="none" w:color="auto" w:sz="0" w:space="0"/>
-          <w:bottom w:val="none" w:color="auto" w:sz="0" w:space="0"/>
-          <w:right w:val="none" w:color="auto" w:sz="0" w:space="0"/>
-          <w:between w:val="none" w:color="auto" w:sz="0" w:space="0"/>
-        </w:pBdr>
         <w:spacing w:line="240" w:lineRule="auto"/>
         <w:ind w:firstLine="0"/>
         <w:jc w:val="center"/>
@@ -546,13 +371,6 @@
     </w:p>
     <w:p>
       <w:pPr>
-        <w:pBdr>
-          <w:top w:val="none" w:color="auto" w:sz="0" w:space="0"/>
-          <w:left w:val="none" w:color="auto" w:sz="0" w:space="0"/>
-          <w:bottom w:val="none" w:color="auto" w:sz="0" w:space="0"/>
-          <w:right w:val="none" w:color="auto" w:sz="0" w:space="0"/>
-          <w:between w:val="none" w:color="auto" w:sz="0" w:space="0"/>
-        </w:pBdr>
         <w:spacing w:line="240" w:lineRule="auto"/>
         <w:ind w:firstLine="0"/>
         <w:jc w:val="center"/>
@@ -563,13 +381,6 @@
     </w:p>
     <w:p>
       <w:pPr>
-        <w:pBdr>
-          <w:top w:val="none" w:color="auto" w:sz="0" w:space="0"/>
-          <w:left w:val="none" w:color="auto" w:sz="0" w:space="0"/>
-          <w:bottom w:val="none" w:color="auto" w:sz="0" w:space="0"/>
-          <w:right w:val="none" w:color="auto" w:sz="0" w:space="0"/>
-          <w:between w:val="none" w:color="auto" w:sz="0" w:space="0"/>
-        </w:pBdr>
         <w:spacing w:line="240" w:lineRule="auto"/>
         <w:ind w:firstLine="0"/>
         <w:jc w:val="center"/>
@@ -580,13 +391,6 @@
     </w:p>
     <w:p>
       <w:pPr>
-        <w:pBdr>
-          <w:top w:val="none" w:color="auto" w:sz="0" w:space="0"/>
-          <w:left w:val="none" w:color="auto" w:sz="0" w:space="0"/>
-          <w:bottom w:val="none" w:color="auto" w:sz="0" w:space="0"/>
-          <w:right w:val="none" w:color="auto" w:sz="0" w:space="0"/>
-          <w:between w:val="none" w:color="auto" w:sz="0" w:space="0"/>
-        </w:pBdr>
         <w:spacing w:line="240" w:lineRule="auto"/>
         <w:ind w:firstLine="0"/>
         <w:jc w:val="center"/>
@@ -597,13 +401,6 @@
     </w:p>
     <w:p>
       <w:pPr>
-        <w:pBdr>
-          <w:top w:val="none" w:color="auto" w:sz="0" w:space="0"/>
-          <w:left w:val="none" w:color="auto" w:sz="0" w:space="0"/>
-          <w:bottom w:val="none" w:color="auto" w:sz="0" w:space="0"/>
-          <w:right w:val="none" w:color="auto" w:sz="0" w:space="0"/>
-          <w:between w:val="none" w:color="auto" w:sz="0" w:space="0"/>
-        </w:pBdr>
         <w:spacing w:line="240" w:lineRule="auto"/>
         <w:ind w:firstLine="0"/>
         <w:jc w:val="center"/>
@@ -614,13 +411,6 @@
     </w:p>
     <w:p>
       <w:pPr>
-        <w:pBdr>
-          <w:top w:val="none" w:color="auto" w:sz="0" w:space="0"/>
-          <w:left w:val="none" w:color="auto" w:sz="0" w:space="0"/>
-          <w:bottom w:val="none" w:color="auto" w:sz="0" w:space="0"/>
-          <w:right w:val="none" w:color="auto" w:sz="0" w:space="0"/>
-          <w:between w:val="none" w:color="auto" w:sz="0" w:space="0"/>
-        </w:pBdr>
         <w:spacing w:line="240" w:lineRule="auto"/>
         <w:ind w:firstLine="0"/>
         <w:jc w:val="center"/>
@@ -628,13 +418,13 @@
           <w:color w:val="000000"/>
         </w:rPr>
         <w:sectPr>
-          <w:headerReference r:id="rId5" w:type="first"/>
-          <w:footerReference r:id="rId7" w:type="first"/>
-          <w:footerReference r:id="rId6" w:type="default"/>
+          <w:footerReference w:type="default" r:id="rId8"/>
+          <w:headerReference w:type="first" r:id="rId9"/>
+          <w:footerReference w:type="first" r:id="rId10"/>
           <w:pgSz w:w="11906" w:h="16838"/>
           <w:pgMar w:top="1134" w:right="851" w:bottom="1134" w:left="1701" w:header="567" w:footer="601" w:gutter="0"/>
           <w:pgNumType w:start="1"/>
-          <w:cols w:space="720" w:num="1"/>
+          <w:cols w:space="720"/>
           <w:titlePg/>
         </w:sectPr>
       </w:pPr>
@@ -643,13 +433,6 @@
     <w:p/>
     <w:p>
       <w:pPr>
-        <w:pBdr>
-          <w:top w:val="none" w:color="auto" w:sz="0" w:space="0"/>
-          <w:left w:val="none" w:color="auto" w:sz="0" w:space="0"/>
-          <w:bottom w:val="none" w:color="auto" w:sz="0" w:space="0"/>
-          <w:right w:val="none" w:color="auto" w:sz="0" w:space="0"/>
-          <w:between w:val="none" w:color="auto" w:sz="0" w:space="0"/>
-        </w:pBdr>
         <w:spacing w:before="240" w:after="60"/>
         <w:ind w:firstLine="0"/>
         <w:jc w:val="center"/>
@@ -684,13 +467,6 @@
       <w:sdtContent>
         <w:p>
           <w:pPr>
-            <w:pBdr>
-              <w:top w:val="none" w:color="auto" w:sz="0" w:space="0"/>
-              <w:left w:val="none" w:color="auto" w:sz="0" w:space="0"/>
-              <w:bottom w:val="none" w:color="auto" w:sz="0" w:space="0"/>
-              <w:right w:val="none" w:color="auto" w:sz="0" w:space="0"/>
-              <w:between w:val="none" w:color="auto" w:sz="0" w:space="0"/>
-            </w:pBdr>
             <w:tabs>
               <w:tab w:val="left" w:pos="851"/>
               <w:tab w:val="right" w:pos="9344"/>
@@ -712,49 +488,24 @@
           <w:r>
             <w:fldChar w:fldCharType="separate"/>
           </w:r>
-          <w:r>
-            <w:fldChar w:fldCharType="begin"/>
-          </w:r>
-          <w:r>
-            <w:instrText xml:space="preserve"> HYPERLINK \l "_heading=h.gjdgxs" \h </w:instrText>
-          </w:r>
-          <w:r>
-            <w:fldChar w:fldCharType="separate"/>
-          </w:r>
-          <w:r>
-            <w:rPr>
-              <w:color w:val="000000"/>
-            </w:rPr>
-            <w:t>СОДЕРЖАНИЕ</w:t>
-          </w:r>
-          <w:r>
-            <w:rPr>
-              <w:color w:val="000000"/>
-            </w:rPr>
-            <w:tab/>
-          </w:r>
-          <w:r>
-            <w:rPr>
-              <w:color w:val="000000"/>
-            </w:rPr>
-            <w:t>2</w:t>
-          </w:r>
-          <w:r>
-            <w:rPr>
-              <w:color w:val="000000"/>
-            </w:rPr>
-            <w:fldChar w:fldCharType="end"/>
-          </w:r>
+          <w:hyperlink w:anchor="_heading=h.gjdgxs">
+            <w:r>
+              <w:rPr>
+                <w:color w:val="000000"/>
+              </w:rPr>
+              <w:t>СОДЕРЖАНИЕ</w:t>
+            </w:r>
+            <w:r>
+              <w:rPr>
+                <w:color w:val="000000"/>
+              </w:rPr>
+              <w:tab/>
+              <w:t>2</w:t>
+            </w:r>
+          </w:hyperlink>
         </w:p>
         <w:p>
           <w:pPr>
-            <w:pBdr>
-              <w:top w:val="none" w:color="auto" w:sz="0" w:space="0"/>
-              <w:left w:val="none" w:color="auto" w:sz="0" w:space="0"/>
-              <w:bottom w:val="none" w:color="auto" w:sz="0" w:space="0"/>
-              <w:right w:val="none" w:color="auto" w:sz="0" w:space="0"/>
-              <w:between w:val="none" w:color="auto" w:sz="0" w:space="0"/>
-            </w:pBdr>
             <w:tabs>
               <w:tab w:val="left" w:pos="851"/>
               <w:tab w:val="right" w:pos="9344"/>
@@ -767,49 +518,24 @@
               <w:szCs w:val="22"/>
             </w:rPr>
           </w:pPr>
-          <w:r>
-            <w:fldChar w:fldCharType="begin"/>
-          </w:r>
-          <w:r>
-            <w:instrText xml:space="preserve"> HYPERLINK \l "_heading=h.30j0zll" \h </w:instrText>
-          </w:r>
-          <w:r>
-            <w:fldChar w:fldCharType="separate"/>
-          </w:r>
-          <w:r>
-            <w:rPr>
-              <w:color w:val="000000"/>
-            </w:rPr>
-            <w:t>ВВЕДЕНИЕ</w:t>
-          </w:r>
-          <w:r>
-            <w:rPr>
-              <w:color w:val="000000"/>
-            </w:rPr>
-            <w:tab/>
-          </w:r>
-          <w:r>
-            <w:rPr>
-              <w:color w:val="000000"/>
-            </w:rPr>
-            <w:t>3</w:t>
-          </w:r>
-          <w:r>
-            <w:rPr>
-              <w:color w:val="000000"/>
-            </w:rPr>
-            <w:fldChar w:fldCharType="end"/>
-          </w:r>
+          <w:hyperlink w:anchor="_heading=h.30j0zll">
+            <w:r>
+              <w:rPr>
+                <w:color w:val="000000"/>
+              </w:rPr>
+              <w:t>ВВЕДЕНИЕ</w:t>
+            </w:r>
+            <w:r>
+              <w:rPr>
+                <w:color w:val="000000"/>
+              </w:rPr>
+              <w:tab/>
+              <w:t>3</w:t>
+            </w:r>
+          </w:hyperlink>
         </w:p>
         <w:p>
           <w:pPr>
-            <w:pBdr>
-              <w:top w:val="none" w:color="auto" w:sz="0" w:space="0"/>
-              <w:left w:val="none" w:color="auto" w:sz="0" w:space="0"/>
-              <w:bottom w:val="none" w:color="auto" w:sz="0" w:space="0"/>
-              <w:right w:val="none" w:color="auto" w:sz="0" w:space="0"/>
-              <w:between w:val="none" w:color="auto" w:sz="0" w:space="0"/>
-            </w:pBdr>
             <w:tabs>
               <w:tab w:val="left" w:pos="851"/>
               <w:tab w:val="right" w:pos="9344"/>
@@ -822,52 +548,24 @@
               <w:szCs w:val="22"/>
             </w:rPr>
           </w:pPr>
-          <w:r>
-            <w:fldChar w:fldCharType="begin"/>
-          </w:r>
-          <w:r>
-            <w:instrText xml:space="preserve"> HYPERLINK \l "_heading=h.1fob9te" \h </w:instrText>
-          </w:r>
-          <w:r>
-            <w:fldChar w:fldCharType="separate"/>
-          </w:r>
-          <w:r>
-            <w:rPr>
-              <w:color w:val="000000"/>
-            </w:rPr>
-            <w:t>1.</w:t>
-          </w:r>
-          <w:r>
-            <w:rPr>
-              <w:color w:val="000000"/>
-            </w:rPr>
-            <w:fldChar w:fldCharType="end"/>
-          </w:r>
-          <w:r>
-            <w:fldChar w:fldCharType="begin"/>
-          </w:r>
-          <w:r>
-            <w:instrText xml:space="preserve"> HYPERLINK \l "_heading=h.1fob9te" \h </w:instrText>
-          </w:r>
-          <w:r>
-            <w:fldChar w:fldCharType="separate"/>
-          </w:r>
-          <w:r>
-            <w:rPr>
-              <w:color w:val="000000"/>
-              <w:sz w:val="22"/>
-              <w:szCs w:val="22"/>
-            </w:rPr>
-            <w:tab/>
-          </w:r>
-          <w:r>
-            <w:rPr>
-              <w:color w:val="000000"/>
-              <w:sz w:val="22"/>
-              <w:szCs w:val="22"/>
-            </w:rPr>
-            <w:fldChar w:fldCharType="end"/>
-          </w:r>
+          <w:hyperlink w:anchor="_heading=h.1fob9te">
+            <w:r>
+              <w:rPr>
+                <w:color w:val="000000"/>
+              </w:rPr>
+              <w:t>1.</w:t>
+            </w:r>
+          </w:hyperlink>
+          <w:hyperlink w:anchor="_heading=h.1fob9te">
+            <w:r>
+              <w:rPr>
+                <w:color w:val="000000"/>
+                <w:sz w:val="22"/>
+                <w:szCs w:val="22"/>
+              </w:rPr>
+              <w:tab/>
+            </w:r>
+          </w:hyperlink>
           <w:r>
             <w:fldChar w:fldCharType="begin"/>
           </w:r>
@@ -888,11 +586,6 @@
               <w:color w:val="000000"/>
             </w:rPr>
             <w:tab/>
-          </w:r>
-          <w:r>
-            <w:rPr>
-              <w:color w:val="000000"/>
-            </w:rPr>
             <w:t>5</w:t>
           </w:r>
           <w:r>
@@ -901,13 +594,6 @@
         </w:p>
         <w:p>
           <w:pPr>
-            <w:pBdr>
-              <w:top w:val="none" w:color="auto" w:sz="0" w:space="0"/>
-              <w:left w:val="none" w:color="auto" w:sz="0" w:space="0"/>
-              <w:bottom w:val="none" w:color="auto" w:sz="0" w:space="0"/>
-              <w:right w:val="none" w:color="auto" w:sz="0" w:space="0"/>
-              <w:between w:val="none" w:color="auto" w:sz="0" w:space="0"/>
-            </w:pBdr>
             <w:tabs>
               <w:tab w:val="left" w:pos="1418"/>
               <w:tab w:val="right" w:pos="9344"/>
@@ -920,52 +606,24 @@
               <w:szCs w:val="22"/>
             </w:rPr>
           </w:pPr>
-          <w:r>
-            <w:fldChar w:fldCharType="begin"/>
-          </w:r>
-          <w:r>
-            <w:instrText xml:space="preserve"> HYPERLINK \l "_heading=h.3znysh7" \h </w:instrText>
-          </w:r>
-          <w:r>
-            <w:fldChar w:fldCharType="separate"/>
-          </w:r>
-          <w:r>
-            <w:rPr>
-              <w:color w:val="000000"/>
-            </w:rPr>
-            <w:t>1.1.</w:t>
-          </w:r>
-          <w:r>
-            <w:rPr>
-              <w:color w:val="000000"/>
-            </w:rPr>
-            <w:fldChar w:fldCharType="end"/>
-          </w:r>
-          <w:r>
-            <w:fldChar w:fldCharType="begin"/>
-          </w:r>
-          <w:r>
-            <w:instrText xml:space="preserve"> HYPERLINK \l "_heading=h.3znysh7" \h </w:instrText>
-          </w:r>
-          <w:r>
-            <w:fldChar w:fldCharType="separate"/>
-          </w:r>
-          <w:r>
-            <w:rPr>
-              <w:color w:val="000000"/>
-              <w:sz w:val="22"/>
-              <w:szCs w:val="22"/>
-            </w:rPr>
-            <w:tab/>
-          </w:r>
-          <w:r>
-            <w:rPr>
-              <w:color w:val="000000"/>
-              <w:sz w:val="22"/>
-              <w:szCs w:val="22"/>
-            </w:rPr>
-            <w:fldChar w:fldCharType="end"/>
-          </w:r>
+          <w:hyperlink w:anchor="_heading=h.3znysh7">
+            <w:r>
+              <w:rPr>
+                <w:color w:val="000000"/>
+              </w:rPr>
+              <w:t>1.1.</w:t>
+            </w:r>
+          </w:hyperlink>
+          <w:hyperlink w:anchor="_heading=h.3znysh7">
+            <w:r>
+              <w:rPr>
+                <w:color w:val="000000"/>
+                <w:sz w:val="22"/>
+                <w:szCs w:val="22"/>
+              </w:rPr>
+              <w:tab/>
+            </w:r>
+          </w:hyperlink>
           <w:r>
             <w:fldChar w:fldCharType="begin"/>
           </w:r>
@@ -986,11 +644,6 @@
               <w:color w:val="000000"/>
             </w:rPr>
             <w:tab/>
-          </w:r>
-          <w:r>
-            <w:rPr>
-              <w:color w:val="000000"/>
-            </w:rPr>
             <w:t>5</w:t>
           </w:r>
           <w:r>
@@ -999,13 +652,6 @@
         </w:p>
         <w:p>
           <w:pPr>
-            <w:pBdr>
-              <w:top w:val="none" w:color="auto" w:sz="0" w:space="0"/>
-              <w:left w:val="none" w:color="auto" w:sz="0" w:space="0"/>
-              <w:bottom w:val="none" w:color="auto" w:sz="0" w:space="0"/>
-              <w:right w:val="none" w:color="auto" w:sz="0" w:space="0"/>
-              <w:between w:val="none" w:color="auto" w:sz="0" w:space="0"/>
-            </w:pBdr>
             <w:tabs>
               <w:tab w:val="left" w:pos="1418"/>
               <w:tab w:val="right" w:pos="9344"/>
@@ -1018,52 +664,24 @@
               <w:szCs w:val="22"/>
             </w:rPr>
           </w:pPr>
-          <w:r>
-            <w:fldChar w:fldCharType="begin"/>
-          </w:r>
-          <w:r>
-            <w:instrText xml:space="preserve"> HYPERLINK \l "_heading=h.2et92p0" \h </w:instrText>
-          </w:r>
-          <w:r>
-            <w:fldChar w:fldCharType="separate"/>
-          </w:r>
-          <w:r>
-            <w:rPr>
-              <w:color w:val="000000"/>
-            </w:rPr>
-            <w:t>1.2.</w:t>
-          </w:r>
-          <w:r>
-            <w:rPr>
-              <w:color w:val="000000"/>
-            </w:rPr>
-            <w:fldChar w:fldCharType="end"/>
-          </w:r>
-          <w:r>
-            <w:fldChar w:fldCharType="begin"/>
-          </w:r>
-          <w:r>
-            <w:instrText xml:space="preserve"> HYPERLINK \l "_heading=h.2et92p0" \h </w:instrText>
-          </w:r>
-          <w:r>
-            <w:fldChar w:fldCharType="separate"/>
-          </w:r>
-          <w:r>
-            <w:rPr>
-              <w:color w:val="000000"/>
-              <w:sz w:val="22"/>
-              <w:szCs w:val="22"/>
-            </w:rPr>
-            <w:tab/>
-          </w:r>
-          <w:r>
-            <w:rPr>
-              <w:color w:val="000000"/>
-              <w:sz w:val="22"/>
-              <w:szCs w:val="22"/>
-            </w:rPr>
-            <w:fldChar w:fldCharType="end"/>
-          </w:r>
+          <w:hyperlink w:anchor="_heading=h.2et92p0">
+            <w:r>
+              <w:rPr>
+                <w:color w:val="000000"/>
+              </w:rPr>
+              <w:t>1.2.</w:t>
+            </w:r>
+          </w:hyperlink>
+          <w:hyperlink w:anchor="_heading=h.2et92p0">
+            <w:r>
+              <w:rPr>
+                <w:color w:val="000000"/>
+                <w:sz w:val="22"/>
+                <w:szCs w:val="22"/>
+              </w:rPr>
+              <w:tab/>
+            </w:r>
+          </w:hyperlink>
           <w:r>
             <w:fldChar w:fldCharType="begin"/>
           </w:r>
@@ -1084,11 +702,6 @@
               <w:color w:val="000000"/>
             </w:rPr>
             <w:tab/>
-          </w:r>
-          <w:r>
-            <w:rPr>
-              <w:color w:val="000000"/>
-            </w:rPr>
             <w:t>5</w:t>
           </w:r>
           <w:r>
@@ -1097,13 +710,6 @@
         </w:p>
         <w:p>
           <w:pPr>
-            <w:pBdr>
-              <w:top w:val="none" w:color="auto" w:sz="0" w:space="0"/>
-              <w:left w:val="none" w:color="auto" w:sz="0" w:space="0"/>
-              <w:bottom w:val="none" w:color="auto" w:sz="0" w:space="0"/>
-              <w:right w:val="none" w:color="auto" w:sz="0" w:space="0"/>
-              <w:between w:val="none" w:color="auto" w:sz="0" w:space="0"/>
-            </w:pBdr>
             <w:tabs>
               <w:tab w:val="left" w:pos="1418"/>
               <w:tab w:val="right" w:pos="9344"/>
@@ -1116,52 +722,24 @@
               <w:szCs w:val="22"/>
             </w:rPr>
           </w:pPr>
-          <w:r>
-            <w:fldChar w:fldCharType="begin"/>
-          </w:r>
-          <w:r>
-            <w:instrText xml:space="preserve"> HYPERLINK \l "_heading=h.tyjcwt" \h </w:instrText>
-          </w:r>
-          <w:r>
-            <w:fldChar w:fldCharType="separate"/>
-          </w:r>
-          <w:r>
-            <w:rPr>
-              <w:color w:val="000000"/>
-            </w:rPr>
-            <w:t>1.3.</w:t>
-          </w:r>
-          <w:r>
-            <w:rPr>
-              <w:color w:val="000000"/>
-            </w:rPr>
-            <w:fldChar w:fldCharType="end"/>
-          </w:r>
-          <w:r>
-            <w:fldChar w:fldCharType="begin"/>
-          </w:r>
-          <w:r>
-            <w:instrText xml:space="preserve"> HYPERLINK \l "_heading=h.tyjcwt" \h </w:instrText>
-          </w:r>
-          <w:r>
-            <w:fldChar w:fldCharType="separate"/>
-          </w:r>
-          <w:r>
-            <w:rPr>
-              <w:color w:val="000000"/>
-              <w:sz w:val="22"/>
-              <w:szCs w:val="22"/>
-            </w:rPr>
-            <w:tab/>
-          </w:r>
-          <w:r>
-            <w:rPr>
-              <w:color w:val="000000"/>
-              <w:sz w:val="22"/>
-              <w:szCs w:val="22"/>
-            </w:rPr>
-            <w:fldChar w:fldCharType="end"/>
-          </w:r>
+          <w:hyperlink w:anchor="_heading=h.tyjcwt">
+            <w:r>
+              <w:rPr>
+                <w:color w:val="000000"/>
+              </w:rPr>
+              <w:t>1.3.</w:t>
+            </w:r>
+          </w:hyperlink>
+          <w:hyperlink w:anchor="_heading=h.tyjcwt">
+            <w:r>
+              <w:rPr>
+                <w:color w:val="000000"/>
+                <w:sz w:val="22"/>
+                <w:szCs w:val="22"/>
+              </w:rPr>
+              <w:tab/>
+            </w:r>
+          </w:hyperlink>
           <w:r>
             <w:fldChar w:fldCharType="begin"/>
           </w:r>
@@ -1182,11 +760,6 @@
               <w:color w:val="000000"/>
             </w:rPr>
             <w:tab/>
-          </w:r>
-          <w:r>
-            <w:rPr>
-              <w:color w:val="000000"/>
-            </w:rPr>
             <w:t>7</w:t>
           </w:r>
           <w:r>
@@ -1195,13 +768,6 @@
         </w:p>
         <w:p>
           <w:pPr>
-            <w:pBdr>
-              <w:top w:val="none" w:color="auto" w:sz="0" w:space="0"/>
-              <w:left w:val="none" w:color="auto" w:sz="0" w:space="0"/>
-              <w:bottom w:val="none" w:color="auto" w:sz="0" w:space="0"/>
-              <w:right w:val="none" w:color="auto" w:sz="0" w:space="0"/>
-              <w:between w:val="none" w:color="auto" w:sz="0" w:space="0"/>
-            </w:pBdr>
             <w:tabs>
               <w:tab w:val="left" w:pos="851"/>
               <w:tab w:val="right" w:pos="9344"/>
@@ -1214,52 +780,24 @@
               <w:szCs w:val="22"/>
             </w:rPr>
           </w:pPr>
-          <w:r>
-            <w:fldChar w:fldCharType="begin"/>
-          </w:r>
-          <w:r>
-            <w:instrText xml:space="preserve"> HYPERLINK \l "_heading=h.3dy6vkm" \h </w:instrText>
-          </w:r>
-          <w:r>
-            <w:fldChar w:fldCharType="separate"/>
-          </w:r>
-          <w:r>
-            <w:rPr>
-              <w:color w:val="000000"/>
-            </w:rPr>
-            <w:t>2.</w:t>
-          </w:r>
-          <w:r>
-            <w:rPr>
-              <w:color w:val="000000"/>
-            </w:rPr>
-            <w:fldChar w:fldCharType="end"/>
-          </w:r>
-          <w:r>
-            <w:fldChar w:fldCharType="begin"/>
-          </w:r>
-          <w:r>
-            <w:instrText xml:space="preserve"> HYPERLINK \l "_heading=h.3dy6vkm" \h </w:instrText>
-          </w:r>
-          <w:r>
-            <w:fldChar w:fldCharType="separate"/>
-          </w:r>
-          <w:r>
-            <w:rPr>
-              <w:color w:val="000000"/>
-              <w:sz w:val="22"/>
-              <w:szCs w:val="22"/>
-            </w:rPr>
-            <w:tab/>
-          </w:r>
-          <w:r>
-            <w:rPr>
-              <w:color w:val="000000"/>
-              <w:sz w:val="22"/>
-              <w:szCs w:val="22"/>
-            </w:rPr>
-            <w:fldChar w:fldCharType="end"/>
-          </w:r>
+          <w:hyperlink w:anchor="_heading=h.3dy6vkm">
+            <w:r>
+              <w:rPr>
+                <w:color w:val="000000"/>
+              </w:rPr>
+              <w:t>2.</w:t>
+            </w:r>
+          </w:hyperlink>
+          <w:hyperlink w:anchor="_heading=h.3dy6vkm">
+            <w:r>
+              <w:rPr>
+                <w:color w:val="000000"/>
+                <w:sz w:val="22"/>
+                <w:szCs w:val="22"/>
+              </w:rPr>
+              <w:tab/>
+            </w:r>
+          </w:hyperlink>
           <w:r>
             <w:fldChar w:fldCharType="begin"/>
           </w:r>
@@ -1280,11 +818,6 @@
               <w:color w:val="000000"/>
             </w:rPr>
             <w:tab/>
-          </w:r>
-          <w:r>
-            <w:rPr>
-              <w:color w:val="000000"/>
-            </w:rPr>
             <w:t>8</w:t>
           </w:r>
           <w:r>
@@ -1293,13 +826,6 @@
         </w:p>
         <w:p>
           <w:pPr>
-            <w:pBdr>
-              <w:top w:val="none" w:color="auto" w:sz="0" w:space="0"/>
-              <w:left w:val="none" w:color="auto" w:sz="0" w:space="0"/>
-              <w:bottom w:val="none" w:color="auto" w:sz="0" w:space="0"/>
-              <w:right w:val="none" w:color="auto" w:sz="0" w:space="0"/>
-              <w:between w:val="none" w:color="auto" w:sz="0" w:space="0"/>
-            </w:pBdr>
             <w:tabs>
               <w:tab w:val="left" w:pos="1418"/>
               <w:tab w:val="right" w:pos="9344"/>
@@ -1312,52 +838,24 @@
               <w:szCs w:val="22"/>
             </w:rPr>
           </w:pPr>
-          <w:r>
-            <w:fldChar w:fldCharType="begin"/>
-          </w:r>
-          <w:r>
-            <w:instrText xml:space="preserve"> HYPERLINK \l "_heading=h.1t3h5sf" \h </w:instrText>
-          </w:r>
-          <w:r>
-            <w:fldChar w:fldCharType="separate"/>
-          </w:r>
-          <w:r>
-            <w:rPr>
-              <w:color w:val="000000"/>
-            </w:rPr>
-            <w:t>2.1.</w:t>
-          </w:r>
-          <w:r>
-            <w:rPr>
-              <w:color w:val="000000"/>
-            </w:rPr>
-            <w:fldChar w:fldCharType="end"/>
-          </w:r>
-          <w:r>
-            <w:fldChar w:fldCharType="begin"/>
-          </w:r>
-          <w:r>
-            <w:instrText xml:space="preserve"> HYPERLINK \l "_heading=h.1t3h5sf" \h </w:instrText>
-          </w:r>
-          <w:r>
-            <w:fldChar w:fldCharType="separate"/>
-          </w:r>
-          <w:r>
-            <w:rPr>
-              <w:color w:val="000000"/>
-              <w:sz w:val="22"/>
-              <w:szCs w:val="22"/>
-            </w:rPr>
-            <w:tab/>
-          </w:r>
-          <w:r>
-            <w:rPr>
-              <w:color w:val="000000"/>
-              <w:sz w:val="22"/>
-              <w:szCs w:val="22"/>
-            </w:rPr>
-            <w:fldChar w:fldCharType="end"/>
-          </w:r>
+          <w:hyperlink w:anchor="_heading=h.1t3h5sf">
+            <w:r>
+              <w:rPr>
+                <w:color w:val="000000"/>
+              </w:rPr>
+              <w:t>2.1.</w:t>
+            </w:r>
+          </w:hyperlink>
+          <w:hyperlink w:anchor="_heading=h.1t3h5sf">
+            <w:r>
+              <w:rPr>
+                <w:color w:val="000000"/>
+                <w:sz w:val="22"/>
+                <w:szCs w:val="22"/>
+              </w:rPr>
+              <w:tab/>
+            </w:r>
+          </w:hyperlink>
           <w:r>
             <w:fldChar w:fldCharType="begin"/>
           </w:r>
@@ -1378,11 +876,6 @@
               <w:color w:val="000000"/>
             </w:rPr>
             <w:tab/>
-          </w:r>
-          <w:r>
-            <w:rPr>
-              <w:color w:val="000000"/>
-            </w:rPr>
             <w:t>8</w:t>
           </w:r>
           <w:r>
@@ -1391,13 +884,6 @@
         </w:p>
         <w:p>
           <w:pPr>
-            <w:pBdr>
-              <w:top w:val="none" w:color="auto" w:sz="0" w:space="0"/>
-              <w:left w:val="none" w:color="auto" w:sz="0" w:space="0"/>
-              <w:bottom w:val="none" w:color="auto" w:sz="0" w:space="0"/>
-              <w:right w:val="none" w:color="auto" w:sz="0" w:space="0"/>
-              <w:between w:val="none" w:color="auto" w:sz="0" w:space="0"/>
-            </w:pBdr>
             <w:tabs>
               <w:tab w:val="left" w:pos="1418"/>
               <w:tab w:val="right" w:pos="9344"/>
@@ -1410,52 +896,24 @@
               <w:szCs w:val="22"/>
             </w:rPr>
           </w:pPr>
-          <w:r>
-            <w:fldChar w:fldCharType="begin"/>
-          </w:r>
-          <w:r>
-            <w:instrText xml:space="preserve"> HYPERLINK \l "_heading=h.4d34og8" \h </w:instrText>
-          </w:r>
-          <w:r>
-            <w:fldChar w:fldCharType="separate"/>
-          </w:r>
-          <w:r>
-            <w:rPr>
-              <w:color w:val="000000"/>
-            </w:rPr>
-            <w:t>2.2.</w:t>
-          </w:r>
-          <w:r>
-            <w:rPr>
-              <w:color w:val="000000"/>
-            </w:rPr>
-            <w:fldChar w:fldCharType="end"/>
-          </w:r>
-          <w:r>
-            <w:fldChar w:fldCharType="begin"/>
-          </w:r>
-          <w:r>
-            <w:instrText xml:space="preserve"> HYPERLINK \l "_heading=h.4d34og8" \h </w:instrText>
-          </w:r>
-          <w:r>
-            <w:fldChar w:fldCharType="separate"/>
-          </w:r>
-          <w:r>
-            <w:rPr>
-              <w:color w:val="000000"/>
-              <w:sz w:val="22"/>
-              <w:szCs w:val="22"/>
-            </w:rPr>
-            <w:tab/>
-          </w:r>
-          <w:r>
-            <w:rPr>
-              <w:color w:val="000000"/>
-              <w:sz w:val="22"/>
-              <w:szCs w:val="22"/>
-            </w:rPr>
-            <w:fldChar w:fldCharType="end"/>
-          </w:r>
+          <w:hyperlink w:anchor="_heading=h.4d34og8">
+            <w:r>
+              <w:rPr>
+                <w:color w:val="000000"/>
+              </w:rPr>
+              <w:t>2.2.</w:t>
+            </w:r>
+          </w:hyperlink>
+          <w:hyperlink w:anchor="_heading=h.4d34og8">
+            <w:r>
+              <w:rPr>
+                <w:color w:val="000000"/>
+                <w:sz w:val="22"/>
+                <w:szCs w:val="22"/>
+              </w:rPr>
+              <w:tab/>
+            </w:r>
+          </w:hyperlink>
           <w:r>
             <w:fldChar w:fldCharType="begin"/>
           </w:r>
@@ -1476,11 +934,6 @@
               <w:color w:val="000000"/>
             </w:rPr>
             <w:tab/>
-          </w:r>
-          <w:r>
-            <w:rPr>
-              <w:color w:val="000000"/>
-            </w:rPr>
             <w:t>8</w:t>
           </w:r>
           <w:r>
@@ -1489,13 +942,6 @@
         </w:p>
         <w:p>
           <w:pPr>
-            <w:pBdr>
-              <w:top w:val="none" w:color="auto" w:sz="0" w:space="0"/>
-              <w:left w:val="none" w:color="auto" w:sz="0" w:space="0"/>
-              <w:bottom w:val="none" w:color="auto" w:sz="0" w:space="0"/>
-              <w:right w:val="none" w:color="auto" w:sz="0" w:space="0"/>
-              <w:between w:val="none" w:color="auto" w:sz="0" w:space="0"/>
-            </w:pBdr>
             <w:tabs>
               <w:tab w:val="left" w:pos="1418"/>
               <w:tab w:val="right" w:pos="9344"/>
@@ -1508,52 +954,24 @@
               <w:szCs w:val="22"/>
             </w:rPr>
           </w:pPr>
-          <w:r>
-            <w:fldChar w:fldCharType="begin"/>
-          </w:r>
-          <w:r>
-            <w:instrText xml:space="preserve"> HYPERLINK \l "_heading=h.2s8eyo1" \h </w:instrText>
-          </w:r>
-          <w:r>
-            <w:fldChar w:fldCharType="separate"/>
-          </w:r>
-          <w:r>
-            <w:rPr>
-              <w:color w:val="000000"/>
-            </w:rPr>
-            <w:t>2.3.</w:t>
-          </w:r>
-          <w:r>
-            <w:rPr>
-              <w:color w:val="000000"/>
-            </w:rPr>
-            <w:fldChar w:fldCharType="end"/>
-          </w:r>
-          <w:r>
-            <w:fldChar w:fldCharType="begin"/>
-          </w:r>
-          <w:r>
-            <w:instrText xml:space="preserve"> HYPERLINK \l "_heading=h.2s8eyo1" \h </w:instrText>
-          </w:r>
-          <w:r>
-            <w:fldChar w:fldCharType="separate"/>
-          </w:r>
-          <w:r>
-            <w:rPr>
-              <w:color w:val="000000"/>
-              <w:sz w:val="22"/>
-              <w:szCs w:val="22"/>
-            </w:rPr>
-            <w:tab/>
-          </w:r>
-          <w:r>
-            <w:rPr>
-              <w:color w:val="000000"/>
-              <w:sz w:val="22"/>
-              <w:szCs w:val="22"/>
-            </w:rPr>
-            <w:fldChar w:fldCharType="end"/>
-          </w:r>
+          <w:hyperlink w:anchor="_heading=h.2s8eyo1">
+            <w:r>
+              <w:rPr>
+                <w:color w:val="000000"/>
+              </w:rPr>
+              <w:t>2.3.</w:t>
+            </w:r>
+          </w:hyperlink>
+          <w:hyperlink w:anchor="_heading=h.2s8eyo1">
+            <w:r>
+              <w:rPr>
+                <w:color w:val="000000"/>
+                <w:sz w:val="22"/>
+                <w:szCs w:val="22"/>
+              </w:rPr>
+              <w:tab/>
+            </w:r>
+          </w:hyperlink>
           <w:r>
             <w:fldChar w:fldCharType="begin"/>
           </w:r>
@@ -1574,11 +992,6 @@
               <w:color w:val="000000"/>
             </w:rPr>
             <w:tab/>
-          </w:r>
-          <w:r>
-            <w:rPr>
-              <w:color w:val="000000"/>
-            </w:rPr>
             <w:t>9</w:t>
           </w:r>
           <w:r>
@@ -1587,13 +1000,6 @@
         </w:p>
         <w:p>
           <w:pPr>
-            <w:pBdr>
-              <w:top w:val="none" w:color="auto" w:sz="0" w:space="0"/>
-              <w:left w:val="none" w:color="auto" w:sz="0" w:space="0"/>
-              <w:bottom w:val="none" w:color="auto" w:sz="0" w:space="0"/>
-              <w:right w:val="none" w:color="auto" w:sz="0" w:space="0"/>
-              <w:between w:val="none" w:color="auto" w:sz="0" w:space="0"/>
-            </w:pBdr>
             <w:tabs>
               <w:tab w:val="left" w:pos="1418"/>
               <w:tab w:val="right" w:pos="9344"/>
@@ -1606,52 +1012,24 @@
               <w:szCs w:val="22"/>
             </w:rPr>
           </w:pPr>
-          <w:r>
-            <w:fldChar w:fldCharType="begin"/>
-          </w:r>
-          <w:r>
-            <w:instrText xml:space="preserve"> HYPERLINK \l "_heading=h.17dp8vu" \h </w:instrText>
-          </w:r>
-          <w:r>
-            <w:fldChar w:fldCharType="separate"/>
-          </w:r>
-          <w:r>
-            <w:rPr>
-              <w:color w:val="000000"/>
-            </w:rPr>
-            <w:t>2.4.</w:t>
-          </w:r>
-          <w:r>
-            <w:rPr>
-              <w:color w:val="000000"/>
-            </w:rPr>
-            <w:fldChar w:fldCharType="end"/>
-          </w:r>
-          <w:r>
-            <w:fldChar w:fldCharType="begin"/>
-          </w:r>
-          <w:r>
-            <w:instrText xml:space="preserve"> HYPERLINK \l "_heading=h.17dp8vu" \h </w:instrText>
-          </w:r>
-          <w:r>
-            <w:fldChar w:fldCharType="separate"/>
-          </w:r>
-          <w:r>
-            <w:rPr>
-              <w:color w:val="000000"/>
-              <w:sz w:val="22"/>
-              <w:szCs w:val="22"/>
-            </w:rPr>
-            <w:tab/>
-          </w:r>
-          <w:r>
-            <w:rPr>
-              <w:color w:val="000000"/>
-              <w:sz w:val="22"/>
-              <w:szCs w:val="22"/>
-            </w:rPr>
-            <w:fldChar w:fldCharType="end"/>
-          </w:r>
+          <w:hyperlink w:anchor="_heading=h.17dp8vu">
+            <w:r>
+              <w:rPr>
+                <w:color w:val="000000"/>
+              </w:rPr>
+              <w:t>2.4.</w:t>
+            </w:r>
+          </w:hyperlink>
+          <w:hyperlink w:anchor="_heading=h.17dp8vu">
+            <w:r>
+              <w:rPr>
+                <w:color w:val="000000"/>
+                <w:sz w:val="22"/>
+                <w:szCs w:val="22"/>
+              </w:rPr>
+              <w:tab/>
+            </w:r>
+          </w:hyperlink>
           <w:r>
             <w:fldChar w:fldCharType="begin"/>
           </w:r>
@@ -1672,11 +1050,6 @@
               <w:color w:val="000000"/>
             </w:rPr>
             <w:tab/>
-          </w:r>
-          <w:r>
-            <w:rPr>
-              <w:color w:val="000000"/>
-            </w:rPr>
             <w:t>10</w:t>
           </w:r>
           <w:r>
@@ -1685,13 +1058,6 @@
         </w:p>
         <w:p>
           <w:pPr>
-            <w:pBdr>
-              <w:top w:val="none" w:color="auto" w:sz="0" w:space="0"/>
-              <w:left w:val="none" w:color="auto" w:sz="0" w:space="0"/>
-              <w:bottom w:val="none" w:color="auto" w:sz="0" w:space="0"/>
-              <w:right w:val="none" w:color="auto" w:sz="0" w:space="0"/>
-              <w:between w:val="none" w:color="auto" w:sz="0" w:space="0"/>
-            </w:pBdr>
             <w:tabs>
               <w:tab w:val="left" w:pos="1418"/>
               <w:tab w:val="right" w:pos="9344"/>
@@ -1704,52 +1070,24 @@
               <w:szCs w:val="22"/>
             </w:rPr>
           </w:pPr>
-          <w:r>
-            <w:fldChar w:fldCharType="begin"/>
-          </w:r>
-          <w:r>
-            <w:instrText xml:space="preserve"> HYPERLINK \l "_heading=h.3rdcrjn" \h </w:instrText>
-          </w:r>
-          <w:r>
-            <w:fldChar w:fldCharType="separate"/>
-          </w:r>
-          <w:r>
-            <w:rPr>
-              <w:color w:val="000000"/>
-            </w:rPr>
-            <w:t>2.5.</w:t>
-          </w:r>
-          <w:r>
-            <w:rPr>
-              <w:color w:val="000000"/>
-            </w:rPr>
-            <w:fldChar w:fldCharType="end"/>
-          </w:r>
-          <w:r>
-            <w:fldChar w:fldCharType="begin"/>
-          </w:r>
-          <w:r>
-            <w:instrText xml:space="preserve"> HYPERLINK \l "_heading=h.3rdcrjn" \h </w:instrText>
-          </w:r>
-          <w:r>
-            <w:fldChar w:fldCharType="separate"/>
-          </w:r>
-          <w:r>
-            <w:rPr>
-              <w:color w:val="000000"/>
-              <w:sz w:val="22"/>
-              <w:szCs w:val="22"/>
-            </w:rPr>
-            <w:tab/>
-          </w:r>
-          <w:r>
-            <w:rPr>
-              <w:color w:val="000000"/>
-              <w:sz w:val="22"/>
-              <w:szCs w:val="22"/>
-            </w:rPr>
-            <w:fldChar w:fldCharType="end"/>
-          </w:r>
+          <w:hyperlink w:anchor="_heading=h.3rdcrjn">
+            <w:r>
+              <w:rPr>
+                <w:color w:val="000000"/>
+              </w:rPr>
+              <w:t>2.5.</w:t>
+            </w:r>
+          </w:hyperlink>
+          <w:hyperlink w:anchor="_heading=h.3rdcrjn">
+            <w:r>
+              <w:rPr>
+                <w:color w:val="000000"/>
+                <w:sz w:val="22"/>
+                <w:szCs w:val="22"/>
+              </w:rPr>
+              <w:tab/>
+            </w:r>
+          </w:hyperlink>
           <w:r>
             <w:fldChar w:fldCharType="begin"/>
           </w:r>
@@ -1770,11 +1108,6 @@
               <w:color w:val="000000"/>
             </w:rPr>
             <w:tab/>
-          </w:r>
-          <w:r>
-            <w:rPr>
-              <w:color w:val="000000"/>
-            </w:rPr>
             <w:t>10</w:t>
           </w:r>
           <w:r>
@@ -1783,13 +1116,6 @@
         </w:p>
         <w:p>
           <w:pPr>
-            <w:pBdr>
-              <w:top w:val="none" w:color="auto" w:sz="0" w:space="0"/>
-              <w:left w:val="none" w:color="auto" w:sz="0" w:space="0"/>
-              <w:bottom w:val="none" w:color="auto" w:sz="0" w:space="0"/>
-              <w:right w:val="none" w:color="auto" w:sz="0" w:space="0"/>
-              <w:between w:val="none" w:color="auto" w:sz="0" w:space="0"/>
-            </w:pBdr>
             <w:tabs>
               <w:tab w:val="left" w:pos="851"/>
               <w:tab w:val="right" w:pos="9344"/>
@@ -1802,49 +1128,24 @@
               <w:szCs w:val="22"/>
             </w:rPr>
           </w:pPr>
-          <w:r>
-            <w:fldChar w:fldCharType="begin"/>
-          </w:r>
-          <w:r>
-            <w:instrText xml:space="preserve"> HYPERLINK \l "_heading=h.26in1rg" \h </w:instrText>
-          </w:r>
-          <w:r>
-            <w:fldChar w:fldCharType="separate"/>
-          </w:r>
-          <w:r>
-            <w:rPr>
-              <w:color w:val="000000"/>
-            </w:rPr>
-            <w:t>ЗАКЛЮЧЕНИЕ</w:t>
-          </w:r>
-          <w:r>
-            <w:rPr>
-              <w:color w:val="000000"/>
-            </w:rPr>
-            <w:tab/>
-          </w:r>
-          <w:r>
-            <w:rPr>
-              <w:color w:val="000000"/>
-            </w:rPr>
-            <w:t>12</w:t>
-          </w:r>
-          <w:r>
-            <w:rPr>
-              <w:color w:val="000000"/>
-            </w:rPr>
-            <w:fldChar w:fldCharType="end"/>
-          </w:r>
+          <w:hyperlink w:anchor="_heading=h.26in1rg">
+            <w:r>
+              <w:rPr>
+                <w:color w:val="000000"/>
+              </w:rPr>
+              <w:t>ЗАКЛЮЧЕНИЕ</w:t>
+            </w:r>
+            <w:r>
+              <w:rPr>
+                <w:color w:val="000000"/>
+              </w:rPr>
+              <w:tab/>
+              <w:t>12</w:t>
+            </w:r>
+          </w:hyperlink>
         </w:p>
         <w:p>
           <w:pPr>
-            <w:pBdr>
-              <w:top w:val="none" w:color="auto" w:sz="0" w:space="0"/>
-              <w:left w:val="none" w:color="auto" w:sz="0" w:space="0"/>
-              <w:bottom w:val="none" w:color="auto" w:sz="0" w:space="0"/>
-              <w:right w:val="none" w:color="auto" w:sz="0" w:space="0"/>
-              <w:between w:val="none" w:color="auto" w:sz="0" w:space="0"/>
-            </w:pBdr>
             <w:tabs>
               <w:tab w:val="left" w:pos="851"/>
               <w:tab w:val="right" w:pos="9344"/>
@@ -1857,49 +1158,24 @@
               <w:szCs w:val="22"/>
             </w:rPr>
           </w:pPr>
-          <w:r>
-            <w:fldChar w:fldCharType="begin"/>
-          </w:r>
-          <w:r>
-            <w:instrText xml:space="preserve"> HYPERLINK \l "_heading=h.lnxbz9" \h </w:instrText>
-          </w:r>
-          <w:r>
-            <w:fldChar w:fldCharType="separate"/>
-          </w:r>
-          <w:r>
-            <w:rPr>
-              <w:color w:val="000000"/>
-            </w:rPr>
-            <w:t>СПИСОК ЛИТЕРАТУРЫ</w:t>
-          </w:r>
-          <w:r>
-            <w:rPr>
-              <w:color w:val="000000"/>
-            </w:rPr>
-            <w:tab/>
-          </w:r>
-          <w:r>
-            <w:rPr>
-              <w:color w:val="000000"/>
-            </w:rPr>
-            <w:t>13</w:t>
-          </w:r>
-          <w:r>
-            <w:rPr>
-              <w:color w:val="000000"/>
-            </w:rPr>
-            <w:fldChar w:fldCharType="end"/>
-          </w:r>
+          <w:hyperlink w:anchor="_heading=h.lnxbz9">
+            <w:r>
+              <w:rPr>
+                <w:color w:val="000000"/>
+              </w:rPr>
+              <w:t>СПИСОК ЛИТЕРАТУРЫ</w:t>
+            </w:r>
+            <w:r>
+              <w:rPr>
+                <w:color w:val="000000"/>
+              </w:rPr>
+              <w:tab/>
+              <w:t>13</w:t>
+            </w:r>
+          </w:hyperlink>
         </w:p>
         <w:p>
           <w:pPr>
-            <w:pBdr>
-              <w:top w:val="none" w:color="auto" w:sz="0" w:space="0"/>
-              <w:left w:val="none" w:color="auto" w:sz="0" w:space="0"/>
-              <w:bottom w:val="none" w:color="auto" w:sz="0" w:space="0"/>
-              <w:right w:val="none" w:color="auto" w:sz="0" w:space="0"/>
-              <w:between w:val="none" w:color="auto" w:sz="0" w:space="0"/>
-            </w:pBdr>
             <w:tabs>
               <w:tab w:val="left" w:pos="851"/>
               <w:tab w:val="right" w:pos="9344"/>
@@ -1912,39 +1188,21 @@
               <w:szCs w:val="22"/>
             </w:rPr>
           </w:pPr>
-          <w:r>
-            <w:fldChar w:fldCharType="begin"/>
-          </w:r>
-          <w:r>
-            <w:instrText xml:space="preserve"> HYPERLINK \l "_heading=h.1ksv4uv" \h </w:instrText>
-          </w:r>
-          <w:r>
-            <w:fldChar w:fldCharType="separate"/>
-          </w:r>
-          <w:r>
-            <w:rPr>
-              <w:color w:val="000000"/>
-            </w:rPr>
-            <w:t>ПРИЛОЖЕНИЕ 1. Название приложения (при наличии)</w:t>
-          </w:r>
-          <w:r>
-            <w:rPr>
-              <w:color w:val="000000"/>
-            </w:rPr>
-            <w:tab/>
-          </w:r>
-          <w:r>
-            <w:rPr>
-              <w:color w:val="000000"/>
-            </w:rPr>
-            <w:t>15</w:t>
-          </w:r>
-          <w:r>
-            <w:rPr>
-              <w:color w:val="000000"/>
-            </w:rPr>
-            <w:fldChar w:fldCharType="end"/>
-          </w:r>
+          <w:hyperlink w:anchor="_heading=h.1ksv4uv">
+            <w:r>
+              <w:rPr>
+                <w:color w:val="000000"/>
+              </w:rPr>
+              <w:t>ПРИЛОЖЕНИЕ 1. Название приложения (при наличии)</w:t>
+            </w:r>
+            <w:r>
+              <w:rPr>
+                <w:color w:val="000000"/>
+              </w:rPr>
+              <w:tab/>
+              <w:t>15</w:t>
+            </w:r>
+          </w:hyperlink>
         </w:p>
         <w:p>
           <w:pPr>
@@ -1967,11 +1225,12 @@
     </w:p>
     <w:p>
       <w:pPr>
-        <w:pStyle w:val="21"/>
+        <w:pStyle w:val="ad"/>
       </w:pPr>
       <w:bookmarkStart w:id="1" w:name="_heading=h.30j0zll" w:colFirst="0" w:colLast="0"/>
       <w:bookmarkEnd w:id="1"/>
       <w:r>
+        <w:lastRenderedPageBreak/>
         <w:t>ВВЕДЕНИЕ</w:t>
       </w:r>
     </w:p>
@@ -1992,7 +1251,7 @@
     </w:p>
     <w:p>
       <w:pPr>
-        <w:pStyle w:val="31"/>
+        <w:pStyle w:val="a0"/>
         <w:numPr>
           <w:ilvl w:val="0"/>
           <w:numId w:val="5"/>
@@ -2004,7 +1263,7 @@
     </w:p>
     <w:p>
       <w:pPr>
-        <w:pStyle w:val="31"/>
+        <w:pStyle w:val="a0"/>
         <w:numPr>
           <w:ilvl w:val="0"/>
           <w:numId w:val="5"/>
@@ -2016,7 +1275,7 @@
     </w:p>
     <w:p>
       <w:pPr>
-        <w:pStyle w:val="31"/>
+        <w:pStyle w:val="a0"/>
         <w:numPr>
           <w:ilvl w:val="0"/>
           <w:numId w:val="5"/>
@@ -2028,7 +1287,7 @@
     </w:p>
     <w:p>
       <w:pPr>
-        <w:pStyle w:val="31"/>
+        <w:pStyle w:val="a0"/>
         <w:numPr>
           <w:ilvl w:val="0"/>
           <w:numId w:val="5"/>
@@ -2040,7 +1299,7 @@
     </w:p>
     <w:p>
       <w:pPr>
-        <w:pStyle w:val="31"/>
+        <w:pStyle w:val="a0"/>
         <w:numPr>
           <w:ilvl w:val="0"/>
           <w:numId w:val="5"/>
@@ -2052,7 +1311,7 @@
     </w:p>
     <w:p>
       <w:pPr>
-        <w:pStyle w:val="31"/>
+        <w:pStyle w:val="a0"/>
         <w:numPr>
           <w:ilvl w:val="0"/>
           <w:numId w:val="5"/>
@@ -2064,7 +1323,7 @@
     </w:p>
     <w:p>
       <w:pPr>
-        <w:pStyle w:val="31"/>
+        <w:pStyle w:val="a0"/>
         <w:numPr>
           <w:ilvl w:val="0"/>
           <w:numId w:val="5"/>
@@ -2079,6 +1338,7 @@
         <w:ind w:firstLine="360"/>
       </w:pPr>
       <w:r>
+        <w:lastRenderedPageBreak/>
         <w:t>Объектом исследования данной работы является процесс бронирования столиков в заведениях общественного питания и связанные с ним автоматизированные системы.</w:t>
       </w:r>
     </w:p>
@@ -2097,50 +1357,23 @@
     </w:p>
     <w:p>
       <w:pPr>
-        <w:pStyle w:val="21"/>
-        <w:bidi w:val="0"/>
-        <w:rPr>
-          <w:rFonts w:hint="default"/>
-          <w:lang w:val="ru-RU"/>
-        </w:rPr>
-      </w:pPr>
-      <w:r>
-        <w:rPr>
-          <w:rFonts w:hint="default"/>
-          <w:lang w:val="ru-RU"/>
-        </w:rPr>
+        <w:pStyle w:val="ad"/>
+      </w:pPr>
+      <w:r>
+        <w:lastRenderedPageBreak/>
         <w:t>Теоретическая часть</w:t>
       </w:r>
     </w:p>
     <w:p>
       <w:pPr>
-        <w:pStyle w:val="23"/>
-        <w:bidi w:val="0"/>
-        <w:rPr>
-          <w:rFonts w:hint="default"/>
-          <w:lang w:val="ru-RU"/>
-        </w:rPr>
-      </w:pPr>
-      <w:r>
-        <w:rPr>
-          <w:rFonts w:hint="default"/>
-          <w:lang w:val="ru-RU"/>
-        </w:rPr>
+        <w:pStyle w:val="a"/>
+      </w:pPr>
+      <w:r>
         <w:t>Способы и этапы реализации</w:t>
       </w:r>
     </w:p>
     <w:p>
-      <w:pPr>
-        <w:rPr>
-          <w:rFonts w:hint="default"/>
-          <w:lang w:val="ru-RU"/>
-        </w:rPr>
-      </w:pPr>
-      <w:r>
-        <w:rPr>
-          <w:rFonts w:hint="default"/>
-          <w:lang w:val="ru-RU"/>
-        </w:rPr>
+      <w:r>
         <w:t>Для реализации проекта по созданию сервиса бронирования столиков будет использованы следующие языки программирования:</w:t>
       </w:r>
     </w:p>
@@ -2150,24 +1383,14 @@
           <w:ilvl w:val="0"/>
           <w:numId w:val="6"/>
         </w:numPr>
-        <w:ind w:left="845" w:leftChars="0" w:hanging="425" w:firstLineChars="0"/>
-        <w:rPr>
-          <w:rFonts w:hint="default"/>
-          <w:lang w:val="ru-RU"/>
-        </w:rPr>
-      </w:pPr>
-      <w:r>
-        <w:rPr>
-          <w:rFonts w:hint="default"/>
+      </w:pPr>
+      <w:r>
+        <w:rPr>
           <w:lang w:val="en-US"/>
         </w:rPr>
         <w:t xml:space="preserve">HTML - </w:t>
       </w:r>
       <w:r>
-        <w:rPr>
-          <w:rFonts w:hint="default"/>
-          <w:lang w:val="ru-RU"/>
-        </w:rPr>
         <w:t>для верстки веб страниц</w:t>
       </w:r>
     </w:p>
@@ -2177,24 +1400,14 @@
           <w:ilvl w:val="0"/>
           <w:numId w:val="6"/>
         </w:numPr>
-        <w:ind w:left="845" w:leftChars="0" w:hanging="425" w:firstLineChars="0"/>
-        <w:rPr>
-          <w:rFonts w:hint="default"/>
-          <w:lang w:val="ru-RU"/>
-        </w:rPr>
-      </w:pPr>
-      <w:r>
-        <w:rPr>
-          <w:rFonts w:hint="default"/>
+      </w:pPr>
+      <w:r>
+        <w:rPr>
           <w:lang w:val="en-US"/>
         </w:rPr>
         <w:t xml:space="preserve">PHP </w:t>
       </w:r>
       <w:r>
-        <w:rPr>
-          <w:rFonts w:hint="default"/>
-          <w:lang w:val="ru-RU"/>
-        </w:rPr>
         <w:t>- для работы с сервером</w:t>
       </w:r>
     </w:p>
@@ -2204,109 +1417,52 @@
           <w:ilvl w:val="0"/>
           <w:numId w:val="6"/>
         </w:numPr>
-        <w:ind w:left="845" w:leftChars="0" w:hanging="425" w:firstLineChars="0"/>
-        <w:rPr>
-          <w:rFonts w:hint="default"/>
-          <w:lang w:val="ru-RU"/>
-        </w:rPr>
-      </w:pPr>
-      <w:r>
-        <w:rPr>
-          <w:rFonts w:hint="default"/>
+      </w:pPr>
+      <w:r>
+        <w:rPr>
           <w:lang w:val="en-US"/>
         </w:rPr>
         <w:t xml:space="preserve">JavaScript - </w:t>
       </w:r>
       <w:r>
-        <w:rPr>
-          <w:rFonts w:hint="default"/>
-          <w:lang w:val="ru-RU"/>
-        </w:rPr>
         <w:t>для динамики</w:t>
       </w:r>
     </w:p>
     <w:p>
       <w:pPr>
-        <w:numPr>
-          <w:ilvl w:val="0"/>
-          <w:numId w:val="0"/>
-        </w:numPr>
-        <w:rPr>
-          <w:rFonts w:hint="default"/>
+        <w:ind w:firstLine="0"/>
+      </w:pPr>
+      <w:r>
+        <w:tab/>
+        <w:t xml:space="preserve">В качестве базы данных будет использован </w:t>
+      </w:r>
+      <w:r>
+        <w:rPr>
           <w:lang w:val="en-US"/>
         </w:rPr>
-      </w:pPr>
-      <w:r>
-        <w:rPr>
-          <w:rFonts w:hint="default"/>
-          <w:lang w:val="ru-RU"/>
-        </w:rPr>
+        <w:t>MySQL</w:t>
+      </w:r>
+      <w:r>
+        <w:t>.</w:t>
+      </w:r>
+    </w:p>
+    <w:p>
+      <w:pPr>
+        <w:ind w:firstLine="0"/>
+      </w:pPr>
+      <w:r>
         <w:tab/>
       </w:r>
       <w:r>
-        <w:rPr>
-          <w:rFonts w:hint="default"/>
-          <w:lang w:val="ru-RU"/>
-        </w:rPr>
-        <w:t xml:space="preserve">В качестве базы данных будет использован </w:t>
-      </w:r>
-      <w:r>
-        <w:rPr>
-          <w:rFonts w:hint="default"/>
-          <w:lang w:val="en-US"/>
-        </w:rPr>
-        <w:t>MySQL.</w:t>
-      </w:r>
-    </w:p>
-    <w:p>
-      <w:pPr>
-        <w:numPr>
-          <w:ilvl w:val="0"/>
-          <w:numId w:val="0"/>
-        </w:numPr>
-        <w:rPr>
-          <w:rFonts w:hint="default"/>
-          <w:lang w:val="ru-RU"/>
-        </w:rPr>
-      </w:pPr>
-      <w:r>
-        <w:rPr>
-          <w:rFonts w:hint="default"/>
-          <w:lang w:val="en-US"/>
-        </w:rPr>
+        <w:t>Цель проекта - создать удобное веб приложение, предназначенное для бронирования столиков в заведениях общественного питания. Проект позволит увеличить приток клиентов в заведения, снизить нагрузку на персонал, уменьшить загрузку в заведениях общественного питания и улучшить впечатление о заведениях, подключённых к сервису.</w:t>
+      </w:r>
+    </w:p>
+    <w:p>
+      <w:pPr>
+        <w:ind w:firstLine="0"/>
+      </w:pPr>
+      <w:r>
         <w:tab/>
-      </w:r>
-      <w:r>
-        <w:rPr>
-          <w:rFonts w:hint="default"/>
-          <w:lang w:val="ru-RU"/>
-        </w:rPr>
-        <w:t>Цель проекта - создать удобное веб приложение, предназначенное для бронирования столиков в заведениях общественного питания. Проект позволит увеличить приток клиентов в заведения, снизить нагрузку на персонал, уменьшить загрузку в заведениях общественного питания и улучшить впечатление о заведениях, подключённых к сервису.</w:t>
-      </w:r>
-    </w:p>
-    <w:p>
-      <w:pPr>
-        <w:numPr>
-          <w:ilvl w:val="0"/>
-          <w:numId w:val="0"/>
-        </w:numPr>
-        <w:rPr>
-          <w:rFonts w:hint="default"/>
-          <w:lang w:val="ru-RU"/>
-        </w:rPr>
-      </w:pPr>
-      <w:r>
-        <w:rPr>
-          <w:rFonts w:hint="default"/>
-          <w:lang w:val="ru-RU"/>
-        </w:rPr>
-        <w:tab/>
-      </w:r>
-      <w:r>
-        <w:rPr>
-          <w:rFonts w:hint="default"/>
-          <w:lang w:val="ru-RU"/>
-        </w:rPr>
         <w:t>Реализацию данного проекта можно разделить на несколько этапов:</w:t>
       </w:r>
     </w:p>
@@ -2316,25 +1472,24 @@
           <w:ilvl w:val="0"/>
           <w:numId w:val="7"/>
         </w:numPr>
-        <w:ind w:left="425" w:leftChars="0" w:hanging="425" w:firstLineChars="0"/>
-        <w:rPr>
-          <w:rFonts w:hint="default"/>
+      </w:pPr>
+      <w:r>
+        <w:t xml:space="preserve">Создание макета веб приложения по принципам </w:t>
+      </w:r>
+      <w:r>
+        <w:rPr>
           <w:lang w:val="en-US"/>
         </w:rPr>
-      </w:pPr>
-      <w:r>
-        <w:rPr>
-          <w:rFonts w:hint="default"/>
-          <w:lang w:val="ru-RU"/>
-        </w:rPr>
-        <w:t xml:space="preserve">Создание макета веб приложения по принципам </w:t>
-      </w:r>
-      <w:r>
-        <w:rPr>
-          <w:rFonts w:hint="default"/>
+        <w:t>UI</w:t>
+      </w:r>
+      <w:r>
+        <w:t>/</w:t>
+      </w:r>
+      <w:r>
+        <w:rPr>
           <w:lang w:val="en-US"/>
         </w:rPr>
-        <w:t>UI/UX</w:t>
+        <w:t>UX</w:t>
       </w:r>
     </w:p>
     <w:p>
@@ -2343,31 +1498,20 @@
           <w:ilvl w:val="0"/>
           <w:numId w:val="7"/>
         </w:numPr>
-        <w:ind w:left="425" w:leftChars="0" w:hanging="425" w:firstLineChars="0"/>
-        <w:rPr>
-          <w:rFonts w:hint="default"/>
-          <w:lang w:val="ru-RU"/>
-        </w:rPr>
-      </w:pPr>
-      <w:r>
-        <w:rPr>
-          <w:rFonts w:hint="default"/>
-          <w:lang w:val="ru-RU"/>
-        </w:rPr>
+      </w:pPr>
+      <w:r>
         <w:t xml:space="preserve">Верстка веб страниц и применение </w:t>
       </w:r>
       <w:r>
         <w:rPr>
-          <w:rFonts w:hint="default"/>
           <w:lang w:val="en-US"/>
         </w:rPr>
-        <w:t xml:space="preserve">CSS - </w:t>
-      </w:r>
-      <w:r>
-        <w:rPr>
-          <w:rFonts w:hint="default"/>
-          <w:lang w:val="ru-RU"/>
-        </w:rPr>
+        <w:t>CSS</w:t>
+      </w:r>
+      <w:r>
+        <w:t xml:space="preserve"> - </w:t>
+      </w:r>
+      <w:r>
         <w:t>стилей по созданному макету (возможно небольшие отклонения от макета для улучшения дизайна):</w:t>
       </w:r>
     </w:p>
@@ -2377,17 +1521,9 @@
           <w:ilvl w:val="1"/>
           <w:numId w:val="7"/>
         </w:numPr>
-        <w:ind w:left="845" w:leftChars="0" w:hanging="425" w:firstLineChars="0"/>
-        <w:rPr>
-          <w:rFonts w:hint="default"/>
-          <w:lang w:val="ru-RU"/>
-        </w:rPr>
-      </w:pPr>
-      <w:r>
-        <w:rPr>
-          <w:rFonts w:hint="default"/>
-          <w:lang w:val="ru-RU"/>
-        </w:rPr>
+        <w:ind w:left="845" w:hanging="425"/>
+      </w:pPr>
+      <w:r>
         <w:t>Главная страница</w:t>
       </w:r>
     </w:p>
@@ -2397,17 +1533,9 @@
           <w:ilvl w:val="1"/>
           <w:numId w:val="7"/>
         </w:numPr>
-        <w:ind w:left="845" w:leftChars="0" w:hanging="425" w:firstLineChars="0"/>
-        <w:rPr>
-          <w:rFonts w:hint="default"/>
-          <w:lang w:val="ru-RU"/>
-        </w:rPr>
-      </w:pPr>
-      <w:r>
-        <w:rPr>
-          <w:rFonts w:hint="default"/>
-          <w:lang w:val="ru-RU"/>
-        </w:rPr>
+        <w:ind w:left="845" w:hanging="425"/>
+      </w:pPr>
+      <w:r>
         <w:t>Страница с информацией о подключённых ресторанах</w:t>
       </w:r>
     </w:p>
@@ -2417,17 +1545,9 @@
           <w:ilvl w:val="1"/>
           <w:numId w:val="7"/>
         </w:numPr>
-        <w:ind w:left="845" w:leftChars="0" w:hanging="425" w:firstLineChars="0"/>
-        <w:rPr>
-          <w:rFonts w:hint="default"/>
-          <w:lang w:val="ru-RU"/>
-        </w:rPr>
-      </w:pPr>
-      <w:r>
-        <w:rPr>
-          <w:rFonts w:hint="default"/>
-          <w:lang w:val="ru-RU"/>
-        </w:rPr>
+        <w:ind w:left="845" w:hanging="425"/>
+      </w:pPr>
+      <w:r>
         <w:t>Страница с формой обратной связи и контактами сервиса</w:t>
       </w:r>
     </w:p>
@@ -2437,17 +1557,9 @@
           <w:ilvl w:val="1"/>
           <w:numId w:val="7"/>
         </w:numPr>
-        <w:ind w:left="845" w:leftChars="0" w:hanging="425" w:firstLineChars="0"/>
-        <w:rPr>
-          <w:rFonts w:hint="default"/>
-          <w:lang w:val="ru-RU"/>
-        </w:rPr>
-      </w:pPr>
-      <w:r>
-        <w:rPr>
-          <w:rFonts w:hint="default"/>
-          <w:lang w:val="ru-RU"/>
-        </w:rPr>
+        <w:ind w:left="845" w:hanging="425"/>
+      </w:pPr>
+      <w:r>
         <w:t>Страница с формой  авторизации</w:t>
       </w:r>
     </w:p>
@@ -2457,17 +1569,9 @@
           <w:ilvl w:val="1"/>
           <w:numId w:val="7"/>
         </w:numPr>
-        <w:ind w:left="845" w:leftChars="0" w:hanging="425" w:firstLineChars="0"/>
-        <w:rPr>
-          <w:rFonts w:hint="default"/>
-          <w:lang w:val="ru-RU"/>
-        </w:rPr>
-      </w:pPr>
-      <w:r>
-        <w:rPr>
-          <w:rFonts w:hint="default"/>
-          <w:lang w:val="ru-RU"/>
-        </w:rPr>
+        <w:ind w:left="845" w:hanging="425"/>
+      </w:pPr>
+      <w:r>
         <w:t>Административная панель (для ресторанов)</w:t>
       </w:r>
     </w:p>
@@ -2477,17 +1581,9 @@
           <w:ilvl w:val="1"/>
           <w:numId w:val="7"/>
         </w:numPr>
-        <w:ind w:left="845" w:leftChars="0" w:hanging="425" w:firstLineChars="0"/>
-        <w:rPr>
-          <w:rFonts w:hint="default"/>
-          <w:lang w:val="ru-RU"/>
-        </w:rPr>
-      </w:pPr>
-      <w:r>
-        <w:rPr>
-          <w:rFonts w:hint="default"/>
-          <w:lang w:val="ru-RU"/>
-        </w:rPr>
+        <w:ind w:left="845" w:hanging="425"/>
+      </w:pPr>
+      <w:r>
         <w:t>Административная панель (для администрации сервиса)</w:t>
       </w:r>
     </w:p>
@@ -2497,22 +1593,12 @@
           <w:ilvl w:val="0"/>
           <w:numId w:val="7"/>
         </w:numPr>
-        <w:ind w:left="425" w:leftChars="0" w:hanging="425" w:firstLineChars="0"/>
-        <w:rPr>
-          <w:rFonts w:hint="default"/>
-          <w:lang w:val="en-US"/>
-        </w:rPr>
-      </w:pPr>
-      <w:r>
-        <w:rPr>
-          <w:rFonts w:hint="default"/>
-          <w:lang w:val="ru-RU"/>
-        </w:rPr>
+      </w:pPr>
+      <w:r>
         <w:t xml:space="preserve">Создание структуры базы данных с помощь </w:t>
       </w:r>
       <w:r>
         <w:rPr>
-          <w:rFonts w:hint="default"/>
           <w:lang w:val="en-US"/>
         </w:rPr>
         <w:t>SQL</w:t>
@@ -2524,17 +1610,8 @@
           <w:ilvl w:val="0"/>
           <w:numId w:val="7"/>
         </w:numPr>
-        <w:ind w:left="425" w:leftChars="0" w:hanging="425" w:firstLineChars="0"/>
-        <w:rPr>
-          <w:rFonts w:hint="default"/>
-          <w:lang w:val="ru-RU"/>
-        </w:rPr>
-      </w:pPr>
-      <w:r>
-        <w:rPr>
-          <w:rFonts w:hint="default"/>
-          <w:lang w:val="ru-RU"/>
-        </w:rPr>
+      </w:pPr>
+      <w:r>
         <w:t>Реализация возможности авторизации администрации заведений для дальнейшего управления бронированием</w:t>
       </w:r>
     </w:p>
@@ -2544,31 +1621,24 @@
           <w:ilvl w:val="0"/>
           <w:numId w:val="7"/>
         </w:numPr>
-        <w:ind w:left="425" w:leftChars="0" w:hanging="425" w:firstLineChars="0"/>
-        <w:rPr>
-          <w:rFonts w:hint="default"/>
-          <w:lang w:val="ru-RU"/>
-        </w:rPr>
-      </w:pPr>
-      <w:r>
-        <w:rPr>
-          <w:rFonts w:hint="default"/>
-          <w:lang w:val="ru-RU"/>
-        </w:rPr>
-        <w:t xml:space="preserve">Реализация логики процесса бронирования (Получение данных от пользователя, сохранение в базу данных информации о забронированном столике, удаление из базы соответствующей строки о доступном для бронирования столике, </w:t>
-      </w:r>
-      <w:r>
-        <w:rPr>
-          <w:rFonts w:hint="default"/>
+      </w:pPr>
+      <w:r>
+        <w:t xml:space="preserve">Реализация логики процесса бронирования (Получение данных от пользователя, сохранение в базу данных информации о забронированном столике, удаление из базы соответствующей строки о доступном для </w:t>
+      </w:r>
+      <w:r>
+        <w:lastRenderedPageBreak/>
+        <w:t xml:space="preserve">бронирования столике, </w:t>
+      </w:r>
+      <w:r>
+        <w:rPr>
           <w:lang w:val="en-US"/>
         </w:rPr>
-        <w:t xml:space="preserve">SMS </w:t>
-      </w:r>
-      <w:r>
-        <w:rPr>
-          <w:rFonts w:hint="default"/>
-          <w:lang w:val="ru-RU"/>
-        </w:rPr>
+        <w:t>SMS</w:t>
+      </w:r>
+      <w:r>
+        <w:t xml:space="preserve"> </w:t>
+      </w:r>
+      <w:r>
         <w:t>- оповещение с информацией о забронированном столике)</w:t>
       </w:r>
     </w:p>
@@ -2578,17 +1648,8 @@
           <w:ilvl w:val="0"/>
           <w:numId w:val="7"/>
         </w:numPr>
-        <w:ind w:left="425" w:leftChars="0" w:hanging="425" w:firstLineChars="0"/>
-        <w:rPr>
-          <w:rFonts w:hint="default"/>
-          <w:lang w:val="ru-RU"/>
-        </w:rPr>
-      </w:pPr>
-      <w:r>
-        <w:rPr>
-          <w:rFonts w:hint="default"/>
-          <w:lang w:val="ru-RU"/>
-        </w:rPr>
+      </w:pPr>
+      <w:r>
         <w:t>Создание формы для самостоятельной отмены брони пользователем</w:t>
       </w:r>
     </w:p>
@@ -2598,89 +1659,78 @@
           <w:ilvl w:val="0"/>
           <w:numId w:val="7"/>
         </w:numPr>
-        <w:ind w:left="425" w:leftChars="0" w:hanging="425" w:firstLineChars="0"/>
-        <w:rPr>
-          <w:rFonts w:hint="default"/>
-          <w:lang w:val="ru-RU"/>
-        </w:rPr>
-      </w:pPr>
-      <w:r>
-        <w:rPr>
-          <w:rFonts w:hint="default"/>
-          <w:lang w:val="ru-RU"/>
-        </w:rPr>
+      </w:pPr>
+      <w:r>
         <w:t>Создание различных диалоговых окон с уведомлением или подтверждением действий на сайте</w:t>
       </w:r>
     </w:p>
     <w:p>
       <w:pPr>
-        <w:pStyle w:val="23"/>
-        <w:bidi w:val="0"/>
-        <w:rPr>
-          <w:rFonts w:hint="default"/>
-          <w:lang w:val="ru-RU"/>
-        </w:rPr>
-      </w:pPr>
-      <w:r>
-        <w:rPr>
-          <w:rFonts w:hint="default"/>
-          <w:lang w:val="ru-RU"/>
-        </w:rPr>
+        <w:pStyle w:val="a"/>
+      </w:pPr>
+      <w:r>
         <w:t>Информация об инструментах реализации</w:t>
       </w:r>
     </w:p>
     <w:p>
       <w:pPr>
         <w:rPr>
-          <w:rFonts w:hint="default"/>
           <w:lang w:val="en-US"/>
         </w:rPr>
       </w:pPr>
       <w:r>
         <w:rPr>
-          <w:rFonts w:hint="default"/>
           <w:lang w:val="en-US"/>
         </w:rPr>
-        <w:t xml:space="preserve">HTML — теговый язык разметки документов. Любой документ на языке HTML представляет собой набор элементов, причём начало и конец каждого элемента обозначается специальными пометками — тегами. Элементы могут быть пустыми, то есть не содержащими никакого текста и других данных. В этом случае обычно не указывается закрывающий тег (например, тег переноса строки &lt;br&gt; — одиночный и закрывать его не нужно) . Кроме того, элементы могут иметь атрибуты, определяющие какие-либо их свойства (например, атрибут href= “” у ссылки). Атрибуты указываются в открывающем теге. </w:t>
+        <w:t>HTML</w:t>
+      </w:r>
+      <w:r>
+        <w:t xml:space="preserve"> — теговый язык разметки документов. Любой документ на языке </w:t>
+      </w:r>
+      <w:r>
+        <w:rPr>
+          <w:lang w:val="en-US"/>
+        </w:rPr>
+        <w:t>HTML</w:t>
+      </w:r>
+      <w:r>
+        <w:t xml:space="preserve"> представляет собой набор элементов, причём начало и конец каждого элемента обозначается специальными пометками — тегами. Элементы могут быть пустыми, то есть не содержащими никакого текста и других данных. В этом случае обычно не указывается закрывающий тег (например, тег переноса строки &lt;</w:t>
+      </w:r>
+      <w:r>
+        <w:rPr>
+          <w:lang w:val="en-US"/>
+        </w:rPr>
+        <w:t>br</w:t>
+      </w:r>
+      <w:r>
+        <w:t xml:space="preserve">&gt; — одиночный и закрывать его не нужно) . Кроме того, элементы могут иметь атрибуты, определяющие какие-либо их свойства (например, атрибут </w:t>
+      </w:r>
+      <w:r>
+        <w:rPr>
+          <w:lang w:val="en-US"/>
+        </w:rPr>
+        <w:t>href</w:t>
+      </w:r>
+      <w:r>
+        <w:t xml:space="preserve">= “” у ссылки). </w:t>
+      </w:r>
+      <w:r>
+        <w:rPr>
+          <w:lang w:val="en-US"/>
+        </w:rPr>
+        <w:t xml:space="preserve">Атрибуты указываются в открывающем теге. </w:t>
       </w:r>
     </w:p>
     <w:tbl>
       <w:tblPr>
-        <w:tblStyle w:val="25"/>
+        <w:tblStyle w:val="af2"/>
         <w:tblW w:w="0" w:type="auto"/>
-        <w:tblInd w:w="0" w:type="dxa"/>
-        <w:tblBorders>
-          <w:top w:val="single" w:color="auto" w:sz="4" w:space="0"/>
-          <w:left w:val="single" w:color="auto" w:sz="4" w:space="0"/>
-          <w:bottom w:val="single" w:color="auto" w:sz="4" w:space="0"/>
-          <w:right w:val="single" w:color="auto" w:sz="4" w:space="0"/>
-          <w:insideH w:val="single" w:color="auto" w:sz="4" w:space="0"/>
-          <w:insideV w:val="single" w:color="auto" w:sz="4" w:space="0"/>
-        </w:tblBorders>
-        <w:tblLayout w:type="autofit"/>
-        <w:tblCellMar>
-          <w:left w:w="108" w:type="dxa"/>
-          <w:right w:w="108" w:type="dxa"/>
-        </w:tblCellMar>
+        <w:tblLook w:val="04A0" w:firstRow="1" w:lastRow="0" w:firstColumn="1" w:lastColumn="0" w:noHBand="0" w:noVBand="1"/>
       </w:tblPr>
       <w:tblGrid>
-        <w:gridCol w:w="9570"/>
+        <w:gridCol w:w="9344"/>
       </w:tblGrid>
       <w:tr>
-        <w:tblPrEx>
-          <w:tblBorders>
-            <w:top w:val="single" w:color="auto" w:sz="4" w:space="0"/>
-            <w:left w:val="single" w:color="auto" w:sz="4" w:space="0"/>
-            <w:bottom w:val="single" w:color="auto" w:sz="4" w:space="0"/>
-            <w:right w:val="single" w:color="auto" w:sz="4" w:space="0"/>
-            <w:insideH w:val="single" w:color="auto" w:sz="4" w:space="0"/>
-            <w:insideV w:val="single" w:color="auto" w:sz="4" w:space="0"/>
-          </w:tblBorders>
-          <w:tblCellMar>
-            <w:left w:w="108" w:type="dxa"/>
-            <w:right w:w="108" w:type="dxa"/>
-          </w:tblCellMar>
-        </w:tblPrEx>
         <w:tc>
           <w:tcPr>
             <w:tcW w:w="9570" w:type="dxa"/>
@@ -2688,20 +1738,16 @@
           <w:p>
             <w:pPr>
               <w:rPr>
-                <w:rFonts w:hint="default"/>
                 <w:sz w:val="24"/>
                 <w:szCs w:val="24"/>
-                <w:vertAlign w:val="baseline"/>
-                <w:lang w:val="ru-RU"/>
+                <w:lang w:val="en-US"/>
               </w:rPr>
             </w:pPr>
             <w:r>
               <w:rPr>
-                <w:rFonts w:hint="default"/>
                 <w:sz w:val="24"/>
                 <w:szCs w:val="24"/>
-                <w:vertAlign w:val="baseline"/>
-                <w:lang w:val="ru-RU"/>
+                <w:lang w:val="en-US"/>
               </w:rPr>
               <w:t>&lt;form id="booking-form"&gt;</w:t>
             </w:r>
@@ -2709,20 +1755,16 @@
           <w:p>
             <w:pPr>
               <w:rPr>
-                <w:rFonts w:hint="default"/>
                 <w:sz w:val="24"/>
                 <w:szCs w:val="24"/>
-                <w:vertAlign w:val="baseline"/>
-                <w:lang w:val="ru-RU"/>
+                <w:lang w:val="en-US"/>
               </w:rPr>
             </w:pPr>
             <w:r>
               <w:rPr>
-                <w:rFonts w:hint="default"/>
                 <w:sz w:val="24"/>
                 <w:szCs w:val="24"/>
-                <w:vertAlign w:val="baseline"/>
-                <w:lang w:val="ru-RU"/>
+                <w:lang w:val="en-US"/>
               </w:rPr>
               <w:t xml:space="preserve">            &lt;div class="entry"&gt;</w:t>
             </w:r>
@@ -2730,41 +1772,48 @@
           <w:p>
             <w:pPr>
               <w:rPr>
-                <w:rFonts w:hint="default"/>
                 <w:sz w:val="24"/>
                 <w:szCs w:val="24"/>
-                <w:vertAlign w:val="baseline"/>
-                <w:lang w:val="ru-RU"/>
+                <w:lang w:val="en-US"/>
               </w:rPr>
             </w:pPr>
             <w:r>
               <w:rPr>
-                <w:rFonts w:hint="default"/>
                 <w:sz w:val="24"/>
                 <w:szCs w:val="24"/>
-                <w:vertAlign w:val="baseline"/>
-                <w:lang w:val="ru-RU"/>
-              </w:rPr>
-              <w:t xml:space="preserve">                &lt;label for=""&gt;Ресторан&lt;/label&gt;</w:t>
+                <w:lang w:val="en-US"/>
+              </w:rPr>
+              <w:t xml:space="preserve">                &lt;label for=""&gt;</w:t>
+            </w:r>
+            <w:r>
+              <w:rPr>
+                <w:sz w:val="24"/>
+                <w:szCs w:val="24"/>
+              </w:rPr>
+              <w:t>Ресторан</w:t>
+            </w:r>
+            <w:r>
+              <w:rPr>
+                <w:sz w:val="24"/>
+                <w:szCs w:val="24"/>
+                <w:lang w:val="en-US"/>
+              </w:rPr>
+              <w:t>&lt;/label&gt;</w:t>
             </w:r>
           </w:p>
           <w:p>
             <w:pPr>
               <w:rPr>
-                <w:rFonts w:hint="default"/>
                 <w:sz w:val="24"/>
                 <w:szCs w:val="24"/>
-                <w:vertAlign w:val="baseline"/>
-                <w:lang w:val="ru-RU"/>
+                <w:lang w:val="en-US"/>
               </w:rPr>
             </w:pPr>
             <w:r>
               <w:rPr>
-                <w:rFonts w:hint="default"/>
                 <w:sz w:val="24"/>
                 <w:szCs w:val="24"/>
-                <w:vertAlign w:val="baseline"/>
-                <w:lang w:val="ru-RU"/>
+                <w:lang w:val="en-US"/>
               </w:rPr>
               <w:t xml:space="preserve">                &lt;select name="rest" id="rest"&gt;</w:t>
             </w:r>
@@ -2772,60 +1821,78 @@
           <w:p>
             <w:pPr>
               <w:rPr>
-                <w:rFonts w:hint="default"/>
                 <w:sz w:val="24"/>
                 <w:szCs w:val="24"/>
-                <w:vertAlign w:val="baseline"/>
-                <w:lang w:val="ru-RU"/>
+                <w:lang w:val="en-US"/>
               </w:rPr>
             </w:pPr>
             <w:r>
               <w:rPr>
-                <w:rFonts w:hint="default"/>
                 <w:sz w:val="24"/>
                 <w:szCs w:val="24"/>
-                <w:vertAlign w:val="baseline"/>
-                <w:lang w:val="ru-RU"/>
-              </w:rPr>
-              <w:t xml:space="preserve">                    &lt;option value=""&gt;-- Выберите ресторан --&lt;/option&gt;</w:t>
+                <w:lang w:val="en-US"/>
+              </w:rPr>
+              <w:t xml:space="preserve">                    &lt;option value=""&gt;-- </w:t>
+            </w:r>
+            <w:r>
+              <w:rPr>
+                <w:sz w:val="24"/>
+                <w:szCs w:val="24"/>
+              </w:rPr>
+              <w:t>Выберите</w:t>
+            </w:r>
+            <w:r>
+              <w:rPr>
+                <w:sz w:val="24"/>
+                <w:szCs w:val="24"/>
+                <w:lang w:val="en-US"/>
+              </w:rPr>
+              <w:t xml:space="preserve"> </w:t>
+            </w:r>
+            <w:r>
+              <w:rPr>
+                <w:sz w:val="24"/>
+                <w:szCs w:val="24"/>
+              </w:rPr>
+              <w:t>ресторан</w:t>
+            </w:r>
+            <w:r>
+              <w:rPr>
+                <w:sz w:val="24"/>
+                <w:szCs w:val="24"/>
+                <w:lang w:val="en-US"/>
+              </w:rPr>
+              <w:t xml:space="preserve"> --&lt;/option&gt;</w:t>
             </w:r>
           </w:p>
           <w:p>
             <w:pPr>
               <w:rPr>
-                <w:rFonts w:hint="default"/>
                 <w:sz w:val="24"/>
                 <w:szCs w:val="24"/>
-                <w:vertAlign w:val="baseline"/>
-                <w:lang w:val="ru-RU"/>
               </w:rPr>
             </w:pPr>
             <w:r>
               <w:rPr>
-                <w:rFonts w:hint="default"/>
                 <w:sz w:val="24"/>
                 <w:szCs w:val="24"/>
-                <w:vertAlign w:val="baseline"/>
-                <w:lang w:val="ru-RU"/>
-              </w:rPr>
-              <w:t xml:space="preserve">                &lt;/select&gt;</w:t>
+                <w:lang w:val="en-US"/>
+              </w:rPr>
+              <w:t xml:space="preserve">                </w:t>
+            </w:r>
+            <w:r>
+              <w:rPr>
+                <w:sz w:val="24"/>
+                <w:szCs w:val="24"/>
+              </w:rPr>
+              <w:t>&lt;/select&gt;</w:t>
             </w:r>
           </w:p>
           <w:p>
-            <w:pPr>
-              <w:rPr>
-                <w:rFonts w:hint="default"/>
-                <w:vertAlign w:val="baseline"/>
-                <w:lang w:val="ru-RU"/>
-              </w:rPr>
-            </w:pPr>
-            <w:r>
-              <w:rPr>
-                <w:rFonts w:hint="default"/>
+            <w:r>
+              <w:rPr>
                 <w:sz w:val="24"/>
                 <w:szCs w:val="24"/>
-                <w:vertAlign w:val="baseline"/>
-                <w:lang w:val="ru-RU"/>
               </w:rPr>
               <w:t xml:space="preserve">            &lt;/div&gt;</w:t>
             </w:r>
@@ -2835,67 +1902,54 @@
     </w:tbl>
     <w:p>
       <w:pPr>
-        <w:ind w:left="0" w:leftChars="0" w:firstLine="0" w:firstLineChars="0"/>
-        <w:rPr>
-          <w:rFonts w:hint="default"/>
-          <w:lang w:val="ru-RU"/>
-        </w:rPr>
-      </w:pPr>
-    </w:p>
-    <w:p>
-      <w:pPr>
-        <w:ind w:left="0" w:leftChars="0" w:firstLine="0" w:firstLineChars="0"/>
-        <w:rPr>
-          <w:rFonts w:hint="default"/>
+        <w:ind w:firstLine="0"/>
+      </w:pPr>
+    </w:p>
+    <w:p>
+      <w:pPr>
+        <w:ind w:firstLine="0"/>
+      </w:pPr>
+      <w:r>
+        <w:tab/>
+      </w:r>
+      <w:r>
+        <w:rPr>
           <w:lang w:val="en-US"/>
         </w:rPr>
-      </w:pPr>
-      <w:r>
-        <w:rPr>
-          <w:rFonts w:hint="default"/>
+        <w:t>CSS</w:t>
+      </w:r>
+      <w:r>
+        <w:t xml:space="preserve"> используется создателями веб-страниц для задания цветов, шрифтов, стилей, расположения отдельных блоков и других аспектов представления внешнего вида этих веб-страниц. Основной целью разработки </w:t>
+      </w:r>
+      <w:r>
+        <w:rPr>
           <w:lang w:val="en-US"/>
         </w:rPr>
-        <w:tab/>
-        <w:t>CSS используется создателями веб-страниц для задания цветов, шрифтов, стилей, расположения отдельных блоков и других аспектов представления внешнего вида этих веб-страниц. Основной целью разработки CSS является ограждение и отделение описания логической структуры веб-страницы (которое производится с помощью HTML или других языков разметки) от описания внешнего вида этой веб-страницы. Такое разделение может увеличить доступность документа, предоставить большую гибкость и возможность управления его представлением, а также уменьшить сложность и повторяемость в структурном содержимом.</w:t>
+        <w:t>CSS</w:t>
+      </w:r>
+      <w:r>
+        <w:t xml:space="preserve"> является ограждение и отделение описания логической структуры веб-страницы (которое производится с помощью </w:t>
+      </w:r>
+      <w:r>
+        <w:rPr>
+          <w:lang w:val="en-US"/>
+        </w:rPr>
+        <w:t>HTML</w:t>
+      </w:r>
+      <w:r>
+        <w:t xml:space="preserve"> или других языков разметки) от описания внешнего вида этой веб-страницы. Такое разделение может увеличить доступность документа, предоставить большую гибкость и возможность управления его представлением, а также уменьшить сложность и повторяемость в структурном содержимом.</w:t>
       </w:r>
     </w:p>
     <w:tbl>
       <w:tblPr>
-        <w:tblStyle w:val="25"/>
+        <w:tblStyle w:val="af2"/>
         <w:tblW w:w="0" w:type="auto"/>
-        <w:tblInd w:w="0" w:type="dxa"/>
-        <w:tblBorders>
-          <w:top w:val="single" w:color="auto" w:sz="4" w:space="0"/>
-          <w:left w:val="single" w:color="auto" w:sz="4" w:space="0"/>
-          <w:bottom w:val="single" w:color="auto" w:sz="4" w:space="0"/>
-          <w:right w:val="single" w:color="auto" w:sz="4" w:space="0"/>
-          <w:insideH w:val="single" w:color="auto" w:sz="4" w:space="0"/>
-          <w:insideV w:val="single" w:color="auto" w:sz="4" w:space="0"/>
-        </w:tblBorders>
-        <w:tblLayout w:type="autofit"/>
-        <w:tblCellMar>
-          <w:left w:w="108" w:type="dxa"/>
-          <w:right w:w="108" w:type="dxa"/>
-        </w:tblCellMar>
+        <w:tblLook w:val="04A0" w:firstRow="1" w:lastRow="0" w:firstColumn="1" w:lastColumn="0" w:noHBand="0" w:noVBand="1"/>
       </w:tblPr>
       <w:tblGrid>
-        <w:gridCol w:w="9570"/>
+        <w:gridCol w:w="9344"/>
       </w:tblGrid>
       <w:tr>
-        <w:tblPrEx>
-          <w:tblBorders>
-            <w:top w:val="single" w:color="auto" w:sz="4" w:space="0"/>
-            <w:left w:val="single" w:color="auto" w:sz="4" w:space="0"/>
-            <w:bottom w:val="single" w:color="auto" w:sz="4" w:space="0"/>
-            <w:right w:val="single" w:color="auto" w:sz="4" w:space="0"/>
-            <w:insideH w:val="single" w:color="auto" w:sz="4" w:space="0"/>
-            <w:insideV w:val="single" w:color="auto" w:sz="4" w:space="0"/>
-          </w:tblBorders>
-          <w:tblCellMar>
-            <w:left w:w="108" w:type="dxa"/>
-            <w:right w:w="108" w:type="dxa"/>
-          </w:tblCellMar>
-        </w:tblPrEx>
         <w:tc>
           <w:tcPr>
             <w:tcW w:w="9570" w:type="dxa"/>
@@ -2903,33 +1957,26 @@
           <w:p>
             <w:pPr>
               <w:rPr>
-                <w:rFonts w:hint="default"/>
-                <w:vertAlign w:val="baseline"/>
-                <w:lang w:val="ru-RU"/>
+                <w:lang w:val="en-US"/>
               </w:rPr>
             </w:pPr>
             <w:r>
               <w:rPr>
-                <w:rFonts w:hint="default"/>
-                <w:vertAlign w:val="baseline"/>
-                <w:lang w:val="ru-RU"/>
-              </w:rPr>
+                <w:lang w:val="en-US"/>
+              </w:rPr>
+              <w:lastRenderedPageBreak/>
               <w:t>* {</w:t>
             </w:r>
           </w:p>
           <w:p>
             <w:pPr>
               <w:rPr>
-                <w:rFonts w:hint="default"/>
-                <w:vertAlign w:val="baseline"/>
-                <w:lang w:val="ru-RU"/>
+                <w:lang w:val="en-US"/>
               </w:rPr>
             </w:pPr>
             <w:r>
               <w:rPr>
-                <w:rFonts w:hint="default"/>
-                <w:vertAlign w:val="baseline"/>
-                <w:lang w:val="ru-RU"/>
+                <w:lang w:val="en-US"/>
               </w:rPr>
               <w:t xml:space="preserve">    box-sizing: border-box;</w:t>
             </w:r>
@@ -2937,16 +1984,12 @@
           <w:p>
             <w:pPr>
               <w:rPr>
-                <w:rFonts w:hint="default"/>
-                <w:vertAlign w:val="baseline"/>
-                <w:lang w:val="ru-RU"/>
+                <w:lang w:val="en-US"/>
               </w:rPr>
             </w:pPr>
             <w:r>
               <w:rPr>
-                <w:rFonts w:hint="default"/>
-                <w:vertAlign w:val="baseline"/>
-                <w:lang w:val="ru-RU"/>
+                <w:lang w:val="en-US"/>
               </w:rPr>
               <w:t xml:space="preserve">    border: none;</w:t>
             </w:r>
@@ -2954,16 +1997,12 @@
           <w:p>
             <w:pPr>
               <w:rPr>
-                <w:rFonts w:hint="default"/>
-                <w:vertAlign w:val="baseline"/>
-                <w:lang w:val="ru-RU"/>
+                <w:lang w:val="en-US"/>
               </w:rPr>
             </w:pPr>
             <w:r>
               <w:rPr>
-                <w:rFonts w:hint="default"/>
-                <w:vertAlign w:val="baseline"/>
-                <w:lang w:val="ru-RU"/>
+                <w:lang w:val="en-US"/>
               </w:rPr>
               <w:t xml:space="preserve">    font-family: sans-serif;</w:t>
             </w:r>
@@ -2971,68 +2010,34 @@
           <w:p>
             <w:pPr>
               <w:rPr>
-                <w:rFonts w:hint="default"/>
-                <w:vertAlign w:val="baseline"/>
-                <w:lang w:val="ru-RU"/>
+                <w:lang w:val="en-US"/>
               </w:rPr>
             </w:pPr>
             <w:r>
               <w:rPr>
-                <w:rFonts w:hint="default"/>
-                <w:vertAlign w:val="baseline"/>
-                <w:lang w:val="ru-RU"/>
+                <w:lang w:val="en-US"/>
               </w:rPr>
               <w:t xml:space="preserve">    transition: all 0.5s;</w:t>
             </w:r>
           </w:p>
           <w:p>
-            <w:pPr>
-              <w:rPr>
-                <w:rFonts w:hint="default"/>
-                <w:vertAlign w:val="baseline"/>
-                <w:lang w:val="ru-RU"/>
-              </w:rPr>
-            </w:pPr>
-            <w:r>
-              <w:rPr>
-                <w:rFonts w:hint="default"/>
-                <w:vertAlign w:val="baseline"/>
-                <w:lang w:val="ru-RU"/>
-              </w:rPr>
-              <w:t xml:space="preserve">    padding: 0;</w:t>
+            <w:r>
+              <w:rPr>
+                <w:lang w:val="en-US"/>
+              </w:rPr>
+              <w:t xml:space="preserve">    </w:t>
+            </w:r>
+            <w:r>
+              <w:t>padding: 0;</w:t>
             </w:r>
           </w:p>
           <w:p>
-            <w:pPr>
-              <w:rPr>
-                <w:rFonts w:hint="default"/>
-                <w:vertAlign w:val="baseline"/>
-                <w:lang w:val="ru-RU"/>
-              </w:rPr>
-            </w:pPr>
-            <w:r>
-              <w:rPr>
-                <w:rFonts w:hint="default"/>
-                <w:vertAlign w:val="baseline"/>
-                <w:lang w:val="ru-RU"/>
-              </w:rPr>
+            <w:r>
               <w:t xml:space="preserve">    margin: 0;</w:t>
             </w:r>
           </w:p>
           <w:p>
-            <w:pPr>
-              <w:rPr>
-                <w:rFonts w:hint="default"/>
-                <w:vertAlign w:val="baseline"/>
-                <w:lang w:val="ru-RU"/>
-              </w:rPr>
-            </w:pPr>
-            <w:r>
-              <w:rPr>
-                <w:rFonts w:hint="default"/>
-                <w:vertAlign w:val="baseline"/>
-                <w:lang w:val="ru-RU"/>
-              </w:rPr>
+            <w:r>
               <w:t>}</w:t>
             </w:r>
           </w:p>
@@ -3041,65 +2046,24 @@
     </w:tbl>
     <w:p>
       <w:pPr>
-        <w:ind w:left="0" w:leftChars="0" w:firstLine="0" w:firstLineChars="0"/>
-        <w:rPr>
-          <w:rFonts w:hint="default"/>
-          <w:lang w:val="ru-RU"/>
-        </w:rPr>
-      </w:pPr>
-    </w:p>
-    <w:p>
-      <w:pPr>
-        <w:rPr>
-          <w:rFonts w:hint="default"/>
-          <w:lang w:val="ru-RU"/>
-        </w:rPr>
-      </w:pPr>
-      <w:r>
-        <w:rPr>
-          <w:rFonts w:hint="default"/>
-          <w:lang w:val="ru-RU"/>
-        </w:rPr>
+        <w:ind w:firstLine="0"/>
+      </w:pPr>
+    </w:p>
+    <w:p>
+      <w:r>
         <w:t>JS (JavaScript) — это язык программирования, который используется в веб-разработке для добавления интерактивности, динамичности и функциональности веб-страницам. Он позволяет элементам страницы реагировать на действия пользователя (клики, наведение курсора, ввод текста), обрабатывать события, создавать анимации, проверять формы и взаимодействовать с веб-серверами без перезагрузки страницы.</w:t>
       </w:r>
     </w:p>
     <w:tbl>
       <w:tblPr>
-        <w:tblStyle w:val="25"/>
+        <w:tblStyle w:val="af2"/>
         <w:tblW w:w="0" w:type="auto"/>
-        <w:tblInd w:w="0" w:type="dxa"/>
-        <w:tblBorders>
-          <w:top w:val="single" w:color="auto" w:sz="4" w:space="0"/>
-          <w:left w:val="single" w:color="auto" w:sz="4" w:space="0"/>
-          <w:bottom w:val="single" w:color="auto" w:sz="4" w:space="0"/>
-          <w:right w:val="single" w:color="auto" w:sz="4" w:space="0"/>
-          <w:insideH w:val="single" w:color="auto" w:sz="4" w:space="0"/>
-          <w:insideV w:val="single" w:color="auto" w:sz="4" w:space="0"/>
-        </w:tblBorders>
-        <w:tblLayout w:type="autofit"/>
-        <w:tblCellMar>
-          <w:left w:w="108" w:type="dxa"/>
-          <w:right w:w="108" w:type="dxa"/>
-        </w:tblCellMar>
+        <w:tblLook w:val="04A0" w:firstRow="1" w:lastRow="0" w:firstColumn="1" w:lastColumn="0" w:noHBand="0" w:noVBand="1"/>
       </w:tblPr>
       <w:tblGrid>
-        <w:gridCol w:w="9570"/>
+        <w:gridCol w:w="9344"/>
       </w:tblGrid>
       <w:tr>
-        <w:tblPrEx>
-          <w:tblBorders>
-            <w:top w:val="single" w:color="auto" w:sz="4" w:space="0"/>
-            <w:left w:val="single" w:color="auto" w:sz="4" w:space="0"/>
-            <w:bottom w:val="single" w:color="auto" w:sz="4" w:space="0"/>
-            <w:right w:val="single" w:color="auto" w:sz="4" w:space="0"/>
-            <w:insideH w:val="single" w:color="auto" w:sz="4" w:space="0"/>
-            <w:insideV w:val="single" w:color="auto" w:sz="4" w:space="0"/>
-          </w:tblBorders>
-          <w:tblCellMar>
-            <w:left w:w="108" w:type="dxa"/>
-            <w:right w:w="108" w:type="dxa"/>
-          </w:tblCellMar>
-        </w:tblPrEx>
         <w:tc>
           <w:tcPr>
             <w:tcW w:w="9570" w:type="dxa"/>
@@ -3107,16 +2071,12 @@
           <w:p>
             <w:pPr>
               <w:rPr>
-                <w:rFonts w:hint="default"/>
-                <w:vertAlign w:val="baseline"/>
-                <w:lang w:val="ru-RU"/>
+                <w:lang w:val="en-US"/>
               </w:rPr>
             </w:pPr>
             <w:r>
               <w:rPr>
-                <w:rFonts w:hint="default"/>
-                <w:vertAlign w:val="baseline"/>
-                <w:lang w:val="ru-RU"/>
+                <w:lang w:val="en-US"/>
               </w:rPr>
               <w:t>function showError(error) {</w:t>
             </w:r>
@@ -3124,16 +2084,12 @@
           <w:p>
             <w:pPr>
               <w:rPr>
-                <w:rFonts w:hint="default"/>
-                <w:vertAlign w:val="baseline"/>
-                <w:lang w:val="ru-RU"/>
+                <w:lang w:val="en-US"/>
               </w:rPr>
             </w:pPr>
             <w:r>
               <w:rPr>
-                <w:rFonts w:hint="default"/>
-                <w:vertAlign w:val="baseline"/>
-                <w:lang w:val="ru-RU"/>
+                <w:lang w:val="en-US"/>
               </w:rPr>
               <w:t xml:space="preserve">    let errorLabel = document.getElementById("error");</w:t>
             </w:r>
@@ -3141,16 +2097,12 @@
           <w:p>
             <w:pPr>
               <w:rPr>
-                <w:rFonts w:hint="default"/>
-                <w:vertAlign w:val="baseline"/>
-                <w:lang w:val="ru-RU"/>
+                <w:lang w:val="en-US"/>
               </w:rPr>
             </w:pPr>
             <w:r>
               <w:rPr>
-                <w:rFonts w:hint="default"/>
-                <w:vertAlign w:val="baseline"/>
-                <w:lang w:val="ru-RU"/>
+                <w:lang w:val="en-US"/>
               </w:rPr>
               <w:t xml:space="preserve">    errorLabel.innerText = error;</w:t>
             </w:r>
@@ -3158,16 +2110,12 @@
           <w:p>
             <w:pPr>
               <w:rPr>
-                <w:rFonts w:hint="default"/>
-                <w:vertAlign w:val="baseline"/>
-                <w:lang w:val="ru-RU"/>
+                <w:lang w:val="en-US"/>
               </w:rPr>
             </w:pPr>
             <w:r>
               <w:rPr>
-                <w:rFonts w:hint="default"/>
-                <w:vertAlign w:val="baseline"/>
-                <w:lang w:val="ru-RU"/>
+                <w:lang w:val="en-US"/>
               </w:rPr>
               <w:t xml:space="preserve">    errorLabel.style.display = "block"</w:t>
             </w:r>
@@ -3175,25 +2123,19 @@
           <w:p>
             <w:pPr>
               <w:rPr>
-                <w:rFonts w:hint="default"/>
-                <w:vertAlign w:val="baseline"/>
-                <w:lang w:val="ru-RU"/>
+                <w:lang w:val="en-US"/>
               </w:rPr>
             </w:pPr>
           </w:p>
           <w:p>
             <w:pPr>
               <w:rPr>
-                <w:rFonts w:hint="default"/>
-                <w:vertAlign w:val="baseline"/>
-                <w:lang w:val="ru-RU"/>
+                <w:lang w:val="en-US"/>
               </w:rPr>
             </w:pPr>
             <w:r>
               <w:rPr>
-                <w:rFonts w:hint="default"/>
-                <w:vertAlign w:val="baseline"/>
-                <w:lang w:val="ru-RU"/>
+                <w:lang w:val="en-US"/>
               </w:rPr>
               <w:t xml:space="preserve">    setTimeout(() =&gt; {</w:t>
             </w:r>
@@ -3201,16 +2143,12 @@
           <w:p>
             <w:pPr>
               <w:rPr>
-                <w:rFonts w:hint="default"/>
-                <w:vertAlign w:val="baseline"/>
-                <w:lang w:val="ru-RU"/>
+                <w:lang w:val="en-US"/>
               </w:rPr>
             </w:pPr>
             <w:r>
               <w:rPr>
-                <w:rFonts w:hint="default"/>
-                <w:vertAlign w:val="baseline"/>
-                <w:lang w:val="ru-RU"/>
+                <w:lang w:val="en-US"/>
               </w:rPr>
               <w:t xml:space="preserve">        errorLabel.innerText = "";</w:t>
             </w:r>
@@ -3218,180 +2156,117 @@
           <w:p>
             <w:pPr>
               <w:rPr>
-                <w:rFonts w:hint="default"/>
-                <w:vertAlign w:val="baseline"/>
-                <w:lang w:val="ru-RU"/>
+                <w:lang w:val="en-US"/>
               </w:rPr>
             </w:pPr>
             <w:r>
               <w:rPr>
-                <w:rFonts w:hint="default"/>
-                <w:vertAlign w:val="baseline"/>
-                <w:lang w:val="ru-RU"/>
+                <w:lang w:val="en-US"/>
               </w:rPr>
               <w:t xml:space="preserve">        errorLabel.style.display = ""</w:t>
             </w:r>
           </w:p>
           <w:p>
-            <w:pPr>
-              <w:rPr>
-                <w:rFonts w:hint="default"/>
-                <w:vertAlign w:val="baseline"/>
-                <w:lang w:val="ru-RU"/>
-              </w:rPr>
-            </w:pPr>
-            <w:r>
-              <w:rPr>
-                <w:rFonts w:hint="default"/>
-                <w:vertAlign w:val="baseline"/>
-                <w:lang w:val="ru-RU"/>
-              </w:rPr>
-              <w:t xml:space="preserve">    }, 3000)</w:t>
+            <w:r>
+              <w:rPr>
+                <w:lang w:val="en-US"/>
+              </w:rPr>
+              <w:t xml:space="preserve">    </w:t>
+            </w:r>
+            <w:r>
+              <w:t>}, 3000)</w:t>
             </w:r>
           </w:p>
           <w:p>
-            <w:pPr>
-              <w:rPr>
-                <w:rFonts w:hint="default"/>
-                <w:vertAlign w:val="baseline"/>
-                <w:lang w:val="ru-RU"/>
-              </w:rPr>
-            </w:pPr>
-            <w:r>
-              <w:rPr>
-                <w:rFonts w:hint="default"/>
-                <w:vertAlign w:val="baseline"/>
-                <w:lang w:val="ru-RU"/>
-              </w:rPr>
+            <w:r>
               <w:t>}</w:t>
             </w:r>
           </w:p>
         </w:tc>
       </w:tr>
     </w:tbl>
-    <w:p>
-      <w:pPr>
-        <w:rPr>
-          <w:rFonts w:hint="default"/>
-          <w:lang w:val="ru-RU"/>
-        </w:rPr>
-      </w:pPr>
-    </w:p>
-    <w:p>
-      <w:pPr>
-        <w:rPr>
-          <w:rFonts w:hint="default"/>
-          <w:lang w:val="ru-RU"/>
-        </w:rPr>
-      </w:pPr>
-      <w:r>
-        <w:rPr>
-          <w:rFonts w:hint="default"/>
+    <w:p/>
+    <w:p>
+      <w:r>
+        <w:rPr>
           <w:lang w:val="en-US"/>
         </w:rPr>
-        <w:t xml:space="preserve">PHP </w:t>
-      </w:r>
-      <w:r>
-        <w:rPr>
-          <w:rFonts w:hint="default"/>
-          <w:lang w:val="ru-RU"/>
-        </w:rPr>
+        <w:t>PHP</w:t>
+      </w:r>
+      <w:r>
+        <w:t xml:space="preserve"> </w:t>
+      </w:r>
+      <w:r>
         <w:t>используют для</w:t>
       </w:r>
       <w:r>
-        <w:rPr>
-          <w:rFonts w:hint="default"/>
+        <w:t xml:space="preserve"> </w:t>
+      </w:r>
+      <w:r>
+        <w:rPr>
           <w:lang w:val="en-US"/>
         </w:rPr>
-        <w:t xml:space="preserve"> c</w:t>
-      </w:r>
-      <w:r>
-        <w:rPr>
-          <w:rFonts w:hint="default"/>
-          <w:lang w:val="ru-RU"/>
-        </w:rPr>
+        <w:t>c</w:t>
+      </w:r>
+      <w:r>
         <w:t>оздания скриптов, которые обрабатываются на стороне сервера. Это традиционная и главная цель PHP. Также его используют для связи с различными</w:t>
       </w:r>
       <w:r>
-        <w:rPr>
-          <w:rFonts w:hint="default"/>
+        <w:t xml:space="preserve"> </w:t>
+      </w:r>
+      <w:r>
+        <w:t>системами управления базами данных (</w:t>
+      </w:r>
+      <w:r>
+        <w:rPr>
           <w:lang w:val="en-US"/>
         </w:rPr>
+        <w:t>MySQL</w:t>
+      </w:r>
+      <w:r>
+        <w:t xml:space="preserve">, </w:t>
+      </w:r>
+      <w:r>
+        <w:rPr>
+          <w:lang w:val="en-US"/>
+        </w:rPr>
+        <w:t>MariaDB</w:t>
+      </w:r>
+      <w:r>
+        <w:t xml:space="preserve">, </w:t>
+      </w:r>
+      <w:r>
+        <w:rPr>
+          <w:lang w:val="en-US"/>
+        </w:rPr>
+        <w:t>PostgreSQL</w:t>
+      </w:r>
+      <w:r>
         <w:t xml:space="preserve"> </w:t>
       </w:r>
       <w:r>
-        <w:rPr>
-          <w:rFonts w:hint="default"/>
-          <w:lang w:val="ru-RU"/>
-        </w:rPr>
-        <w:t>системами управления базами данных (</w:t>
-      </w:r>
-      <w:r>
-        <w:rPr>
-          <w:rFonts w:hint="default"/>
+        <w:t xml:space="preserve">и другими) с помощью </w:t>
+      </w:r>
+      <w:r>
+        <w:rPr>
           <w:lang w:val="en-US"/>
         </w:rPr>
-        <w:t xml:space="preserve">MySQL, MariaDB, PostgreSQL </w:t>
-      </w:r>
-      <w:r>
-        <w:rPr>
-          <w:rFonts w:hint="default"/>
-          <w:lang w:val="ru-RU"/>
-        </w:rPr>
-        <w:t xml:space="preserve">и другими) с помощью </w:t>
-      </w:r>
-      <w:r>
-        <w:rPr>
-          <w:rFonts w:hint="default"/>
-          <w:lang w:val="en-US"/>
-        </w:rPr>
         <w:t>SQL</w:t>
       </w:r>
       <w:r>
-        <w:rPr>
-          <w:rFonts w:hint="default"/>
-          <w:lang w:val="ru-RU"/>
-        </w:rPr>
         <w:t>-запросов и обработки форм.</w:t>
       </w:r>
     </w:p>
     <w:tbl>
       <w:tblPr>
-        <w:tblStyle w:val="25"/>
+        <w:tblStyle w:val="af2"/>
         <w:tblW w:w="0" w:type="auto"/>
-        <w:tblInd w:w="0" w:type="dxa"/>
-        <w:tblBorders>
-          <w:top w:val="single" w:color="auto" w:sz="4" w:space="0"/>
-          <w:left w:val="single" w:color="auto" w:sz="4" w:space="0"/>
-          <w:bottom w:val="single" w:color="auto" w:sz="4" w:space="0"/>
-          <w:right w:val="single" w:color="auto" w:sz="4" w:space="0"/>
-          <w:insideH w:val="single" w:color="auto" w:sz="4" w:space="0"/>
-          <w:insideV w:val="single" w:color="auto" w:sz="4" w:space="0"/>
-        </w:tblBorders>
-        <w:tblLayout w:type="autofit"/>
-        <w:tblCellMar>
-          <w:left w:w="108" w:type="dxa"/>
-          <w:right w:w="108" w:type="dxa"/>
-        </w:tblCellMar>
+        <w:tblLook w:val="04A0" w:firstRow="1" w:lastRow="0" w:firstColumn="1" w:lastColumn="0" w:noHBand="0" w:noVBand="1"/>
       </w:tblPr>
       <w:tblGrid>
-        <w:gridCol w:w="9570"/>
+        <w:gridCol w:w="9344"/>
       </w:tblGrid>
       <w:tr>
-        <w:tblPrEx>
-          <w:tblBorders>
-            <w:top w:val="single" w:color="auto" w:sz="4" w:space="0"/>
-            <w:left w:val="single" w:color="auto" w:sz="4" w:space="0"/>
-            <w:bottom w:val="single" w:color="auto" w:sz="4" w:space="0"/>
-            <w:right w:val="single" w:color="auto" w:sz="4" w:space="0"/>
-            <w:insideH w:val="single" w:color="auto" w:sz="4" w:space="0"/>
-            <w:insideV w:val="single" w:color="auto" w:sz="4" w:space="0"/>
-          </w:tblBorders>
-          <w:tblCellMar>
-            <w:left w:w="108" w:type="dxa"/>
-            <w:right w:w="108" w:type="dxa"/>
-          </w:tblCellMar>
-        </w:tblPrEx>
         <w:tc>
           <w:tcPr>
             <w:tcW w:w="9570" w:type="dxa"/>
@@ -3399,33 +2274,26 @@
           <w:p>
             <w:pPr>
               <w:rPr>
-                <w:rFonts w:hint="default"/>
-                <w:vertAlign w:val="baseline"/>
-                <w:lang w:val="ru-RU"/>
+                <w:lang w:val="en-US"/>
               </w:rPr>
             </w:pPr>
             <w:r>
               <w:rPr>
-                <w:rFonts w:hint="default"/>
-                <w:vertAlign w:val="baseline"/>
-                <w:lang w:val="ru-RU"/>
-              </w:rPr>
+                <w:lang w:val="en-US"/>
+              </w:rPr>
+              <w:lastRenderedPageBreak/>
               <w:t>&lt;?php</w:t>
             </w:r>
           </w:p>
           <w:p>
             <w:pPr>
               <w:rPr>
-                <w:rFonts w:hint="default"/>
-                <w:vertAlign w:val="baseline"/>
-                <w:lang w:val="ru-RU"/>
+                <w:lang w:val="en-US"/>
               </w:rPr>
             </w:pPr>
             <w:r>
               <w:rPr>
-                <w:rFonts w:hint="default"/>
-                <w:vertAlign w:val="baseline"/>
-                <w:lang w:val="ru-RU"/>
+                <w:lang w:val="en-US"/>
               </w:rPr>
               <w:t>$host = "localhost";</w:t>
             </w:r>
@@ -3433,16 +2301,12 @@
           <w:p>
             <w:pPr>
               <w:rPr>
-                <w:rFonts w:hint="default"/>
-                <w:vertAlign w:val="baseline"/>
-                <w:lang w:val="ru-RU"/>
+                <w:lang w:val="en-US"/>
               </w:rPr>
             </w:pPr>
             <w:r>
               <w:rPr>
-                <w:rFonts w:hint="default"/>
-                <w:vertAlign w:val="baseline"/>
-                <w:lang w:val="ru-RU"/>
+                <w:lang w:val="en-US"/>
               </w:rPr>
               <w:t>$user = "root";</w:t>
             </w:r>
@@ -3450,16 +2314,12 @@
           <w:p>
             <w:pPr>
               <w:rPr>
-                <w:rFonts w:hint="default"/>
-                <w:vertAlign w:val="baseline"/>
-                <w:lang w:val="ru-RU"/>
+                <w:lang w:val="en-US"/>
               </w:rPr>
             </w:pPr>
             <w:r>
               <w:rPr>
-                <w:rFonts w:hint="default"/>
-                <w:vertAlign w:val="baseline"/>
-                <w:lang w:val="ru-RU"/>
+                <w:lang w:val="en-US"/>
               </w:rPr>
               <w:t>$pass = "";</w:t>
             </w:r>
@@ -3467,16 +2327,12 @@
           <w:p>
             <w:pPr>
               <w:rPr>
-                <w:rFonts w:hint="default"/>
-                <w:vertAlign w:val="baseline"/>
-                <w:lang w:val="ru-RU"/>
+                <w:lang w:val="en-US"/>
               </w:rPr>
             </w:pPr>
             <w:r>
               <w:rPr>
-                <w:rFonts w:hint="default"/>
-                <w:vertAlign w:val="baseline"/>
-                <w:lang w:val="ru-RU"/>
+                <w:lang w:val="en-US"/>
               </w:rPr>
               <w:t>$db = "avrora";</w:t>
             </w:r>
@@ -3484,16 +2340,12 @@
           <w:p>
             <w:pPr>
               <w:rPr>
-                <w:rFonts w:hint="default"/>
-                <w:vertAlign w:val="baseline"/>
-                <w:lang w:val="ru-RU"/>
+                <w:lang w:val="en-US"/>
               </w:rPr>
             </w:pPr>
             <w:r>
               <w:rPr>
-                <w:rFonts w:hint="default"/>
-                <w:vertAlign w:val="baseline"/>
-                <w:lang w:val="ru-RU"/>
+                <w:lang w:val="en-US"/>
               </w:rPr>
               <w:t>$conn = mysqli_connect($host, $user, $pass, $db);</w:t>
             </w:r>
@@ -3501,16 +2353,12 @@
           <w:p>
             <w:pPr>
               <w:rPr>
-                <w:rFonts w:hint="default"/>
-                <w:vertAlign w:val="baseline"/>
-                <w:lang w:val="ru-RU"/>
+                <w:lang w:val="en-US"/>
               </w:rPr>
             </w:pPr>
             <w:r>
               <w:rPr>
-                <w:rFonts w:hint="default"/>
-                <w:vertAlign w:val="baseline"/>
-                <w:lang w:val="ru-RU"/>
+                <w:lang w:val="en-US"/>
               </w:rPr>
               <w:t>$conn -&gt; set_charset("utf8mb4");</w:t>
             </w:r>
@@ -3518,16 +2366,12 @@
           <w:p>
             <w:pPr>
               <w:rPr>
-                <w:rFonts w:hint="default"/>
-                <w:vertAlign w:val="baseline"/>
-                <w:lang w:val="ru-RU"/>
+                <w:lang w:val="en-US"/>
               </w:rPr>
             </w:pPr>
             <w:r>
               <w:rPr>
-                <w:rFonts w:hint="default"/>
-                <w:vertAlign w:val="baseline"/>
-                <w:lang w:val="ru-RU"/>
+                <w:lang w:val="en-US"/>
               </w:rPr>
               <w:t>if ($conn -&gt; connect_error){</w:t>
             </w:r>
@@ -3535,16 +2379,12 @@
           <w:p>
             <w:pPr>
               <w:rPr>
-                <w:rFonts w:hint="default"/>
-                <w:vertAlign w:val="baseline"/>
-                <w:lang w:val="ru-RU"/>
+                <w:lang w:val="en-US"/>
               </w:rPr>
             </w:pPr>
             <w:r>
               <w:rPr>
-                <w:rFonts w:hint="default"/>
-                <w:vertAlign w:val="baseline"/>
-                <w:lang w:val="ru-RU"/>
+                <w:lang w:val="en-US"/>
               </w:rPr>
               <w:t xml:space="preserve">    die ("Error DB" . $conn -&gt; connect_error);</w:t>
             </w:r>
@@ -3552,90 +2392,155 @@
           <w:p>
             <w:pPr>
               <w:rPr>
-                <w:rFonts w:hint="default"/>
-                <w:vertAlign w:val="baseline"/>
-                <w:lang w:val="ru-RU"/>
+                <w:lang w:val="en-US"/>
               </w:rPr>
             </w:pPr>
           </w:p>
           <w:p>
-            <w:pPr>
-              <w:rPr>
-                <w:rFonts w:hint="default"/>
-                <w:vertAlign w:val="baseline"/>
-                <w:lang w:val="ru-RU"/>
-              </w:rPr>
-            </w:pPr>
-            <w:r>
-              <w:rPr>
-                <w:rFonts w:hint="default"/>
-                <w:vertAlign w:val="baseline"/>
-                <w:lang w:val="ru-RU"/>
-              </w:rPr>
+            <w:r>
               <w:t>}</w:t>
             </w:r>
           </w:p>
         </w:tc>
       </w:tr>
     </w:tbl>
-    <w:p>
-      <w:pPr>
-        <w:rPr>
-          <w:rFonts w:hint="default"/>
-          <w:lang w:val="ru-RU"/>
-        </w:rPr>
-      </w:pPr>
-    </w:p>
-    <w:p>
-      <w:pPr>
-        <w:rPr>
-          <w:rFonts w:hint="default"/>
+    <w:p/>
+    <w:p>
+      <w:r>
+        <w:rPr>
           <w:lang w:val="en-US"/>
         </w:rPr>
-      </w:pPr>
-      <w:r>
-        <w:rPr>
-          <w:rFonts w:hint="default"/>
+        <w:t>SQL</w:t>
+      </w:r>
+      <w:r>
+        <w:t xml:space="preserve"> (</w:t>
+      </w:r>
+      <w:r>
+        <w:rPr>
           <w:lang w:val="en-US"/>
         </w:rPr>
-        <w:t>SQL (Structured Query Language) — это декларативный язык запросов для управления реляционными базами данных. С его помощью можно создавать таблицы, добавлять, изменять и удалять данные, а также делать выборки по заданным условиям. SQL стандартизирован организацией ISO и поддерживается всеми основными СУБД: PostgreSQL, MySQL, SQLite, Microsoft SQL Server и Oracle.</w:t>
-      </w:r>
-    </w:p>
-    <w:p>
-      <w:pPr>
-        <w:rPr>
-          <w:rFonts w:hint="default"/>
+        <w:t>Structured</w:t>
+      </w:r>
+      <w:r>
+        <w:t xml:space="preserve"> </w:t>
+      </w:r>
+      <w:r>
+        <w:rPr>
           <w:lang w:val="en-US"/>
         </w:rPr>
-      </w:pPr>
-      <w:r>
-        <w:rPr>
-          <w:rFonts w:hint="default"/>
+        <w:t>Query</w:t>
+      </w:r>
+      <w:r>
+        <w:t xml:space="preserve"> </w:t>
+      </w:r>
+      <w:r>
+        <w:rPr>
           <w:lang w:val="en-US"/>
         </w:rPr>
+        <w:t>Language</w:t>
+      </w:r>
+      <w:r>
+        <w:t xml:space="preserve">) — это декларативный язык запросов для управления реляционными базами данных. С его помощью можно создавать таблицы, добавлять, изменять и удалять данные, а также делать выборки по заданным условиям. </w:t>
+      </w:r>
+      <w:r>
+        <w:rPr>
+          <w:lang w:val="en-US"/>
+        </w:rPr>
+        <w:t>SQL</w:t>
+      </w:r>
+      <w:r>
+        <w:t xml:space="preserve"> стандартизирован организацией </w:t>
+      </w:r>
+      <w:r>
+        <w:rPr>
+          <w:lang w:val="en-US"/>
+        </w:rPr>
+        <w:t>ISO</w:t>
+      </w:r>
+      <w:r>
+        <w:t xml:space="preserve"> и поддерживается всеми основными СУБД: </w:t>
+      </w:r>
+      <w:r>
+        <w:rPr>
+          <w:lang w:val="en-US"/>
+        </w:rPr>
+        <w:t>PostgreSQL</w:t>
+      </w:r>
+      <w:r>
+        <w:t xml:space="preserve">, </w:t>
+      </w:r>
+      <w:r>
+        <w:rPr>
+          <w:lang w:val="en-US"/>
+        </w:rPr>
+        <w:t>MySQL</w:t>
+      </w:r>
+      <w:r>
+        <w:t xml:space="preserve">, </w:t>
+      </w:r>
+      <w:r>
+        <w:rPr>
+          <w:lang w:val="en-US"/>
+        </w:rPr>
+        <w:t>SQLite</w:t>
+      </w:r>
+      <w:r>
+        <w:t xml:space="preserve">, </w:t>
+      </w:r>
+      <w:r>
+        <w:rPr>
+          <w:lang w:val="en-US"/>
+        </w:rPr>
+        <w:t>Microsoft</w:t>
+      </w:r>
+      <w:r>
+        <w:t xml:space="preserve"> </w:t>
+      </w:r>
+      <w:r>
+        <w:rPr>
+          <w:lang w:val="en-US"/>
+        </w:rPr>
+        <w:t>SQL</w:t>
+      </w:r>
+      <w:r>
+        <w:t xml:space="preserve"> </w:t>
+      </w:r>
+      <w:r>
+        <w:rPr>
+          <w:lang w:val="en-US"/>
+        </w:rPr>
+        <w:t>Server</w:t>
+      </w:r>
+      <w:r>
+        <w:t xml:space="preserve"> и </w:t>
+      </w:r>
+      <w:r>
+        <w:rPr>
+          <w:lang w:val="en-US"/>
+        </w:rPr>
+        <w:t>Oracle</w:t>
+      </w:r>
+      <w:r>
+        <w:t>.</w:t>
+      </w:r>
+    </w:p>
+    <w:p>
+      <w:r>
         <w:br w:type="page"/>
       </w:r>
     </w:p>
     <w:p>
       <w:pPr>
-        <w:pStyle w:val="21"/>
-        <w:bidi w:val="0"/>
-        <w:rPr>
-          <w:rFonts w:hint="default"/>
-          <w:lang w:val="ru-RU"/>
-        </w:rPr>
-      </w:pPr>
-      <w:r>
-        <w:rPr>
-          <w:rFonts w:hint="default"/>
-          <w:lang w:val="ru-RU"/>
-        </w:rPr>
+        <w:pStyle w:val="ad"/>
+      </w:pPr>
+      <w:r>
+        <w:lastRenderedPageBreak/>
         <w:t>Практическая часть</w:t>
       </w:r>
     </w:p>
     <w:p>
       <w:pPr>
-        <w:pStyle w:val="23"/>
+        <w:pStyle w:val="a"/>
         <w:numPr>
           <w:ilvl w:val="0"/>
           <w:numId w:val="8"/>
@@ -3643,125 +2548,468 @@
         <w:tabs>
           <w:tab w:val="clear" w:pos="425"/>
         </w:tabs>
-        <w:bidi w:val="0"/>
-        <w:ind w:left="425" w:leftChars="0" w:hanging="425" w:firstLineChars="0"/>
-        <w:rPr>
-          <w:rFonts w:hint="default"/>
-          <w:lang w:val="ru-RU"/>
-        </w:rPr>
-      </w:pPr>
-      <w:r>
-        <w:rPr>
-          <w:rFonts w:hint="default"/>
-          <w:lang w:val="ru-RU"/>
-        </w:rPr>
+      </w:pPr>
+      <w:r>
         <w:t>Инструкция пользователя</w:t>
       </w:r>
     </w:p>
     <w:p>
-      <w:pPr>
-        <w:rPr>
-          <w:rFonts w:hint="default"/>
+      <w:r>
+        <w:t xml:space="preserve">Переход на главную страницу </w:t>
+      </w:r>
+      <w:r>
+        <w:rPr>
           <w:lang w:val="en-US"/>
         </w:rPr>
-      </w:pPr>
-      <w:r>
-        <w:rPr>
-          <w:rFonts w:hint="default"/>
-          <w:lang w:val="ru-RU"/>
-        </w:rPr>
-        <w:t xml:space="preserve">Переход на главную страницу </w:t>
-      </w:r>
-      <w:r>
-        <w:rPr>
-          <w:rFonts w:hint="default"/>
+        <w:t>index</w:t>
+      </w:r>
+      <w:r>
+        <w:t>.</w:t>
+      </w:r>
+      <w:r>
+        <w:rPr>
           <w:lang w:val="en-US"/>
         </w:rPr>
-        <w:t xml:space="preserve">index.php </w:t>
-      </w:r>
-      <w:r>
-        <w:rPr>
-          <w:rFonts w:hint="default"/>
-          <w:lang w:val="ru-RU"/>
-        </w:rPr>
+        <w:t>php</w:t>
+      </w:r>
+      <w:r>
+        <w:t xml:space="preserve"> </w:t>
+      </w:r>
+      <w:r>
         <w:t xml:space="preserve">осуществляется с помощью браузера по домену </w:t>
       </w:r>
       <w:r>
         <w:rPr>
-          <w:rFonts w:hint="default"/>
           <w:lang w:val="en-US"/>
         </w:rPr>
-        <w:t>avrora-booking.ru.</w:t>
-      </w:r>
-    </w:p>
-    <w:p>
-      <w:pPr>
-        <w:rPr>
-          <w:rFonts w:hint="default"/>
-          <w:lang w:val="ru-RU"/>
-        </w:rPr>
-      </w:pPr>
-      <w:r>
-        <w:rPr>
-          <w:rFonts w:hint="default"/>
-          <w:lang w:val="ru-RU"/>
-        </w:rPr>
+        <w:t>avrora</w:t>
+      </w:r>
+      <w:r>
+        <w:t>-</w:t>
+      </w:r>
+      <w:r>
+        <w:rPr>
+          <w:lang w:val="en-US"/>
+        </w:rPr>
+        <w:t>booking</w:t>
+      </w:r>
+      <w:r>
+        <w:t>.</w:t>
+      </w:r>
+      <w:r>
+        <w:rPr>
+          <w:lang w:val="en-US"/>
+        </w:rPr>
+        <w:t>ru</w:t>
+      </w:r>
+      <w:r>
+        <w:t>.</w:t>
+      </w:r>
+    </w:p>
+    <w:p>
+      <w:r>
         <w:t>На главной странице пользователя встречает информация о сервисе и форма бронирования с полями для выбора и ввода информация.</w:t>
       </w:r>
     </w:p>
     <w:p>
       <w:pPr>
         <w:rPr>
-          <w:rFonts w:hint="default"/>
-          <w:lang w:val="ru-RU"/>
-        </w:rPr>
-      </w:pPr>
-      <w:r>
-        <w:rPr>
-          <w:rFonts w:hint="default"/>
-          <w:lang w:val="ru-RU"/>
-        </w:rPr>
-        <w:t>При нажатии на поле «Ресторан» появляется список ресторанов, из которых пользователю необходимо выбрать нужный. После выбора становится доступным поле «Дата», при нажатии на которое появляется список доступных дат для бронирования в выбранном ресторане. После выбора даты становится доступным поле «Время», при нажатии на которое появляется список доступного времени для бронирования в выбранном ресторане на выбранную дату. После выбора времени становится доступным поле «Стол», при нажатии на которое появляется список свободных столов для бронирования в выбранном ресторане на выбранную дату в конкретное время</w:t>
-      </w:r>
-      <w:bookmarkStart w:id="2" w:name="_GoBack"/>
-      <w:bookmarkEnd w:id="2"/>
-      <w:r>
-        <w:rPr>
-          <w:rFonts w:hint="default"/>
-          <w:lang w:val="ru-RU"/>
-        </w:rPr>
-        <w:t xml:space="preserve">. </w:t>
-      </w:r>
-    </w:p>
-    <w:p>
-      <w:pPr>
-        <w:rPr>
-          <w:rFonts w:hint="default"/>
-          <w:lang w:val="ru-RU"/>
-        </w:rPr>
-      </w:pPr>
-    </w:p>
-    <w:p>
-      <w:pPr>
-        <w:rPr>
-          <w:rFonts w:hint="default"/>
-          <w:lang w:val="ru-RU"/>
-        </w:rPr>
-      </w:pPr>
+          <w:lang w:val="en-US"/>
+        </w:rPr>
+      </w:pPr>
+      <w:r>
+        <w:t xml:space="preserve">При нажатии на поле «Ресторан» появляется список ресторанов, из которых пользователю необходимо выбрать нужный. После выбора становится доступным поле «Дата», при нажатии на которое появляется список доступных дат для бронирования в выбранном ресторане. После выбора даты становится доступным поле «Время», при нажатии на которое появляется список доступного времени для бронирования в выбранном ресторане на выбранную дату. После выбора времени становится доступным поле «Стол», при нажатии на которое появляется список свободных столов для бронирования в выбранном ресторане на выбранную дату в конкретное время. </w:t>
+      </w:r>
+    </w:p>
+    <w:p>
+      <w:r>
+        <w:t>В самом конце необходимо указать контактную информацию (ФИО и номер телефона), а также дать согласие на обработку персональных данных.</w:t>
+      </w:r>
+    </w:p>
+    <w:p>
+      <w:pPr>
+        <w:ind w:firstLine="0"/>
+      </w:pPr>
+      <w:r>
+        <w:drawing>
+          <wp:inline distT="0" distB="0" distL="0" distR="0" wp14:anchorId="47274188" wp14:editId="7B8BC54F">
+            <wp:extent cx="5939790" cy="2868930"/>
+            <wp:effectExtent l="0" t="0" r="3810" b="7620"/>
+            <wp:docPr id="766529103" name="Рисунок 1"/>
+            <wp:cNvGraphicFramePr>
+              <a:graphicFrameLocks xmlns:a="http://schemas.openxmlformats.org/drawingml/2006/main" noChangeAspect="1"/>
+            </wp:cNvGraphicFramePr>
+            <a:graphic xmlns:a="http://schemas.openxmlformats.org/drawingml/2006/main">
+              <a:graphicData uri="http://schemas.openxmlformats.org/drawingml/2006/picture">
+                <pic:pic xmlns:pic="http://schemas.openxmlformats.org/drawingml/2006/picture">
+                  <pic:nvPicPr>
+                    <pic:cNvPr id="766529103" name="Рисунок 1"/>
+                    <pic:cNvPicPr/>
+                  </pic:nvPicPr>
+                  <pic:blipFill>
+                    <a:blip r:embed="rId11"/>
+                    <a:stretch>
+                      <a:fillRect/>
+                    </a:stretch>
+                  </pic:blipFill>
+                  <pic:spPr>
+                    <a:xfrm>
+                      <a:off x="0" y="0"/>
+                      <a:ext cx="5939790" cy="2868930"/>
+                    </a:xfrm>
+                    <a:prstGeom prst="rect">
+                      <a:avLst/>
+                    </a:prstGeom>
+                  </pic:spPr>
+                </pic:pic>
+              </a:graphicData>
+            </a:graphic>
+          </wp:inline>
+        </w:drawing>
+      </w:r>
+    </w:p>
+    <w:p>
+      <w:pPr>
+        <w:ind w:firstLine="0"/>
+      </w:pPr>
+      <w:r>
+        <w:tab/>
+        <w:t>После нажатия на кнопку «Забронировать» появляется диалоговое окно с информацией о бронировании, которую необходимо сохранить (например, сделать снимок экрана).</w:t>
+      </w:r>
+    </w:p>
+    <w:p>
+      <w:pPr>
+        <w:ind w:firstLine="0"/>
+      </w:pPr>
+      <w:r>
+        <w:lastRenderedPageBreak/>
+        <w:drawing>
+          <wp:inline distT="0" distB="0" distL="0" distR="0" wp14:anchorId="39595676" wp14:editId="37C2B8F2">
+            <wp:extent cx="5939790" cy="2882265"/>
+            <wp:effectExtent l="0" t="0" r="3810" b="0"/>
+            <wp:docPr id="1886663868" name="Рисунок 1"/>
+            <wp:cNvGraphicFramePr>
+              <a:graphicFrameLocks xmlns:a="http://schemas.openxmlformats.org/drawingml/2006/main" noChangeAspect="1"/>
+            </wp:cNvGraphicFramePr>
+            <a:graphic xmlns:a="http://schemas.openxmlformats.org/drawingml/2006/main">
+              <a:graphicData uri="http://schemas.openxmlformats.org/drawingml/2006/picture">
+                <pic:pic xmlns:pic="http://schemas.openxmlformats.org/drawingml/2006/picture">
+                  <pic:nvPicPr>
+                    <pic:cNvPr id="1886663868" name=""/>
+                    <pic:cNvPicPr/>
+                  </pic:nvPicPr>
+                  <pic:blipFill>
+                    <a:blip r:embed="rId12"/>
+                    <a:stretch>
+                      <a:fillRect/>
+                    </a:stretch>
+                  </pic:blipFill>
+                  <pic:spPr>
+                    <a:xfrm>
+                      <a:off x="0" y="0"/>
+                      <a:ext cx="5939790" cy="2882265"/>
+                    </a:xfrm>
+                    <a:prstGeom prst="rect">
+                      <a:avLst/>
+                    </a:prstGeom>
+                  </pic:spPr>
+                </pic:pic>
+              </a:graphicData>
+            </a:graphic>
+          </wp:inline>
+        </w:drawing>
+      </w:r>
+    </w:p>
+    <w:p>
+      <w:pPr>
+        <w:ind w:firstLine="0"/>
+      </w:pPr>
+      <w:r>
+        <w:tab/>
+        <w:t>Ниже расположены две формы (для отмены брони и ее поиска). Для отмены брони необходимо указать код бронирования и номер телефона. Для поиска необходим только номер телефона.</w:t>
+      </w:r>
+    </w:p>
+    <w:p>
+      <w:pPr>
+        <w:ind w:firstLine="0"/>
+      </w:pPr>
+      <w:r>
+        <w:drawing>
+          <wp:inline distT="0" distB="0" distL="0" distR="0" wp14:anchorId="463C5413" wp14:editId="327030C2">
+            <wp:extent cx="5939790" cy="1986280"/>
+            <wp:effectExtent l="0" t="0" r="3810" b="0"/>
+            <wp:docPr id="1106087444" name="Рисунок 1"/>
+            <wp:cNvGraphicFramePr>
+              <a:graphicFrameLocks xmlns:a="http://schemas.openxmlformats.org/drawingml/2006/main" noChangeAspect="1"/>
+            </wp:cNvGraphicFramePr>
+            <a:graphic xmlns:a="http://schemas.openxmlformats.org/drawingml/2006/main">
+              <a:graphicData uri="http://schemas.openxmlformats.org/drawingml/2006/picture">
+                <pic:pic xmlns:pic="http://schemas.openxmlformats.org/drawingml/2006/picture">
+                  <pic:nvPicPr>
+                    <pic:cNvPr id="1106087444" name=""/>
+                    <pic:cNvPicPr/>
+                  </pic:nvPicPr>
+                  <pic:blipFill>
+                    <a:blip r:embed="rId13"/>
+                    <a:stretch>
+                      <a:fillRect/>
+                    </a:stretch>
+                  </pic:blipFill>
+                  <pic:spPr>
+                    <a:xfrm>
+                      <a:off x="0" y="0"/>
+                      <a:ext cx="5939790" cy="1986280"/>
+                    </a:xfrm>
+                    <a:prstGeom prst="rect">
+                      <a:avLst/>
+                    </a:prstGeom>
+                  </pic:spPr>
+                </pic:pic>
+              </a:graphicData>
+            </a:graphic>
+          </wp:inline>
+        </w:drawing>
+      </w:r>
+    </w:p>
+    <w:p>
+      <w:pPr>
+        <w:ind w:firstLine="0"/>
+      </w:pPr>
+      <w:r>
+        <w:tab/>
+        <w:t xml:space="preserve">Во вкладке «Рестораны» </w:t>
+      </w:r>
+      <w:r>
+        <w:t>представлена информация о всех подключенных к системе бронирования ресторанах. Для каждого заведения выделена отдельная карточка на странице, в которой содержится фото, название, описание и ссылка на сайт.</w:t>
+      </w:r>
+    </w:p>
+    <w:p>
+      <w:pPr>
+        <w:ind w:firstLine="0"/>
+      </w:pPr>
+      <w:r>
+        <w:lastRenderedPageBreak/>
+        <w:drawing>
+          <wp:inline distT="0" distB="0" distL="0" distR="0" wp14:anchorId="1610ED07" wp14:editId="3ECC631A">
+            <wp:extent cx="5939790" cy="2870835"/>
+            <wp:effectExtent l="0" t="0" r="3810" b="5715"/>
+            <wp:docPr id="157416514" name="Рисунок 1"/>
+            <wp:cNvGraphicFramePr>
+              <a:graphicFrameLocks xmlns:a="http://schemas.openxmlformats.org/drawingml/2006/main" noChangeAspect="1"/>
+            </wp:cNvGraphicFramePr>
+            <a:graphic xmlns:a="http://schemas.openxmlformats.org/drawingml/2006/main">
+              <a:graphicData uri="http://schemas.openxmlformats.org/drawingml/2006/picture">
+                <pic:pic xmlns:pic="http://schemas.openxmlformats.org/drawingml/2006/picture">
+                  <pic:nvPicPr>
+                    <pic:cNvPr id="157416514" name=""/>
+                    <pic:cNvPicPr/>
+                  </pic:nvPicPr>
+                  <pic:blipFill>
+                    <a:blip r:embed="rId14"/>
+                    <a:stretch>
+                      <a:fillRect/>
+                    </a:stretch>
+                  </pic:blipFill>
+                  <pic:spPr>
+                    <a:xfrm>
+                      <a:off x="0" y="0"/>
+                      <a:ext cx="5939790" cy="2870835"/>
+                    </a:xfrm>
+                    <a:prstGeom prst="rect">
+                      <a:avLst/>
+                    </a:prstGeom>
+                  </pic:spPr>
+                </pic:pic>
+              </a:graphicData>
+            </a:graphic>
+          </wp:inline>
+        </w:drawing>
+      </w:r>
+    </w:p>
+    <w:p>
+      <w:pPr>
+        <w:ind w:firstLine="0"/>
+      </w:pPr>
+      <w:r>
+        <w:tab/>
+        <w:t>«Контакты» на панели ведет на страницу с контактами, по которым можно связаться с администрацией сервиса бронирования, и формой обратной связи, в которой можно направить обращение в администрацию сервиса либо в ресторан. При выборе любого получателя администрация сервиса получает обращения.</w:t>
+      </w:r>
+    </w:p>
+    <w:p>
+      <w:pPr>
+        <w:ind w:firstLine="0"/>
+      </w:pPr>
+      <w:r>
+        <w:drawing>
+          <wp:inline distT="0" distB="0" distL="0" distR="0" wp14:anchorId="4AA47018" wp14:editId="5097E656">
+            <wp:extent cx="5939790" cy="2872105"/>
+            <wp:effectExtent l="0" t="0" r="3810" b="4445"/>
+            <wp:docPr id="571016166" name="Рисунок 1"/>
+            <wp:cNvGraphicFramePr>
+              <a:graphicFrameLocks xmlns:a="http://schemas.openxmlformats.org/drawingml/2006/main" noChangeAspect="1"/>
+            </wp:cNvGraphicFramePr>
+            <a:graphic xmlns:a="http://schemas.openxmlformats.org/drawingml/2006/main">
+              <a:graphicData uri="http://schemas.openxmlformats.org/drawingml/2006/picture">
+                <pic:pic xmlns:pic="http://schemas.openxmlformats.org/drawingml/2006/picture">
+                  <pic:nvPicPr>
+                    <pic:cNvPr id="571016166" name=""/>
+                    <pic:cNvPicPr/>
+                  </pic:nvPicPr>
+                  <pic:blipFill>
+                    <a:blip r:embed="rId15"/>
+                    <a:stretch>
+                      <a:fillRect/>
+                    </a:stretch>
+                  </pic:blipFill>
+                  <pic:spPr>
+                    <a:xfrm>
+                      <a:off x="0" y="0"/>
+                      <a:ext cx="5939790" cy="2872105"/>
+                    </a:xfrm>
+                    <a:prstGeom prst="rect">
+                      <a:avLst/>
+                    </a:prstGeom>
+                  </pic:spPr>
+                </pic:pic>
+              </a:graphicData>
+            </a:graphic>
+          </wp:inline>
+        </w:drawing>
+      </w:r>
+    </w:p>
+    <w:p>
+      <w:pPr>
+        <w:ind w:firstLine="0"/>
+      </w:pPr>
+      <w:r>
+        <w:tab/>
+        <w:t>Кнопка «Вход» предназначена для администрации ресторанов и сервиса. Она перенаправляет на страницу входа, где можно авторизоваться и попасть в админ-панель для управления. При этом учетная запись ресторана управляет информацией и бронированием заведения, а учетная запись администраторов сервиса – всем сервисом.</w:t>
+      </w:r>
+    </w:p>
+    <w:p>
+      <w:pPr>
+        <w:ind w:firstLine="0"/>
+        <w:rPr>
+          <w:lang w:val="en-US"/>
+        </w:rPr>
+      </w:pPr>
+      <w:r>
+        <w:lastRenderedPageBreak/>
+        <w:drawing>
+          <wp:inline distT="0" distB="0" distL="0" distR="0" wp14:anchorId="33E36249" wp14:editId="2637D3E2">
+            <wp:extent cx="5939790" cy="2868930"/>
+            <wp:effectExtent l="0" t="0" r="3810" b="7620"/>
+            <wp:docPr id="1891368230" name="Рисунок 1"/>
+            <wp:cNvGraphicFramePr>
+              <a:graphicFrameLocks xmlns:a="http://schemas.openxmlformats.org/drawingml/2006/main" noChangeAspect="1"/>
+            </wp:cNvGraphicFramePr>
+            <a:graphic xmlns:a="http://schemas.openxmlformats.org/drawingml/2006/main">
+              <a:graphicData uri="http://schemas.openxmlformats.org/drawingml/2006/picture">
+                <pic:pic xmlns:pic="http://schemas.openxmlformats.org/drawingml/2006/picture">
+                  <pic:nvPicPr>
+                    <pic:cNvPr id="1891368230" name=""/>
+                    <pic:cNvPicPr/>
+                  </pic:nvPicPr>
+                  <pic:blipFill>
+                    <a:blip r:embed="rId16"/>
+                    <a:stretch>
+                      <a:fillRect/>
+                    </a:stretch>
+                  </pic:blipFill>
+                  <pic:spPr>
+                    <a:xfrm>
+                      <a:off x="0" y="0"/>
+                      <a:ext cx="5939790" cy="2868930"/>
+                    </a:xfrm>
+                    <a:prstGeom prst="rect">
+                      <a:avLst/>
+                    </a:prstGeom>
+                  </pic:spPr>
+                </pic:pic>
+              </a:graphicData>
+            </a:graphic>
+          </wp:inline>
+        </w:drawing>
+      </w:r>
+    </w:p>
+    <w:p>
+      <w:pPr>
+        <w:ind w:firstLine="0"/>
+      </w:pPr>
+      <w:r>
+        <w:rPr>
+          <w:lang w:val="en-US"/>
+        </w:rPr>
+        <w:tab/>
+      </w:r>
+      <w:r>
+        <w:t xml:space="preserve">У двух отдельных типов аккаунтов отдельные страницы </w:t>
+      </w:r>
+      <w:r>
+        <w:t>администрирования, на которых расположена необходимая информация и элементы управления.</w:t>
+      </w:r>
+    </w:p>
+    <w:p>
+      <w:pPr>
+        <w:ind w:firstLine="0"/>
+        <w:rPr>
+          <w:lang w:val="en-US"/>
+        </w:rPr>
+      </w:pPr>
+      <w:r>
+        <w:rPr>
+          <w:lang w:val="en-US"/>
+        </w:rPr>
+        <w:drawing>
+          <wp:inline distT="0" distB="0" distL="0" distR="0" wp14:anchorId="28D10950" wp14:editId="186D128F">
+            <wp:extent cx="5939790" cy="2863215"/>
+            <wp:effectExtent l="0" t="0" r="3810" b="0"/>
+            <wp:docPr id="481288496" name="Рисунок 1"/>
+            <wp:cNvGraphicFramePr>
+              <a:graphicFrameLocks xmlns:a="http://schemas.openxmlformats.org/drawingml/2006/main" noChangeAspect="1"/>
+            </wp:cNvGraphicFramePr>
+            <a:graphic xmlns:a="http://schemas.openxmlformats.org/drawingml/2006/main">
+              <a:graphicData uri="http://schemas.openxmlformats.org/drawingml/2006/picture">
+                <pic:pic xmlns:pic="http://schemas.openxmlformats.org/drawingml/2006/picture">
+                  <pic:nvPicPr>
+                    <pic:cNvPr id="481288496" name=""/>
+                    <pic:cNvPicPr/>
+                  </pic:nvPicPr>
+                  <pic:blipFill>
+                    <a:blip r:embed="rId17"/>
+                    <a:stretch>
+                      <a:fillRect/>
+                    </a:stretch>
+                  </pic:blipFill>
+                  <pic:spPr>
+                    <a:xfrm>
+                      <a:off x="0" y="0"/>
+                      <a:ext cx="5986048" cy="2885513"/>
+                    </a:xfrm>
+                    <a:prstGeom prst="rect">
+                      <a:avLst/>
+                    </a:prstGeom>
+                  </pic:spPr>
+                </pic:pic>
+              </a:graphicData>
+            </a:graphic>
+          </wp:inline>
+        </w:drawing>
+      </w:r>
     </w:p>
     <w:sectPr>
-      <w:footerReference r:id="rId8" w:type="first"/>
+      <w:footerReference w:type="first" r:id="rId18"/>
       <w:pgSz w:w="11906" w:h="16838"/>
       <w:pgMar w:top="1134" w:right="851" w:bottom="1134" w:left="1701" w:header="567" w:footer="491" w:gutter="0"/>
-      <w:cols w:space="720" w:num="1"/>
+      <w:cols w:space="720"/>
     </w:sectPr>
   </w:body>
 </w:document>
 </file>
 
 <file path=word/endnotes.xml><?xml version="1.0" encoding="utf-8"?>
-<w:endnotes xmlns:wpc="http://schemas.microsoft.com/office/word/2010/wordprocessingCanvas" xmlns:mc="http://schemas.openxmlformats.org/markup-compatibility/2006" xmlns:o="urn:schemas-microsoft-com:office:office" xmlns:r="http://schemas.openxmlformats.org/officeDocument/2006/relationships" xmlns:m="http://schemas.openxmlformats.org/officeDocument/2006/math" xmlns:v="urn:schemas-microsoft-com:vml" xmlns:wp14="http://schemas.microsoft.com/office/word/2010/wordprocessingDrawing" xmlns:wp="http://schemas.openxmlformats.org/drawingml/2006/wordprocessingDrawing" xmlns:w="http://schemas.openxmlformats.org/wordprocessingml/2006/main" xmlns:w14="http://schemas.microsoft.com/office/word/2010/wordml" xmlns:w15="http://schemas.microsoft.com/office/word/2012/wordml" xmlns:w10="urn:schemas-microsoft-com:office:word" xmlns:wpg="http://schemas.microsoft.com/office/word/2010/wordprocessingGroup" xmlns:wpi="http://schemas.microsoft.com/office/word/2010/wordprocessingInk" xmlns:wne="http://schemas.microsoft.com/office/word/2006/wordml" xmlns:wps="http://schemas.microsoft.com/office/word/2010/wordprocessingShape" xmlns:wpsCustomData="http://www.wps.cn/officeDocument/2013/wpsCustomData" mc:Ignorable="w14 w15 wp14">
-  <w:endnote w:type="separator" w:id="0">
+<w:endnotes xmlns:wpc="http://schemas.microsoft.com/office/word/2010/wordprocessingCanvas" xmlns:cx="http://schemas.microsoft.com/office/drawing/2014/chartex" xmlns:cx1="http://schemas.microsoft.com/office/drawing/2015/9/8/chartex" xmlns:cx2="http://schemas.microsoft.com/office/drawing/2015/10/21/chartex" xmlns:cx3="http://schemas.microsoft.com/office/drawing/2016/5/9/chartex" xmlns:cx4="http://schemas.microsoft.com/office/drawing/2016/5/10/chartex" xmlns:cx5="http://schemas.microsoft.com/office/drawing/2016/5/11/chartex" xmlns:cx6="http://schemas.microsoft.com/office/drawing/2016/5/12/chartex" xmlns:cx7="http://schemas.microsoft.com/office/drawing/2016/5/13/chartex" xmlns:cx8="http://schemas.microsoft.com/office/drawing/2016/5/14/chartex" xmlns:mc="http://schemas.openxmlformats.org/markup-compatibility/2006" xmlns:aink="http://schemas.microsoft.com/office/drawing/2016/ink" xmlns:am3d="http://schemas.microsoft.com/office/drawing/2017/model3d" xmlns:o="urn:schemas-microsoft-com:office:office" xmlns:oel="http://schemas.microsoft.com/office/2019/extlst" xmlns:r="http://schemas.openxmlformats.org/officeDocument/2006/relationships" xmlns:m="http://schemas.openxmlformats.org/officeDocument/2006/math" xmlns:v="urn:schemas-microsoft-com:vml" xmlns:wp14="http://schemas.microsoft.com/office/word/2010/wordprocessingDrawing" xmlns:wp="http://schemas.openxmlformats.org/drawingml/2006/wordprocessingDrawing" xmlns:w10="urn:schemas-microsoft-com:office:word" xmlns:w="http://schemas.openxmlformats.org/wordprocessingml/2006/main" xmlns:w14="http://schemas.microsoft.com/office/word/2010/wordml" xmlns:w15="http://schemas.microsoft.com/office/word/2012/wordml" xmlns:w16cex="http://schemas.microsoft.com/office/word/2018/wordml/cex" xmlns:w16cid="http://schemas.microsoft.com/office/word/2016/wordml/cid" xmlns:w16="http://schemas.microsoft.com/office/word/2018/wordml" xmlns:w16du="http://schemas.microsoft.com/office/word/2023/wordml/word16du" xmlns:w16sdtdh="http://schemas.microsoft.com/office/word/2020/wordml/sdtdatahash" xmlns:w16sdtfl="http://schemas.microsoft.com/office/word/2024/wordml/sdtformatlock" xmlns:w16se="http://schemas.microsoft.com/office/word/2015/wordml/symex" xmlns:wpg="http://schemas.microsoft.com/office/word/2010/wordprocessingGroup" xmlns:wpi="http://schemas.microsoft.com/office/word/2010/wordprocessingInk" xmlns:wne="http://schemas.microsoft.com/office/word/2006/wordml" xmlns:wps="http://schemas.microsoft.com/office/word/2010/wordprocessingShape" mc:Ignorable="w14 w15 w16se w16cid w16 w16cex w16sdtdh w16sdtfl w16du wp14">
+  <w:endnote w:type="separator" w:id="-1">
     <w:p>
       <w:pPr>
         <w:spacing w:line="240" w:lineRule="auto"/>
@@ -3771,7 +3019,7 @@
       </w:r>
     </w:p>
   </w:endnote>
-  <w:endnote w:type="continuationSeparator" w:id="1">
+  <w:endnote w:type="continuationSeparator" w:id="0">
     <w:p>
       <w:pPr>
         <w:spacing w:line="240" w:lineRule="auto"/>
@@ -3785,16 +3033,9 @@
 </file>
 
 <file path=word/footer1.xml><?xml version="1.0" encoding="utf-8"?>
-<w:ftr xmlns:wpc="http://schemas.microsoft.com/office/word/2010/wordprocessingCanvas" xmlns:mc="http://schemas.openxmlformats.org/markup-compatibility/2006" xmlns:o="urn:schemas-microsoft-com:office:office" xmlns:r="http://schemas.openxmlformats.org/officeDocument/2006/relationships" xmlns:m="http://schemas.openxmlformats.org/officeDocument/2006/math" xmlns:v="urn:schemas-microsoft-com:vml" xmlns:wp14="http://schemas.microsoft.com/office/word/2010/wordprocessingDrawing" xmlns:wp="http://schemas.openxmlformats.org/drawingml/2006/wordprocessingDrawing" xmlns:w10="urn:schemas-microsoft-com:office:word" xmlns:w="http://schemas.openxmlformats.org/wordprocessingml/2006/main" xmlns:w14="http://schemas.microsoft.com/office/word/2010/wordml" xmlns:w15="http://schemas.microsoft.com/office/word/2012/wordml" xmlns:wpg="http://schemas.microsoft.com/office/word/2010/wordprocessingGroup" xmlns:wpi="http://schemas.microsoft.com/office/word/2010/wordprocessingInk" xmlns:wne="http://schemas.microsoft.com/office/word/2006/wordml" xmlns:wps="http://schemas.microsoft.com/office/word/2010/wordprocessingShape" xmlns:wpsCustomData="http://www.wps.cn/officeDocument/2013/wpsCustomData" mc:Ignorable="w14 w15 wp14">
+<w:ftr xmlns:wpc="http://schemas.microsoft.com/office/word/2010/wordprocessingCanvas" xmlns:cx="http://schemas.microsoft.com/office/drawing/2014/chartex" xmlns:cx1="http://schemas.microsoft.com/office/drawing/2015/9/8/chartex" xmlns:cx2="http://schemas.microsoft.com/office/drawing/2015/10/21/chartex" xmlns:cx3="http://schemas.microsoft.com/office/drawing/2016/5/9/chartex" xmlns:cx4="http://schemas.microsoft.com/office/drawing/2016/5/10/chartex" xmlns:cx5="http://schemas.microsoft.com/office/drawing/2016/5/11/chartex" xmlns:cx6="http://schemas.microsoft.com/office/drawing/2016/5/12/chartex" xmlns:cx7="http://schemas.microsoft.com/office/drawing/2016/5/13/chartex" xmlns:cx8="http://schemas.microsoft.com/office/drawing/2016/5/14/chartex" xmlns:mc="http://schemas.openxmlformats.org/markup-compatibility/2006" xmlns:aink="http://schemas.microsoft.com/office/drawing/2016/ink" xmlns:am3d="http://schemas.microsoft.com/office/drawing/2017/model3d" xmlns:o="urn:schemas-microsoft-com:office:office" xmlns:oel="http://schemas.microsoft.com/office/2019/extlst" xmlns:r="http://schemas.openxmlformats.org/officeDocument/2006/relationships" xmlns:m="http://schemas.openxmlformats.org/officeDocument/2006/math" xmlns:v="urn:schemas-microsoft-com:vml" xmlns:wp14="http://schemas.microsoft.com/office/word/2010/wordprocessingDrawing" xmlns:wp="http://schemas.openxmlformats.org/drawingml/2006/wordprocessingDrawing" xmlns:w10="urn:schemas-microsoft-com:office:word" xmlns:w="http://schemas.openxmlformats.org/wordprocessingml/2006/main" xmlns:w14="http://schemas.microsoft.com/office/word/2010/wordml" xmlns:w15="http://schemas.microsoft.com/office/word/2012/wordml" xmlns:w16cex="http://schemas.microsoft.com/office/word/2018/wordml/cex" xmlns:w16cid="http://schemas.microsoft.com/office/word/2016/wordml/cid" xmlns:w16="http://schemas.microsoft.com/office/word/2018/wordml" xmlns:w16du="http://schemas.microsoft.com/office/word/2023/wordml/word16du" xmlns:w16sdtdh="http://schemas.microsoft.com/office/word/2020/wordml/sdtdatahash" xmlns:w16sdtfl="http://schemas.microsoft.com/office/word/2024/wordml/sdtformatlock" xmlns:w16se="http://schemas.microsoft.com/office/word/2015/wordml/symex" xmlns:wpg="http://schemas.microsoft.com/office/word/2010/wordprocessingGroup" xmlns:wpi="http://schemas.microsoft.com/office/word/2010/wordprocessingInk" xmlns:wne="http://schemas.microsoft.com/office/word/2006/wordml" xmlns:wps="http://schemas.microsoft.com/office/word/2010/wordprocessingShape" mc:Ignorable="w14 w15 w16se w16cid w16 w16cex w16sdtdh w16sdtfl w16du wp14">
   <w:p>
     <w:pPr>
-      <w:pBdr>
-        <w:top w:val="none" w:color="auto" w:sz="0" w:space="0"/>
-        <w:left w:val="none" w:color="auto" w:sz="0" w:space="0"/>
-        <w:bottom w:val="none" w:color="auto" w:sz="0" w:space="0"/>
-        <w:right w:val="none" w:color="auto" w:sz="0" w:space="0"/>
-        <w:between w:val="none" w:color="auto" w:sz="0" w:space="0"/>
-      </w:pBdr>
       <w:tabs>
         <w:tab w:val="center" w:pos="4677"/>
         <w:tab w:val="right" w:pos="9355"/>
@@ -3815,7 +3056,7 @@
       <w:rPr>
         <w:color w:val="000000"/>
       </w:rPr>
-      <w:instrText xml:space="preserve">PAGE</w:instrText>
+      <w:instrText>PAGE</w:instrText>
     </w:r>
     <w:r>
       <w:rPr>
@@ -3838,13 +3079,6 @@
   </w:p>
   <w:p>
     <w:pPr>
-      <w:pBdr>
-        <w:top w:val="none" w:color="auto" w:sz="0" w:space="0"/>
-        <w:left w:val="none" w:color="auto" w:sz="0" w:space="0"/>
-        <w:bottom w:val="none" w:color="auto" w:sz="0" w:space="0"/>
-        <w:right w:val="none" w:color="auto" w:sz="0" w:space="0"/>
-        <w:between w:val="none" w:color="auto" w:sz="0" w:space="0"/>
-      </w:pBdr>
       <w:tabs>
         <w:tab w:val="center" w:pos="4677"/>
         <w:tab w:val="right" w:pos="9355"/>
@@ -3859,16 +3093,9 @@
 </file>
 
 <file path=word/footer2.xml><?xml version="1.0" encoding="utf-8"?>
-<w:ftr xmlns:wpc="http://schemas.microsoft.com/office/word/2010/wordprocessingCanvas" xmlns:mc="http://schemas.openxmlformats.org/markup-compatibility/2006" xmlns:o="urn:schemas-microsoft-com:office:office" xmlns:r="http://schemas.openxmlformats.org/officeDocument/2006/relationships" xmlns:m="http://schemas.openxmlformats.org/officeDocument/2006/math" xmlns:v="urn:schemas-microsoft-com:vml" xmlns:wp14="http://schemas.microsoft.com/office/word/2010/wordprocessingDrawing" xmlns:wp="http://schemas.openxmlformats.org/drawingml/2006/wordprocessingDrawing" xmlns:w10="urn:schemas-microsoft-com:office:word" xmlns:w="http://schemas.openxmlformats.org/wordprocessingml/2006/main" xmlns:w14="http://schemas.microsoft.com/office/word/2010/wordml" xmlns:w15="http://schemas.microsoft.com/office/word/2012/wordml" xmlns:wpg="http://schemas.microsoft.com/office/word/2010/wordprocessingGroup" xmlns:wpi="http://schemas.microsoft.com/office/word/2010/wordprocessingInk" xmlns:wne="http://schemas.microsoft.com/office/word/2006/wordml" xmlns:wps="http://schemas.microsoft.com/office/word/2010/wordprocessingShape" xmlns:wpsCustomData="http://www.wps.cn/officeDocument/2013/wpsCustomData" mc:Ignorable="w14 w15 wp14">
+<w:ftr xmlns:wpc="http://schemas.microsoft.com/office/word/2010/wordprocessingCanvas" xmlns:cx="http://schemas.microsoft.com/office/drawing/2014/chartex" xmlns:cx1="http://schemas.microsoft.com/office/drawing/2015/9/8/chartex" xmlns:cx2="http://schemas.microsoft.com/office/drawing/2015/10/21/chartex" xmlns:cx3="http://schemas.microsoft.com/office/drawing/2016/5/9/chartex" xmlns:cx4="http://schemas.microsoft.com/office/drawing/2016/5/10/chartex" xmlns:cx5="http://schemas.microsoft.com/office/drawing/2016/5/11/chartex" xmlns:cx6="http://schemas.microsoft.com/office/drawing/2016/5/12/chartex" xmlns:cx7="http://schemas.microsoft.com/office/drawing/2016/5/13/chartex" xmlns:cx8="http://schemas.microsoft.com/office/drawing/2016/5/14/chartex" xmlns:mc="http://schemas.openxmlformats.org/markup-compatibility/2006" xmlns:aink="http://schemas.microsoft.com/office/drawing/2016/ink" xmlns:am3d="http://schemas.microsoft.com/office/drawing/2017/model3d" xmlns:o="urn:schemas-microsoft-com:office:office" xmlns:oel="http://schemas.microsoft.com/office/2019/extlst" xmlns:r="http://schemas.openxmlformats.org/officeDocument/2006/relationships" xmlns:m="http://schemas.openxmlformats.org/officeDocument/2006/math" xmlns:v="urn:schemas-microsoft-com:vml" xmlns:wp14="http://schemas.microsoft.com/office/word/2010/wordprocessingDrawing" xmlns:wp="http://schemas.openxmlformats.org/drawingml/2006/wordprocessingDrawing" xmlns:w10="urn:schemas-microsoft-com:office:word" xmlns:w="http://schemas.openxmlformats.org/wordprocessingml/2006/main" xmlns:w14="http://schemas.microsoft.com/office/word/2010/wordml" xmlns:w15="http://schemas.microsoft.com/office/word/2012/wordml" xmlns:w16cex="http://schemas.microsoft.com/office/word/2018/wordml/cex" xmlns:w16cid="http://schemas.microsoft.com/office/word/2016/wordml/cid" xmlns:w16="http://schemas.microsoft.com/office/word/2018/wordml" xmlns:w16du="http://schemas.microsoft.com/office/word/2023/wordml/word16du" xmlns:w16sdtdh="http://schemas.microsoft.com/office/word/2020/wordml/sdtdatahash" xmlns:w16sdtfl="http://schemas.microsoft.com/office/word/2024/wordml/sdtformatlock" xmlns:w16se="http://schemas.microsoft.com/office/word/2015/wordml/symex" xmlns:wpg="http://schemas.microsoft.com/office/word/2010/wordprocessingGroup" xmlns:wpi="http://schemas.microsoft.com/office/word/2010/wordprocessingInk" xmlns:wne="http://schemas.microsoft.com/office/word/2006/wordml" xmlns:wps="http://schemas.microsoft.com/office/word/2010/wordprocessingShape" mc:Ignorable="w14 w15 w16se w16cid w16 w16cex w16sdtdh w16sdtfl w16du wp14">
   <w:p>
     <w:pPr>
-      <w:pBdr>
-        <w:top w:val="none" w:color="auto" w:sz="0" w:space="0"/>
-        <w:left w:val="none" w:color="auto" w:sz="0" w:space="0"/>
-        <w:bottom w:val="none" w:color="auto" w:sz="0" w:space="0"/>
-        <w:right w:val="none" w:color="auto" w:sz="0" w:space="0"/>
-        <w:between w:val="none" w:color="auto" w:sz="0" w:space="0"/>
-      </w:pBdr>
       <w:spacing w:line="240" w:lineRule="auto"/>
       <w:ind w:firstLine="0"/>
       <w:jc w:val="center"/>
@@ -3885,13 +3112,6 @@
   </w:p>
   <w:p>
     <w:pPr>
-      <w:pBdr>
-        <w:top w:val="none" w:color="auto" w:sz="0" w:space="0"/>
-        <w:left w:val="none" w:color="auto" w:sz="0" w:space="0"/>
-        <w:bottom w:val="none" w:color="auto" w:sz="0" w:space="0"/>
-        <w:right w:val="none" w:color="auto" w:sz="0" w:space="0"/>
-        <w:between w:val="none" w:color="auto" w:sz="0" w:space="0"/>
-      </w:pBdr>
       <w:tabs>
         <w:tab w:val="center" w:pos="4677"/>
         <w:tab w:val="right" w:pos="9355"/>
@@ -3906,16 +3126,9 @@
 </file>
 
 <file path=word/footer3.xml><?xml version="1.0" encoding="utf-8"?>
-<w:ftr xmlns:wpc="http://schemas.microsoft.com/office/word/2010/wordprocessingCanvas" xmlns:mc="http://schemas.openxmlformats.org/markup-compatibility/2006" xmlns:o="urn:schemas-microsoft-com:office:office" xmlns:r="http://schemas.openxmlformats.org/officeDocument/2006/relationships" xmlns:m="http://schemas.openxmlformats.org/officeDocument/2006/math" xmlns:v="urn:schemas-microsoft-com:vml" xmlns:wp14="http://schemas.microsoft.com/office/word/2010/wordprocessingDrawing" xmlns:wp="http://schemas.openxmlformats.org/drawingml/2006/wordprocessingDrawing" xmlns:w10="urn:schemas-microsoft-com:office:word" xmlns:w="http://schemas.openxmlformats.org/wordprocessingml/2006/main" xmlns:w14="http://schemas.microsoft.com/office/word/2010/wordml" xmlns:w15="http://schemas.microsoft.com/office/word/2012/wordml" xmlns:wpg="http://schemas.microsoft.com/office/word/2010/wordprocessingGroup" xmlns:wpi="http://schemas.microsoft.com/office/word/2010/wordprocessingInk" xmlns:wne="http://schemas.microsoft.com/office/word/2006/wordml" xmlns:wps="http://schemas.microsoft.com/office/word/2010/wordprocessingShape" xmlns:wpsCustomData="http://www.wps.cn/officeDocument/2013/wpsCustomData" mc:Ignorable="w14 w15 wp14">
+<w:ftr xmlns:wpc="http://schemas.microsoft.com/office/word/2010/wordprocessingCanvas" xmlns:cx="http://schemas.microsoft.com/office/drawing/2014/chartex" xmlns:cx1="http://schemas.microsoft.com/office/drawing/2015/9/8/chartex" xmlns:cx2="http://schemas.microsoft.com/office/drawing/2015/10/21/chartex" xmlns:cx3="http://schemas.microsoft.com/office/drawing/2016/5/9/chartex" xmlns:cx4="http://schemas.microsoft.com/office/drawing/2016/5/10/chartex" xmlns:cx5="http://schemas.microsoft.com/office/drawing/2016/5/11/chartex" xmlns:cx6="http://schemas.microsoft.com/office/drawing/2016/5/12/chartex" xmlns:cx7="http://schemas.microsoft.com/office/drawing/2016/5/13/chartex" xmlns:cx8="http://schemas.microsoft.com/office/drawing/2016/5/14/chartex" xmlns:mc="http://schemas.openxmlformats.org/markup-compatibility/2006" xmlns:aink="http://schemas.microsoft.com/office/drawing/2016/ink" xmlns:am3d="http://schemas.microsoft.com/office/drawing/2017/model3d" xmlns:o="urn:schemas-microsoft-com:office:office" xmlns:oel="http://schemas.microsoft.com/office/2019/extlst" xmlns:r="http://schemas.openxmlformats.org/officeDocument/2006/relationships" xmlns:m="http://schemas.openxmlformats.org/officeDocument/2006/math" xmlns:v="urn:schemas-microsoft-com:vml" xmlns:wp14="http://schemas.microsoft.com/office/word/2010/wordprocessingDrawing" xmlns:wp="http://schemas.openxmlformats.org/drawingml/2006/wordprocessingDrawing" xmlns:w10="urn:schemas-microsoft-com:office:word" xmlns:w="http://schemas.openxmlformats.org/wordprocessingml/2006/main" xmlns:w14="http://schemas.microsoft.com/office/word/2010/wordml" xmlns:w15="http://schemas.microsoft.com/office/word/2012/wordml" xmlns:w16cex="http://schemas.microsoft.com/office/word/2018/wordml/cex" xmlns:w16cid="http://schemas.microsoft.com/office/word/2016/wordml/cid" xmlns:w16="http://schemas.microsoft.com/office/word/2018/wordml" xmlns:w16du="http://schemas.microsoft.com/office/word/2023/wordml/word16du" xmlns:w16sdtdh="http://schemas.microsoft.com/office/word/2020/wordml/sdtdatahash" xmlns:w16sdtfl="http://schemas.microsoft.com/office/word/2024/wordml/sdtformatlock" xmlns:w16se="http://schemas.microsoft.com/office/word/2015/wordml/symex" xmlns:wpg="http://schemas.microsoft.com/office/word/2010/wordprocessingGroup" xmlns:wpi="http://schemas.microsoft.com/office/word/2010/wordprocessingInk" xmlns:wne="http://schemas.microsoft.com/office/word/2006/wordml" xmlns:wps="http://schemas.microsoft.com/office/word/2010/wordprocessingShape" mc:Ignorable="w14 w15 w16se w16cid w16 w16cex w16sdtdh w16sdtfl w16du wp14">
   <w:p>
     <w:pPr>
-      <w:pBdr>
-        <w:top w:val="none" w:color="auto" w:sz="0" w:space="0"/>
-        <w:left w:val="none" w:color="auto" w:sz="0" w:space="0"/>
-        <w:bottom w:val="none" w:color="auto" w:sz="0" w:space="0"/>
-        <w:right w:val="none" w:color="auto" w:sz="0" w:space="0"/>
-        <w:between w:val="none" w:color="auto" w:sz="0" w:space="0"/>
-      </w:pBdr>
       <w:tabs>
         <w:tab w:val="center" w:pos="4677"/>
         <w:tab w:val="right" w:pos="9355"/>
@@ -3930,22 +3143,16 @@
 </file>
 
 <file path=word/footnotes.xml><?xml version="1.0" encoding="utf-8"?>
-<w:footnotes xmlns:wpc="http://schemas.microsoft.com/office/word/2010/wordprocessingCanvas" xmlns:mc="http://schemas.openxmlformats.org/markup-compatibility/2006" xmlns:o="urn:schemas-microsoft-com:office:office" xmlns:r="http://schemas.openxmlformats.org/officeDocument/2006/relationships" xmlns:m="http://schemas.openxmlformats.org/officeDocument/2006/math" xmlns:v="urn:schemas-microsoft-com:vml" xmlns:wp14="http://schemas.microsoft.com/office/word/2010/wordprocessingDrawing" xmlns:wp="http://schemas.openxmlformats.org/drawingml/2006/wordprocessingDrawing" xmlns:w="http://schemas.openxmlformats.org/wordprocessingml/2006/main" xmlns:w14="http://schemas.microsoft.com/office/word/2010/wordml" xmlns:w15="http://schemas.microsoft.com/office/word/2012/wordml" xmlns:w10="urn:schemas-microsoft-com:office:word" xmlns:wpg="http://schemas.microsoft.com/office/word/2010/wordprocessingGroup" xmlns:wpi="http://schemas.microsoft.com/office/word/2010/wordprocessingInk" xmlns:wne="http://schemas.microsoft.com/office/word/2006/wordml" xmlns:wps="http://schemas.microsoft.com/office/word/2010/wordprocessingShape" xmlns:wpsCustomData="http://www.wps.cn/officeDocument/2013/wpsCustomData" mc:Ignorable="w14 w15 wp14">
-  <w:footnote w:type="separator" w:id="0">
-    <w:p>
-      <w:pPr>
-        <w:spacing w:line="360" w:lineRule="auto"/>
-      </w:pPr>
+<w:footnotes xmlns:wpc="http://schemas.microsoft.com/office/word/2010/wordprocessingCanvas" xmlns:cx="http://schemas.microsoft.com/office/drawing/2014/chartex" xmlns:cx1="http://schemas.microsoft.com/office/drawing/2015/9/8/chartex" xmlns:cx2="http://schemas.microsoft.com/office/drawing/2015/10/21/chartex" xmlns:cx3="http://schemas.microsoft.com/office/drawing/2016/5/9/chartex" xmlns:cx4="http://schemas.microsoft.com/office/drawing/2016/5/10/chartex" xmlns:cx5="http://schemas.microsoft.com/office/drawing/2016/5/11/chartex" xmlns:cx6="http://schemas.microsoft.com/office/drawing/2016/5/12/chartex" xmlns:cx7="http://schemas.microsoft.com/office/drawing/2016/5/13/chartex" xmlns:cx8="http://schemas.microsoft.com/office/drawing/2016/5/14/chartex" xmlns:mc="http://schemas.openxmlformats.org/markup-compatibility/2006" xmlns:aink="http://schemas.microsoft.com/office/drawing/2016/ink" xmlns:am3d="http://schemas.microsoft.com/office/drawing/2017/model3d" xmlns:o="urn:schemas-microsoft-com:office:office" xmlns:oel="http://schemas.microsoft.com/office/2019/extlst" xmlns:r="http://schemas.openxmlformats.org/officeDocument/2006/relationships" xmlns:m="http://schemas.openxmlformats.org/officeDocument/2006/math" xmlns:v="urn:schemas-microsoft-com:vml" xmlns:wp14="http://schemas.microsoft.com/office/word/2010/wordprocessingDrawing" xmlns:wp="http://schemas.openxmlformats.org/drawingml/2006/wordprocessingDrawing" xmlns:w10="urn:schemas-microsoft-com:office:word" xmlns:w="http://schemas.openxmlformats.org/wordprocessingml/2006/main" xmlns:w14="http://schemas.microsoft.com/office/word/2010/wordml" xmlns:w15="http://schemas.microsoft.com/office/word/2012/wordml" xmlns:w16cex="http://schemas.microsoft.com/office/word/2018/wordml/cex" xmlns:w16cid="http://schemas.microsoft.com/office/word/2016/wordml/cid" xmlns:w16="http://schemas.microsoft.com/office/word/2018/wordml" xmlns:w16du="http://schemas.microsoft.com/office/word/2023/wordml/word16du" xmlns:w16sdtdh="http://schemas.microsoft.com/office/word/2020/wordml/sdtdatahash" xmlns:w16sdtfl="http://schemas.microsoft.com/office/word/2024/wordml/sdtformatlock" xmlns:w16se="http://schemas.microsoft.com/office/word/2015/wordml/symex" xmlns:wpg="http://schemas.microsoft.com/office/word/2010/wordprocessingGroup" xmlns:wpi="http://schemas.microsoft.com/office/word/2010/wordprocessingInk" xmlns:wne="http://schemas.microsoft.com/office/word/2006/wordml" xmlns:wps="http://schemas.microsoft.com/office/word/2010/wordprocessingShape" mc:Ignorable="w14 w15 w16se w16cid w16 w16cex w16sdtdh w16sdtfl w16du wp14">
+  <w:footnote w:type="separator" w:id="-1">
+    <w:p>
       <w:r>
         <w:separator/>
       </w:r>
     </w:p>
   </w:footnote>
-  <w:footnote w:type="continuationSeparator" w:id="1">
-    <w:p>
-      <w:pPr>
-        <w:spacing w:line="360" w:lineRule="auto"/>
-      </w:pPr>
+  <w:footnote w:type="continuationSeparator" w:id="0">
+    <w:p>
       <w:r>
         <w:continuationSeparator/>
       </w:r>
@@ -3955,16 +3162,9 @@
 </file>
 
 <file path=word/header1.xml><?xml version="1.0" encoding="utf-8"?>
-<w:hdr xmlns:wpc="http://schemas.microsoft.com/office/word/2010/wordprocessingCanvas" xmlns:mc="http://schemas.openxmlformats.org/markup-compatibility/2006" xmlns:o="urn:schemas-microsoft-com:office:office" xmlns:r="http://schemas.openxmlformats.org/officeDocument/2006/relationships" xmlns:m="http://schemas.openxmlformats.org/officeDocument/2006/math" xmlns:v="urn:schemas-microsoft-com:vml" xmlns:wp14="http://schemas.microsoft.com/office/word/2010/wordprocessingDrawing" xmlns:wp="http://schemas.openxmlformats.org/drawingml/2006/wordprocessingDrawing" xmlns:w10="urn:schemas-microsoft-com:office:word" xmlns:w="http://schemas.openxmlformats.org/wordprocessingml/2006/main" xmlns:w14="http://schemas.microsoft.com/office/word/2010/wordml" xmlns:w15="http://schemas.microsoft.com/office/word/2012/wordml" xmlns:wpg="http://schemas.microsoft.com/office/word/2010/wordprocessingGroup" xmlns:wpi="http://schemas.microsoft.com/office/word/2010/wordprocessingInk" xmlns:wne="http://schemas.microsoft.com/office/word/2006/wordml" xmlns:wps="http://schemas.microsoft.com/office/word/2010/wordprocessingShape" xmlns:wpsCustomData="http://www.wps.cn/officeDocument/2013/wpsCustomData" mc:Ignorable="w14 w15 wp14">
+<w:hdr xmlns:wpc="http://schemas.microsoft.com/office/word/2010/wordprocessingCanvas" xmlns:cx="http://schemas.microsoft.com/office/drawing/2014/chartex" xmlns:cx1="http://schemas.microsoft.com/office/drawing/2015/9/8/chartex" xmlns:cx2="http://schemas.microsoft.com/office/drawing/2015/10/21/chartex" xmlns:cx3="http://schemas.microsoft.com/office/drawing/2016/5/9/chartex" xmlns:cx4="http://schemas.microsoft.com/office/drawing/2016/5/10/chartex" xmlns:cx5="http://schemas.microsoft.com/office/drawing/2016/5/11/chartex" xmlns:cx6="http://schemas.microsoft.com/office/drawing/2016/5/12/chartex" xmlns:cx7="http://schemas.microsoft.com/office/drawing/2016/5/13/chartex" xmlns:cx8="http://schemas.microsoft.com/office/drawing/2016/5/14/chartex" xmlns:mc="http://schemas.openxmlformats.org/markup-compatibility/2006" xmlns:aink="http://schemas.microsoft.com/office/drawing/2016/ink" xmlns:am3d="http://schemas.microsoft.com/office/drawing/2017/model3d" xmlns:o="urn:schemas-microsoft-com:office:office" xmlns:oel="http://schemas.microsoft.com/office/2019/extlst" xmlns:r="http://schemas.openxmlformats.org/officeDocument/2006/relationships" xmlns:m="http://schemas.openxmlformats.org/officeDocument/2006/math" xmlns:v="urn:schemas-microsoft-com:vml" xmlns:wp14="http://schemas.microsoft.com/office/word/2010/wordprocessingDrawing" xmlns:wp="http://schemas.openxmlformats.org/drawingml/2006/wordprocessingDrawing" xmlns:w10="urn:schemas-microsoft-com:office:word" xmlns:w="http://schemas.openxmlformats.org/wordprocessingml/2006/main" xmlns:w14="http://schemas.microsoft.com/office/word/2010/wordml" xmlns:w15="http://schemas.microsoft.com/office/word/2012/wordml" xmlns:w16cex="http://schemas.microsoft.com/office/word/2018/wordml/cex" xmlns:w16cid="http://schemas.microsoft.com/office/word/2016/wordml/cid" xmlns:w16="http://schemas.microsoft.com/office/word/2018/wordml" xmlns:w16du="http://schemas.microsoft.com/office/word/2023/wordml/word16du" xmlns:w16sdtdh="http://schemas.microsoft.com/office/word/2020/wordml/sdtdatahash" xmlns:w16sdtfl="http://schemas.microsoft.com/office/word/2024/wordml/sdtformatlock" xmlns:w16se="http://schemas.microsoft.com/office/word/2015/wordml/symex" xmlns:wpg="http://schemas.microsoft.com/office/word/2010/wordprocessingGroup" xmlns:wpi="http://schemas.microsoft.com/office/word/2010/wordprocessingInk" xmlns:wne="http://schemas.microsoft.com/office/word/2006/wordml" xmlns:wps="http://schemas.microsoft.com/office/word/2010/wordprocessingShape" mc:Ignorable="w14 w15 w16se w16cid w16 w16cex w16sdtdh w16sdtfl w16du wp14">
   <w:p>
     <w:pPr>
-      <w:pBdr>
-        <w:top w:val="none" w:color="auto" w:sz="0" w:space="0"/>
-        <w:left w:val="none" w:color="auto" w:sz="0" w:space="0"/>
-        <w:bottom w:val="none" w:color="auto" w:sz="0" w:space="0"/>
-        <w:right w:val="none" w:color="auto" w:sz="0" w:space="0"/>
-        <w:between w:val="none" w:color="auto" w:sz="0" w:space="0"/>
-      </w:pBdr>
       <w:spacing w:after="120" w:line="240" w:lineRule="auto"/>
       <w:ind w:firstLine="0"/>
       <w:jc w:val="center"/>
@@ -3981,13 +3181,6 @@
   </w:p>
   <w:p>
     <w:pPr>
-      <w:pBdr>
-        <w:top w:val="none" w:color="auto" w:sz="0" w:space="0"/>
-        <w:left w:val="none" w:color="auto" w:sz="0" w:space="0"/>
-        <w:bottom w:val="none" w:color="auto" w:sz="0" w:space="0"/>
-        <w:right w:val="none" w:color="auto" w:sz="0" w:space="0"/>
-        <w:between w:val="none" w:color="auto" w:sz="0" w:space="0"/>
-      </w:pBdr>
       <w:spacing w:line="240" w:lineRule="auto"/>
       <w:ind w:firstLine="0"/>
       <w:jc w:val="center"/>
@@ -4004,13 +3197,6 @@
   </w:p>
   <w:p>
     <w:pPr>
-      <w:pBdr>
-        <w:top w:val="none" w:color="auto" w:sz="0" w:space="0"/>
-        <w:left w:val="none" w:color="auto" w:sz="0" w:space="0"/>
-        <w:bottom w:val="none" w:color="auto" w:sz="0" w:space="0"/>
-        <w:right w:val="none" w:color="auto" w:sz="0" w:space="0"/>
-        <w:between w:val="none" w:color="auto" w:sz="0" w:space="0"/>
-      </w:pBdr>
       <w:spacing w:line="240" w:lineRule="auto"/>
       <w:ind w:firstLine="0"/>
       <w:jc w:val="center"/>
@@ -4027,13 +3213,6 @@
   </w:p>
   <w:p>
     <w:pPr>
-      <w:pBdr>
-        <w:top w:val="none" w:color="auto" w:sz="0" w:space="0"/>
-        <w:left w:val="none" w:color="auto" w:sz="0" w:space="0"/>
-        <w:bottom w:val="none" w:color="auto" w:sz="0" w:space="0"/>
-        <w:right w:val="none" w:color="auto" w:sz="0" w:space="0"/>
-        <w:between w:val="none" w:color="auto" w:sz="0" w:space="0"/>
-      </w:pBdr>
       <w:spacing w:line="240" w:lineRule="auto"/>
       <w:ind w:firstLine="0"/>
       <w:jc w:val="center"/>
@@ -4050,13 +3229,6 @@
   </w:p>
   <w:p>
     <w:pPr>
-      <w:pBdr>
-        <w:top w:val="none" w:color="auto" w:sz="0" w:space="0"/>
-        <w:left w:val="none" w:color="auto" w:sz="0" w:space="0"/>
-        <w:bottom w:val="none" w:color="auto" w:sz="0" w:space="0"/>
-        <w:right w:val="none" w:color="auto" w:sz="0" w:space="0"/>
-        <w:between w:val="none" w:color="auto" w:sz="0" w:space="0"/>
-      </w:pBdr>
       <w:spacing w:line="240" w:lineRule="auto"/>
       <w:ind w:firstLine="0"/>
       <w:jc w:val="center"/>
@@ -4067,13 +3239,6 @@
   </w:p>
   <w:p>
     <w:pPr>
-      <w:pBdr>
-        <w:top w:val="none" w:color="auto" w:sz="0" w:space="0"/>
-        <w:left w:val="none" w:color="auto" w:sz="0" w:space="0"/>
-        <w:bottom w:val="none" w:color="auto" w:sz="0" w:space="0"/>
-        <w:right w:val="none" w:color="auto" w:sz="0" w:space="0"/>
-        <w:between w:val="none" w:color="auto" w:sz="0" w:space="0"/>
-      </w:pBdr>
       <w:spacing w:line="240" w:lineRule="auto"/>
       <w:ind w:firstLine="0"/>
       <w:jc w:val="center"/>
@@ -4084,13 +3249,6 @@
   </w:p>
   <w:p>
     <w:pPr>
-      <w:pBdr>
-        <w:top w:val="none" w:color="auto" w:sz="0" w:space="0"/>
-        <w:left w:val="none" w:color="auto" w:sz="0" w:space="0"/>
-        <w:bottom w:val="none" w:color="auto" w:sz="0" w:space="0"/>
-        <w:right w:val="none" w:color="auto" w:sz="0" w:space="0"/>
-        <w:between w:val="none" w:color="auto" w:sz="0" w:space="0"/>
-      </w:pBdr>
       <w:spacing w:line="240" w:lineRule="auto"/>
       <w:ind w:firstLine="0"/>
       <w:jc w:val="center"/>
@@ -4101,13 +3259,6 @@
   </w:p>
   <w:p>
     <w:pPr>
-      <w:pBdr>
-        <w:top w:val="none" w:color="auto" w:sz="0" w:space="0"/>
-        <w:left w:val="none" w:color="auto" w:sz="0" w:space="0"/>
-        <w:bottom w:val="none" w:color="auto" w:sz="0" w:space="0"/>
-        <w:right w:val="none" w:color="auto" w:sz="0" w:space="0"/>
-        <w:between w:val="none" w:color="auto" w:sz="0" w:space="0"/>
-      </w:pBdr>
       <w:spacing w:after="120" w:line="240" w:lineRule="auto"/>
       <w:ind w:firstLine="0"/>
       <w:jc w:val="center"/>
@@ -4126,12 +3277,12 @@
 </file>
 
 <file path=word/numbering.xml><?xml version="1.0" encoding="utf-8"?>
-<w:numbering xmlns:wpc="http://schemas.microsoft.com/office/word/2010/wordprocessingCanvas" xmlns:mc="http://schemas.openxmlformats.org/markup-compatibility/2006" xmlns:o="urn:schemas-microsoft-com:office:office" xmlns:r="http://schemas.openxmlformats.org/officeDocument/2006/relationships" xmlns:m="http://schemas.openxmlformats.org/officeDocument/2006/math" xmlns:v="urn:schemas-microsoft-com:vml" xmlns:wp14="http://schemas.microsoft.com/office/word/2010/wordprocessingDrawing" xmlns:wp="http://schemas.openxmlformats.org/drawingml/2006/wordprocessingDrawing" xmlns:w10="urn:schemas-microsoft-com:office:word" xmlns:w="http://schemas.openxmlformats.org/wordprocessingml/2006/main" xmlns:w14="http://schemas.microsoft.com/office/word/2010/wordml" xmlns:wpg="http://schemas.microsoft.com/office/word/2010/wordprocessingGroup" xmlns:wpi="http://schemas.microsoft.com/office/word/2010/wordprocessingInk" xmlns:wne="http://schemas.microsoft.com/office/word/2006/wordml" xmlns:wps="http://schemas.microsoft.com/office/word/2010/wordprocessingShape" xmlns:wpsCustomData="http://www.wps.cn/officeDocument/2013/wpsCustomData" mc:Ignorable="w14 wp14">
-  <w:abstractNum w:abstractNumId="0">
+<w:numbering xmlns:wpc="http://schemas.microsoft.com/office/word/2010/wordprocessingCanvas" xmlns:cx="http://schemas.microsoft.com/office/drawing/2014/chartex" xmlns:cx1="http://schemas.microsoft.com/office/drawing/2015/9/8/chartex" xmlns:cx2="http://schemas.microsoft.com/office/drawing/2015/10/21/chartex" xmlns:cx3="http://schemas.microsoft.com/office/drawing/2016/5/9/chartex" xmlns:cx4="http://schemas.microsoft.com/office/drawing/2016/5/10/chartex" xmlns:cx5="http://schemas.microsoft.com/office/drawing/2016/5/11/chartex" xmlns:cx6="http://schemas.microsoft.com/office/drawing/2016/5/12/chartex" xmlns:cx7="http://schemas.microsoft.com/office/drawing/2016/5/13/chartex" xmlns:cx8="http://schemas.microsoft.com/office/drawing/2016/5/14/chartex" xmlns:mc="http://schemas.openxmlformats.org/markup-compatibility/2006" xmlns:aink="http://schemas.microsoft.com/office/drawing/2016/ink" xmlns:am3d="http://schemas.microsoft.com/office/drawing/2017/model3d" xmlns:o="urn:schemas-microsoft-com:office:office" xmlns:oel="http://schemas.microsoft.com/office/2019/extlst" xmlns:r="http://schemas.openxmlformats.org/officeDocument/2006/relationships" xmlns:m="http://schemas.openxmlformats.org/officeDocument/2006/math" xmlns:v="urn:schemas-microsoft-com:vml" xmlns:wp14="http://schemas.microsoft.com/office/word/2010/wordprocessingDrawing" xmlns:wp="http://schemas.openxmlformats.org/drawingml/2006/wordprocessingDrawing" xmlns:w10="urn:schemas-microsoft-com:office:word" xmlns:w="http://schemas.openxmlformats.org/wordprocessingml/2006/main" xmlns:w14="http://schemas.microsoft.com/office/word/2010/wordml" xmlns:w15="http://schemas.microsoft.com/office/word/2012/wordml" xmlns:w16cex="http://schemas.microsoft.com/office/word/2018/wordml/cex" xmlns:w16cid="http://schemas.microsoft.com/office/word/2016/wordml/cid" xmlns:w16="http://schemas.microsoft.com/office/word/2018/wordml" xmlns:w16du="http://schemas.microsoft.com/office/word/2023/wordml/word16du" xmlns:w16sdtdh="http://schemas.microsoft.com/office/word/2020/wordml/sdtdatahash" xmlns:w16sdtfl="http://schemas.microsoft.com/office/word/2024/wordml/sdtformatlock" xmlns:w16se="http://schemas.microsoft.com/office/word/2015/wordml/symex" xmlns:wpg="http://schemas.microsoft.com/office/word/2010/wordprocessingGroup" xmlns:wpi="http://schemas.microsoft.com/office/word/2010/wordprocessingInk" xmlns:wne="http://schemas.microsoft.com/office/word/2006/wordml" xmlns:wps="http://schemas.microsoft.com/office/word/2010/wordprocessingShape" mc:Ignorable="w14 w15 w16se w16cid w16 w16cex w16sdtdh w16sdtfl w16du wp14">
+  <w:abstractNum w:abstractNumId="0" w15:restartNumberingAfterBreak="0">
     <w:nsid w:val="AEE31D00"/>
     <w:multiLevelType w:val="singleLevel"/>
     <w:tmpl w:val="AEE31D00"/>
-    <w:lvl w:ilvl="0" w:tentative="0">
+    <w:lvl w:ilvl="0">
       <w:start w:val="1"/>
       <w:numFmt w:val="decimal"/>
       <w:lvlText w:val="%1."/>
@@ -4140,49 +3291,49 @@
         <w:tabs>
           <w:tab w:val="left" w:pos="845"/>
         </w:tabs>
-        <w:ind w:left="845" w:leftChars="0" w:hanging="425" w:firstLineChars="0"/>
+        <w:ind w:left="845" w:hanging="425"/>
       </w:pPr>
       <w:rPr>
         <w:rFonts w:hint="default"/>
       </w:rPr>
     </w:lvl>
   </w:abstractNum>
-  <w:abstractNum w:abstractNumId="1">
+  <w:abstractNum w:abstractNumId="1" w15:restartNumberingAfterBreak="0">
     <w:nsid w:val="AF43EE80"/>
     <w:multiLevelType w:val="singleLevel"/>
     <w:tmpl w:val="AF43EE80"/>
-    <w:lvl w:ilvl="0" w:tentative="0">
+    <w:lvl w:ilvl="0">
       <w:start w:val="1"/>
       <w:numFmt w:val="decimal"/>
-      <w:pStyle w:val="23"/>
+      <w:pStyle w:val="a"/>
       <w:lvlText w:val="%1."/>
       <w:lvlJc w:val="left"/>
       <w:pPr>
         <w:tabs>
           <w:tab w:val="left" w:pos="425"/>
         </w:tabs>
-        <w:ind w:left="425" w:leftChars="0" w:hanging="425" w:firstLineChars="0"/>
+        <w:ind w:left="425" w:hanging="425"/>
       </w:pPr>
       <w:rPr>
         <w:rFonts w:hint="default"/>
       </w:rPr>
     </w:lvl>
   </w:abstractNum>
-  <w:abstractNum w:abstractNumId="2">
+  <w:abstractNum w:abstractNumId="2" w15:restartNumberingAfterBreak="0">
     <w:nsid w:val="152E40C8"/>
     <w:multiLevelType w:val="multilevel"/>
     <w:tmpl w:val="152E40C8"/>
-    <w:lvl w:ilvl="0" w:tentative="0">
+    <w:lvl w:ilvl="0">
       <w:start w:val="1"/>
       <w:numFmt w:val="decimal"/>
-      <w:pStyle w:val="31"/>
+      <w:pStyle w:val="a0"/>
       <w:lvlText w:val="%1."/>
       <w:lvlJc w:val="left"/>
       <w:pPr>
         <w:ind w:left="1429" w:hanging="360"/>
       </w:pPr>
     </w:lvl>
-    <w:lvl w:ilvl="1" w:tentative="0">
+    <w:lvl w:ilvl="1">
       <w:start w:val="1"/>
       <w:numFmt w:val="lowerLetter"/>
       <w:lvlText w:val="%2."/>
@@ -4191,7 +3342,7 @@
         <w:ind w:left="2149" w:hanging="360"/>
       </w:pPr>
     </w:lvl>
-    <w:lvl w:ilvl="2" w:tentative="0">
+    <w:lvl w:ilvl="2">
       <w:start w:val="1"/>
       <w:numFmt w:val="lowerRoman"/>
       <w:lvlText w:val="%3."/>
@@ -4200,7 +3351,7 @@
         <w:ind w:left="2869" w:hanging="180"/>
       </w:pPr>
     </w:lvl>
-    <w:lvl w:ilvl="3" w:tentative="0">
+    <w:lvl w:ilvl="3">
       <w:start w:val="1"/>
       <w:numFmt w:val="decimal"/>
       <w:lvlText w:val="%4."/>
@@ -4209,7 +3360,7 @@
         <w:ind w:left="3589" w:hanging="360"/>
       </w:pPr>
     </w:lvl>
-    <w:lvl w:ilvl="4" w:tentative="0">
+    <w:lvl w:ilvl="4">
       <w:start w:val="1"/>
       <w:numFmt w:val="lowerLetter"/>
       <w:lvlText w:val="%5."/>
@@ -4218,7 +3369,7 @@
         <w:ind w:left="4309" w:hanging="360"/>
       </w:pPr>
     </w:lvl>
-    <w:lvl w:ilvl="5" w:tentative="0">
+    <w:lvl w:ilvl="5">
       <w:start w:val="1"/>
       <w:numFmt w:val="lowerRoman"/>
       <w:lvlText w:val="%6."/>
@@ -4227,7 +3378,7 @@
         <w:ind w:left="5029" w:hanging="180"/>
       </w:pPr>
     </w:lvl>
-    <w:lvl w:ilvl="6" w:tentative="0">
+    <w:lvl w:ilvl="6">
       <w:start w:val="1"/>
       <w:numFmt w:val="decimal"/>
       <w:lvlText w:val="%7."/>
@@ -4236,7 +3387,7 @@
         <w:ind w:left="5749" w:hanging="360"/>
       </w:pPr>
     </w:lvl>
-    <w:lvl w:ilvl="7" w:tentative="0">
+    <w:lvl w:ilvl="7">
       <w:start w:val="1"/>
       <w:numFmt w:val="lowerLetter"/>
       <w:lvlText w:val="%8."/>
@@ -4245,7 +3396,7 @@
         <w:ind w:left="6469" w:hanging="360"/>
       </w:pPr>
     </w:lvl>
-    <w:lvl w:ilvl="8" w:tentative="0">
+    <w:lvl w:ilvl="8">
       <w:start w:val="1"/>
       <w:numFmt w:val="lowerRoman"/>
       <w:lvlText w:val="%9."/>
@@ -4255,11 +3406,11 @@
       </w:pPr>
     </w:lvl>
   </w:abstractNum>
-  <w:abstractNum w:abstractNumId="3">
+  <w:abstractNum w:abstractNumId="3" w15:restartNumberingAfterBreak="0">
     <w:nsid w:val="23D756A0"/>
     <w:multiLevelType w:val="singleLevel"/>
     <w:tmpl w:val="23D756A0"/>
-    <w:lvl w:ilvl="0" w:tentative="0">
+    <w:lvl w:ilvl="0">
       <w:start w:val="1"/>
       <w:numFmt w:val="decimal"/>
       <w:lvlText w:val="%1."/>
@@ -4268,18 +3419,18 @@
         <w:tabs>
           <w:tab w:val="left" w:pos="425"/>
         </w:tabs>
-        <w:ind w:left="425" w:leftChars="0" w:hanging="425" w:firstLineChars="0"/>
+        <w:ind w:left="425" w:hanging="425"/>
       </w:pPr>
       <w:rPr>
         <w:rFonts w:hint="default"/>
       </w:rPr>
     </w:lvl>
   </w:abstractNum>
-  <w:abstractNum w:abstractNumId="4">
+  <w:abstractNum w:abstractNumId="4" w15:restartNumberingAfterBreak="0">
     <w:nsid w:val="2A52D01D"/>
     <w:multiLevelType w:val="multilevel"/>
     <w:tmpl w:val="2A52D01D"/>
-    <w:lvl w:ilvl="0" w:tentative="0">
+    <w:lvl w:ilvl="0">
       <w:start w:val="1"/>
       <w:numFmt w:val="decimal"/>
       <w:lvlText w:val="%1."/>
@@ -4288,13 +3439,13 @@
         <w:tabs>
           <w:tab w:val="left" w:pos="425"/>
         </w:tabs>
-        <w:ind w:left="425" w:leftChars="0" w:hanging="425" w:firstLineChars="0"/>
+        <w:ind w:left="425" w:hanging="425"/>
       </w:pPr>
       <w:rPr>
         <w:rFonts w:hint="default"/>
       </w:rPr>
     </w:lvl>
-    <w:lvl w:ilvl="1" w:tentative="0">
+    <w:lvl w:ilvl="1">
       <w:start w:val="1"/>
       <w:numFmt w:val="lowerLetter"/>
       <w:lvlText w:val="%2)"/>
@@ -4303,13 +3454,13 @@
         <w:tabs>
           <w:tab w:val="left" w:pos="840"/>
         </w:tabs>
-        <w:ind w:left="840" w:leftChars="0" w:hanging="420" w:firstLineChars="0"/>
+        <w:ind w:left="840" w:hanging="420"/>
       </w:pPr>
       <w:rPr>
         <w:rFonts w:hint="default"/>
       </w:rPr>
     </w:lvl>
-    <w:lvl w:ilvl="2" w:tentative="0">
+    <w:lvl w:ilvl="2">
       <w:start w:val="1"/>
       <w:numFmt w:val="lowerRoman"/>
       <w:lvlText w:val="%3."/>
@@ -4318,13 +3469,13 @@
         <w:tabs>
           <w:tab w:val="left" w:pos="1260"/>
         </w:tabs>
-        <w:ind w:left="1260" w:leftChars="0" w:hanging="420" w:firstLineChars="0"/>
+        <w:ind w:left="1260" w:hanging="420"/>
       </w:pPr>
       <w:rPr>
         <w:rFonts w:hint="default"/>
       </w:rPr>
     </w:lvl>
-    <w:lvl w:ilvl="3" w:tentative="0">
+    <w:lvl w:ilvl="3">
       <w:start w:val="1"/>
       <w:numFmt w:val="decimal"/>
       <w:lvlText w:val="%4."/>
@@ -4333,13 +3484,13 @@
         <w:tabs>
           <w:tab w:val="left" w:pos="1680"/>
         </w:tabs>
-        <w:ind w:left="1680" w:leftChars="0" w:hanging="420" w:firstLineChars="0"/>
+        <w:ind w:left="1680" w:hanging="420"/>
       </w:pPr>
       <w:rPr>
         <w:rFonts w:hint="default"/>
       </w:rPr>
     </w:lvl>
-    <w:lvl w:ilvl="4" w:tentative="0">
+    <w:lvl w:ilvl="4">
       <w:start w:val="1"/>
       <w:numFmt w:val="lowerLetter"/>
       <w:lvlText w:val="%5)"/>
@@ -4348,13 +3499,13 @@
         <w:tabs>
           <w:tab w:val="left" w:pos="2100"/>
         </w:tabs>
-        <w:ind w:left="2100" w:leftChars="0" w:hanging="420" w:firstLineChars="0"/>
+        <w:ind w:left="2100" w:hanging="420"/>
       </w:pPr>
       <w:rPr>
         <w:rFonts w:hint="default"/>
       </w:rPr>
     </w:lvl>
-    <w:lvl w:ilvl="5" w:tentative="0">
+    <w:lvl w:ilvl="5">
       <w:start w:val="1"/>
       <w:numFmt w:val="lowerRoman"/>
       <w:lvlText w:val="%6."/>
@@ -4363,13 +3514,13 @@
         <w:tabs>
           <w:tab w:val="left" w:pos="2520"/>
         </w:tabs>
-        <w:ind w:left="2520" w:leftChars="0" w:hanging="420" w:firstLineChars="0"/>
+        <w:ind w:left="2520" w:hanging="420"/>
       </w:pPr>
       <w:rPr>
         <w:rFonts w:hint="default"/>
       </w:rPr>
     </w:lvl>
-    <w:lvl w:ilvl="6" w:tentative="0">
+    <w:lvl w:ilvl="6">
       <w:start w:val="1"/>
       <w:numFmt w:val="decimal"/>
       <w:lvlText w:val="%7."/>
@@ -4378,13 +3529,13 @@
         <w:tabs>
           <w:tab w:val="left" w:pos="2940"/>
         </w:tabs>
-        <w:ind w:left="2940" w:leftChars="0" w:hanging="420" w:firstLineChars="0"/>
+        <w:ind w:left="2940" w:hanging="420"/>
       </w:pPr>
       <w:rPr>
         <w:rFonts w:hint="default"/>
       </w:rPr>
     </w:lvl>
-    <w:lvl w:ilvl="7" w:tentative="0">
+    <w:lvl w:ilvl="7">
       <w:start w:val="1"/>
       <w:numFmt w:val="lowerLetter"/>
       <w:lvlText w:val="%8)"/>
@@ -4393,13 +3544,13 @@
         <w:tabs>
           <w:tab w:val="left" w:pos="3360"/>
         </w:tabs>
-        <w:ind w:left="3360" w:leftChars="0" w:hanging="420" w:firstLineChars="0"/>
+        <w:ind w:left="3360" w:hanging="420"/>
       </w:pPr>
       <w:rPr>
         <w:rFonts w:hint="default"/>
       </w:rPr>
     </w:lvl>
-    <w:lvl w:ilvl="8" w:tentative="0">
+    <w:lvl w:ilvl="8">
       <w:start w:val="1"/>
       <w:numFmt w:val="lowerRoman"/>
       <w:lvlText w:val="%9."/>
@@ -4408,18 +3559,18 @@
         <w:tabs>
           <w:tab w:val="left" w:pos="3780"/>
         </w:tabs>
-        <w:ind w:left="3780" w:leftChars="0" w:hanging="420" w:firstLineChars="0"/>
+        <w:ind w:left="3780" w:hanging="420"/>
       </w:pPr>
       <w:rPr>
         <w:rFonts w:hint="default"/>
       </w:rPr>
     </w:lvl>
   </w:abstractNum>
-  <w:abstractNum w:abstractNumId="5">
+  <w:abstractNum w:abstractNumId="5" w15:restartNumberingAfterBreak="0">
     <w:nsid w:val="4B9D0441"/>
     <w:multiLevelType w:val="multilevel"/>
     <w:tmpl w:val="4B9D0441"/>
-    <w:lvl w:ilvl="0" w:tentative="0">
+    <w:lvl w:ilvl="0">
       <w:start w:val="1"/>
       <w:numFmt w:val="decimal"/>
       <w:lvlText w:val="%1."/>
@@ -4428,7 +3579,7 @@
         <w:ind w:left="720" w:hanging="360"/>
       </w:pPr>
     </w:lvl>
-    <w:lvl w:ilvl="1" w:tentative="0">
+    <w:lvl w:ilvl="1">
       <w:start w:val="1"/>
       <w:numFmt w:val="lowerLetter"/>
       <w:lvlText w:val="%2."/>
@@ -4437,7 +3588,7 @@
         <w:ind w:left="1440" w:hanging="360"/>
       </w:pPr>
     </w:lvl>
-    <w:lvl w:ilvl="2" w:tentative="0">
+    <w:lvl w:ilvl="2">
       <w:start w:val="1"/>
       <w:numFmt w:val="lowerRoman"/>
       <w:lvlText w:val="%3."/>
@@ -4446,7 +3597,7 @@
         <w:ind w:left="2160" w:hanging="180"/>
       </w:pPr>
     </w:lvl>
-    <w:lvl w:ilvl="3" w:tentative="0">
+    <w:lvl w:ilvl="3">
       <w:start w:val="1"/>
       <w:numFmt w:val="decimal"/>
       <w:lvlText w:val="%4."/>
@@ -4455,7 +3606,7 @@
         <w:ind w:left="2880" w:hanging="360"/>
       </w:pPr>
     </w:lvl>
-    <w:lvl w:ilvl="4" w:tentative="0">
+    <w:lvl w:ilvl="4">
       <w:start w:val="1"/>
       <w:numFmt w:val="lowerLetter"/>
       <w:lvlText w:val="%5."/>
@@ -4464,7 +3615,7 @@
         <w:ind w:left="3600" w:hanging="360"/>
       </w:pPr>
     </w:lvl>
-    <w:lvl w:ilvl="5" w:tentative="0">
+    <w:lvl w:ilvl="5">
       <w:start w:val="1"/>
       <w:numFmt w:val="lowerRoman"/>
       <w:lvlText w:val="%6."/>
@@ -4473,7 +3624,7 @@
         <w:ind w:left="4320" w:hanging="180"/>
       </w:pPr>
     </w:lvl>
-    <w:lvl w:ilvl="6" w:tentative="0">
+    <w:lvl w:ilvl="6">
       <w:start w:val="1"/>
       <w:numFmt w:val="decimal"/>
       <w:lvlText w:val="%7."/>
@@ -4482,7 +3633,7 @@
         <w:ind w:left="5040" w:hanging="360"/>
       </w:pPr>
     </w:lvl>
-    <w:lvl w:ilvl="7" w:tentative="0">
+    <w:lvl w:ilvl="7">
       <w:start w:val="1"/>
       <w:numFmt w:val="lowerLetter"/>
       <w:lvlText w:val="%8."/>
@@ -4491,7 +3642,7 @@
         <w:ind w:left="5760" w:hanging="360"/>
       </w:pPr>
     </w:lvl>
-    <w:lvl w:ilvl="8" w:tentative="0">
+    <w:lvl w:ilvl="8">
       <w:start w:val="1"/>
       <w:numFmt w:val="lowerRoman"/>
       <w:lvlText w:val="%9."/>
@@ -4501,24 +3652,24 @@
       </w:pPr>
     </w:lvl>
   </w:abstractNum>
-  <w:abstractNum w:abstractNumId="6">
+  <w:abstractNum w:abstractNumId="6" w15:restartNumberingAfterBreak="0">
     <w:nsid w:val="594F05D9"/>
     <w:multiLevelType w:val="multilevel"/>
     <w:tmpl w:val="594F05D9"/>
-    <w:lvl w:ilvl="0" w:tentative="0">
+    <w:lvl w:ilvl="0">
       <w:start w:val="1"/>
       <w:numFmt w:val="bullet"/>
-      <w:pStyle w:val="32"/>
+      <w:pStyle w:val="a1"/>
       <w:lvlText w:val="—"/>
       <w:lvlJc w:val="left"/>
       <w:pPr>
         <w:ind w:left="1637" w:hanging="360"/>
       </w:pPr>
       <w:rPr>
-        <w:rFonts w:ascii="Teko" w:hAnsi="Teko" w:eastAsia="Teko" w:cs="Teko"/>
+        <w:rFonts w:ascii="Teko" w:eastAsia="Teko" w:hAnsi="Teko" w:cs="Teko"/>
       </w:rPr>
     </w:lvl>
-    <w:lvl w:ilvl="1" w:tentative="0">
+    <w:lvl w:ilvl="1">
       <w:start w:val="1"/>
       <w:numFmt w:val="bullet"/>
       <w:lvlText w:val="o"/>
@@ -4527,10 +3678,10 @@
         <w:ind w:left="2357" w:hanging="360"/>
       </w:pPr>
       <w:rPr>
-        <w:rFonts w:ascii="Courier New" w:hAnsi="Courier New" w:eastAsia="Courier New" w:cs="Courier New"/>
+        <w:rFonts w:ascii="Courier New" w:eastAsia="Courier New" w:hAnsi="Courier New" w:cs="Courier New"/>
       </w:rPr>
     </w:lvl>
-    <w:lvl w:ilvl="2" w:tentative="0">
+    <w:lvl w:ilvl="2">
       <w:start w:val="1"/>
       <w:numFmt w:val="bullet"/>
       <w:lvlText w:val="▪"/>
@@ -4539,10 +3690,10 @@
         <w:ind w:left="3077" w:hanging="360"/>
       </w:pPr>
       <w:rPr>
-        <w:rFonts w:ascii="Noto Sans Symbols" w:hAnsi="Noto Sans Symbols" w:eastAsia="Noto Sans Symbols" w:cs="Noto Sans Symbols"/>
+        <w:rFonts w:ascii="Noto Sans Symbols" w:eastAsia="Noto Sans Symbols" w:hAnsi="Noto Sans Symbols" w:cs="Noto Sans Symbols"/>
       </w:rPr>
     </w:lvl>
-    <w:lvl w:ilvl="3" w:tentative="0">
+    <w:lvl w:ilvl="3">
       <w:start w:val="1"/>
       <w:numFmt w:val="bullet"/>
       <w:lvlText w:val="●"/>
@@ -4551,10 +3702,10 @@
         <w:ind w:left="3797" w:hanging="360"/>
       </w:pPr>
       <w:rPr>
-        <w:rFonts w:ascii="Noto Sans Symbols" w:hAnsi="Noto Sans Symbols" w:eastAsia="Noto Sans Symbols" w:cs="Noto Sans Symbols"/>
+        <w:rFonts w:ascii="Noto Sans Symbols" w:eastAsia="Noto Sans Symbols" w:hAnsi="Noto Sans Symbols" w:cs="Noto Sans Symbols"/>
       </w:rPr>
     </w:lvl>
-    <w:lvl w:ilvl="4" w:tentative="0">
+    <w:lvl w:ilvl="4">
       <w:start w:val="1"/>
       <w:numFmt w:val="bullet"/>
       <w:lvlText w:val="o"/>
@@ -4563,10 +3714,10 @@
         <w:ind w:left="4517" w:hanging="360"/>
       </w:pPr>
       <w:rPr>
-        <w:rFonts w:ascii="Courier New" w:hAnsi="Courier New" w:eastAsia="Courier New" w:cs="Courier New"/>
+        <w:rFonts w:ascii="Courier New" w:eastAsia="Courier New" w:hAnsi="Courier New" w:cs="Courier New"/>
       </w:rPr>
     </w:lvl>
-    <w:lvl w:ilvl="5" w:tentative="0">
+    <w:lvl w:ilvl="5">
       <w:start w:val="1"/>
       <w:numFmt w:val="bullet"/>
       <w:lvlText w:val="▪"/>
@@ -4575,10 +3726,10 @@
         <w:ind w:left="5237" w:hanging="360"/>
       </w:pPr>
       <w:rPr>
-        <w:rFonts w:ascii="Noto Sans Symbols" w:hAnsi="Noto Sans Symbols" w:eastAsia="Noto Sans Symbols" w:cs="Noto Sans Symbols"/>
+        <w:rFonts w:ascii="Noto Sans Symbols" w:eastAsia="Noto Sans Symbols" w:hAnsi="Noto Sans Symbols" w:cs="Noto Sans Symbols"/>
       </w:rPr>
     </w:lvl>
-    <w:lvl w:ilvl="6" w:tentative="0">
+    <w:lvl w:ilvl="6">
       <w:start w:val="1"/>
       <w:numFmt w:val="bullet"/>
       <w:lvlText w:val="●"/>
@@ -4587,10 +3738,10 @@
         <w:ind w:left="5957" w:hanging="360"/>
       </w:pPr>
       <w:rPr>
-        <w:rFonts w:ascii="Noto Sans Symbols" w:hAnsi="Noto Sans Symbols" w:eastAsia="Noto Sans Symbols" w:cs="Noto Sans Symbols"/>
+        <w:rFonts w:ascii="Noto Sans Symbols" w:eastAsia="Noto Sans Symbols" w:hAnsi="Noto Sans Symbols" w:cs="Noto Sans Symbols"/>
       </w:rPr>
     </w:lvl>
-    <w:lvl w:ilvl="7" w:tentative="0">
+    <w:lvl w:ilvl="7">
       <w:start w:val="1"/>
       <w:numFmt w:val="bullet"/>
       <w:lvlText w:val="o"/>
@@ -4599,10 +3750,10 @@
         <w:ind w:left="6677" w:hanging="360"/>
       </w:pPr>
       <w:rPr>
-        <w:rFonts w:ascii="Courier New" w:hAnsi="Courier New" w:eastAsia="Courier New" w:cs="Courier New"/>
+        <w:rFonts w:ascii="Courier New" w:eastAsia="Courier New" w:hAnsi="Courier New" w:cs="Courier New"/>
       </w:rPr>
     </w:lvl>
-    <w:lvl w:ilvl="8" w:tentative="0">
+    <w:lvl w:ilvl="8">
       <w:start w:val="1"/>
       <w:numFmt w:val="bullet"/>
       <w:lvlText w:val="▪"/>
@@ -4611,28 +3762,28 @@
         <w:ind w:left="7397" w:hanging="360"/>
       </w:pPr>
       <w:rPr>
-        <w:rFonts w:ascii="Noto Sans Symbols" w:hAnsi="Noto Sans Symbols" w:eastAsia="Noto Sans Symbols" w:cs="Noto Sans Symbols"/>
+        <w:rFonts w:ascii="Noto Sans Symbols" w:eastAsia="Noto Sans Symbols" w:hAnsi="Noto Sans Symbols" w:cs="Noto Sans Symbols"/>
       </w:rPr>
     </w:lvl>
   </w:abstractNum>
-  <w:abstractNum w:abstractNumId="7">
+  <w:abstractNum w:abstractNumId="7" w15:restartNumberingAfterBreak="0">
     <w:nsid w:val="78855E05"/>
     <w:multiLevelType w:val="multilevel"/>
     <w:tmpl w:val="78855E05"/>
-    <w:lvl w:ilvl="0" w:tentative="0">
+    <w:lvl w:ilvl="0">
+      <w:start w:val="1"/>
+      <w:numFmt w:val="decimal"/>
+      <w:pStyle w:val="1"/>
+      <w:lvlText w:val="%1."/>
+      <w:lvlJc w:val="left"/>
+      <w:pPr>
+        <w:ind w:left="0" w:firstLine="0"/>
+      </w:pPr>
+    </w:lvl>
+    <w:lvl w:ilvl="1">
       <w:start w:val="1"/>
       <w:numFmt w:val="decimal"/>
       <w:pStyle w:val="2"/>
-      <w:lvlText w:val="%1."/>
-      <w:lvlJc w:val="left"/>
-      <w:pPr>
-        <w:ind w:left="0" w:firstLine="0"/>
-      </w:pPr>
-    </w:lvl>
-    <w:lvl w:ilvl="1" w:tentative="0">
-      <w:start w:val="1"/>
-      <w:numFmt w:val="decimal"/>
-      <w:pStyle w:val="3"/>
       <w:lvlText w:val="%1.%2."/>
       <w:lvlJc w:val="left"/>
       <w:pPr>
@@ -4645,10 +3796,10 @@
         <w:szCs w:val="24"/>
       </w:rPr>
     </w:lvl>
-    <w:lvl w:ilvl="2" w:tentative="0">
+    <w:lvl w:ilvl="2">
       <w:start w:val="1"/>
       <w:numFmt w:val="decimal"/>
-      <w:pStyle w:val="4"/>
+      <w:pStyle w:val="3"/>
       <w:lvlText w:val="%1.%2.%3."/>
       <w:lvlJc w:val="left"/>
       <w:pPr>
@@ -4659,60 +3810,60 @@
         <w:szCs w:val="24"/>
       </w:rPr>
     </w:lvl>
-    <w:lvl w:ilvl="3" w:tentative="0">
+    <w:lvl w:ilvl="3">
+      <w:start w:val="1"/>
+      <w:numFmt w:val="decimal"/>
+      <w:pStyle w:val="4"/>
+      <w:lvlText w:val="%1.%2.%3.%4."/>
+      <w:lvlJc w:val="left"/>
+      <w:pPr>
+        <w:ind w:left="0" w:firstLine="709"/>
+      </w:pPr>
+    </w:lvl>
+    <w:lvl w:ilvl="4">
       <w:start w:val="1"/>
       <w:numFmt w:val="decimal"/>
       <w:pStyle w:val="5"/>
-      <w:lvlText w:val="%1.%2.%3.%4."/>
+      <w:lvlText w:val="%1.%2.%3.%4.%5"/>
       <w:lvlJc w:val="left"/>
       <w:pPr>
-        <w:ind w:left="0" w:firstLine="709"/>
+        <w:ind w:left="1008" w:hanging="1008"/>
       </w:pPr>
     </w:lvl>
-    <w:lvl w:ilvl="4" w:tentative="0">
+    <w:lvl w:ilvl="5">
       <w:start w:val="1"/>
       <w:numFmt w:val="decimal"/>
       <w:pStyle w:val="6"/>
-      <w:lvlText w:val="%1.%2.%3.%4.%5"/>
+      <w:lvlText w:val="%1.%2.%3.%4.%5.%6"/>
       <w:lvlJc w:val="left"/>
       <w:pPr>
-        <w:ind w:left="1008" w:hanging="1008"/>
+        <w:ind w:left="1152" w:hanging="1152"/>
       </w:pPr>
     </w:lvl>
-    <w:lvl w:ilvl="5" w:tentative="0">
+    <w:lvl w:ilvl="6">
       <w:start w:val="1"/>
       <w:numFmt w:val="decimal"/>
       <w:pStyle w:val="7"/>
-      <w:lvlText w:val="%1.%2.%3.%4.%5.%6"/>
+      <w:lvlText w:val="%1.%2.%3.%4.%5.%6.%7"/>
       <w:lvlJc w:val="left"/>
       <w:pPr>
-        <w:ind w:left="1152" w:hanging="1152"/>
+        <w:ind w:left="1296" w:hanging="1296"/>
       </w:pPr>
     </w:lvl>
-    <w:lvl w:ilvl="6" w:tentative="0">
+    <w:lvl w:ilvl="7">
       <w:start w:val="1"/>
       <w:numFmt w:val="decimal"/>
       <w:pStyle w:val="8"/>
-      <w:lvlText w:val="%1.%2.%3.%4.%5.%6.%7"/>
+      <w:lvlText w:val="%1.%2.%3.%4.%5.%6.%7.%8"/>
       <w:lvlJc w:val="left"/>
       <w:pPr>
-        <w:ind w:left="1296" w:hanging="1296"/>
+        <w:ind w:left="1440" w:hanging="1440"/>
       </w:pPr>
     </w:lvl>
-    <w:lvl w:ilvl="7" w:tentative="0">
+    <w:lvl w:ilvl="8">
       <w:start w:val="1"/>
       <w:numFmt w:val="decimal"/>
       <w:pStyle w:val="9"/>
-      <w:lvlText w:val="%1.%2.%3.%4.%5.%6.%7.%8"/>
-      <w:lvlJc w:val="left"/>
-      <w:pPr>
-        <w:ind w:left="1440" w:hanging="1440"/>
-      </w:pPr>
-    </w:lvl>
-    <w:lvl w:ilvl="8" w:tentative="0">
-      <w:start w:val="1"/>
-      <w:numFmt w:val="decimal"/>
-      <w:pStyle w:val="10"/>
       <w:lvlText w:val="%1.%2.%3.%4.%5.%6.%7.%8.%9"/>
       <w:lvlJc w:val="left"/>
       <w:pPr>
@@ -4720,227 +3871,446 @@
       </w:pPr>
     </w:lvl>
   </w:abstractNum>
-  <w:num w:numId="1">
+  <w:num w:numId="1" w16cid:durableId="440606733">
     <w:abstractNumId w:val="7"/>
   </w:num>
-  <w:num w:numId="2">
+  <w:num w:numId="2" w16cid:durableId="296690893">
     <w:abstractNumId w:val="1"/>
   </w:num>
-  <w:num w:numId="3">
+  <w:num w:numId="3" w16cid:durableId="518275478">
     <w:abstractNumId w:val="2"/>
   </w:num>
-  <w:num w:numId="4">
+  <w:num w:numId="4" w16cid:durableId="1933390093">
     <w:abstractNumId w:val="6"/>
   </w:num>
-  <w:num w:numId="5">
+  <w:num w:numId="5" w16cid:durableId="1128234610">
     <w:abstractNumId w:val="5"/>
   </w:num>
-  <w:num w:numId="6">
+  <w:num w:numId="6" w16cid:durableId="1713769632">
     <w:abstractNumId w:val="0"/>
   </w:num>
-  <w:num w:numId="7">
+  <w:num w:numId="7" w16cid:durableId="1545486459">
     <w:abstractNumId w:val="4"/>
   </w:num>
-  <w:num w:numId="8">
+  <w:num w:numId="8" w16cid:durableId="2118674888">
     <w:abstractNumId w:val="3"/>
   </w:num>
 </w:numbering>
 </file>
 
 <file path=word/styles.xml><?xml version="1.0" encoding="utf-8"?>
-<w:styles xmlns:mc="http://schemas.openxmlformats.org/markup-compatibility/2006" xmlns:o="urn:schemas-microsoft-com:office:office" xmlns:r="http://schemas.openxmlformats.org/officeDocument/2006/relationships" xmlns:m="http://schemas.openxmlformats.org/officeDocument/2006/math" xmlns:v="urn:schemas-microsoft-com:vml" xmlns:w="http://schemas.openxmlformats.org/wordprocessingml/2006/main" xmlns:w14="http://schemas.microsoft.com/office/word/2010/wordml" xmlns:w10="urn:schemas-microsoft-com:office:word" xmlns:sl="http://schemas.openxmlformats.org/schemaLibrary/2006/main" xmlns:wpsCustomData="http://www.wps.cn/officeDocument/2013/wpsCustomData" mc:Ignorable="w14">
+<w:styles xmlns:mc="http://schemas.openxmlformats.org/markup-compatibility/2006" xmlns:r="http://schemas.openxmlformats.org/officeDocument/2006/relationships" xmlns:w="http://schemas.openxmlformats.org/wordprocessingml/2006/main" xmlns:w14="http://schemas.microsoft.com/office/word/2010/wordml" xmlns:w15="http://schemas.microsoft.com/office/word/2012/wordml" xmlns:w16cex="http://schemas.microsoft.com/office/word/2018/wordml/cex" xmlns:w16cid="http://schemas.microsoft.com/office/word/2016/wordml/cid" xmlns:w16="http://schemas.microsoft.com/office/word/2018/wordml" xmlns:w16du="http://schemas.microsoft.com/office/word/2023/wordml/word16du" xmlns:w16sdtdh="http://schemas.microsoft.com/office/word/2020/wordml/sdtdatahash" xmlns:w16sdtfl="http://schemas.microsoft.com/office/word/2024/wordml/sdtformatlock" xmlns:w16se="http://schemas.microsoft.com/office/word/2015/wordml/symex" mc:Ignorable="w14 w15 w16se w16cid w16 w16cex w16sdtdh w16sdtfl w16du">
   <w:docDefaults>
     <w:rPrDefault>
       <w:rPr>
-        <w:rFonts w:ascii="Times New Roman" w:hAnsi="Times New Roman" w:eastAsia="SimSun" w:cs="Times New Roman"/>
+        <w:rFonts w:ascii="Times New Roman" w:eastAsia="SimSun" w:hAnsi="Times New Roman" w:cs="Times New Roman"/>
+        <w:lang w:val="ru-RU" w:eastAsia="ru-RU" w:bidi="ar-SA"/>
       </w:rPr>
     </w:rPrDefault>
     <w:pPrDefault/>
   </w:docDefaults>
-  <w:latentStyles w:count="260" w:defQFormat="0" w:defUnhideWhenUsed="1" w:defSemiHidden="1" w:defUIPriority="99" w:defLockedState="0">
-    <w:lsdException w:qFormat="1" w:unhideWhenUsed="0" w:uiPriority="0" w:semiHidden="0" w:name="Normal"/>
-    <w:lsdException w:qFormat="1" w:unhideWhenUsed="0" w:uiPriority="9" w:semiHidden="0" w:name="heading 1"/>
-    <w:lsdException w:qFormat="1" w:uiPriority="9" w:semiHidden="0" w:name="heading 2"/>
-    <w:lsdException w:qFormat="1" w:uiPriority="9" w:name="heading 3"/>
-    <w:lsdException w:qFormat="1" w:uiPriority="9" w:name="heading 4"/>
-    <w:lsdException w:qFormat="1" w:uiPriority="9" w:name="heading 5"/>
-    <w:lsdException w:qFormat="1" w:uiPriority="9" w:name="heading 6"/>
-    <w:lsdException w:qFormat="1" w:uiPriority="9" w:name="heading 7"/>
-    <w:lsdException w:qFormat="1" w:uiPriority="9" w:name="heading 8"/>
-    <w:lsdException w:qFormat="1" w:uiPriority="9" w:name="heading 9"/>
-    <w:lsdException w:uiPriority="99" w:name="index 1"/>
-    <w:lsdException w:uiPriority="99" w:name="index 2"/>
-    <w:lsdException w:uiPriority="99" w:name="index 3"/>
-    <w:lsdException w:uiPriority="99" w:name="index 4"/>
-    <w:lsdException w:uiPriority="99" w:name="index 5"/>
-    <w:lsdException w:uiPriority="99" w:name="index 6"/>
-    <w:lsdException w:uiPriority="99" w:name="index 7"/>
-    <w:lsdException w:uiPriority="99" w:name="index 8"/>
-    <w:lsdException w:uiPriority="99" w:name="index 9"/>
-    <w:lsdException w:uiPriority="39" w:semiHidden="0" w:name="toc 1"/>
-    <w:lsdException w:qFormat="1" w:uiPriority="39" w:semiHidden="0" w:name="toc 2"/>
-    <w:lsdException w:uiPriority="39" w:name="toc 3"/>
-    <w:lsdException w:uiPriority="39" w:name="toc 4"/>
-    <w:lsdException w:uiPriority="39" w:name="toc 5"/>
-    <w:lsdException w:uiPriority="39" w:name="toc 6"/>
-    <w:lsdException w:uiPriority="39" w:name="toc 7"/>
-    <w:lsdException w:uiPriority="39" w:name="toc 8"/>
-    <w:lsdException w:uiPriority="39" w:name="toc 9"/>
-    <w:lsdException w:uiPriority="99" w:name="Normal Indent"/>
-    <w:lsdException w:uiPriority="99" w:name="footnote text"/>
-    <w:lsdException w:uiPriority="99" w:name="annotation text"/>
-    <w:lsdException w:qFormat="1" w:uiPriority="99" w:semiHidden="0" w:name="header"/>
-    <w:lsdException w:uiPriority="99" w:semiHidden="0" w:name="footer"/>
-    <w:lsdException w:uiPriority="99" w:name="index heading"/>
-    <w:lsdException w:qFormat="1" w:uiPriority="35" w:name="caption"/>
-    <w:lsdException w:uiPriority="99" w:name="table of figures"/>
-    <w:lsdException w:uiPriority="99" w:name="envelope address"/>
-    <w:lsdException w:uiPriority="99" w:name="envelope return"/>
-    <w:lsdException w:uiPriority="99" w:name="footnote reference"/>
-    <w:lsdException w:uiPriority="99" w:name="annotation reference"/>
-    <w:lsdException w:uiPriority="99" w:name="line number"/>
-    <w:lsdException w:uiPriority="99" w:name="page number"/>
-    <w:lsdException w:uiPriority="99" w:name="endnote reference"/>
-    <w:lsdException w:uiPriority="99" w:name="endnote text"/>
-    <w:lsdException w:uiPriority="99" w:name="table of authorities"/>
-    <w:lsdException w:uiPriority="99" w:name="macro"/>
-    <w:lsdException w:uiPriority="99" w:name="toa heading"/>
-    <w:lsdException w:uiPriority="99" w:name="List"/>
-    <w:lsdException w:uiPriority="99" w:name="List Bullet"/>
-    <w:lsdException w:uiPriority="99" w:name="List Number"/>
-    <w:lsdException w:uiPriority="99" w:name="List 2"/>
-    <w:lsdException w:uiPriority="99" w:name="List 3"/>
-    <w:lsdException w:uiPriority="99" w:name="List 4"/>
-    <w:lsdException w:uiPriority="99" w:name="List 5"/>
-    <w:lsdException w:uiPriority="99" w:name="List Bullet 2"/>
-    <w:lsdException w:uiPriority="99" w:name="List Bullet 3"/>
-    <w:lsdException w:uiPriority="99" w:name="List Bullet 4"/>
-    <w:lsdException w:uiPriority="99" w:name="List Bullet 5"/>
-    <w:lsdException w:uiPriority="99" w:name="List Number 2"/>
-    <w:lsdException w:uiPriority="99" w:name="List Number 3"/>
-    <w:lsdException w:uiPriority="99" w:name="List Number 4"/>
-    <w:lsdException w:uiPriority="99" w:name="List Number 5"/>
-    <w:lsdException w:qFormat="1" w:unhideWhenUsed="0" w:uiPriority="10" w:semiHidden="0" w:name="Title"/>
-    <w:lsdException w:uiPriority="99" w:name="Closing"/>
-    <w:lsdException w:uiPriority="99" w:name="Signature"/>
-    <w:lsdException w:qFormat="1" w:uiPriority="1" w:semiHidden="0" w:name="Default Paragraph Font"/>
-    <w:lsdException w:uiPriority="99" w:name="Body Text"/>
-    <w:lsdException w:uiPriority="99" w:name="Body Text Indent"/>
-    <w:lsdException w:uiPriority="99" w:name="List Continue"/>
-    <w:lsdException w:uiPriority="99" w:name="List Continue 2"/>
-    <w:lsdException w:uiPriority="99" w:name="List Continue 3"/>
-    <w:lsdException w:uiPriority="99" w:name="List Continue 4"/>
-    <w:lsdException w:uiPriority="99" w:name="List Continue 5"/>
-    <w:lsdException w:uiPriority="99" w:name="Message Header"/>
-    <w:lsdException w:qFormat="1" w:unhideWhenUsed="0" w:uiPriority="11" w:semiHidden="0" w:name="Subtitle"/>
-    <w:lsdException w:uiPriority="99" w:name="Salutation"/>
-    <w:lsdException w:uiPriority="99" w:name="Date"/>
-    <w:lsdException w:uiPriority="99" w:name="Body Text First Indent"/>
-    <w:lsdException w:uiPriority="99" w:name="Body Text First Indent 2"/>
-    <w:lsdException w:uiPriority="99" w:name="Note Heading"/>
-    <w:lsdException w:uiPriority="99" w:name="Body Text 2"/>
-    <w:lsdException w:uiPriority="99" w:name="Body Text 3"/>
-    <w:lsdException w:uiPriority="99" w:name="Body Text Indent 2"/>
-    <w:lsdException w:uiPriority="99" w:name="Body Text Indent 3"/>
-    <w:lsdException w:uiPriority="99" w:name="Block Text"/>
-    <w:lsdException w:qFormat="1" w:uiPriority="99" w:semiHidden="0" w:name="Hyperlink"/>
-    <w:lsdException w:qFormat="1" w:uiPriority="99" w:name="FollowedHyperlink"/>
-    <w:lsdException w:unhideWhenUsed="0" w:uiPriority="22" w:semiHidden="0" w:name="Strong"/>
-    <w:lsdException w:qFormat="1" w:unhideWhenUsed="0" w:uiPriority="20" w:semiHidden="0" w:name="Emphasis"/>
-    <w:lsdException w:uiPriority="99" w:name="Document Map"/>
-    <w:lsdException w:uiPriority="99" w:name="Plain Text"/>
-    <w:lsdException w:uiPriority="99" w:name="E-mail Signature"/>
-    <w:lsdException w:uiPriority="99" w:name="Normal (Web)"/>
-    <w:lsdException w:uiPriority="99" w:name="HTML Acronym"/>
-    <w:lsdException w:uiPriority="99" w:name="HTML Address"/>
-    <w:lsdException w:uiPriority="99" w:name="HTML Cite"/>
-    <w:lsdException w:uiPriority="99" w:name="HTML Code"/>
-    <w:lsdException w:uiPriority="99" w:name="HTML Definition"/>
-    <w:lsdException w:uiPriority="99" w:name="HTML Keyboard"/>
-    <w:lsdException w:uiPriority="99" w:semiHidden="0" w:name="HTML Preformatted"/>
-    <w:lsdException w:uiPriority="99" w:name="HTML Sample"/>
-    <w:lsdException w:uiPriority="99" w:name="HTML Typewriter"/>
-    <w:lsdException w:uiPriority="99" w:name="HTML Variable"/>
-    <w:lsdException w:qFormat="1" w:uiPriority="99" w:name="Normal Table"/>
-    <w:lsdException w:uiPriority="99" w:name="annotation subject"/>
-    <w:lsdException w:uiPriority="99" w:name="Table Simple 1"/>
-    <w:lsdException w:uiPriority="99" w:name="Table Simple 2"/>
-    <w:lsdException w:uiPriority="99" w:name="Table Simple 3"/>
-    <w:lsdException w:uiPriority="99" w:name="Table Classic 1"/>
-    <w:lsdException w:uiPriority="99" w:name="Table Classic 2"/>
-    <w:lsdException w:uiPriority="99" w:name="Table Classic 3"/>
-    <w:lsdException w:uiPriority="99" w:name="Table Classic 4"/>
-    <w:lsdException w:uiPriority="99" w:name="Table Colorful 1"/>
-    <w:lsdException w:uiPriority="99" w:name="Table Colorful 2"/>
-    <w:lsdException w:uiPriority="99" w:name="Table Colorful 3"/>
-    <w:lsdException w:uiPriority="99" w:name="Table Columns 1"/>
-    <w:lsdException w:uiPriority="99" w:name="Table Columns 2"/>
-    <w:lsdException w:uiPriority="99" w:name="Table Columns 3"/>
-    <w:lsdException w:uiPriority="99" w:name="Table Columns 4"/>
-    <w:lsdException w:uiPriority="99" w:name="Table Columns 5"/>
-    <w:lsdException w:uiPriority="99" w:name="Table Grid 1"/>
-    <w:lsdException w:uiPriority="99" w:name="Table Grid 2"/>
-    <w:lsdException w:uiPriority="99" w:name="Table Grid 3"/>
-    <w:lsdException w:uiPriority="99" w:name="Table Grid 4"/>
-    <w:lsdException w:uiPriority="99" w:name="Table Grid 5"/>
-    <w:lsdException w:uiPriority="99" w:name="Table Grid 6"/>
-    <w:lsdException w:uiPriority="99" w:name="Table Grid 7"/>
-    <w:lsdException w:uiPriority="99" w:name="Table Grid 8"/>
-    <w:lsdException w:uiPriority="99" w:name="Table List 1"/>
-    <w:lsdException w:uiPriority="99" w:name="Table List 2"/>
-    <w:lsdException w:uiPriority="99" w:name="Table List 3"/>
-    <w:lsdException w:uiPriority="99" w:name="Table List 4"/>
-    <w:lsdException w:uiPriority="99" w:name="Table List 5"/>
-    <w:lsdException w:uiPriority="99" w:name="Table List 6"/>
-    <w:lsdException w:uiPriority="99" w:name="Table List 7"/>
-    <w:lsdException w:uiPriority="99" w:name="Table List 8"/>
-    <w:lsdException w:uiPriority="99" w:name="Table 3D effects 1"/>
-    <w:lsdException w:uiPriority="99" w:name="Table 3D effects 2"/>
-    <w:lsdException w:uiPriority="99" w:name="Table 3D effects 3"/>
-    <w:lsdException w:uiPriority="99" w:name="Table Contemporary"/>
-    <w:lsdException w:uiPriority="99" w:name="Table Elegant"/>
-    <w:lsdException w:uiPriority="99" w:name="Table Professional"/>
-    <w:lsdException w:uiPriority="99" w:name="Table Subtle 1"/>
-    <w:lsdException w:uiPriority="99" w:name="Table Subtle 2"/>
-    <w:lsdException w:uiPriority="99" w:name="Table Web 1"/>
-    <w:lsdException w:uiPriority="99" w:name="Table Web 2"/>
-    <w:lsdException w:uiPriority="99" w:name="Table Web 3"/>
-    <w:lsdException w:uiPriority="99" w:name="Balloon Text"/>
-    <w:lsdException w:unhideWhenUsed="0" w:uiPriority="39" w:semiHidden="0" w:name="Table Grid"/>
-    <w:lsdException w:uiPriority="99" w:name="Table Theme"/>
-    <w:lsdException w:unhideWhenUsed="0" w:uiPriority="99" w:name="Placeholder Text"/>
-    <w:lsdException w:qFormat="1" w:unhideWhenUsed="0" w:uiPriority="1" w:semiHidden="0" w:name="No Spacing"/>
-    <w:lsdException w:qFormat="1" w:unhideWhenUsed="0" w:uiPriority="3" w:semiHidden="0" w:name="List Paragraph"/>
-    <w:lsdException w:qFormat="1" w:unhideWhenUsed="0" w:uiPriority="29" w:semiHidden="0" w:name="Quote"/>
-    <w:lsdException w:qFormat="1" w:unhideWhenUsed="0" w:uiPriority="30" w:semiHidden="0" w:name="Intense Quote"/>
+  <w:latentStyles w:defLockedState="0" w:defUIPriority="99" w:defSemiHidden="0" w:defUnhideWhenUsed="0" w:defQFormat="0" w:count="376">
+    <w:lsdException w:name="Normal" w:uiPriority="0" w:qFormat="1"/>
+    <w:lsdException w:name="heading 1" w:uiPriority="9" w:qFormat="1"/>
+    <w:lsdException w:name="heading 2" w:uiPriority="9" w:unhideWhenUsed="1" w:qFormat="1"/>
+    <w:lsdException w:name="heading 3" w:semiHidden="1" w:uiPriority="9" w:unhideWhenUsed="1" w:qFormat="1"/>
+    <w:lsdException w:name="heading 4" w:semiHidden="1" w:uiPriority="9" w:unhideWhenUsed="1" w:qFormat="1"/>
+    <w:lsdException w:name="heading 5" w:semiHidden="1" w:uiPriority="9" w:unhideWhenUsed="1" w:qFormat="1"/>
+    <w:lsdException w:name="heading 6" w:semiHidden="1" w:uiPriority="9" w:unhideWhenUsed="1" w:qFormat="1"/>
+    <w:lsdException w:name="heading 7" w:semiHidden="1" w:uiPriority="9" w:unhideWhenUsed="1" w:qFormat="1"/>
+    <w:lsdException w:name="heading 8" w:semiHidden="1" w:uiPriority="9" w:unhideWhenUsed="1" w:qFormat="1"/>
+    <w:lsdException w:name="heading 9" w:semiHidden="1" w:uiPriority="9" w:unhideWhenUsed="1" w:qFormat="1"/>
+    <w:lsdException w:name="index 1" w:semiHidden="1" w:unhideWhenUsed="1"/>
+    <w:lsdException w:name="index 2" w:semiHidden="1" w:unhideWhenUsed="1"/>
+    <w:lsdException w:name="index 3" w:semiHidden="1" w:unhideWhenUsed="1"/>
+    <w:lsdException w:name="index 4" w:semiHidden="1" w:unhideWhenUsed="1"/>
+    <w:lsdException w:name="index 5" w:semiHidden="1" w:unhideWhenUsed="1"/>
+    <w:lsdException w:name="index 6" w:semiHidden="1" w:unhideWhenUsed="1"/>
+    <w:lsdException w:name="index 7" w:semiHidden="1" w:unhideWhenUsed="1"/>
+    <w:lsdException w:name="index 8" w:semiHidden="1" w:unhideWhenUsed="1"/>
+    <w:lsdException w:name="index 9" w:semiHidden="1" w:unhideWhenUsed="1"/>
+    <w:lsdException w:name="toc 1" w:uiPriority="39" w:unhideWhenUsed="1"/>
+    <w:lsdException w:name="toc 2" w:uiPriority="39" w:unhideWhenUsed="1" w:qFormat="1"/>
+    <w:lsdException w:name="toc 3" w:semiHidden="1" w:uiPriority="39" w:unhideWhenUsed="1"/>
+    <w:lsdException w:name="toc 4" w:semiHidden="1" w:uiPriority="39" w:unhideWhenUsed="1"/>
+    <w:lsdException w:name="toc 5" w:semiHidden="1" w:uiPriority="39" w:unhideWhenUsed="1"/>
+    <w:lsdException w:name="toc 6" w:semiHidden="1" w:uiPriority="39" w:unhideWhenUsed="1"/>
+    <w:lsdException w:name="toc 7" w:semiHidden="1" w:uiPriority="39" w:unhideWhenUsed="1"/>
+    <w:lsdException w:name="toc 8" w:semiHidden="1" w:uiPriority="39" w:unhideWhenUsed="1"/>
+    <w:lsdException w:name="toc 9" w:semiHidden="1" w:uiPriority="39" w:unhideWhenUsed="1"/>
+    <w:lsdException w:name="Normal Indent" w:semiHidden="1" w:unhideWhenUsed="1"/>
+    <w:lsdException w:name="footnote text" w:semiHidden="1" w:unhideWhenUsed="1"/>
+    <w:lsdException w:name="annotation text" w:semiHidden="1" w:unhideWhenUsed="1"/>
+    <w:lsdException w:name="header" w:unhideWhenUsed="1" w:qFormat="1"/>
+    <w:lsdException w:name="footer" w:unhideWhenUsed="1"/>
+    <w:lsdException w:name="index heading" w:semiHidden="1" w:unhideWhenUsed="1"/>
+    <w:lsdException w:name="caption" w:semiHidden="1" w:uiPriority="35" w:unhideWhenUsed="1" w:qFormat="1"/>
+    <w:lsdException w:name="table of figures" w:semiHidden="1" w:unhideWhenUsed="1"/>
+    <w:lsdException w:name="envelope address" w:semiHidden="1" w:unhideWhenUsed="1"/>
+    <w:lsdException w:name="envelope return" w:semiHidden="1" w:unhideWhenUsed="1"/>
+    <w:lsdException w:name="footnote reference" w:semiHidden="1" w:unhideWhenUsed="1"/>
+    <w:lsdException w:name="annotation reference" w:semiHidden="1" w:unhideWhenUsed="1"/>
+    <w:lsdException w:name="line number" w:semiHidden="1" w:unhideWhenUsed="1"/>
+    <w:lsdException w:name="page number" w:semiHidden="1" w:unhideWhenUsed="1"/>
+    <w:lsdException w:name="endnote reference" w:semiHidden="1" w:unhideWhenUsed="1"/>
+    <w:lsdException w:name="endnote text" w:semiHidden="1" w:unhideWhenUsed="1"/>
+    <w:lsdException w:name="table of authorities" w:semiHidden="1" w:unhideWhenUsed="1"/>
+    <w:lsdException w:name="macro" w:semiHidden="1" w:unhideWhenUsed="1"/>
+    <w:lsdException w:name="toa heading" w:semiHidden="1" w:unhideWhenUsed="1"/>
+    <w:lsdException w:name="List" w:semiHidden="1" w:unhideWhenUsed="1"/>
+    <w:lsdException w:name="List Bullet" w:semiHidden="1" w:unhideWhenUsed="1"/>
+    <w:lsdException w:name="List Number" w:semiHidden="1" w:unhideWhenUsed="1"/>
+    <w:lsdException w:name="List 2" w:semiHidden="1" w:unhideWhenUsed="1"/>
+    <w:lsdException w:name="List 3" w:semiHidden="1" w:unhideWhenUsed="1"/>
+    <w:lsdException w:name="List 4" w:semiHidden="1" w:unhideWhenUsed="1"/>
+    <w:lsdException w:name="List 5" w:semiHidden="1" w:unhideWhenUsed="1"/>
+    <w:lsdException w:name="List Bullet 2" w:semiHidden="1" w:unhideWhenUsed="1"/>
+    <w:lsdException w:name="List Bullet 3" w:semiHidden="1" w:unhideWhenUsed="1"/>
+    <w:lsdException w:name="List Bullet 4" w:semiHidden="1" w:unhideWhenUsed="1"/>
+    <w:lsdException w:name="List Bullet 5" w:semiHidden="1" w:unhideWhenUsed="1"/>
+    <w:lsdException w:name="List Number 2" w:semiHidden="1" w:unhideWhenUsed="1"/>
+    <w:lsdException w:name="List Number 3" w:semiHidden="1" w:unhideWhenUsed="1"/>
+    <w:lsdException w:name="List Number 4" w:semiHidden="1" w:unhideWhenUsed="1"/>
+    <w:lsdException w:name="List Number 5" w:semiHidden="1" w:unhideWhenUsed="1"/>
+    <w:lsdException w:name="Title" w:uiPriority="10" w:qFormat="1"/>
+    <w:lsdException w:name="Closing" w:semiHidden="1" w:unhideWhenUsed="1"/>
+    <w:lsdException w:name="Signature" w:semiHidden="1" w:unhideWhenUsed="1"/>
+    <w:lsdException w:name="Default Paragraph Font" w:uiPriority="1" w:unhideWhenUsed="1" w:qFormat="1"/>
+    <w:lsdException w:name="Body Text" w:semiHidden="1" w:unhideWhenUsed="1"/>
+    <w:lsdException w:name="Body Text Indent" w:semiHidden="1" w:unhideWhenUsed="1"/>
+    <w:lsdException w:name="List Continue" w:semiHidden="1" w:unhideWhenUsed="1"/>
+    <w:lsdException w:name="List Continue 2" w:semiHidden="1" w:unhideWhenUsed="1"/>
+    <w:lsdException w:name="List Continue 3" w:semiHidden="1" w:unhideWhenUsed="1"/>
+    <w:lsdException w:name="List Continue 4" w:semiHidden="1" w:unhideWhenUsed="1"/>
+    <w:lsdException w:name="List Continue 5" w:semiHidden="1" w:unhideWhenUsed="1"/>
+    <w:lsdException w:name="Message Header" w:semiHidden="1" w:unhideWhenUsed="1"/>
+    <w:lsdException w:name="Subtitle" w:uiPriority="11" w:qFormat="1"/>
+    <w:lsdException w:name="Salutation" w:semiHidden="1" w:unhideWhenUsed="1"/>
+    <w:lsdException w:name="Date" w:semiHidden="1" w:unhideWhenUsed="1"/>
+    <w:lsdException w:name="Body Text First Indent" w:semiHidden="1" w:unhideWhenUsed="1"/>
+    <w:lsdException w:name="Body Text First Indent 2" w:semiHidden="1" w:unhideWhenUsed="1"/>
+    <w:lsdException w:name="Note Heading" w:semiHidden="1" w:unhideWhenUsed="1"/>
+    <w:lsdException w:name="Body Text 2" w:semiHidden="1" w:unhideWhenUsed="1"/>
+    <w:lsdException w:name="Body Text 3" w:semiHidden="1" w:unhideWhenUsed="1"/>
+    <w:lsdException w:name="Body Text Indent 2" w:semiHidden="1" w:unhideWhenUsed="1"/>
+    <w:lsdException w:name="Body Text Indent 3" w:semiHidden="1" w:unhideWhenUsed="1"/>
+    <w:lsdException w:name="Block Text" w:semiHidden="1" w:unhideWhenUsed="1"/>
+    <w:lsdException w:name="Hyperlink" w:unhideWhenUsed="1" w:qFormat="1"/>
+    <w:lsdException w:name="FollowedHyperlink" w:semiHidden="1" w:unhideWhenUsed="1" w:qFormat="1"/>
+    <w:lsdException w:name="Strong" w:uiPriority="22"/>
+    <w:lsdException w:name="Emphasis" w:uiPriority="20" w:qFormat="1"/>
+    <w:lsdException w:name="Document Map" w:semiHidden="1" w:unhideWhenUsed="1"/>
+    <w:lsdException w:name="Plain Text" w:semiHidden="1" w:unhideWhenUsed="1"/>
+    <w:lsdException w:name="E-mail Signature" w:semiHidden="1" w:unhideWhenUsed="1"/>
+    <w:lsdException w:name="HTML Top of Form" w:semiHidden="1" w:unhideWhenUsed="1"/>
+    <w:lsdException w:name="HTML Bottom of Form" w:semiHidden="1" w:unhideWhenUsed="1"/>
+    <w:lsdException w:name="Normal (Web)" w:semiHidden="1" w:unhideWhenUsed="1"/>
+    <w:lsdException w:name="HTML Acronym" w:semiHidden="1" w:unhideWhenUsed="1"/>
+    <w:lsdException w:name="HTML Address" w:semiHidden="1" w:unhideWhenUsed="1"/>
+    <w:lsdException w:name="HTML Cite" w:semiHidden="1" w:unhideWhenUsed="1"/>
+    <w:lsdException w:name="HTML Code" w:semiHidden="1" w:unhideWhenUsed="1"/>
+    <w:lsdException w:name="HTML Definition" w:semiHidden="1" w:unhideWhenUsed="1"/>
+    <w:lsdException w:name="HTML Keyboard" w:semiHidden="1" w:unhideWhenUsed="1"/>
+    <w:lsdException w:name="HTML Preformatted" w:unhideWhenUsed="1"/>
+    <w:lsdException w:name="HTML Sample" w:semiHidden="1" w:unhideWhenUsed="1"/>
+    <w:lsdException w:name="HTML Typewriter" w:semiHidden="1" w:unhideWhenUsed="1"/>
+    <w:lsdException w:name="HTML Variable" w:semiHidden="1" w:unhideWhenUsed="1"/>
+    <w:lsdException w:name="Normal Table" w:semiHidden="1" w:unhideWhenUsed="1" w:qFormat="1"/>
+    <w:lsdException w:name="annotation subject" w:semiHidden="1" w:unhideWhenUsed="1"/>
+    <w:lsdException w:name="No List" w:semiHidden="1" w:unhideWhenUsed="1"/>
+    <w:lsdException w:name="Outline List 1" w:semiHidden="1" w:unhideWhenUsed="1"/>
+    <w:lsdException w:name="Outline List 2" w:semiHidden="1" w:unhideWhenUsed="1"/>
+    <w:lsdException w:name="Outline List 3" w:semiHidden="1" w:unhideWhenUsed="1"/>
+    <w:lsdException w:name="Table Simple 1" w:semiHidden="1" w:unhideWhenUsed="1"/>
+    <w:lsdException w:name="Table Simple 2" w:semiHidden="1" w:unhideWhenUsed="1"/>
+    <w:lsdException w:name="Table Simple 3" w:semiHidden="1" w:unhideWhenUsed="1"/>
+    <w:lsdException w:name="Table Classic 1" w:semiHidden="1" w:unhideWhenUsed="1"/>
+    <w:lsdException w:name="Table Classic 2" w:semiHidden="1" w:unhideWhenUsed="1"/>
+    <w:lsdException w:name="Table Classic 3" w:semiHidden="1" w:unhideWhenUsed="1"/>
+    <w:lsdException w:name="Table Classic 4" w:semiHidden="1" w:unhideWhenUsed="1"/>
+    <w:lsdException w:name="Table Colorful 1" w:semiHidden="1" w:unhideWhenUsed="1"/>
+    <w:lsdException w:name="Table Colorful 2" w:semiHidden="1" w:unhideWhenUsed="1"/>
+    <w:lsdException w:name="Table Colorful 3" w:semiHidden="1" w:unhideWhenUsed="1"/>
+    <w:lsdException w:name="Table Columns 1" w:semiHidden="1" w:unhideWhenUsed="1"/>
+    <w:lsdException w:name="Table Columns 2" w:semiHidden="1" w:unhideWhenUsed="1"/>
+    <w:lsdException w:name="Table Columns 3" w:semiHidden="1" w:unhideWhenUsed="1"/>
+    <w:lsdException w:name="Table Columns 4" w:semiHidden="1" w:unhideWhenUsed="1"/>
+    <w:lsdException w:name="Table Columns 5" w:semiHidden="1" w:unhideWhenUsed="1"/>
+    <w:lsdException w:name="Table Grid 1" w:semiHidden="1" w:unhideWhenUsed="1"/>
+    <w:lsdException w:name="Table Grid 2" w:semiHidden="1" w:unhideWhenUsed="1"/>
+    <w:lsdException w:name="Table Grid 3" w:semiHidden="1" w:unhideWhenUsed="1"/>
+    <w:lsdException w:name="Table Grid 4" w:semiHidden="1" w:unhideWhenUsed="1"/>
+    <w:lsdException w:name="Table Grid 5" w:semiHidden="1" w:unhideWhenUsed="1"/>
+    <w:lsdException w:name="Table Grid 6" w:semiHidden="1" w:unhideWhenUsed="1"/>
+    <w:lsdException w:name="Table Grid 7" w:semiHidden="1" w:unhideWhenUsed="1"/>
+    <w:lsdException w:name="Table Grid 8" w:semiHidden="1" w:unhideWhenUsed="1"/>
+    <w:lsdException w:name="Table List 1" w:semiHidden="1" w:unhideWhenUsed="1"/>
+    <w:lsdException w:name="Table List 2" w:semiHidden="1" w:unhideWhenUsed="1"/>
+    <w:lsdException w:name="Table List 3" w:semiHidden="1" w:unhideWhenUsed="1"/>
+    <w:lsdException w:name="Table List 4" w:semiHidden="1" w:unhideWhenUsed="1"/>
+    <w:lsdException w:name="Table List 5" w:semiHidden="1" w:unhideWhenUsed="1"/>
+    <w:lsdException w:name="Table List 6" w:semiHidden="1" w:unhideWhenUsed="1"/>
+    <w:lsdException w:name="Table List 7" w:semiHidden="1" w:unhideWhenUsed="1"/>
+    <w:lsdException w:name="Table List 8" w:semiHidden="1" w:unhideWhenUsed="1"/>
+    <w:lsdException w:name="Table 3D effects 1" w:semiHidden="1" w:unhideWhenUsed="1"/>
+    <w:lsdException w:name="Table 3D effects 2" w:semiHidden="1" w:unhideWhenUsed="1"/>
+    <w:lsdException w:name="Table 3D effects 3" w:semiHidden="1" w:unhideWhenUsed="1"/>
+    <w:lsdException w:name="Table Contemporary" w:semiHidden="1" w:unhideWhenUsed="1"/>
+    <w:lsdException w:name="Table Elegant" w:semiHidden="1" w:unhideWhenUsed="1"/>
+    <w:lsdException w:name="Table Professional" w:semiHidden="1" w:unhideWhenUsed="1"/>
+    <w:lsdException w:name="Table Subtle 1" w:semiHidden="1" w:unhideWhenUsed="1"/>
+    <w:lsdException w:name="Table Subtle 2" w:semiHidden="1" w:unhideWhenUsed="1"/>
+    <w:lsdException w:name="Table Web 1" w:semiHidden="1" w:unhideWhenUsed="1"/>
+    <w:lsdException w:name="Table Web 2" w:semiHidden="1" w:unhideWhenUsed="1"/>
+    <w:lsdException w:name="Table Web 3" w:semiHidden="1" w:unhideWhenUsed="1"/>
+    <w:lsdException w:name="Balloon Text" w:semiHidden="1" w:unhideWhenUsed="1"/>
+    <w:lsdException w:name="Table Grid" w:uiPriority="39"/>
+    <w:lsdException w:name="Table Theme" w:semiHidden="1" w:unhideWhenUsed="1"/>
+    <w:lsdException w:name="Placeholder Text" w:semiHidden="1"/>
+    <w:lsdException w:name="No Spacing" w:uiPriority="1" w:qFormat="1"/>
+    <w:lsdException w:name="Light Shading"/>
+    <w:lsdException w:name="Light List"/>
+    <w:lsdException w:name="Light Grid"/>
+    <w:lsdException w:name="Medium Shading 1"/>
+    <w:lsdException w:name="Medium Shading 2"/>
+    <w:lsdException w:name="Medium List 1"/>
+    <w:lsdException w:name="Medium List 2"/>
+    <w:lsdException w:name="Medium Grid 1"/>
+    <w:lsdException w:name="Medium Grid 2"/>
+    <w:lsdException w:name="Medium Grid 3"/>
+    <w:lsdException w:name="Dark List"/>
+    <w:lsdException w:name="Colorful Shading"/>
+    <w:lsdException w:name="Colorful List"/>
+    <w:lsdException w:name="Colorful Grid"/>
+    <w:lsdException w:name="Light Shading Accent 1"/>
+    <w:lsdException w:name="Light List Accent 1"/>
+    <w:lsdException w:name="Light Grid Accent 1"/>
+    <w:lsdException w:name="Medium Shading 1 Accent 1"/>
+    <w:lsdException w:name="Medium Shading 2 Accent 1"/>
+    <w:lsdException w:name="Medium List 1 Accent 1"/>
+    <w:lsdException w:name="Revision" w:semiHidden="1" w:unhideWhenUsed="1"/>
+    <w:lsdException w:name="List Paragraph" w:uiPriority="3" w:qFormat="1"/>
+    <w:lsdException w:name="Quote" w:uiPriority="29" w:qFormat="1"/>
+    <w:lsdException w:name="Intense Quote" w:uiPriority="30" w:qFormat="1"/>
+    <w:lsdException w:name="Medium List 2 Accent 1"/>
+    <w:lsdException w:name="Medium Grid 1 Accent 1"/>
+    <w:lsdException w:name="Medium Grid 2 Accent 1"/>
+    <w:lsdException w:name="Medium Grid 3 Accent 1"/>
+    <w:lsdException w:name="Dark List Accent 1"/>
+    <w:lsdException w:name="Colorful Shading Accent 1"/>
+    <w:lsdException w:name="Colorful List Accent 1"/>
+    <w:lsdException w:name="Colorful Grid Accent 1"/>
+    <w:lsdException w:name="Light Shading Accent 2"/>
+    <w:lsdException w:name="Light List Accent 2"/>
+    <w:lsdException w:name="Light Grid Accent 2"/>
+    <w:lsdException w:name="Medium Shading 1 Accent 2"/>
+    <w:lsdException w:name="Medium Shading 2 Accent 2"/>
+    <w:lsdException w:name="Medium List 1 Accent 2"/>
+    <w:lsdException w:name="Medium List 2 Accent 2"/>
+    <w:lsdException w:name="Medium Grid 1 Accent 2"/>
+    <w:lsdException w:name="Medium Grid 2 Accent 2"/>
+    <w:lsdException w:name="Medium Grid 3 Accent 2"/>
+    <w:lsdException w:name="Dark List Accent 2"/>
+    <w:lsdException w:name="Colorful Shading Accent 2"/>
+    <w:lsdException w:name="Colorful List Accent 2"/>
+    <w:lsdException w:name="Colorful Grid Accent 2"/>
+    <w:lsdException w:name="Light Shading Accent 3"/>
+    <w:lsdException w:name="Light List Accent 3"/>
+    <w:lsdException w:name="Light Grid Accent 3"/>
+    <w:lsdException w:name="Medium Shading 1 Accent 3"/>
+    <w:lsdException w:name="Medium Shading 2 Accent 3"/>
+    <w:lsdException w:name="Medium List 1 Accent 3"/>
+    <w:lsdException w:name="Medium List 2 Accent 3"/>
+    <w:lsdException w:name="Medium Grid 1 Accent 3"/>
+    <w:lsdException w:name="Medium Grid 2 Accent 3"/>
+    <w:lsdException w:name="Medium Grid 3 Accent 3"/>
+    <w:lsdException w:name="Dark List Accent 3"/>
+    <w:lsdException w:name="Colorful Shading Accent 3"/>
+    <w:lsdException w:name="Colorful List Accent 3"/>
+    <w:lsdException w:name="Colorful Grid Accent 3"/>
+    <w:lsdException w:name="Light Shading Accent 4"/>
+    <w:lsdException w:name="Light List Accent 4"/>
+    <w:lsdException w:name="Light Grid Accent 4"/>
+    <w:lsdException w:name="Medium Shading 1 Accent 4"/>
+    <w:lsdException w:name="Medium Shading 2 Accent 4"/>
+    <w:lsdException w:name="Medium List 1 Accent 4"/>
+    <w:lsdException w:name="Medium List 2 Accent 4"/>
+    <w:lsdException w:name="Medium Grid 1 Accent 4"/>
+    <w:lsdException w:name="Medium Grid 2 Accent 4"/>
+    <w:lsdException w:name="Medium Grid 3 Accent 4"/>
+    <w:lsdException w:name="Dark List Accent 4"/>
+    <w:lsdException w:name="Colorful Shading Accent 4"/>
+    <w:lsdException w:name="Colorful List Accent 4"/>
+    <w:lsdException w:name="Colorful Grid Accent 4"/>
+    <w:lsdException w:name="Light Shading Accent 5"/>
+    <w:lsdException w:name="Light List Accent 5"/>
+    <w:lsdException w:name="Light Grid Accent 5"/>
+    <w:lsdException w:name="Medium Shading 1 Accent 5"/>
+    <w:lsdException w:name="Medium Shading 2 Accent 5"/>
+    <w:lsdException w:name="Medium List 1 Accent 5"/>
+    <w:lsdException w:name="Medium List 2 Accent 5"/>
+    <w:lsdException w:name="Medium Grid 1 Accent 5"/>
+    <w:lsdException w:name="Medium Grid 2 Accent 5"/>
+    <w:lsdException w:name="Medium Grid 3 Accent 5"/>
+    <w:lsdException w:name="Dark List Accent 5"/>
+    <w:lsdException w:name="Colorful Shading Accent 5"/>
+    <w:lsdException w:name="Colorful List Accent 5"/>
+    <w:lsdException w:name="Colorful Grid Accent 5"/>
+    <w:lsdException w:name="Light Shading Accent 6"/>
+    <w:lsdException w:name="Light List Accent 6"/>
+    <w:lsdException w:name="Light Grid Accent 6"/>
+    <w:lsdException w:name="Medium Shading 1 Accent 6"/>
+    <w:lsdException w:name="Medium Shading 2 Accent 6"/>
+    <w:lsdException w:name="Medium List 1 Accent 6"/>
+    <w:lsdException w:name="Medium List 2 Accent 6"/>
+    <w:lsdException w:name="Medium Grid 1 Accent 6"/>
+    <w:lsdException w:name="Medium Grid 2 Accent 6"/>
+    <w:lsdException w:name="Medium Grid 3 Accent 6"/>
+    <w:lsdException w:name="Dark List Accent 6"/>
+    <w:lsdException w:name="Colorful Shading Accent 6"/>
+    <w:lsdException w:name="Colorful List Accent 6"/>
+    <w:lsdException w:name="Colorful Grid Accent 6"/>
+    <w:lsdException w:name="Subtle Emphasis" w:uiPriority="19" w:qFormat="1"/>
+    <w:lsdException w:name="Intense Emphasis" w:uiPriority="21" w:qFormat="1"/>
+    <w:lsdException w:name="Subtle Reference" w:uiPriority="31" w:qFormat="1"/>
+    <w:lsdException w:name="Intense Reference" w:uiPriority="32" w:qFormat="1"/>
+    <w:lsdException w:name="Book Title" w:uiPriority="33" w:qFormat="1"/>
+    <w:lsdException w:name="Bibliography" w:semiHidden="1" w:uiPriority="37" w:unhideWhenUsed="1"/>
+    <w:lsdException w:name="TOC Heading" w:semiHidden="1" w:uiPriority="39" w:unhideWhenUsed="1" w:qFormat="1"/>
+    <w:lsdException w:name="Plain Table 1" w:uiPriority="41"/>
+    <w:lsdException w:name="Plain Table 2" w:uiPriority="42"/>
+    <w:lsdException w:name="Plain Table 3" w:uiPriority="43"/>
+    <w:lsdException w:name="Plain Table 4" w:uiPriority="44"/>
+    <w:lsdException w:name="Plain Table 5" w:uiPriority="45"/>
+    <w:lsdException w:name="Grid Table Light" w:uiPriority="40"/>
+    <w:lsdException w:name="Grid Table 1 Light" w:uiPriority="46"/>
+    <w:lsdException w:name="Grid Table 2" w:uiPriority="47"/>
+    <w:lsdException w:name="Grid Table 3" w:uiPriority="48"/>
+    <w:lsdException w:name="Grid Table 4" w:uiPriority="49"/>
+    <w:lsdException w:name="Grid Table 5 Dark" w:uiPriority="50"/>
+    <w:lsdException w:name="Grid Table 6 Colorful" w:uiPriority="51"/>
+    <w:lsdException w:name="Grid Table 7 Colorful" w:uiPriority="52"/>
+    <w:lsdException w:name="Grid Table 1 Light Accent 1" w:uiPriority="46"/>
+    <w:lsdException w:name="Grid Table 2 Accent 1" w:uiPriority="47"/>
+    <w:lsdException w:name="Grid Table 3 Accent 1" w:uiPriority="48"/>
+    <w:lsdException w:name="Grid Table 4 Accent 1" w:uiPriority="49"/>
+    <w:lsdException w:name="Grid Table 5 Dark Accent 1" w:uiPriority="50"/>
+    <w:lsdException w:name="Grid Table 6 Colorful Accent 1" w:uiPriority="51"/>
+    <w:lsdException w:name="Grid Table 7 Colorful Accent 1" w:uiPriority="52"/>
+    <w:lsdException w:name="Grid Table 1 Light Accent 2" w:uiPriority="46"/>
+    <w:lsdException w:name="Grid Table 2 Accent 2" w:uiPriority="47"/>
+    <w:lsdException w:name="Grid Table 3 Accent 2" w:uiPriority="48"/>
+    <w:lsdException w:name="Grid Table 4 Accent 2" w:uiPriority="49"/>
+    <w:lsdException w:name="Grid Table 5 Dark Accent 2" w:uiPriority="50"/>
+    <w:lsdException w:name="Grid Table 6 Colorful Accent 2" w:uiPriority="51"/>
+    <w:lsdException w:name="Grid Table 7 Colorful Accent 2" w:uiPriority="52"/>
+    <w:lsdException w:name="Grid Table 1 Light Accent 3" w:uiPriority="46"/>
+    <w:lsdException w:name="Grid Table 2 Accent 3" w:uiPriority="47"/>
+    <w:lsdException w:name="Grid Table 3 Accent 3" w:uiPriority="48"/>
+    <w:lsdException w:name="Grid Table 4 Accent 3" w:uiPriority="49"/>
+    <w:lsdException w:name="Grid Table 5 Dark Accent 3" w:uiPriority="50"/>
+    <w:lsdException w:name="Grid Table 6 Colorful Accent 3" w:uiPriority="51"/>
+    <w:lsdException w:name="Grid Table 7 Colorful Accent 3" w:uiPriority="52"/>
+    <w:lsdException w:name="Grid Table 1 Light Accent 4" w:uiPriority="46"/>
+    <w:lsdException w:name="Grid Table 2 Accent 4" w:uiPriority="47"/>
+    <w:lsdException w:name="Grid Table 3 Accent 4" w:uiPriority="48"/>
+    <w:lsdException w:name="Grid Table 4 Accent 4" w:uiPriority="49"/>
+    <w:lsdException w:name="Grid Table 5 Dark Accent 4" w:uiPriority="50"/>
+    <w:lsdException w:name="Grid Table 6 Colorful Accent 4" w:uiPriority="51"/>
+    <w:lsdException w:name="Grid Table 7 Colorful Accent 4" w:uiPriority="52"/>
+    <w:lsdException w:name="Grid Table 1 Light Accent 5" w:uiPriority="46"/>
+    <w:lsdException w:name="Grid Table 2 Accent 5" w:uiPriority="47"/>
+    <w:lsdException w:name="Grid Table 3 Accent 5" w:uiPriority="48"/>
+    <w:lsdException w:name="Grid Table 4 Accent 5" w:uiPriority="49"/>
+    <w:lsdException w:name="Grid Table 5 Dark Accent 5" w:uiPriority="50"/>
+    <w:lsdException w:name="Grid Table 6 Colorful Accent 5" w:uiPriority="51"/>
+    <w:lsdException w:name="Grid Table 7 Colorful Accent 5" w:uiPriority="52"/>
+    <w:lsdException w:name="Grid Table 1 Light Accent 6" w:uiPriority="46"/>
+    <w:lsdException w:name="Grid Table 2 Accent 6" w:uiPriority="47"/>
+    <w:lsdException w:name="Grid Table 3 Accent 6" w:uiPriority="48"/>
+    <w:lsdException w:name="Grid Table 4 Accent 6" w:uiPriority="49"/>
+    <w:lsdException w:name="Grid Table 5 Dark Accent 6" w:uiPriority="50"/>
+    <w:lsdException w:name="Grid Table 6 Colorful Accent 6" w:uiPriority="51"/>
+    <w:lsdException w:name="Grid Table 7 Colorful Accent 6" w:uiPriority="52"/>
+    <w:lsdException w:name="List Table 1 Light" w:uiPriority="46"/>
+    <w:lsdException w:name="List Table 2" w:uiPriority="47"/>
+    <w:lsdException w:name="List Table 3" w:uiPriority="48"/>
+    <w:lsdException w:name="List Table 4" w:uiPriority="49"/>
+    <w:lsdException w:name="List Table 5 Dark" w:uiPriority="50"/>
+    <w:lsdException w:name="List Table 6 Colorful" w:uiPriority="51"/>
+    <w:lsdException w:name="List Table 7 Colorful" w:uiPriority="52"/>
+    <w:lsdException w:name="List Table 1 Light Accent 1" w:uiPriority="46"/>
+    <w:lsdException w:name="List Table 2 Accent 1" w:uiPriority="47"/>
+    <w:lsdException w:name="List Table 3 Accent 1" w:uiPriority="48"/>
+    <w:lsdException w:name="List Table 4 Accent 1" w:uiPriority="49"/>
+    <w:lsdException w:name="List Table 5 Dark Accent 1" w:uiPriority="50"/>
+    <w:lsdException w:name="List Table 6 Colorful Accent 1" w:uiPriority="51"/>
+    <w:lsdException w:name="List Table 7 Colorful Accent 1" w:uiPriority="52"/>
+    <w:lsdException w:name="List Table 1 Light Accent 2" w:uiPriority="46"/>
+    <w:lsdException w:name="List Table 2 Accent 2" w:uiPriority="47"/>
+    <w:lsdException w:name="List Table 3 Accent 2" w:uiPriority="48"/>
+    <w:lsdException w:name="List Table 4 Accent 2" w:uiPriority="49"/>
+    <w:lsdException w:name="List Table 5 Dark Accent 2" w:uiPriority="50"/>
+    <w:lsdException w:name="List Table 6 Colorful Accent 2" w:uiPriority="51"/>
+    <w:lsdException w:name="List Table 7 Colorful Accent 2" w:uiPriority="52"/>
+    <w:lsdException w:name="List Table 1 Light Accent 3" w:uiPriority="46"/>
+    <w:lsdException w:name="List Table 2 Accent 3" w:uiPriority="47"/>
+    <w:lsdException w:name="List Table 3 Accent 3" w:uiPriority="48"/>
+    <w:lsdException w:name="List Table 4 Accent 3" w:uiPriority="49"/>
+    <w:lsdException w:name="List Table 5 Dark Accent 3" w:uiPriority="50"/>
+    <w:lsdException w:name="List Table 6 Colorful Accent 3" w:uiPriority="51"/>
+    <w:lsdException w:name="List Table 7 Colorful Accent 3" w:uiPriority="52"/>
+    <w:lsdException w:name="List Table 1 Light Accent 4" w:uiPriority="46"/>
+    <w:lsdException w:name="List Table 2 Accent 4" w:uiPriority="47"/>
+    <w:lsdException w:name="List Table 3 Accent 4" w:uiPriority="48"/>
+    <w:lsdException w:name="List Table 4 Accent 4" w:uiPriority="49"/>
+    <w:lsdException w:name="List Table 5 Dark Accent 4" w:uiPriority="50"/>
+    <w:lsdException w:name="List Table 6 Colorful Accent 4" w:uiPriority="51"/>
+    <w:lsdException w:name="List Table 7 Colorful Accent 4" w:uiPriority="52"/>
+    <w:lsdException w:name="List Table 1 Light Accent 5" w:uiPriority="46"/>
+    <w:lsdException w:name="List Table 2 Accent 5" w:uiPriority="47"/>
+    <w:lsdException w:name="List Table 3 Accent 5" w:uiPriority="48"/>
+    <w:lsdException w:name="List Table 4 Accent 5" w:uiPriority="49"/>
+    <w:lsdException w:name="List Table 5 Dark Accent 5" w:uiPriority="50"/>
+    <w:lsdException w:name="List Table 6 Colorful Accent 5" w:uiPriority="51"/>
+    <w:lsdException w:name="List Table 7 Colorful Accent 5" w:uiPriority="52"/>
+    <w:lsdException w:name="List Table 1 Light Accent 6" w:uiPriority="46"/>
+    <w:lsdException w:name="List Table 2 Accent 6" w:uiPriority="47"/>
+    <w:lsdException w:name="List Table 3 Accent 6" w:uiPriority="48"/>
+    <w:lsdException w:name="List Table 4 Accent 6" w:uiPriority="49"/>
+    <w:lsdException w:name="List Table 5 Dark Accent 6" w:uiPriority="50"/>
+    <w:lsdException w:name="List Table 6 Colorful Accent 6" w:uiPriority="51"/>
+    <w:lsdException w:name="List Table 7 Colorful Accent 6" w:uiPriority="52"/>
+    <w:lsdException w:name="Mention" w:semiHidden="1" w:unhideWhenUsed="1"/>
+    <w:lsdException w:name="Smart Hyperlink" w:semiHidden="1" w:unhideWhenUsed="1"/>
+    <w:lsdException w:name="Hashtag" w:semiHidden="1" w:unhideWhenUsed="1"/>
+    <w:lsdException w:name="Unresolved Mention" w:semiHidden="1" w:unhideWhenUsed="1"/>
+    <w:lsdException w:name="Smart Link" w:semiHidden="1" w:unhideWhenUsed="1"/>
   </w:latentStyles>
-  <w:style w:type="paragraph" w:default="1" w:styleId="1">
+  <w:style w:type="paragraph" w:default="1" w:styleId="a2">
     <w:name w:val="Normal"/>
     <w:qFormat/>
-    <w:uiPriority w:val="0"/>
     <w:pPr>
       <w:spacing w:line="360" w:lineRule="auto"/>
       <w:ind w:firstLine="709"/>
       <w:jc w:val="both"/>
     </w:pPr>
     <w:rPr>
-      <w:rFonts w:ascii="Times New Roman" w:hAnsi="Times New Roman" w:eastAsia="Times New Roman" w:cs="Times New Roman"/>
+      <w:rFonts w:eastAsia="Times New Roman"/>
       <w:sz w:val="28"/>
       <w:szCs w:val="28"/>
-      <w:lang w:val="ru-RU" w:eastAsia="ru-RU" w:bidi="ar-SA"/>
-    </w:rPr>
-  </w:style>
-  <w:style w:type="paragraph" w:styleId="2">
+    </w:rPr>
+  </w:style>
+  <w:style w:type="paragraph" w:styleId="1">
     <w:name w:val="heading 1"/>
-    <w:basedOn w:val="1"/>
-    <w:next w:val="1"/>
-    <w:link w:val="27"/>
+    <w:basedOn w:val="a2"/>
+    <w:next w:val="a2"/>
+    <w:link w:val="10"/>
+    <w:uiPriority w:val="9"/>
     <w:qFormat/>
-    <w:uiPriority w:val="9"/>
     <w:pPr>
       <w:keepNext/>
       <w:numPr>
-        <w:ilvl w:val="0"/>
         <w:numId w:val="1"/>
       </w:numPr>
       <w:spacing w:before="240" w:after="60"/>
@@ -4956,14 +4326,14 @@
       <w:szCs w:val="32"/>
     </w:rPr>
   </w:style>
-  <w:style w:type="paragraph" w:styleId="3">
+  <w:style w:type="paragraph" w:styleId="2">
     <w:name w:val="heading 2"/>
-    <w:basedOn w:val="1"/>
-    <w:next w:val="1"/>
-    <w:link w:val="29"/>
+    <w:basedOn w:val="a2"/>
+    <w:next w:val="a2"/>
+    <w:link w:val="20"/>
+    <w:uiPriority w:val="9"/>
     <w:unhideWhenUsed/>
     <w:qFormat/>
-    <w:uiPriority w:val="9"/>
     <w:pPr>
       <w:keepNext/>
       <w:numPr>
@@ -4983,15 +4353,15 @@
       <w:iCs/>
     </w:rPr>
   </w:style>
-  <w:style w:type="paragraph" w:styleId="4">
+  <w:style w:type="paragraph" w:styleId="3">
     <w:name w:val="heading 3"/>
-    <w:basedOn w:val="1"/>
-    <w:next w:val="1"/>
-    <w:link w:val="34"/>
+    <w:basedOn w:val="a2"/>
+    <w:next w:val="a2"/>
+    <w:link w:val="30"/>
+    <w:uiPriority w:val="9"/>
     <w:semiHidden/>
     <w:unhideWhenUsed/>
     <w:qFormat/>
-    <w:uiPriority w:val="9"/>
     <w:pPr>
       <w:keepNext/>
       <w:numPr>
@@ -5008,15 +4378,15 @@
       <w:szCs w:val="26"/>
     </w:rPr>
   </w:style>
-  <w:style w:type="paragraph" w:styleId="5">
+  <w:style w:type="paragraph" w:styleId="4">
     <w:name w:val="heading 4"/>
-    <w:basedOn w:val="1"/>
-    <w:next w:val="1"/>
-    <w:link w:val="35"/>
+    <w:basedOn w:val="a2"/>
+    <w:next w:val="a2"/>
+    <w:link w:val="40"/>
+    <w:uiPriority w:val="9"/>
     <w:semiHidden/>
     <w:unhideWhenUsed/>
     <w:qFormat/>
-    <w:uiPriority w:val="9"/>
     <w:pPr>
       <w:keepNext/>
       <w:numPr>
@@ -5032,15 +4402,15 @@
       <w:bCs/>
     </w:rPr>
   </w:style>
-  <w:style w:type="paragraph" w:styleId="6">
+  <w:style w:type="paragraph" w:styleId="5">
     <w:name w:val="heading 5"/>
-    <w:basedOn w:val="1"/>
-    <w:next w:val="1"/>
-    <w:link w:val="36"/>
+    <w:basedOn w:val="a2"/>
+    <w:next w:val="a2"/>
+    <w:link w:val="50"/>
+    <w:uiPriority w:val="9"/>
     <w:semiHidden/>
     <w:unhideWhenUsed/>
     <w:qFormat/>
-    <w:uiPriority w:val="9"/>
     <w:pPr>
       <w:numPr>
         <w:ilvl w:val="4"/>
@@ -5059,15 +4429,15 @@
       <w:szCs w:val="26"/>
     </w:rPr>
   </w:style>
-  <w:style w:type="paragraph" w:styleId="7">
+  <w:style w:type="paragraph" w:styleId="6">
     <w:name w:val="heading 6"/>
-    <w:basedOn w:val="1"/>
-    <w:next w:val="1"/>
-    <w:link w:val="37"/>
+    <w:basedOn w:val="a2"/>
+    <w:next w:val="a2"/>
+    <w:link w:val="60"/>
+    <w:uiPriority w:val="9"/>
     <w:semiHidden/>
     <w:unhideWhenUsed/>
     <w:qFormat/>
-    <w:uiPriority w:val="9"/>
     <w:pPr>
       <w:numPr>
         <w:ilvl w:val="5"/>
@@ -5084,15 +4454,15 @@
       <w:szCs w:val="22"/>
     </w:rPr>
   </w:style>
-  <w:style w:type="paragraph" w:styleId="8">
+  <w:style w:type="paragraph" w:styleId="7">
     <w:name w:val="heading 7"/>
-    <w:basedOn w:val="1"/>
-    <w:next w:val="1"/>
-    <w:link w:val="38"/>
+    <w:basedOn w:val="a2"/>
+    <w:next w:val="a2"/>
+    <w:link w:val="70"/>
+    <w:uiPriority w:val="9"/>
     <w:semiHidden/>
     <w:unhideWhenUsed/>
     <w:qFormat/>
-    <w:uiPriority w:val="9"/>
     <w:pPr>
       <w:numPr>
         <w:ilvl w:val="6"/>
@@ -5105,15 +4475,15 @@
       <w:rFonts w:cstheme="majorBidi"/>
     </w:rPr>
   </w:style>
-  <w:style w:type="paragraph" w:styleId="9">
+  <w:style w:type="paragraph" w:styleId="8">
     <w:name w:val="heading 8"/>
-    <w:basedOn w:val="1"/>
-    <w:next w:val="1"/>
-    <w:link w:val="39"/>
+    <w:basedOn w:val="a2"/>
+    <w:next w:val="a2"/>
+    <w:link w:val="80"/>
+    <w:uiPriority w:val="9"/>
     <w:semiHidden/>
     <w:unhideWhenUsed/>
     <w:qFormat/>
-    <w:uiPriority w:val="9"/>
     <w:pPr>
       <w:numPr>
         <w:ilvl w:val="7"/>
@@ -5128,15 +4498,15 @@
       <w:iCs/>
     </w:rPr>
   </w:style>
-  <w:style w:type="paragraph" w:styleId="10">
+  <w:style w:type="paragraph" w:styleId="9">
     <w:name w:val="heading 9"/>
-    <w:basedOn w:val="1"/>
-    <w:next w:val="1"/>
-    <w:link w:val="40"/>
+    <w:basedOn w:val="a2"/>
+    <w:next w:val="a2"/>
+    <w:link w:val="90"/>
+    <w:uiPriority w:val="9"/>
     <w:semiHidden/>
     <w:unhideWhenUsed/>
     <w:qFormat/>
-    <w:uiPriority w:val="9"/>
     <w:pPr>
       <w:numPr>
         <w:ilvl w:val="8"/>
@@ -5151,19 +4521,19 @@
       <w:szCs w:val="22"/>
     </w:rPr>
   </w:style>
-  <w:style w:type="character" w:default="1" w:styleId="11">
+  <w:style w:type="character" w:default="1" w:styleId="a3">
     <w:name w:val="Default Paragraph Font"/>
-    <w:unhideWhenUsed/>
-    <w:qFormat/>
     <w:uiPriority w:val="1"/>
-  </w:style>
-  <w:style w:type="table" w:default="1" w:styleId="12">
-    <w:name w:val="Normal Table"/>
     <w:semiHidden/>
     <w:unhideWhenUsed/>
-    <w:qFormat/>
+  </w:style>
+  <w:style w:type="table" w:default="1" w:styleId="a4">
+    <w:name w:val="Normal Table"/>
     <w:uiPriority w:val="99"/>
+    <w:semiHidden/>
+    <w:unhideWhenUsed/>
     <w:tblPr>
+      <w:tblInd w:w="0" w:type="dxa"/>
       <w:tblCellMar>
         <w:top w:w="0" w:type="dxa"/>
         <w:left w:w="108" w:type="dxa"/>
@@ -5172,28 +4542,29 @@
       </w:tblCellMar>
     </w:tblPr>
   </w:style>
-  <w:style w:type="character" w:styleId="13">
+  <w:style w:type="numbering" w:default="1" w:styleId="a5">
+    <w:name w:val="No List"/>
+    <w:uiPriority w:val="99"/>
+    <w:semiHidden/>
+    <w:unhideWhenUsed/>
+  </w:style>
+  <w:style w:type="character" w:styleId="a6">
     <w:name w:val="FollowedHyperlink"/>
-    <w:basedOn w:val="11"/>
+    <w:basedOn w:val="a3"/>
+    <w:uiPriority w:val="99"/>
     <w:semiHidden/>
     <w:unhideWhenUsed/>
     <w:qFormat/>
-    <w:uiPriority w:val="99"/>
     <w:rPr>
       <w:color w:val="954F72" w:themeColor="followedHyperlink"/>
       <w:u w:val="single"/>
-      <w14:textFill>
-        <w14:solidFill>
-          <w14:schemeClr w14:val="folHlink"/>
-        </w14:solidFill>
-      </w14:textFill>
-    </w:rPr>
-  </w:style>
-  <w:style w:type="character" w:styleId="14">
+    </w:rPr>
+  </w:style>
+  <w:style w:type="character" w:styleId="a7">
     <w:name w:val="Emphasis"/>
-    <w:basedOn w:val="11"/>
+    <w:basedOn w:val="a3"/>
+    <w:uiPriority w:val="20"/>
     <w:qFormat/>
-    <w:uiPriority w:val="20"/>
     <w:rPr>
       <w:rFonts w:asciiTheme="minorHAnsi" w:hAnsiTheme="minorHAnsi"/>
       <w:b/>
@@ -5201,59 +4572,49 @@
       <w:iCs/>
     </w:rPr>
   </w:style>
-  <w:style w:type="character" w:styleId="15">
+  <w:style w:type="character" w:styleId="a8">
     <w:name w:val="Hyperlink"/>
-    <w:basedOn w:val="11"/>
+    <w:basedOn w:val="a3"/>
+    <w:uiPriority w:val="99"/>
     <w:unhideWhenUsed/>
     <w:qFormat/>
-    <w:uiPriority w:val="99"/>
     <w:rPr>
       <w:color w:val="0563C1" w:themeColor="hyperlink"/>
       <w:u w:val="single"/>
-      <w14:textFill>
-        <w14:solidFill>
-          <w14:schemeClr w14:val="hlink"/>
-        </w14:solidFill>
-      </w14:textFill>
-    </w:rPr>
-  </w:style>
-  <w:style w:type="character" w:styleId="16">
+    </w:rPr>
+  </w:style>
+  <w:style w:type="character" w:styleId="a9">
     <w:name w:val="Strong"/>
-    <w:basedOn w:val="11"/>
+    <w:basedOn w:val="a3"/>
     <w:uiPriority w:val="22"/>
     <w:rPr>
       <w:b/>
       <w:bCs/>
     </w:rPr>
   </w:style>
-  <w:style w:type="paragraph" w:styleId="17">
+  <w:style w:type="paragraph" w:styleId="aa">
     <w:name w:val="caption"/>
-    <w:basedOn w:val="1"/>
-    <w:next w:val="1"/>
+    <w:basedOn w:val="a2"/>
+    <w:next w:val="a2"/>
+    <w:uiPriority w:val="35"/>
     <w:semiHidden/>
     <w:unhideWhenUsed/>
     <w:qFormat/>
-    <w:uiPriority w:val="35"/>
     <w:rPr>
       <w:b/>
       <w:bCs/>
       <w:color w:val="4472C4" w:themeColor="accent1"/>
       <w:sz w:val="18"/>
       <w:szCs w:val="18"/>
-      <w14:textFill>
-        <w14:solidFill>
-          <w14:schemeClr w14:val="accent1"/>
-        </w14:solidFill>
-      </w14:textFill>
-    </w:rPr>
-  </w:style>
-  <w:style w:type="paragraph" w:styleId="18">
+    </w:rPr>
+  </w:style>
+  <w:style w:type="paragraph" w:styleId="ab">
     <w:name w:val="header"/>
-    <w:basedOn w:val="1"/>
-    <w:link w:val="55"/>
+    <w:basedOn w:val="a2"/>
+    <w:link w:val="ac"/>
+    <w:uiPriority w:val="99"/>
     <w:unhideWhenUsed/>
     <w:qFormat/>
-    <w:uiPriority w:val="99"/>
     <w:pPr>
       <w:tabs>
         <w:tab w:val="center" w:pos="4677"/>
@@ -5262,13 +4623,13 @@
       <w:spacing w:line="240" w:lineRule="auto"/>
     </w:pPr>
   </w:style>
-  <w:style w:type="paragraph" w:styleId="19">
+  <w:style w:type="paragraph" w:styleId="11">
     <w:name w:val="toc 1"/>
-    <w:basedOn w:val="1"/>
-    <w:next w:val="1"/>
+    <w:basedOn w:val="a2"/>
+    <w:next w:val="a2"/>
     <w:autoRedefine/>
+    <w:uiPriority w:val="39"/>
     <w:unhideWhenUsed/>
-    <w:uiPriority w:val="39"/>
     <w:pPr>
       <w:tabs>
         <w:tab w:val="left" w:pos="851"/>
@@ -5278,14 +4639,14 @@
       <w:ind w:firstLine="567"/>
     </w:pPr>
   </w:style>
-  <w:style w:type="paragraph" w:styleId="20">
+  <w:style w:type="paragraph" w:styleId="21">
     <w:name w:val="toc 2"/>
-    <w:basedOn w:val="1"/>
-    <w:next w:val="1"/>
+    <w:basedOn w:val="a2"/>
+    <w:next w:val="a2"/>
     <w:autoRedefine/>
+    <w:uiPriority w:val="39"/>
     <w:unhideWhenUsed/>
     <w:qFormat/>
-    <w:uiPriority w:val="39"/>
     <w:pPr>
       <w:tabs>
         <w:tab w:val="left" w:pos="1418"/>
@@ -5295,13 +4656,13 @@
       <w:ind w:left="426" w:firstLine="425"/>
     </w:pPr>
   </w:style>
-  <w:style w:type="paragraph" w:styleId="21">
+  <w:style w:type="paragraph" w:styleId="ad">
     <w:name w:val="Title"/>
-    <w:basedOn w:val="1"/>
-    <w:next w:val="1"/>
-    <w:link w:val="28"/>
+    <w:basedOn w:val="a2"/>
+    <w:next w:val="a2"/>
+    <w:link w:val="ae"/>
+    <w:uiPriority w:val="10"/>
     <w:qFormat/>
-    <w:uiPriority w:val="10"/>
     <w:pPr>
       <w:spacing w:before="240" w:after="60"/>
       <w:ind w:firstLine="0"/>
@@ -5317,12 +4678,12 @@
       <w:szCs w:val="32"/>
     </w:rPr>
   </w:style>
-  <w:style w:type="paragraph" w:styleId="22">
+  <w:style w:type="paragraph" w:styleId="af">
     <w:name w:val="footer"/>
-    <w:basedOn w:val="1"/>
-    <w:link w:val="56"/>
+    <w:basedOn w:val="a2"/>
+    <w:link w:val="af0"/>
+    <w:uiPriority w:val="99"/>
     <w:unhideWhenUsed/>
-    <w:uiPriority w:val="99"/>
     <w:pPr>
       <w:tabs>
         <w:tab w:val="center" w:pos="4677"/>
@@ -5331,31 +4692,29 @@
       <w:spacing w:line="240" w:lineRule="auto"/>
     </w:pPr>
   </w:style>
-  <w:style w:type="paragraph" w:styleId="23">
+  <w:style w:type="paragraph" w:styleId="a">
     <w:name w:val="Subtitle"/>
-    <w:basedOn w:val="1"/>
-    <w:next w:val="1"/>
-    <w:link w:val="41"/>
+    <w:basedOn w:val="a2"/>
+    <w:next w:val="a2"/>
+    <w:link w:val="af1"/>
+    <w:uiPriority w:val="11"/>
     <w:qFormat/>
-    <w:uiPriority w:val="11"/>
     <w:pPr>
       <w:numPr>
-        <w:ilvl w:val="0"/>
         <w:numId w:val="2"/>
       </w:numPr>
       <w:spacing w:after="60"/>
     </w:pPr>
     <w:rPr>
-      <w:rFonts w:ascii="Times New Roman" w:hAnsi="Times New Roman" w:eastAsia="Times New Roman"/>
       <w:b/>
     </w:rPr>
   </w:style>
-  <w:style w:type="paragraph" w:styleId="24">
+  <w:style w:type="paragraph" w:styleId="HTML">
     <w:name w:val="HTML Preformatted"/>
-    <w:basedOn w:val="1"/>
-    <w:link w:val="54"/>
+    <w:basedOn w:val="a2"/>
+    <w:link w:val="HTML0"/>
+    <w:uiPriority w:val="99"/>
     <w:unhideWhenUsed/>
-    <w:uiPriority w:val="99"/>
     <w:pPr>
       <w:tabs>
         <w:tab w:val="left" w:pos="916"/>
@@ -5384,24 +4743,23 @@
       <w:szCs w:val="20"/>
     </w:rPr>
   </w:style>
-  <w:style w:type="table" w:styleId="25">
+  <w:style w:type="table" w:styleId="af2">
     <w:name w:val="Table Grid"/>
-    <w:basedOn w:val="12"/>
+    <w:basedOn w:val="a4"/>
     <w:uiPriority w:val="39"/>
     <w:tblPr>
       <w:tblBorders>
-        <w:top w:val="single" w:color="auto" w:sz="4" w:space="0"/>
-        <w:left w:val="single" w:color="auto" w:sz="4" w:space="0"/>
-        <w:bottom w:val="single" w:color="auto" w:sz="4" w:space="0"/>
-        <w:right w:val="single" w:color="auto" w:sz="4" w:space="0"/>
-        <w:insideH w:val="single" w:color="auto" w:sz="4" w:space="0"/>
-        <w:insideV w:val="single" w:color="auto" w:sz="4" w:space="0"/>
+        <w:top w:val="single" w:sz="4" w:space="0" w:color="auto"/>
+        <w:left w:val="single" w:sz="4" w:space="0" w:color="auto"/>
+        <w:bottom w:val="single" w:sz="4" w:space="0" w:color="auto"/>
+        <w:right w:val="single" w:sz="4" w:space="0" w:color="auto"/>
+        <w:insideH w:val="single" w:sz="4" w:space="0" w:color="auto"/>
+        <w:insideV w:val="single" w:sz="4" w:space="0" w:color="auto"/>
       </w:tblBorders>
     </w:tblPr>
   </w:style>
-  <w:style w:type="table" w:customStyle="1" w:styleId="26">
+  <w:style w:type="table" w:customStyle="1" w:styleId="TableNormal">
     <w:name w:val="TableNormal"/>
-    <w:uiPriority w:val="0"/>
     <w:tblPr>
       <w:tblCellMar>
         <w:top w:w="100" w:type="dxa"/>
@@ -5411,10 +4769,10 @@
       </w:tblCellMar>
     </w:tblPr>
   </w:style>
-  <w:style w:type="character" w:customStyle="1" w:styleId="27">
+  <w:style w:type="character" w:customStyle="1" w:styleId="10">
     <w:name w:val="Заголовок 1 Знак"/>
-    <w:basedOn w:val="11"/>
-    <w:link w:val="2"/>
+    <w:basedOn w:val="a3"/>
+    <w:link w:val="1"/>
     <w:uiPriority w:val="9"/>
     <w:rPr>
       <w:rFonts w:eastAsiaTheme="majorEastAsia" w:cstheme="majorBidi"/>
@@ -5425,10 +4783,10 @@
       <w:szCs w:val="32"/>
     </w:rPr>
   </w:style>
-  <w:style w:type="character" w:customStyle="1" w:styleId="28">
+  <w:style w:type="character" w:customStyle="1" w:styleId="ae">
     <w:name w:val="Заголовок Знак"/>
-    <w:basedOn w:val="11"/>
-    <w:link w:val="21"/>
+    <w:basedOn w:val="a3"/>
+    <w:link w:val="ad"/>
     <w:uiPriority w:val="8"/>
     <w:rPr>
       <w:rFonts w:eastAsiaTheme="majorEastAsia" w:cstheme="majorBidi"/>
@@ -5439,10 +4797,10 @@
       <w:szCs w:val="32"/>
     </w:rPr>
   </w:style>
-  <w:style w:type="character" w:customStyle="1" w:styleId="29">
+  <w:style w:type="character" w:customStyle="1" w:styleId="20">
     <w:name w:val="Заголовок 2 Знак"/>
-    <w:basedOn w:val="11"/>
-    <w:link w:val="3"/>
+    <w:basedOn w:val="a3"/>
+    <w:link w:val="2"/>
     <w:uiPriority w:val="9"/>
     <w:rPr>
       <w:rFonts w:eastAsiaTheme="majorEastAsia" w:cstheme="majorBidi"/>
@@ -5453,11 +4811,11 @@
       <w:szCs w:val="28"/>
     </w:rPr>
   </w:style>
-  <w:style w:type="paragraph" w:styleId="30">
+  <w:style w:type="paragraph" w:styleId="af3">
     <w:name w:val="No Spacing"/>
-    <w:basedOn w:val="1"/>
+    <w:basedOn w:val="a2"/>
+    <w:uiPriority w:val="1"/>
     <w:qFormat/>
-    <w:uiPriority w:val="1"/>
     <w:pPr>
       <w:ind w:firstLine="0"/>
     </w:pPr>
@@ -5465,15 +4823,14 @@
       <w:szCs w:val="32"/>
     </w:rPr>
   </w:style>
-  <w:style w:type="paragraph" w:styleId="31">
+  <w:style w:type="paragraph" w:styleId="a0">
     <w:name w:val="List Paragraph"/>
-    <w:basedOn w:val="1"/>
-    <w:link w:val="33"/>
+    <w:basedOn w:val="a2"/>
+    <w:link w:val="af4"/>
+    <w:uiPriority w:val="3"/>
     <w:qFormat/>
-    <w:uiPriority w:val="3"/>
     <w:pPr>
       <w:numPr>
-        <w:ilvl w:val="0"/>
         <w:numId w:val="3"/>
       </w:numPr>
       <w:tabs>
@@ -5482,9 +4839,9 @@
       <w:ind w:left="0" w:firstLine="709"/>
     </w:pPr>
   </w:style>
-  <w:style w:type="paragraph" w:customStyle="1" w:styleId="32">
+  <w:style w:type="paragraph" w:customStyle="1" w:styleId="a1">
     <w:name w:val="Список тире"/>
-    <w:basedOn w:val="31"/>
+    <w:basedOn w:val="a0"/>
     <w:uiPriority w:val="2"/>
     <w:pPr>
       <w:numPr>
@@ -5493,19 +4850,19 @@
       <w:ind w:left="0" w:firstLine="709"/>
     </w:pPr>
   </w:style>
-  <w:style w:type="character" w:customStyle="1" w:styleId="33">
+  <w:style w:type="character" w:customStyle="1" w:styleId="af4">
     <w:name w:val="Абзац списка Знак"/>
-    <w:basedOn w:val="11"/>
-    <w:link w:val="31"/>
+    <w:basedOn w:val="a3"/>
+    <w:link w:val="a0"/>
     <w:uiPriority w:val="3"/>
     <w:rPr>
       <w:sz w:val="28"/>
     </w:rPr>
   </w:style>
-  <w:style w:type="character" w:customStyle="1" w:styleId="34">
+  <w:style w:type="character" w:customStyle="1" w:styleId="30">
     <w:name w:val="Заголовок 3 Знак"/>
-    <w:basedOn w:val="11"/>
-    <w:link w:val="4"/>
+    <w:basedOn w:val="a3"/>
+    <w:link w:val="3"/>
     <w:uiPriority w:val="9"/>
     <w:rPr>
       <w:rFonts w:eastAsiaTheme="majorEastAsia" w:cstheme="majorBidi"/>
@@ -5515,10 +4872,10 @@
       <w:szCs w:val="26"/>
     </w:rPr>
   </w:style>
-  <w:style w:type="character" w:customStyle="1" w:styleId="35">
+  <w:style w:type="character" w:customStyle="1" w:styleId="40">
     <w:name w:val="Заголовок 4 Знак"/>
-    <w:basedOn w:val="11"/>
-    <w:link w:val="5"/>
+    <w:basedOn w:val="a3"/>
+    <w:link w:val="4"/>
     <w:uiPriority w:val="9"/>
     <w:rPr>
       <w:rFonts w:cstheme="majorBidi"/>
@@ -5528,12 +4885,12 @@
       <w:szCs w:val="28"/>
     </w:rPr>
   </w:style>
-  <w:style w:type="character" w:customStyle="1" w:styleId="36">
+  <w:style w:type="character" w:customStyle="1" w:styleId="50">
     <w:name w:val="Заголовок 5 Знак"/>
-    <w:basedOn w:val="11"/>
-    <w:link w:val="6"/>
+    <w:basedOn w:val="a3"/>
+    <w:link w:val="5"/>
+    <w:uiPriority w:val="9"/>
     <w:qFormat/>
-    <w:uiPriority w:val="9"/>
     <w:rPr>
       <w:rFonts w:cstheme="majorBidi"/>
       <w:b/>
@@ -5544,12 +4901,12 @@
       <w:szCs w:val="26"/>
     </w:rPr>
   </w:style>
-  <w:style w:type="character" w:customStyle="1" w:styleId="37">
+  <w:style w:type="character" w:customStyle="1" w:styleId="60">
     <w:name w:val="Заголовок 6 Знак"/>
-    <w:basedOn w:val="11"/>
-    <w:link w:val="7"/>
+    <w:basedOn w:val="a3"/>
+    <w:link w:val="6"/>
+    <w:uiPriority w:val="9"/>
     <w:qFormat/>
-    <w:uiPriority w:val="9"/>
     <w:rPr>
       <w:rFonts w:cstheme="majorBidi"/>
       <w:b/>
@@ -5558,23 +4915,23 @@
       <w:szCs w:val="22"/>
     </w:rPr>
   </w:style>
-  <w:style w:type="character" w:customStyle="1" w:styleId="38">
+  <w:style w:type="character" w:customStyle="1" w:styleId="70">
     <w:name w:val="Заголовок 7 Знак"/>
-    <w:basedOn w:val="11"/>
-    <w:link w:val="8"/>
+    <w:basedOn w:val="a3"/>
+    <w:link w:val="7"/>
+    <w:uiPriority w:val="9"/>
     <w:semiHidden/>
-    <w:uiPriority w:val="9"/>
     <w:rPr>
       <w:rFonts w:cstheme="majorBidi"/>
       <w:sz w:val="28"/>
     </w:rPr>
   </w:style>
-  <w:style w:type="character" w:customStyle="1" w:styleId="39">
+  <w:style w:type="character" w:customStyle="1" w:styleId="80">
     <w:name w:val="Заголовок 8 Знак"/>
-    <w:basedOn w:val="11"/>
-    <w:link w:val="9"/>
+    <w:basedOn w:val="a3"/>
+    <w:link w:val="8"/>
+    <w:uiPriority w:val="9"/>
     <w:semiHidden/>
-    <w:uiPriority w:val="9"/>
     <w:rPr>
       <w:rFonts w:cstheme="majorBidi"/>
       <w:i/>
@@ -5582,59 +4939,59 @@
       <w:sz w:val="28"/>
     </w:rPr>
   </w:style>
-  <w:style w:type="character" w:customStyle="1" w:styleId="40">
+  <w:style w:type="character" w:customStyle="1" w:styleId="90">
     <w:name w:val="Заголовок 9 Знак"/>
-    <w:basedOn w:val="11"/>
-    <w:link w:val="10"/>
+    <w:basedOn w:val="a3"/>
+    <w:link w:val="9"/>
+    <w:uiPriority w:val="9"/>
     <w:semiHidden/>
-    <w:uiPriority w:val="9"/>
     <w:rPr>
       <w:rFonts w:eastAsiaTheme="majorEastAsia" w:cstheme="majorBidi"/>
       <w:sz w:val="22"/>
       <w:szCs w:val="22"/>
     </w:rPr>
   </w:style>
-  <w:style w:type="character" w:customStyle="1" w:styleId="41">
+  <w:style w:type="character" w:customStyle="1" w:styleId="af1">
     <w:name w:val="Подзаголовок Знак"/>
-    <w:basedOn w:val="11"/>
+    <w:basedOn w:val="a3"/>
+    <w:link w:val="a"/>
+    <w:uiPriority w:val="8"/>
+    <w:qFormat/>
+    <w:rPr>
+      <w:rFonts w:ascii="Times New Roman" w:eastAsia="Times New Roman" w:hAnsi="Times New Roman" w:cstheme="majorBidi"/>
+      <w:b/>
+    </w:rPr>
+  </w:style>
+  <w:style w:type="paragraph" w:styleId="22">
+    <w:name w:val="Quote"/>
+    <w:basedOn w:val="a2"/>
+    <w:next w:val="a2"/>
     <w:link w:val="23"/>
+    <w:uiPriority w:val="29"/>
     <w:qFormat/>
-    <w:uiPriority w:val="8"/>
-    <w:rPr>
-      <w:rFonts w:ascii="Times New Roman" w:hAnsi="Times New Roman" w:eastAsia="Times New Roman" w:cstheme="majorBidi"/>
-      <w:b/>
-    </w:rPr>
-  </w:style>
-  <w:style w:type="paragraph" w:styleId="42">
-    <w:name w:val="Quote"/>
-    <w:basedOn w:val="1"/>
-    <w:next w:val="1"/>
-    <w:link w:val="43"/>
+    <w:rPr>
+      <w:i/>
+    </w:rPr>
+  </w:style>
+  <w:style w:type="character" w:customStyle="1" w:styleId="23">
+    <w:name w:val="Цитата 2 Знак"/>
+    <w:basedOn w:val="a3"/>
+    <w:link w:val="22"/>
+    <w:uiPriority w:val="29"/>
     <w:qFormat/>
-    <w:uiPriority w:val="29"/>
-    <w:rPr>
-      <w:i/>
-    </w:rPr>
-  </w:style>
-  <w:style w:type="character" w:customStyle="1" w:styleId="43">
-    <w:name w:val="Цитата 2 Знак"/>
-    <w:basedOn w:val="11"/>
-    <w:link w:val="42"/>
-    <w:qFormat/>
-    <w:uiPriority w:val="29"/>
     <w:rPr>
       <w:i/>
       <w:sz w:val="24"/>
       <w:szCs w:val="24"/>
     </w:rPr>
   </w:style>
-  <w:style w:type="paragraph" w:styleId="44">
+  <w:style w:type="paragraph" w:styleId="af5">
     <w:name w:val="Intense Quote"/>
-    <w:basedOn w:val="1"/>
-    <w:next w:val="1"/>
-    <w:link w:val="45"/>
+    <w:basedOn w:val="a2"/>
+    <w:next w:val="a2"/>
+    <w:link w:val="af6"/>
+    <w:uiPriority w:val="30"/>
     <w:qFormat/>
-    <w:uiPriority w:val="30"/>
     <w:pPr>
       <w:ind w:left="720" w:right="720"/>
     </w:pPr>
@@ -5644,10 +5001,10 @@
       <w:szCs w:val="22"/>
     </w:rPr>
   </w:style>
-  <w:style w:type="character" w:customStyle="1" w:styleId="45">
+  <w:style w:type="character" w:customStyle="1" w:styleId="af6">
     <w:name w:val="Выделенная цитата Знак"/>
-    <w:basedOn w:val="11"/>
-    <w:link w:val="44"/>
+    <w:basedOn w:val="a3"/>
+    <w:link w:val="af5"/>
     <w:uiPriority w:val="30"/>
     <w:rPr>
       <w:b/>
@@ -5655,27 +5012,19 @@
       <w:sz w:val="24"/>
     </w:rPr>
   </w:style>
-  <w:style w:type="character" w:customStyle="1" w:styleId="46">
-    <w:name w:val="Subtle Emphasis"/>
+  <w:style w:type="character" w:customStyle="1" w:styleId="12">
+    <w:name w:val="Слабое выделение1"/>
     <w:uiPriority w:val="19"/>
     <w:rPr>
       <w:i/>
       <w:color w:val="595959" w:themeColor="text1" w:themeTint="A6"/>
-      <w14:textFill>
-        <w14:solidFill>
-          <w14:schemeClr w14:val="tx1">
-            <w14:lumMod w14:val="65000"/>
-            <w14:lumOff w14:val="35000"/>
-          </w14:schemeClr>
-        </w14:solidFill>
-      </w14:textFill>
-    </w:rPr>
-  </w:style>
-  <w:style w:type="character" w:customStyle="1" w:styleId="47">
-    <w:name w:val="Intense Emphasis"/>
-    <w:basedOn w:val="11"/>
+    </w:rPr>
+  </w:style>
+  <w:style w:type="character" w:customStyle="1" w:styleId="13">
+    <w:name w:val="Сильное выделение1"/>
+    <w:basedOn w:val="a3"/>
+    <w:uiPriority w:val="21"/>
     <w:qFormat/>
-    <w:uiPriority w:val="21"/>
     <w:rPr>
       <w:b/>
       <w:i/>
@@ -5684,135 +5033,135 @@
       <w:u w:val="single"/>
     </w:rPr>
   </w:style>
-  <w:style w:type="character" w:customStyle="1" w:styleId="48">
-    <w:name w:val="Subtle Reference"/>
-    <w:basedOn w:val="11"/>
+  <w:style w:type="character" w:customStyle="1" w:styleId="14">
+    <w:name w:val="Слабая ссылка1"/>
+    <w:basedOn w:val="a3"/>
+    <w:uiPriority w:val="31"/>
     <w:semiHidden/>
-    <w:uiPriority w:val="31"/>
     <w:rPr>
       <w:sz w:val="24"/>
       <w:szCs w:val="24"/>
       <w:u w:val="single"/>
     </w:rPr>
   </w:style>
-  <w:style w:type="character" w:customStyle="1" w:styleId="49">
-    <w:name w:val="Intense Reference"/>
-    <w:basedOn w:val="11"/>
+  <w:style w:type="character" w:customStyle="1" w:styleId="15">
+    <w:name w:val="Сильная ссылка1"/>
+    <w:basedOn w:val="a3"/>
+    <w:uiPriority w:val="32"/>
     <w:semiHidden/>
-    <w:uiPriority w:val="32"/>
     <w:rPr>
       <w:b/>
       <w:sz w:val="24"/>
       <w:u w:val="single"/>
     </w:rPr>
   </w:style>
-  <w:style w:type="character" w:customStyle="1" w:styleId="50">
-    <w:name w:val="Book Title"/>
-    <w:basedOn w:val="11"/>
+  <w:style w:type="character" w:customStyle="1" w:styleId="16">
+    <w:name w:val="Название книги1"/>
+    <w:basedOn w:val="a3"/>
+    <w:uiPriority w:val="33"/>
     <w:qFormat/>
-    <w:uiPriority w:val="33"/>
-    <w:rPr>
-      <w:rFonts w:asciiTheme="majorHAnsi" w:hAnsiTheme="majorHAnsi" w:eastAsiaTheme="majorEastAsia"/>
+    <w:rPr>
+      <w:rFonts w:asciiTheme="majorHAnsi" w:eastAsiaTheme="majorEastAsia" w:hAnsiTheme="majorHAnsi"/>
       <w:b/>
       <w:i/>
       <w:sz w:val="24"/>
       <w:szCs w:val="24"/>
     </w:rPr>
   </w:style>
-  <w:style w:type="paragraph" w:customStyle="1" w:styleId="51">
-    <w:name w:val="TOC Heading"/>
-    <w:basedOn w:val="21"/>
-    <w:next w:val="1"/>
+  <w:style w:type="paragraph" w:customStyle="1" w:styleId="17">
+    <w:name w:val="Заголовок оглавления1"/>
+    <w:basedOn w:val="ad"/>
+    <w:next w:val="a2"/>
+    <w:uiPriority w:val="39"/>
     <w:qFormat/>
-    <w:uiPriority w:val="39"/>
-  </w:style>
-  <w:style w:type="character" w:customStyle="1" w:styleId="52">
-    <w:name w:val="Unresolved Mention"/>
-    <w:basedOn w:val="11"/>
+  </w:style>
+  <w:style w:type="character" w:customStyle="1" w:styleId="18">
+    <w:name w:val="Неразрешенное упоминание1"/>
+    <w:basedOn w:val="a3"/>
+    <w:uiPriority w:val="99"/>
     <w:semiHidden/>
     <w:unhideWhenUsed/>
     <w:qFormat/>
-    <w:uiPriority w:val="99"/>
     <w:rPr>
       <w:color w:val="605E5C"/>
       <w:shd w:val="clear" w:color="auto" w:fill="E1DFDD"/>
     </w:rPr>
   </w:style>
-  <w:style w:type="paragraph" w:customStyle="1" w:styleId="53">
+  <w:style w:type="paragraph" w:customStyle="1" w:styleId="af7">
     <w:name w:val="Список с отступом"/>
-    <w:basedOn w:val="31"/>
+    <w:basedOn w:val="a0"/>
+    <w:uiPriority w:val="3"/>
     <w:qFormat/>
-    <w:uiPriority w:val="3"/>
     <w:pPr>
       <w:ind w:left="993" w:hanging="284"/>
     </w:pPr>
   </w:style>
-  <w:style w:type="character" w:customStyle="1" w:styleId="54">
+  <w:style w:type="character" w:customStyle="1" w:styleId="HTML0">
     <w:name w:val="Стандартный HTML Знак"/>
-    <w:basedOn w:val="11"/>
-    <w:link w:val="24"/>
+    <w:basedOn w:val="a3"/>
+    <w:link w:val="HTML"/>
+    <w:uiPriority w:val="99"/>
     <w:qFormat/>
-    <w:uiPriority w:val="99"/>
-    <w:rPr>
-      <w:rFonts w:ascii="Courier New" w:hAnsi="Courier New" w:eastAsia="Times New Roman" w:cs="Courier New"/>
+    <w:rPr>
+      <w:rFonts w:ascii="Courier New" w:eastAsia="Times New Roman" w:hAnsi="Courier New" w:cs="Courier New"/>
       <w:sz w:val="20"/>
       <w:szCs w:val="20"/>
       <w:lang w:eastAsia="ru-RU"/>
     </w:rPr>
   </w:style>
-  <w:style w:type="character" w:customStyle="1" w:styleId="55">
+  <w:style w:type="character" w:customStyle="1" w:styleId="ac">
     <w:name w:val="Верхний колонтитул Знак"/>
-    <w:basedOn w:val="11"/>
-    <w:link w:val="18"/>
+    <w:basedOn w:val="a3"/>
+    <w:link w:val="ab"/>
+    <w:uiPriority w:val="99"/>
     <w:qFormat/>
+    <w:rPr>
+      <w:sz w:val="28"/>
+    </w:rPr>
+  </w:style>
+  <w:style w:type="character" w:customStyle="1" w:styleId="af0">
+    <w:name w:val="Нижний колонтитул Знак"/>
+    <w:basedOn w:val="a3"/>
+    <w:link w:val="af"/>
     <w:uiPriority w:val="99"/>
+    <w:qFormat/>
     <w:rPr>
       <w:sz w:val="28"/>
     </w:rPr>
   </w:style>
-  <w:style w:type="character" w:customStyle="1" w:styleId="56">
-    <w:name w:val="Нижний колонтитул Знак"/>
-    <w:basedOn w:val="11"/>
-    <w:link w:val="22"/>
+  <w:style w:type="character" w:styleId="af8">
+    <w:name w:val="Placeholder Text"/>
+    <w:basedOn w:val="a3"/>
+    <w:uiPriority w:val="99"/>
+    <w:semiHidden/>
+    <w:rPr>
+      <w:color w:val="808080"/>
+    </w:rPr>
+  </w:style>
+  <w:style w:type="paragraph" w:customStyle="1" w:styleId="-">
+    <w:name w:val="Без интервала - по центру"/>
+    <w:basedOn w:val="af3"/>
+    <w:uiPriority w:val="19"/>
     <w:qFormat/>
-    <w:uiPriority w:val="99"/>
-    <w:rPr>
-      <w:sz w:val="28"/>
-    </w:rPr>
-  </w:style>
-  <w:style w:type="character" w:styleId="57">
-    <w:name w:val="Placeholder Text"/>
-    <w:basedOn w:val="11"/>
-    <w:semiHidden/>
-    <w:uiPriority w:val="99"/>
-    <w:rPr>
-      <w:color w:val="808080"/>
-    </w:rPr>
-  </w:style>
-  <w:style w:type="paragraph" w:customStyle="1" w:styleId="58">
-    <w:name w:val="Без интервала - по центру"/>
-    <w:basedOn w:val="30"/>
-    <w:qFormat/>
-    <w:uiPriority w:val="19"/>
     <w:pPr>
       <w:spacing w:line="240" w:lineRule="auto"/>
       <w:jc w:val="center"/>
     </w:pPr>
   </w:style>
-  <w:style w:type="paragraph" w:customStyle="1" w:styleId="59">
+  <w:style w:type="paragraph" w:customStyle="1" w:styleId="-0">
     <w:name w:val="Исполнитель-Руков."/>
-    <w:basedOn w:val="1"/>
+    <w:basedOn w:val="a2"/>
+    <w:uiPriority w:val="19"/>
     <w:qFormat/>
-    <w:uiPriority w:val="19"/>
     <w:pPr>
       <w:spacing w:line="240" w:lineRule="auto"/>
       <w:ind w:left="4536" w:firstLine="0"/>
       <w:jc w:val="left"/>
     </w:pPr>
   </w:style>
-  <w:style w:type="paragraph" w:customStyle="1" w:styleId="60">
+  <w:style w:type="paragraph" w:customStyle="1" w:styleId="af9">
     <w:name w:val="Стиль Вынесенная формула"/>
-    <w:basedOn w:val="1"/>
+    <w:basedOn w:val="a2"/>
     <w:uiPriority w:val="5"/>
     <w:pPr>
       <w:jc w:val="center"/>
@@ -5821,9 +5170,9 @@
       <w:szCs w:val="20"/>
     </w:rPr>
   </w:style>
-  <w:style w:type="paragraph" w:customStyle="1" w:styleId="61">
+  <w:style w:type="paragraph" w:customStyle="1" w:styleId="afa">
     <w:name w:val="Заголовок таблицы"/>
-    <w:basedOn w:val="1"/>
+    <w:basedOn w:val="a2"/>
     <w:uiPriority w:val="39"/>
     <w:pPr>
       <w:ind w:firstLine="0"/>
@@ -5835,11 +5184,11 @@
       <w:szCs w:val="20"/>
     </w:rPr>
   </w:style>
-  <w:style w:type="paragraph" w:customStyle="1" w:styleId="62">
+  <w:style w:type="paragraph" w:customStyle="1" w:styleId="afb">
     <w:name w:val="Заголовок таблицы_"/>
-    <w:basedOn w:val="1"/>
+    <w:basedOn w:val="a2"/>
+    <w:uiPriority w:val="39"/>
     <w:qFormat/>
-    <w:uiPriority w:val="39"/>
     <w:pPr>
       <w:ind w:firstLine="0"/>
       <w:jc w:val="center"/>
@@ -5850,11 +5199,11 @@
       <w:szCs w:val="20"/>
     </w:rPr>
   </w:style>
-  <w:style w:type="paragraph" w:customStyle="1" w:styleId="63">
+  <w:style w:type="paragraph" w:customStyle="1" w:styleId="afc">
     <w:name w:val="Стиль Заголовки в табл."/>
-    <w:basedOn w:val="1"/>
+    <w:basedOn w:val="a2"/>
+    <w:uiPriority w:val="39"/>
     <w:qFormat/>
-    <w:uiPriority w:val="39"/>
     <w:pPr>
       <w:ind w:firstLine="0"/>
       <w:jc w:val="center"/>
@@ -5863,10 +5212,33 @@
       <w:szCs w:val="20"/>
     </w:rPr>
   </w:style>
-  <w:style w:type="paragraph" w:customStyle="1" w:styleId="64">
+  <w:style w:type="paragraph" w:customStyle="1" w:styleId="afd">
     <w:name w:val="Стиль Текст в табл."/>
-    <w:basedOn w:val="1"/>
+    <w:basedOn w:val="a2"/>
+    <w:uiPriority w:val="39"/>
     <w:qFormat/>
+    <w:pPr>
+      <w:ind w:firstLine="0"/>
+    </w:pPr>
+    <w:rPr>
+      <w:szCs w:val="20"/>
+    </w:rPr>
+  </w:style>
+  <w:style w:type="paragraph" w:customStyle="1" w:styleId="afe">
+    <w:name w:val="Текст в табл."/>
+    <w:basedOn w:val="a2"/>
+    <w:uiPriority w:val="39"/>
+    <w:qFormat/>
+    <w:pPr>
+      <w:ind w:firstLine="0"/>
+    </w:pPr>
+    <w:rPr>
+      <w:szCs w:val="20"/>
+    </w:rPr>
+  </w:style>
+  <w:style w:type="paragraph" w:customStyle="1" w:styleId="aff">
+    <w:name w:val="Текст в табл"/>
+    <w:basedOn w:val="a2"/>
     <w:uiPriority w:val="39"/>
     <w:pPr>
       <w:ind w:firstLine="0"/>
@@ -5875,74 +5247,50 @@
       <w:szCs w:val="20"/>
     </w:rPr>
   </w:style>
-  <w:style w:type="paragraph" w:customStyle="1" w:styleId="65">
-    <w:name w:val="Текст в табл."/>
-    <w:basedOn w:val="1"/>
+  <w:style w:type="paragraph" w:customStyle="1" w:styleId="aff0">
+    <w:name w:val="Код программы"/>
+    <w:basedOn w:val="af3"/>
+    <w:uiPriority w:val="4"/>
     <w:qFormat/>
-    <w:uiPriority w:val="39"/>
-    <w:pPr>
-      <w:ind w:firstLine="0"/>
-    </w:pPr>
-    <w:rPr>
-      <w:szCs w:val="20"/>
-    </w:rPr>
-  </w:style>
-  <w:style w:type="paragraph" w:customStyle="1" w:styleId="66">
-    <w:name w:val="Текст в табл"/>
-    <w:basedOn w:val="1"/>
-    <w:uiPriority w:val="39"/>
-    <w:pPr>
-      <w:ind w:firstLine="0"/>
-    </w:pPr>
-    <w:rPr>
-      <w:szCs w:val="20"/>
-    </w:rPr>
-  </w:style>
-  <w:style w:type="paragraph" w:customStyle="1" w:styleId="67">
-    <w:name w:val="Код программы"/>
-    <w:basedOn w:val="30"/>
+    <w:rPr>
+      <w:rFonts w:ascii="Courier New" w:hAnsi="Courier New" w:cs="Courier New"/>
+    </w:rPr>
+  </w:style>
+  <w:style w:type="character" w:customStyle="1" w:styleId="19">
+    <w:name w:val="Стиль1"/>
+    <w:basedOn w:val="a3"/>
+    <w:uiPriority w:val="1"/>
     <w:qFormat/>
-    <w:uiPriority w:val="4"/>
-    <w:rPr>
-      <w:rFonts w:ascii="Courier New" w:hAnsi="Courier New" w:cs="Courier New"/>
-    </w:rPr>
-  </w:style>
-  <w:style w:type="character" w:customStyle="1" w:styleId="68">
-    <w:name w:val="Стиль1"/>
-    <w:basedOn w:val="11"/>
-    <w:qFormat/>
-    <w:uiPriority w:val="1"/>
     <w:rPr>
       <w:rFonts w:ascii="Times New Roman" w:hAnsi="Times New Roman"/>
       <w:b/>
       <w:sz w:val="40"/>
     </w:rPr>
   </w:style>
-  <w:style w:type="character" w:customStyle="1" w:styleId="69">
+  <w:style w:type="character" w:customStyle="1" w:styleId="24">
     <w:name w:val="Стиль2"/>
-    <w:basedOn w:val="11"/>
+    <w:basedOn w:val="a3"/>
+    <w:uiPriority w:val="1"/>
     <w:qFormat/>
-    <w:uiPriority w:val="1"/>
     <w:rPr>
       <w:rFonts w:ascii="Times New Roman" w:hAnsi="Times New Roman"/>
       <w:b/>
       <w:sz w:val="40"/>
     </w:rPr>
   </w:style>
-  <w:style w:type="character" w:customStyle="1" w:styleId="70">
+  <w:style w:type="character" w:customStyle="1" w:styleId="aff1">
     <w:name w:val="Тема ВКР"/>
-    <w:basedOn w:val="11"/>
+    <w:basedOn w:val="a3"/>
+    <w:uiPriority w:val="1"/>
     <w:qFormat/>
-    <w:uiPriority w:val="1"/>
     <w:rPr>
       <w:rFonts w:ascii="Times New Roman" w:hAnsi="Times New Roman"/>
       <w:sz w:val="40"/>
     </w:rPr>
   </w:style>
-  <w:style w:type="paragraph" w:customStyle="1" w:styleId="71">
+  <w:style w:type="paragraph" w:customStyle="1" w:styleId="Default">
     <w:name w:val="Default"/>
     <w:qFormat/>
-    <w:uiPriority w:val="0"/>
     <w:pPr>
       <w:autoSpaceDE w:val="0"/>
       <w:autoSpaceDN w:val="0"/>
@@ -5952,18 +5300,16 @@
       <w:jc w:val="both"/>
     </w:pPr>
     <w:rPr>
-      <w:rFonts w:ascii="Times New Roman" w:hAnsi="Times New Roman" w:cs="Times New Roman" w:eastAsiaTheme="minorEastAsia"/>
+      <w:rFonts w:eastAsiaTheme="minorEastAsia"/>
       <w:color w:val="000000"/>
       <w:sz w:val="28"/>
       <w:szCs w:val="28"/>
-      <w:lang w:val="ru-RU" w:eastAsia="ru-RU" w:bidi="ar-SA"/>
-    </w:rPr>
-  </w:style>
-  <w:style w:type="table" w:customStyle="1" w:styleId="72">
+    </w:rPr>
+  </w:style>
+  <w:style w:type="table" w:customStyle="1" w:styleId="Style71">
     <w:name w:val="_Style 71"/>
-    <w:basedOn w:val="26"/>
+    <w:basedOn w:val="TableNormal"/>
     <w:qFormat/>
-    <w:uiPriority w:val="0"/>
     <w:tblPr>
       <w:tblCellMar>
         <w:top w:w="0" w:type="dxa"/>
@@ -5973,11 +5319,10 @@
       </w:tblCellMar>
     </w:tblPr>
   </w:style>
-  <w:style w:type="table" w:customStyle="1" w:styleId="73">
+  <w:style w:type="table" w:customStyle="1" w:styleId="Style72">
     <w:name w:val="_Style 72"/>
-    <w:basedOn w:val="26"/>
+    <w:basedOn w:val="TableNormal"/>
     <w:qFormat/>
-    <w:uiPriority w:val="0"/>
     <w:tblPr>
       <w:tblCellMar>
         <w:top w:w="0" w:type="dxa"/>
@@ -6182,6 +5527,7 @@
     </a:fmtScheme>
   </a:themeElements>
   <a:objectDefaults/>
+  <a:extraClrSchemeLst/>
 </a:theme>
 </file>
 
@@ -6193,6 +5539,9 @@
 
 <file path=customXml/itemProps1.xml><?xml version="1.0" encoding="utf-8"?>
 <ds:datastoreItem xmlns:ds="http://schemas.openxmlformats.org/officeDocument/2006/customXml" ds:itemID="{11111111-1234-1234-1234-123412341234}">
-  <ds:schemaRefs/>
+  <ds:schemaRefs>
+    <ds:schemaRef ds:uri="http://customooxmlschemas.google.com/"/>
+    <ds:schemaRef ds:uri="http://schemas.openxmlformats.org/officeDocument/2006/relationships"/>
+  </ds:schemaRefs>
 </ds:datastoreItem>
 </file>
--- a/КР_Сервис_бронирования_столиков.docx
+++ b/КР_Сервис_бронирования_столиков.docx
@@ -1,6 +1,6 @@
 
 <file path=word/document.xml><?xml version="1.0" encoding="utf-8"?>
-<w:document xmlns:wpc="http://schemas.microsoft.com/office/word/2010/wordprocessingCanvas" xmlns:cx="http://schemas.microsoft.com/office/drawing/2014/chartex" xmlns:cx1="http://schemas.microsoft.com/office/drawing/2015/9/8/chartex" xmlns:cx2="http://schemas.microsoft.com/office/drawing/2015/10/21/chartex" xmlns:cx3="http://schemas.microsoft.com/office/drawing/2016/5/9/chartex" xmlns:cx4="http://schemas.microsoft.com/office/drawing/2016/5/10/chartex" xmlns:cx5="http://schemas.microsoft.com/office/drawing/2016/5/11/chartex" xmlns:cx6="http://schemas.microsoft.com/office/drawing/2016/5/12/chartex" xmlns:cx7="http://schemas.microsoft.com/office/drawing/2016/5/13/chartex" xmlns:cx8="http://schemas.microsoft.com/office/drawing/2016/5/14/chartex" xmlns:mc="http://schemas.openxmlformats.org/markup-compatibility/2006" xmlns:aink="http://schemas.microsoft.com/office/drawing/2016/ink" xmlns:am3d="http://schemas.microsoft.com/office/drawing/2017/model3d" xmlns:o="urn:schemas-microsoft-com:office:office" xmlns:oel="http://schemas.microsoft.com/office/2019/extlst" xmlns:r="http://schemas.openxmlformats.org/officeDocument/2006/relationships" xmlns:m="http://schemas.openxmlformats.org/officeDocument/2006/math" xmlns:v="urn:schemas-microsoft-com:vml" xmlns:wp14="http://schemas.microsoft.com/office/word/2010/wordprocessingDrawing" xmlns:wp="http://schemas.openxmlformats.org/drawingml/2006/wordprocessingDrawing" xmlns:w10="urn:schemas-microsoft-com:office:word" xmlns:w="http://schemas.openxmlformats.org/wordprocessingml/2006/main" xmlns:w14="http://schemas.microsoft.com/office/word/2010/wordml" xmlns:w15="http://schemas.microsoft.com/office/word/2012/wordml" xmlns:w16cex="http://schemas.microsoft.com/office/word/2018/wordml/cex" xmlns:w16cid="http://schemas.microsoft.com/office/word/2016/wordml/cid" xmlns:w16="http://schemas.microsoft.com/office/word/2018/wordml" xmlns:w16du="http://schemas.microsoft.com/office/word/2023/wordml/word16du" xmlns:w16sdtdh="http://schemas.microsoft.com/office/word/2020/wordml/sdtdatahash" xmlns:w16sdtfl="http://schemas.microsoft.com/office/word/2024/wordml/sdtformatlock" xmlns:w16se="http://schemas.microsoft.com/office/word/2015/wordml/symex" xmlns:wpg="http://schemas.microsoft.com/office/word/2010/wordprocessingGroup" xmlns:wpi="http://schemas.microsoft.com/office/word/2010/wordprocessingInk" xmlns:wne="http://schemas.microsoft.com/office/word/2006/wordml" xmlns:wps="http://schemas.microsoft.com/office/word/2010/wordprocessingShape" mc:Ignorable="w14 w15 w16se w16cid w16 w16cex w16sdtdh w16sdtfl w16du wp14">
+<w:document xmlns:wpc="http://schemas.microsoft.com/office/word/2010/wordprocessingCanvas" xmlns:cx="http://schemas.microsoft.com/office/drawing/2014/chartex" xmlns:cx1="http://schemas.microsoft.com/office/drawing/2015/9/8/chartex" xmlns:cx2="http://schemas.microsoft.com/office/drawing/2015/10/21/chartex" xmlns:cx3="http://schemas.microsoft.com/office/drawing/2016/5/9/chartex" xmlns:cx4="http://schemas.microsoft.com/office/drawing/2016/5/10/chartex" xmlns:cx5="http://schemas.microsoft.com/office/drawing/2016/5/11/chartex" xmlns:cx6="http://schemas.microsoft.com/office/drawing/2016/5/12/chartex" xmlns:cx7="http://schemas.microsoft.com/office/drawing/2016/5/13/chartex" xmlns:cx8="http://schemas.microsoft.com/office/drawing/2016/5/14/chartex" xmlns:mc="http://schemas.openxmlformats.org/markup-compatibility/2006" xmlns:aink="http://schemas.microsoft.com/office/drawing/2016/ink" xmlns:am3d="http://schemas.microsoft.com/office/drawing/2017/model3d" xmlns:o="urn:schemas-microsoft-com:office:office" xmlns:r="http://schemas.openxmlformats.org/officeDocument/2006/relationships" xmlns:m="http://schemas.openxmlformats.org/officeDocument/2006/math" xmlns:v="urn:schemas-microsoft-com:vml" xmlns:wp14="http://schemas.microsoft.com/office/word/2010/wordprocessingDrawing" xmlns:wp="http://schemas.openxmlformats.org/drawingml/2006/wordprocessingDrawing" xmlns:w10="urn:schemas-microsoft-com:office:word" xmlns:w="http://schemas.openxmlformats.org/wordprocessingml/2006/main" xmlns:w14="http://schemas.microsoft.com/office/word/2010/wordml" xmlns:w15="http://schemas.microsoft.com/office/word/2012/wordml" xmlns:w16cex="http://schemas.microsoft.com/office/word/2018/wordml/cex" xmlns:w16cid="http://schemas.microsoft.com/office/word/2016/wordml/cid" xmlns:w16="http://schemas.microsoft.com/office/word/2018/wordml" xmlns:w16sdtdh="http://schemas.microsoft.com/office/word/2020/wordml/sdtdatahash" xmlns:w16se="http://schemas.microsoft.com/office/word/2015/wordml/symex" xmlns:wpg="http://schemas.microsoft.com/office/word/2010/wordprocessingGroup" xmlns:wpi="http://schemas.microsoft.com/office/word/2010/wordprocessingInk" xmlns:wne="http://schemas.microsoft.com/office/word/2006/wordml" xmlns:wps="http://schemas.microsoft.com/office/word/2010/wordprocessingShape" mc:Ignorable="w14 w15 w16se w16cid w16 w16cex w16sdtdh wp14">
   <w:body>
     <w:p>
       <w:pPr>
@@ -224,11 +224,19 @@
           <w:color w:val="000000"/>
         </w:rPr>
       </w:pPr>
+      <w:proofErr w:type="spellStart"/>
       <w:r>
         <w:rPr>
           <w:color w:val="000000"/>
         </w:rPr>
-        <w:t>Тогузов Сармат</w:t>
+        <w:t>Тогузов</w:t>
+      </w:r>
+      <w:proofErr w:type="spellEnd"/>
+      <w:r>
+        <w:rPr>
+          <w:color w:val="000000"/>
+        </w:rPr>
+        <w:t xml:space="preserve"> Сармат</w:t>
       </w:r>
       <w:r>
         <w:rPr>
@@ -299,11 +307,19 @@
           <w:color w:val="000000"/>
         </w:rPr>
       </w:pPr>
+      <w:proofErr w:type="spellStart"/>
       <w:r>
         <w:rPr>
           <w:color w:val="000000"/>
         </w:rPr>
-        <w:t xml:space="preserve">Хасиева Р.В.   </w:t>
+        <w:t>Хасиева</w:t>
+      </w:r>
+      <w:proofErr w:type="spellEnd"/>
+      <w:r>
+        <w:rPr>
+          <w:color w:val="000000"/>
+        </w:rPr>
+        <w:t xml:space="preserve"> Р.В.   </w:t>
       </w:r>
       <w:r>
         <w:rPr>
@@ -418,9 +434,9 @@
           <w:color w:val="000000"/>
         </w:rPr>
         <w:sectPr>
-          <w:footerReference w:type="default" r:id="rId8"/>
-          <w:headerReference w:type="first" r:id="rId9"/>
-          <w:footerReference w:type="first" r:id="rId10"/>
+          <w:footerReference w:type="default" r:id="rId9"/>
+          <w:headerReference w:type="first" r:id="rId10"/>
+          <w:footerReference w:type="first" r:id="rId11"/>
           <w:pgSz w:w="11906" w:h="16838"/>
           <w:pgMar w:top="1134" w:right="851" w:bottom="1134" w:left="1701" w:header="567" w:footer="601" w:gutter="0"/>
           <w:pgNumType w:start="1"/>
@@ -464,6 +480,7 @@
           <w:docPartUnique/>
         </w:docPartObj>
       </w:sdtPr>
+      <w:sdtEndPr/>
       <w:sdtContent>
         <w:p>
           <w:pPr>
@@ -1034,7 +1051,10 @@
             <w:fldChar w:fldCharType="begin"/>
           </w:r>
           <w:r>
-            <w:instrText xml:space="preserve"> PAGEREF _heading=h.17dp8vu \h </w:instrText>
+            <w:instrText xml:space="preserve"> PAGEREF _heading=h.1</w:instrText>
+          </w:r>
+          <w:r>
+            <w:instrText xml:space="preserve">7dp8vu \h </w:instrText>
           </w:r>
           <w:r>
             <w:fldChar w:fldCharType="separate"/>
@@ -1101,7 +1121,13 @@
             <w:rPr>
               <w:color w:val="000000"/>
             </w:rPr>
-            <w:t>Пример оформления формул</w:t>
+            <w:t>Пример оформле</w:t>
+          </w:r>
+          <w:r>
+            <w:rPr>
+              <w:color w:val="000000"/>
+            </w:rPr>
+            <w:t>ния формул</w:t>
           </w:r>
           <w:r>
             <w:rPr>
@@ -1236,12 +1262,21 @@
     </w:p>
     <w:p>
       <w:r>
-        <w:t>В условиях высокой конкуренции в сфере общественного питания заведения ищут способы оптимизировать работу и повысить уровень обслуживания. Один из эффективных инструментов – сервисы бронирования столиков. Клиенты предпочитают бронировать столы и места в ресторанах через интернет. Это удобно, быстро и просто. А удобный и быстрый сервис с хорошей репутацией улучшает впечатление о заведении и стимулирует клиентов на повторный визит. Сервисы онлайн бронирования оптимизируют нагрузку на заведения, равномерно распределяя поток клиентов, и персонал, сокращая количество задач на администраторов и менеджеров.</w:t>
-      </w:r>
-    </w:p>
-    <w:p>
-      <w:r>
-        <w:t>Цель работы состоит в том, чтобы разработать онлайн сервис бронирования столов с удобным и простым интерфейсом как для пользователей, так и для персонала и интегрировать его в бизнес-систему заведения.</w:t>
+        <w:t xml:space="preserve">В условиях высокой конкуренции в сфере общественного питания заведения ищут способы оптимизировать работу и повысить уровень обслуживания. Один из </w:t>
+      </w:r>
+      <w:r>
+        <w:t>эффективных инструментов – сервисы бронирования столиков. Клиенты предпочитают бронировать столы и места в ресторанах через интернет. Это удобно, быстро и просто. А удобный и быстрый сервис с хорошей репутацией улучшает впечатление о заведении и стимулируе</w:t>
+      </w:r>
+      <w:r>
+        <w:t>т клиентов на повторный визит. Сервисы онлайн бронирования оптимизируют нагрузку на заведения, равномерно распределяя поток клиентов, и персонал, сокращая количество задач на администраторов и менеджеров.</w:t>
+      </w:r>
+    </w:p>
+    <w:p>
+      <w:r>
+        <w:t>Цель работы состоит в том, чтобы разработать онлайн</w:t>
+      </w:r>
+      <w:r>
+        <w:t xml:space="preserve"> сервис бронирования столов с удобным и простым интерфейсом как для пользователей, так и для персонала и интегрировать его в бизнес-систему заведения.</w:t>
       </w:r>
     </w:p>
     <w:p>
@@ -1258,7 +1293,10 @@
         </w:numPr>
       </w:pPr>
       <w:r>
-        <w:t>Изучить существующие решения для онлайн‑бронирования столиков</w:t>
+        <w:t>Изучить существующие решения для он</w:t>
+      </w:r>
+      <w:r>
+        <w:t>лайн‑бронирования столиков</w:t>
       </w:r>
     </w:p>
     <w:p>
@@ -1294,7 +1332,10 @@
         </w:numPr>
       </w:pPr>
       <w:r>
-        <w:t>Спроектировать пользовательский интерфейс (UI/UX) для клиентов и администраторов.</w:t>
+        <w:t>Спроектировать пользовательский интерфейс (UI/UX) для клиенто</w:t>
+      </w:r>
+      <w:r>
+        <w:t>в и администраторов.</w:t>
       </w:r>
     </w:p>
     <w:p>
@@ -1318,7 +1359,10 @@
         </w:numPr>
       </w:pPr>
       <w:r>
-        <w:t>Реализовать базовые функции прототипа такие как: просмотр свободных столиков и их бронирование, управление бронированием (создание, редактирование, отмена), уведомления для клиентов и персонала</w:t>
+        <w:t>Реализовать базовые функции прототипа такие как: просмотр свободных столиков и их бронирование, управление бронированием (созд</w:t>
+      </w:r>
+      <w:r>
+        <w:t>ание, редактирование, отмена), уведомления для клиентов и персонала</w:t>
       </w:r>
     </w:p>
     <w:p>
@@ -1339,7 +1383,10 @@
       </w:pPr>
       <w:r>
         <w:lastRenderedPageBreak/>
-        <w:t>Объектом исследования данной работы является процесс бронирования столиков в заведениях общественного питания и связанные с ним автоматизированные системы.</w:t>
+        <w:t xml:space="preserve">Объектом исследования данной работы является процесс бронирования столиков в заведениях общественного питания и связанные с ним </w:t>
+      </w:r>
+      <w:r>
+        <w:t>автоматизированные системы.</w:t>
       </w:r>
     </w:p>
     <w:p>
@@ -1374,7 +1421,10 @@
     </w:p>
     <w:p>
       <w:r>
-        <w:t>Для реализации проекта по созданию сервиса бронирования столиков будет использованы следующие языки программирования:</w:t>
+        <w:t>Для реализации проекта по с</w:t>
+      </w:r>
+      <w:r>
+        <w:t>озданию сервиса бронирования столиков будет использованы следующие языки программирования:</w:t>
       </w:r>
     </w:p>
     <w:p>
@@ -1383,6 +1433,7 @@
           <w:ilvl w:val="0"/>
           <w:numId w:val="6"/>
         </w:numPr>
+        <w:ind w:firstLine="709"/>
       </w:pPr>
       <w:r>
         <w:rPr>
@@ -1400,6 +1451,7 @@
           <w:ilvl w:val="0"/>
           <w:numId w:val="6"/>
         </w:numPr>
+        <w:ind w:firstLine="709"/>
       </w:pPr>
       <w:r>
         <w:rPr>
@@ -1417,6 +1469,7 @@
           <w:ilvl w:val="0"/>
           <w:numId w:val="6"/>
         </w:numPr>
+        <w:ind w:firstLine="709"/>
       </w:pPr>
       <w:r>
         <w:rPr>
@@ -1429,9 +1482,6 @@
       </w:r>
     </w:p>
     <w:p>
-      <w:pPr>
-        <w:ind w:firstLine="0"/>
-      </w:pPr>
       <w:r>
         <w:tab/>
         <w:t xml:space="preserve">В качестве базы данных будет использован </w:t>
@@ -1447,20 +1497,20 @@
       </w:r>
     </w:p>
     <w:p>
-      <w:pPr>
-        <w:ind w:firstLine="0"/>
-      </w:pPr>
       <w:r>
         <w:tab/>
       </w:r>
       <w:r>
-        <w:t>Цель проекта - создать удобное веб приложение, предназначенное для бронирования столиков в заведениях общественного питания. Проект позволит увеличить приток клиентов в заведения, снизить нагрузку на персонал, уменьшить загрузку в заведениях общественного питания и улучшить впечатление о заведениях, подключённых к сервису.</w:t>
-      </w:r>
-    </w:p>
-    <w:p>
-      <w:pPr>
-        <w:ind w:firstLine="0"/>
-      </w:pPr>
+        <w:t>Цель проекта - создать удобное</w:t>
+      </w:r>
+      <w:r>
+        <w:t xml:space="preserve"> веб приложение, предназначенное для бронирования столиков в заведениях общественного питания. Проект позволит увеличить приток клиентов в заведения, снизить нагрузку на персонал, уменьшить загрузку в заведениях общественного питания и улучшить впечатление</w:t>
+      </w:r>
+      <w:r>
+        <w:t xml:space="preserve"> о заведениях, подключённых к сервису.</w:t>
+      </w:r>
+    </w:p>
+    <w:p>
       <w:r>
         <w:tab/>
         <w:t>Реализацию данного проекта можно разделить на несколько этапов:</w:t>
@@ -1472,6 +1522,7 @@
           <w:ilvl w:val="0"/>
           <w:numId w:val="7"/>
         </w:numPr>
+        <w:ind w:firstLine="709"/>
       </w:pPr>
       <w:r>
         <w:t xml:space="preserve">Создание макета веб приложения по принципам </w:t>
@@ -1498,6 +1549,7 @@
           <w:ilvl w:val="0"/>
           <w:numId w:val="7"/>
         </w:numPr>
+        <w:ind w:firstLine="709"/>
       </w:pPr>
       <w:r>
         <w:t xml:space="preserve">Верстка веб страниц и применение </w:t>
@@ -1512,7 +1564,10 @@
         <w:t xml:space="preserve"> - </w:t>
       </w:r>
       <w:r>
-        <w:t>стилей по созданному макету (возможно небольшие отклонения от макета для улучшения дизайна):</w:t>
+        <w:t>стилей по созданному макету (возможно небольшие отклонения от м</w:t>
+      </w:r>
+      <w:r>
+        <w:t>акета для улучшения дизайна):</w:t>
       </w:r>
     </w:p>
     <w:p>
@@ -1521,7 +1576,7 @@
           <w:ilvl w:val="1"/>
           <w:numId w:val="7"/>
         </w:numPr>
-        <w:ind w:left="845" w:hanging="425"/>
+        <w:ind w:left="845" w:firstLine="709"/>
       </w:pPr>
       <w:r>
         <w:t>Главная страница</w:t>
@@ -1533,7 +1588,7 @@
           <w:ilvl w:val="1"/>
           <w:numId w:val="7"/>
         </w:numPr>
-        <w:ind w:left="845" w:hanging="425"/>
+        <w:ind w:left="845" w:firstLine="709"/>
       </w:pPr>
       <w:r>
         <w:t>Страница с информацией о подключённых ресторанах</w:t>
@@ -1545,7 +1600,7 @@
           <w:ilvl w:val="1"/>
           <w:numId w:val="7"/>
         </w:numPr>
-        <w:ind w:left="845" w:hanging="425"/>
+        <w:ind w:left="845" w:firstLine="709"/>
       </w:pPr>
       <w:r>
         <w:t>Страница с формой обратной связи и контактами сервиса</w:t>
@@ -1557,11 +1612,16 @@
           <w:ilvl w:val="1"/>
           <w:numId w:val="7"/>
         </w:numPr>
-        <w:ind w:left="845" w:hanging="425"/>
-      </w:pPr>
-      <w:r>
-        <w:t>Страница с формой  авторизации</w:t>
-      </w:r>
+        <w:ind w:left="845" w:firstLine="709"/>
+      </w:pPr>
+      <w:r>
+        <w:t xml:space="preserve">Страница с </w:t>
+      </w:r>
+      <w:proofErr w:type="gramStart"/>
+      <w:r>
+        <w:t>формой  авторизации</w:t>
+      </w:r>
+      <w:proofErr w:type="gramEnd"/>
     </w:p>
     <w:p>
       <w:pPr>
@@ -1569,7 +1629,7 @@
           <w:ilvl w:val="1"/>
           <w:numId w:val="7"/>
         </w:numPr>
-        <w:ind w:left="845" w:hanging="425"/>
+        <w:ind w:left="845" w:firstLine="709"/>
       </w:pPr>
       <w:r>
         <w:t>Административная панель (для ресторанов)</w:t>
@@ -1581,10 +1641,13 @@
           <w:ilvl w:val="1"/>
           <w:numId w:val="7"/>
         </w:numPr>
-        <w:ind w:left="845" w:hanging="425"/>
-      </w:pPr>
-      <w:r>
-        <w:t>Административная панель (для администрации сервиса)</w:t>
+        <w:ind w:left="845" w:firstLine="709"/>
+      </w:pPr>
+      <w:r>
+        <w:t xml:space="preserve">Административная панель (для </w:t>
+      </w:r>
+      <w:r>
+        <w:t>администрации сервиса)</w:t>
       </w:r>
     </w:p>
     <w:p>
@@ -1593,6 +1656,7 @@
           <w:ilvl w:val="0"/>
           <w:numId w:val="7"/>
         </w:numPr>
+        <w:ind w:firstLine="709"/>
       </w:pPr>
       <w:r>
         <w:t xml:space="preserve">Создание структуры базы данных с помощь </w:t>
@@ -1610,6 +1674,7 @@
           <w:ilvl w:val="0"/>
           <w:numId w:val="7"/>
         </w:numPr>
+        <w:ind w:firstLine="709"/>
       </w:pPr>
       <w:r>
         <w:t>Реализация возможности авторизации администрации заведений для дальнейшего управления бронированием</w:t>
@@ -1621,9 +1686,13 @@
           <w:ilvl w:val="0"/>
           <w:numId w:val="7"/>
         </w:numPr>
-      </w:pPr>
-      <w:r>
-        <w:t xml:space="preserve">Реализация логики процесса бронирования (Получение данных от пользователя, сохранение в базу данных информации о забронированном столике, удаление из базы соответствующей строки о доступном для </w:t>
+        <w:ind w:firstLine="709"/>
+      </w:pPr>
+      <w:r>
+        <w:t>Реализация логики процесса бронирования (Получение данных от пользователя, сохранение в б</w:t>
+      </w:r>
+      <w:r>
+        <w:t xml:space="preserve">азу данных информации о забронированном столике, удаление из базы соответствующей строки о доступном для </w:t>
       </w:r>
       <w:r>
         <w:lastRenderedPageBreak/>
@@ -1648,6 +1717,7 @@
           <w:ilvl w:val="0"/>
           <w:numId w:val="7"/>
         </w:numPr>
+        <w:ind w:firstLine="709"/>
       </w:pPr>
       <w:r>
         <w:t>Создание формы для самостоятельной отмены брони пользователем</w:t>
@@ -1659,6 +1729,7 @@
           <w:ilvl w:val="0"/>
           <w:numId w:val="7"/>
         </w:numPr>
+        <w:ind w:firstLine="709"/>
       </w:pPr>
       <w:r>
         <w:t>Создание различных диалоговых окон с уведомлением или подтверждением действий на сайте</w:t>
@@ -1667,6 +1738,7 @@
     <w:p>
       <w:pPr>
         <w:pStyle w:val="a"/>
+        <w:ind w:firstLine="709"/>
       </w:pPr>
       <w:r>
         <w:t>Информация об инструментах реализации</w:t>
@@ -1694,31 +1766,99 @@
         <w:t>HTML</w:t>
       </w:r>
       <w:r>
-        <w:t xml:space="preserve"> представляет собой набор элементов, причём начало и конец каждого элемента обозначается специальными пометками — тегами. Элементы могут быть пустыми, то есть не содержащими никакого текста и других данных. В этом случае обычно не указывается закрывающий тег (например, тег переноса строки &lt;</w:t>
-      </w:r>
+        <w:t xml:space="preserve"> представляет собой набор элементов, причём начало и конец каж</w:t>
+      </w:r>
+      <w:r>
+        <w:t>дого элемента обозначается специальными пометками — тегами. Элементы могут быть пустыми, то есть не содержащими никакого текста и других данных. В этом случае обычно не указывается закрывающий тег (например, тег переноса строки &lt;</w:t>
+      </w:r>
+      <w:proofErr w:type="spellStart"/>
       <w:r>
         <w:rPr>
           <w:lang w:val="en-US"/>
         </w:rPr>
         <w:t>br</w:t>
       </w:r>
-      <w:r>
-        <w:t xml:space="preserve">&gt; — одиночный и закрывать его не нужно) . Кроме того, элементы могут иметь атрибуты, определяющие какие-либо их свойства (например, атрибут </w:t>
-      </w:r>
+      <w:proofErr w:type="spellEnd"/>
+      <w:r>
+        <w:t>&gt; — одиночный и закрывать</w:t>
+      </w:r>
+      <w:r>
+        <w:t xml:space="preserve"> его не нужно</w:t>
+      </w:r>
+      <w:proofErr w:type="gramStart"/>
+      <w:r>
+        <w:t>) .</w:t>
+      </w:r>
+      <w:proofErr w:type="gramEnd"/>
+      <w:r>
+        <w:t xml:space="preserve"> Кроме того, элементы могут иметь атрибуты, определяющие какие-либо их свойства (например, атрибут </w:t>
+      </w:r>
+      <w:proofErr w:type="spellStart"/>
       <w:r>
         <w:rPr>
           <w:lang w:val="en-US"/>
         </w:rPr>
         <w:t>href</w:t>
       </w:r>
+      <w:proofErr w:type="spellEnd"/>
       <w:r>
         <w:t xml:space="preserve">= “” у ссылки). </w:t>
       </w:r>
+      <w:proofErr w:type="spellStart"/>
       <w:r>
         <w:rPr>
           <w:lang w:val="en-US"/>
         </w:rPr>
-        <w:t xml:space="preserve">Атрибуты указываются в открывающем теге. </w:t>
+        <w:t>Атрибуты</w:t>
+      </w:r>
+      <w:proofErr w:type="spellEnd"/>
+      <w:r>
+        <w:rPr>
+          <w:lang w:val="en-US"/>
+        </w:rPr>
+        <w:t xml:space="preserve"> </w:t>
+      </w:r>
+      <w:proofErr w:type="spellStart"/>
+      <w:r>
+        <w:rPr>
+          <w:lang w:val="en-US"/>
+        </w:rPr>
+        <w:t>указываются</w:t>
+      </w:r>
+      <w:proofErr w:type="spellEnd"/>
+      <w:r>
+        <w:rPr>
+          <w:lang w:val="en-US"/>
+        </w:rPr>
+        <w:t xml:space="preserve"> в </w:t>
+      </w:r>
+      <w:proofErr w:type="spellStart"/>
+      <w:r>
+        <w:rPr>
+          <w:lang w:val="en-US"/>
+        </w:rPr>
+        <w:t>открывающем</w:t>
+      </w:r>
+      <w:proofErr w:type="spellEnd"/>
+      <w:r>
+        <w:rPr>
+          <w:lang w:val="en-US"/>
+        </w:rPr>
+        <w:t xml:space="preserve"> </w:t>
+      </w:r>
+      <w:proofErr w:type="spellStart"/>
+      <w:r>
+        <w:rPr>
+          <w:lang w:val="en-US"/>
+        </w:rPr>
+        <w:t>теге</w:t>
+      </w:r>
+      <w:proofErr w:type="spellEnd"/>
+      <w:r>
+        <w:rPr>
+          <w:lang w:val="en-US"/>
+        </w:rPr>
+        <w:t xml:space="preserve">. </w:t>
       </w:r>
     </w:p>
     <w:tbl>
@@ -1783,118 +1923,161 @@
                 <w:szCs w:val="24"/>
                 <w:lang w:val="en-US"/>
               </w:rPr>
-              <w:t xml:space="preserve">                &lt;label for=""&gt;</w:t>
+              <w:t xml:space="preserve">                &lt;label</w:t>
             </w:r>
             <w:r>
               <w:rPr>
                 <w:sz w:val="24"/>
                 <w:szCs w:val="24"/>
-              </w:rPr>
-              <w:t>Ресторан</w:t>
+                <w:lang w:val="en-US"/>
+              </w:rPr>
+              <w:t xml:space="preserve"> for=""&gt;</w:t>
             </w:r>
             <w:r>
               <w:rPr>
                 <w:sz w:val="24"/>
                 <w:szCs w:val="24"/>
-                <w:lang w:val="en-US"/>
-              </w:rPr>
-              <w:t>&lt;/label&gt;</w:t>
-            </w:r>
-          </w:p>
-          <w:p>
-            <w:pPr>
+              </w:rPr>
+              <w:t>Ресторан</w:t>
+            </w:r>
+            <w:r>
               <w:rPr>
                 <w:sz w:val="24"/>
                 <w:szCs w:val="24"/>
                 <w:lang w:val="en-US"/>
               </w:rPr>
-            </w:pPr>
-            <w:r>
+              <w:t>&lt;/label&gt;</w:t>
+            </w:r>
+          </w:p>
+          <w:p>
+            <w:pPr>
               <w:rPr>
                 <w:sz w:val="24"/>
                 <w:szCs w:val="24"/>
                 <w:lang w:val="en-US"/>
               </w:rPr>
-              <w:t xml:space="preserve">                &lt;select name="rest" id="rest"&gt;</w:t>
-            </w:r>
-          </w:p>
-          <w:p>
-            <w:pPr>
+            </w:pPr>
+            <w:r>
               <w:rPr>
                 <w:sz w:val="24"/>
                 <w:szCs w:val="24"/>
                 <w:lang w:val="en-US"/>
               </w:rPr>
-            </w:pPr>
-            <w:r>
+              <w:t xml:space="preserve">                &lt;select name="rest" id="rest"&gt;</w:t>
+            </w:r>
+          </w:p>
+          <w:p>
+            <w:pPr>
               <w:rPr>
                 <w:sz w:val="24"/>
                 <w:szCs w:val="24"/>
                 <w:lang w:val="en-US"/>
               </w:rPr>
-              <w:t xml:space="preserve">                    &lt;option value=""&gt;-- </w:t>
-            </w:r>
+            </w:pPr>
             <w:r>
               <w:rPr>
                 <w:sz w:val="24"/>
                 <w:szCs w:val="24"/>
-              </w:rPr>
-              <w:t>Выберите</w:t>
+                <w:lang w:val="en-US"/>
+              </w:rPr>
+              <w:t xml:space="preserve">                    &lt;option value=""&gt;-- </w:t>
             </w:r>
             <w:r>
               <w:rPr>
                 <w:sz w:val="24"/>
                 <w:szCs w:val="24"/>
-                <w:lang w:val="en-US"/>
-              </w:rPr>
-              <w:t xml:space="preserve"> </w:t>
+              </w:rPr>
+              <w:t>Выберите</w:t>
             </w:r>
             <w:r>
               <w:rPr>
                 <w:sz w:val="24"/>
                 <w:szCs w:val="24"/>
-              </w:rPr>
-              <w:t>ресторан</w:t>
+                <w:lang w:val="en-US"/>
+              </w:rPr>
+              <w:t xml:space="preserve"> </w:t>
             </w:r>
             <w:r>
               <w:rPr>
                 <w:sz w:val="24"/>
                 <w:szCs w:val="24"/>
-                <w:lang w:val="en-US"/>
-              </w:rPr>
-              <w:t xml:space="preserve"> --&lt;/option&gt;</w:t>
-            </w:r>
-          </w:p>
-          <w:p>
-            <w:pPr>
+              </w:rPr>
+              <w:t>ресторан</w:t>
+            </w:r>
+            <w:r>
               <w:rPr>
                 <w:sz w:val="24"/>
                 <w:szCs w:val="24"/>
-              </w:rPr>
-            </w:pPr>
-            <w:r>
+                <w:lang w:val="en-US"/>
+              </w:rPr>
+              <w:t xml:space="preserve"> --&lt;/option&gt;</w:t>
+            </w:r>
+          </w:p>
+          <w:p>
+            <w:pPr>
               <w:rPr>
                 <w:sz w:val="24"/>
                 <w:szCs w:val="24"/>
-                <w:lang w:val="en-US"/>
-              </w:rPr>
-              <w:t xml:space="preserve">                </w:t>
-            </w:r>
+              </w:rPr>
+            </w:pPr>
             <w:r>
               <w:rPr>
                 <w:sz w:val="24"/>
                 <w:szCs w:val="24"/>
-              </w:rPr>
-              <w:t>&lt;/select&gt;</w:t>
-            </w:r>
-          </w:p>
-          <w:p>
+                <w:lang w:val="en-US"/>
+              </w:rPr>
+              <w:t xml:space="preserve">                </w:t>
+            </w:r>
             <w:r>
               <w:rPr>
                 <w:sz w:val="24"/>
                 <w:szCs w:val="24"/>
               </w:rPr>
-              <w:t xml:space="preserve">            &lt;/div&gt;</w:t>
+              <w:t>&lt;/</w:t>
+            </w:r>
+            <w:proofErr w:type="spellStart"/>
+            <w:r>
+              <w:rPr>
+                <w:sz w:val="24"/>
+                <w:szCs w:val="24"/>
+              </w:rPr>
+              <w:t>select</w:t>
+            </w:r>
+            <w:proofErr w:type="spellEnd"/>
+            <w:r>
+              <w:rPr>
+                <w:sz w:val="24"/>
+                <w:szCs w:val="24"/>
+              </w:rPr>
+              <w:t>&gt;</w:t>
+            </w:r>
+          </w:p>
+          <w:p>
+            <w:pPr>
+              <w:keepNext/>
+            </w:pPr>
+            <w:r>
+              <w:rPr>
+                <w:sz w:val="24"/>
+                <w:szCs w:val="24"/>
+              </w:rPr>
+              <w:t xml:space="preserve">            &lt;/</w:t>
+            </w:r>
+            <w:proofErr w:type="spellStart"/>
+            <w:r>
+              <w:rPr>
+                <w:sz w:val="24"/>
+                <w:szCs w:val="24"/>
+              </w:rPr>
+              <w:t>div</w:t>
+            </w:r>
+            <w:proofErr w:type="spellEnd"/>
+            <w:r>
+              <w:rPr>
+                <w:sz w:val="24"/>
+                <w:szCs w:val="24"/>
+              </w:rPr>
+              <w:t>&gt;</w:t>
             </w:r>
           </w:p>
         </w:tc>
@@ -1902,13 +2085,36 @@
     </w:tbl>
     <w:p>
       <w:pPr>
-        <w:ind w:firstLine="0"/>
-      </w:pPr>
-    </w:p>
-    <w:p>
-      <w:pPr>
-        <w:ind w:firstLine="0"/>
-      </w:pPr>
+        <w:pStyle w:val="aa"/>
+      </w:pPr>
+      <w:r>
+        <w:t xml:space="preserve">Таблица </w:t>
+      </w:r>
+      <w:fldSimple w:instr=" SEQ Таблица \* ARABIC ">
+        <w:r>
+          <w:rPr>
+            <w:noProof/>
+          </w:rPr>
+          <w:t>1</w:t>
+        </w:r>
+      </w:fldSimple>
+      <w:r>
+        <w:rPr>
+          <w:lang w:val="en-US"/>
+        </w:rPr>
+        <w:t xml:space="preserve"> </w:t>
+      </w:r>
+      <w:r>
+        <w:t xml:space="preserve">Пример кода </w:t>
+      </w:r>
+      <w:r>
+        <w:rPr>
+          <w:lang w:val="en-US"/>
+        </w:rPr>
+        <w:t>HTML</w:t>
+      </w:r>
+    </w:p>
+    <w:p>
       <w:r>
         <w:tab/>
       </w:r>
@@ -1919,7 +2125,10 @@
         <w:t>CSS</w:t>
       </w:r>
       <w:r>
-        <w:t xml:space="preserve"> используется создателями веб-страниц для задания цветов, шрифтов, стилей, расположения отдельных блоков и других аспектов представления внешнего вида этих веб-страниц. Основной целью разработки </w:t>
+        <w:t xml:space="preserve"> используется создателями веб-страниц для задания цветов, шрифт</w:t>
+      </w:r>
+      <w:r>
+        <w:t xml:space="preserve">ов, стилей, расположения отдельных блоков и других аспектов представления внешнего вида этих веб-страниц. Основной целью разработки </w:t>
       </w:r>
       <w:r>
         <w:rPr>
@@ -1937,7 +2146,17 @@
         <w:t>HTML</w:t>
       </w:r>
       <w:r>
-        <w:t xml:space="preserve"> или других языков разметки) от описания внешнего вида этой веб-страницы. Такое разделение может увеличить доступность документа, предоставить большую гибкость и возможность управления его представлением, а также уменьшить сложность и повторяемость в структурном содержимом.</w:t>
+        <w:t xml:space="preserve"> или друг</w:t>
+      </w:r>
+      <w:r>
+        <w:t xml:space="preserve">их языков разметки) от описания внешнего вида этой веб-страницы. Такое разделение может увеличить доступность документа, предоставить большую гибкость и </w:t>
+      </w:r>
+      <w:r>
+        <w:lastRenderedPageBreak/>
+        <w:t>возможность управления его представлением, а также уменьшить сложность и повторяемость в структурном со</w:t>
+      </w:r>
+      <w:r>
+        <w:t>держимом.</w:t>
       </w:r>
     </w:p>
     <w:tbl>
@@ -1964,7 +2183,6 @@
               <w:rPr>
                 <w:lang w:val="en-US"/>
               </w:rPr>
-              <w:lastRenderedPageBreak/>
               <w:t>* {</w:t>
             </w:r>
           </w:p>
@@ -2027,16 +2245,32 @@
               </w:rPr>
               <w:t xml:space="preserve">    </w:t>
             </w:r>
-            <w:r>
-              <w:t>padding: 0;</w:t>
-            </w:r>
-          </w:p>
-          <w:p>
-            <w:r>
-              <w:t xml:space="preserve">    margin: 0;</w:t>
-            </w:r>
-          </w:p>
-          <w:p>
+            <w:proofErr w:type="spellStart"/>
+            <w:r>
+              <w:t>padding</w:t>
+            </w:r>
+            <w:proofErr w:type="spellEnd"/>
+            <w:r>
+              <w:t>: 0;</w:t>
+            </w:r>
+          </w:p>
+          <w:p>
+            <w:r>
+              <w:t xml:space="preserve">    </w:t>
+            </w:r>
+            <w:proofErr w:type="spellStart"/>
+            <w:r>
+              <w:t>margin</w:t>
+            </w:r>
+            <w:proofErr w:type="spellEnd"/>
+            <w:r>
+              <w:t>: 0;</w:t>
+            </w:r>
+          </w:p>
+          <w:p>
+            <w:pPr>
+              <w:keepNext/>
+            </w:pPr>
             <w:r>
               <w:t>}</w:t>
             </w:r>
@@ -2046,12 +2280,38 @@
     </w:tbl>
     <w:p>
       <w:pPr>
-        <w:ind w:firstLine="0"/>
-      </w:pPr>
-    </w:p>
-    <w:p>
-      <w:r>
-        <w:t>JS (JavaScript) — это язык программирования, который используется в веб-разработке для добавления интерактивности, динамичности и функциональности веб-страницам. Он позволяет элементам страницы реагировать на действия пользователя (клики, наведение курсора, ввод текста), обрабатывать события, создавать анимации, проверять формы и взаимодействовать с веб-серверами без перезагрузки страницы.</w:t>
+        <w:pStyle w:val="aa"/>
+      </w:pPr>
+      <w:r>
+        <w:t xml:space="preserve">Таблица </w:t>
+      </w:r>
+      <w:fldSimple w:instr=" SEQ Таблица \* ARABIC ">
+        <w:r>
+          <w:rPr>
+            <w:noProof/>
+          </w:rPr>
+          <w:t>2</w:t>
+        </w:r>
+      </w:fldSimple>
+      <w:r>
+        <w:t xml:space="preserve"> Пример кода </w:t>
+      </w:r>
+      <w:r>
+        <w:rPr>
+          <w:lang w:val="en-US"/>
+        </w:rPr>
+        <w:t>CSS</w:t>
+      </w:r>
+    </w:p>
+    <w:p>
+      <w:r>
+        <w:t xml:space="preserve">JS (JavaScript) — это язык программирования, который используется в веб-разработке для </w:t>
+      </w:r>
+      <w:r>
+        <w:t>добавления интерактивности, динамичности и функциональности веб-страницам. Он позволяет элементам страницы реагировать на действия пользователя (клики, наведение курсора, ввод текста), обрабатывать события, создавать анимации, проверять формы и взаимодейст</w:t>
+      </w:r>
+      <w:r>
+        <w:t>вовать с веб-серверами без перезагрузки страницы.</w:t>
       </w:r>
     </w:p>
     <w:tbl>
@@ -2078,106 +2338,234 @@
               <w:rPr>
                 <w:lang w:val="en-US"/>
               </w:rPr>
-              <w:t>function showError(error) {</w:t>
-            </w:r>
-          </w:p>
-          <w:p>
-            <w:pPr>
-              <w:rPr>
-                <w:lang w:val="en-US"/>
-              </w:rPr>
-            </w:pPr>
-            <w:r>
-              <w:rPr>
-                <w:lang w:val="en-US"/>
-              </w:rPr>
-              <w:t xml:space="preserve">    let errorLabel = document.getElementById("error");</w:t>
-            </w:r>
-          </w:p>
-          <w:p>
-            <w:pPr>
-              <w:rPr>
-                <w:lang w:val="en-US"/>
-              </w:rPr>
-            </w:pPr>
-            <w:r>
-              <w:rPr>
-                <w:lang w:val="en-US"/>
-              </w:rPr>
-              <w:t xml:space="preserve">    errorLabel.innerText = error;</w:t>
-            </w:r>
-          </w:p>
-          <w:p>
-            <w:pPr>
-              <w:rPr>
-                <w:lang w:val="en-US"/>
-              </w:rPr>
-            </w:pPr>
-            <w:r>
-              <w:rPr>
-                <w:lang w:val="en-US"/>
-              </w:rPr>
-              <w:t xml:space="preserve">    errorLabel.style.display = "block"</w:t>
-            </w:r>
-          </w:p>
-          <w:p>
-            <w:pPr>
-              <w:rPr>
-                <w:lang w:val="en-US"/>
-              </w:rPr>
-            </w:pPr>
-          </w:p>
-          <w:p>
-            <w:pPr>
-              <w:rPr>
-                <w:lang w:val="en-US"/>
-              </w:rPr>
-            </w:pPr>
-            <w:r>
-              <w:rPr>
-                <w:lang w:val="en-US"/>
-              </w:rPr>
-              <w:t xml:space="preserve">    setTimeout(() =&gt; {</w:t>
-            </w:r>
-          </w:p>
-          <w:p>
-            <w:pPr>
-              <w:rPr>
-                <w:lang w:val="en-US"/>
-              </w:rPr>
-            </w:pPr>
-            <w:r>
-              <w:rPr>
-                <w:lang w:val="en-US"/>
-              </w:rPr>
-              <w:t xml:space="preserve">        errorLabel.innerText = "";</w:t>
-            </w:r>
-          </w:p>
-          <w:p>
-            <w:pPr>
-              <w:rPr>
-                <w:lang w:val="en-US"/>
-              </w:rPr>
-            </w:pPr>
-            <w:r>
-              <w:rPr>
-                <w:lang w:val="en-US"/>
-              </w:rPr>
-              <w:t xml:space="preserve">        errorLabel.style.display = ""</w:t>
-            </w:r>
-          </w:p>
-          <w:p>
+              <w:t xml:space="preserve">function </w:t>
+            </w:r>
+            <w:proofErr w:type="spellStart"/>
+            <w:r>
+              <w:rPr>
+                <w:lang w:val="en-US"/>
+              </w:rPr>
+              <w:t>showError</w:t>
+            </w:r>
+            <w:proofErr w:type="spellEnd"/>
+            <w:r>
+              <w:rPr>
+                <w:lang w:val="en-US"/>
+              </w:rPr>
+              <w:t>(error) {</w:t>
+            </w:r>
+          </w:p>
+          <w:p>
+            <w:pPr>
+              <w:rPr>
+                <w:lang w:val="en-US"/>
+              </w:rPr>
+            </w:pPr>
+            <w:r>
+              <w:rPr>
+                <w:lang w:val="en-US"/>
+              </w:rPr>
+              <w:t xml:space="preserve">    let </w:t>
+            </w:r>
+            <w:proofErr w:type="spellStart"/>
+            <w:r>
+              <w:rPr>
+                <w:lang w:val="en-US"/>
+              </w:rPr>
+              <w:t>errorLabel</w:t>
+            </w:r>
+            <w:proofErr w:type="spellEnd"/>
+            <w:r>
+              <w:rPr>
+                <w:lang w:val="en-US"/>
+              </w:rPr>
+              <w:t xml:space="preserve"> = </w:t>
+            </w:r>
+            <w:proofErr w:type="spellStart"/>
+            <w:proofErr w:type="gramStart"/>
+            <w:r>
+              <w:rPr>
+                <w:lang w:val="en-US"/>
+              </w:rPr>
+              <w:t>document.getElementById</w:t>
+            </w:r>
+            <w:proofErr w:type="spellEnd"/>
+            <w:proofErr w:type="gramEnd"/>
+            <w:r>
+              <w:rPr>
+                <w:lang w:val="en-US"/>
+              </w:rPr>
+              <w:t>("error");</w:t>
+            </w:r>
+          </w:p>
+          <w:p>
+            <w:pPr>
+              <w:rPr>
+                <w:lang w:val="en-US"/>
+              </w:rPr>
+            </w:pPr>
             <w:r>
               <w:rPr>
                 <w:lang w:val="en-US"/>
               </w:rPr>
               <w:t xml:space="preserve">    </w:t>
             </w:r>
+            <w:proofErr w:type="spellStart"/>
+            <w:r>
+              <w:rPr>
+                <w:lang w:val="en-US"/>
+              </w:rPr>
+              <w:t>errorLabel.innerText</w:t>
+            </w:r>
+            <w:proofErr w:type="spellEnd"/>
+            <w:r>
+              <w:rPr>
+                <w:lang w:val="en-US"/>
+              </w:rPr>
+              <w:t xml:space="preserve"> = error;</w:t>
+            </w:r>
+          </w:p>
+          <w:p>
+            <w:pPr>
+              <w:rPr>
+                <w:lang w:val="en-US"/>
+              </w:rPr>
+            </w:pPr>
+            <w:r>
+              <w:rPr>
+                <w:lang w:val="en-US"/>
+              </w:rPr>
+              <w:t xml:space="preserve">    </w:t>
+            </w:r>
+            <w:proofErr w:type="spellStart"/>
+            <w:proofErr w:type="gramStart"/>
+            <w:r>
+              <w:rPr>
+                <w:lang w:val="en-US"/>
+              </w:rPr>
+              <w:t>errorLabel.style.display</w:t>
+            </w:r>
+            <w:proofErr w:type="spellEnd"/>
+            <w:proofErr w:type="gramEnd"/>
+            <w:r>
+              <w:rPr>
+                <w:lang w:val="en-US"/>
+              </w:rPr>
+              <w:t xml:space="preserve"> = "block"</w:t>
+            </w:r>
+          </w:p>
+          <w:p>
+            <w:pPr>
+              <w:rPr>
+                <w:lang w:val="en-US"/>
+              </w:rPr>
+            </w:pPr>
+            <w:r>
+              <w:rPr>
+                <w:lang w:val="en-US"/>
+              </w:rPr>
+              <w:t xml:space="preserve">    </w:t>
+            </w:r>
+            <w:proofErr w:type="spellStart"/>
+            <w:proofErr w:type="gramStart"/>
+            <w:r>
+              <w:rPr>
+                <w:lang w:val="en-US"/>
+              </w:rPr>
+              <w:t>setTimeout</w:t>
+            </w:r>
+            <w:proofErr w:type="spellEnd"/>
+            <w:r>
+              <w:rPr>
+                <w:lang w:val="en-US"/>
+              </w:rPr>
+              <w:t>(</w:t>
+            </w:r>
+            <w:proofErr w:type="gramEnd"/>
+            <w:r>
+              <w:rPr>
+                <w:lang w:val="en-US"/>
+              </w:rPr>
+              <w:t>() =&gt; {</w:t>
+            </w:r>
+          </w:p>
+          <w:p>
+            <w:pPr>
+              <w:rPr>
+                <w:lang w:val="en-US"/>
+              </w:rPr>
+            </w:pPr>
+            <w:r>
+              <w:rPr>
+                <w:lang w:val="en-US"/>
+              </w:rPr>
+              <w:t xml:space="preserve">        </w:t>
+            </w:r>
+            <w:proofErr w:type="spellStart"/>
+            <w:r>
+              <w:rPr>
+                <w:lang w:val="en-US"/>
+              </w:rPr>
+              <w:t>errorLabel.innerTe</w:t>
+            </w:r>
+            <w:r>
+              <w:rPr>
+                <w:lang w:val="en-US"/>
+              </w:rPr>
+              <w:t>xt</w:t>
+            </w:r>
+            <w:proofErr w:type="spellEnd"/>
+            <w:r>
+              <w:rPr>
+                <w:lang w:val="en-US"/>
+              </w:rPr>
+              <w:t xml:space="preserve"> = "";</w:t>
+            </w:r>
+          </w:p>
+          <w:p>
+            <w:pPr>
+              <w:rPr>
+                <w:lang w:val="en-US"/>
+              </w:rPr>
+            </w:pPr>
+            <w:r>
+              <w:rPr>
+                <w:lang w:val="en-US"/>
+              </w:rPr>
+              <w:t xml:space="preserve">        </w:t>
+            </w:r>
+            <w:proofErr w:type="spellStart"/>
+            <w:proofErr w:type="gramStart"/>
+            <w:r>
+              <w:rPr>
+                <w:lang w:val="en-US"/>
+              </w:rPr>
+              <w:t>errorLabel.style.display</w:t>
+            </w:r>
+            <w:proofErr w:type="spellEnd"/>
+            <w:proofErr w:type="gramEnd"/>
+            <w:r>
+              <w:rPr>
+                <w:lang w:val="en-US"/>
+              </w:rPr>
+              <w:t xml:space="preserve"> = ""</w:t>
+            </w:r>
+          </w:p>
+          <w:p>
+            <w:r>
+              <w:rPr>
+                <w:lang w:val="en-US"/>
+              </w:rPr>
+              <w:t xml:space="preserve">    </w:t>
+            </w:r>
             <w:r>
               <w:t>}, 3000)</w:t>
             </w:r>
           </w:p>
           <w:p>
+            <w:pPr>
+              <w:keepNext/>
+            </w:pPr>
             <w:r>
               <w:t>}</w:t>
             </w:r>
@@ -2185,12 +2573,36 @@
         </w:tc>
       </w:tr>
     </w:tbl>
-    <w:p/>
-    <w:p>
+    <w:p>
+      <w:pPr>
+        <w:pStyle w:val="aa"/>
+      </w:pPr>
+      <w:r>
+        <w:t xml:space="preserve">Таблица </w:t>
+      </w:r>
+      <w:fldSimple w:instr=" SEQ Таблица \* ARABIC ">
+        <w:r>
+          <w:rPr>
+            <w:noProof/>
+          </w:rPr>
+          <w:t>3</w:t>
+        </w:r>
+      </w:fldSimple>
+      <w:r>
+        <w:t xml:space="preserve"> Пример кода </w:t>
+      </w:r>
       <w:r>
         <w:rPr>
           <w:lang w:val="en-US"/>
         </w:rPr>
+        <w:t>JS</w:t>
+      </w:r>
+    </w:p>
+    <w:p>
+      <w:r>
+        <w:rPr>
+          <w:lang w:val="en-US"/>
+        </w:rPr>
         <w:t>PHP</w:t>
       </w:r>
       <w:r>
@@ -2208,14 +2620,22 @@
         </w:rPr>
         <w:t>c</w:t>
       </w:r>
-      <w:r>
-        <w:t>оздания скриптов, которые обрабатываются на стороне сервера. Это традиционная и главная цель PHP. Также его используют для связи с различными</w:t>
+      <w:proofErr w:type="spellStart"/>
+      <w:r>
+        <w:t>оздания</w:t>
+      </w:r>
+      <w:proofErr w:type="spellEnd"/>
+      <w:r>
+        <w:t xml:space="preserve"> скриптов, которые обрабатываются на стороне сервера. Это традиционная и главная цель PHP. Также его используют для связи с различными</w:t>
       </w:r>
       <w:r>
         <w:t xml:space="preserve"> </w:t>
       </w:r>
       <w:r>
-        <w:t>системами управления базами данных (</w:t>
+        <w:t>системами управления базами да</w:t>
+      </w:r>
+      <w:r>
+        <w:t>нных (</w:t>
       </w:r>
       <w:r>
         <w:rPr>
@@ -2334,69 +2754,200 @@
               <w:rPr>
                 <w:lang w:val="en-US"/>
               </w:rPr>
-              <w:t>$db = "avrora";</w:t>
-            </w:r>
-          </w:p>
-          <w:p>
-            <w:pPr>
-              <w:rPr>
-                <w:lang w:val="en-US"/>
-              </w:rPr>
-            </w:pPr>
-            <w:r>
-              <w:rPr>
-                <w:lang w:val="en-US"/>
-              </w:rPr>
-              <w:t>$conn = mysqli_connect($host, $user, $pass, $db);</w:t>
-            </w:r>
-          </w:p>
-          <w:p>
-            <w:pPr>
-              <w:rPr>
-                <w:lang w:val="en-US"/>
-              </w:rPr>
-            </w:pPr>
-            <w:r>
-              <w:rPr>
-                <w:lang w:val="en-US"/>
-              </w:rPr>
-              <w:t>$conn -&gt; set_charset("utf8mb4");</w:t>
-            </w:r>
-          </w:p>
-          <w:p>
-            <w:pPr>
-              <w:rPr>
-                <w:lang w:val="en-US"/>
-              </w:rPr>
-            </w:pPr>
-            <w:r>
-              <w:rPr>
-                <w:lang w:val="en-US"/>
-              </w:rPr>
-              <w:t>if ($conn -&gt; connect_error){</w:t>
-            </w:r>
-          </w:p>
-          <w:p>
-            <w:pPr>
-              <w:rPr>
-                <w:lang w:val="en-US"/>
-              </w:rPr>
-            </w:pPr>
-            <w:r>
-              <w:rPr>
-                <w:lang w:val="en-US"/>
-              </w:rPr>
-              <w:t xml:space="preserve">    die ("Error DB" . $conn -&gt; connect_error);</w:t>
-            </w:r>
-          </w:p>
-          <w:p>
-            <w:pPr>
-              <w:rPr>
-                <w:lang w:val="en-US"/>
-              </w:rPr>
-            </w:pPr>
-          </w:p>
-          <w:p>
+              <w:t>$</w:t>
+            </w:r>
+            <w:proofErr w:type="spellStart"/>
+            <w:r>
+              <w:rPr>
+                <w:lang w:val="en-US"/>
+              </w:rPr>
+              <w:t>db</w:t>
+            </w:r>
+            <w:proofErr w:type="spellEnd"/>
+            <w:r>
+              <w:rPr>
+                <w:lang w:val="en-US"/>
+              </w:rPr>
+              <w:t xml:space="preserve"> = "</w:t>
+            </w:r>
+            <w:proofErr w:type="spellStart"/>
+            <w:r>
+              <w:rPr>
+                <w:lang w:val="en-US"/>
+              </w:rPr>
+              <w:t>avrora</w:t>
+            </w:r>
+            <w:proofErr w:type="spellEnd"/>
+            <w:r>
+              <w:rPr>
+                <w:lang w:val="en-US"/>
+              </w:rPr>
+              <w:t>";</w:t>
+            </w:r>
+          </w:p>
+          <w:p>
+            <w:pPr>
+              <w:rPr>
+                <w:lang w:val="en-US"/>
+              </w:rPr>
+            </w:pPr>
+            <w:r>
+              <w:rPr>
+                <w:lang w:val="en-US"/>
+              </w:rPr>
+              <w:t xml:space="preserve">$conn = </w:t>
+            </w:r>
+            <w:proofErr w:type="spellStart"/>
+            <w:r>
+              <w:rPr>
+                <w:lang w:val="en-US"/>
+              </w:rPr>
+              <w:t>mysqli_</w:t>
+            </w:r>
+            <w:proofErr w:type="gramStart"/>
+            <w:r>
+              <w:rPr>
+                <w:lang w:val="en-US"/>
+              </w:rPr>
+              <w:t>connect</w:t>
+            </w:r>
+            <w:proofErr w:type="spellEnd"/>
+            <w:r>
+              <w:rPr>
+                <w:lang w:val="en-US"/>
+              </w:rPr>
+              <w:t>(</w:t>
+            </w:r>
+            <w:proofErr w:type="gramEnd"/>
+            <w:r>
+              <w:rPr>
+                <w:lang w:val="en-US"/>
+              </w:rPr>
+              <w:t>$host, $user, $pass, $</w:t>
+            </w:r>
+            <w:proofErr w:type="spellStart"/>
+            <w:r>
+              <w:rPr>
+                <w:lang w:val="en-US"/>
+              </w:rPr>
+              <w:t>db</w:t>
+            </w:r>
+            <w:proofErr w:type="spellEnd"/>
+            <w:r>
+              <w:rPr>
+                <w:lang w:val="en-US"/>
+              </w:rPr>
+              <w:t>);</w:t>
+            </w:r>
+          </w:p>
+          <w:p>
+            <w:pPr>
+              <w:rPr>
+                <w:lang w:val="en-US"/>
+              </w:rPr>
+            </w:pPr>
+            <w:r>
+              <w:rPr>
+                <w:lang w:val="en-US"/>
+              </w:rPr>
+              <w:t xml:space="preserve">$conn -&gt; </w:t>
+            </w:r>
+            <w:proofErr w:type="spellStart"/>
+            <w:r>
+              <w:rPr>
+                <w:lang w:val="en-US"/>
+              </w:rPr>
+              <w:t>set_charset</w:t>
+            </w:r>
+            <w:proofErr w:type="spellEnd"/>
+            <w:r>
+              <w:rPr>
+                <w:lang w:val="en-US"/>
+              </w:rPr>
+              <w:t>("utf8mb4");</w:t>
+            </w:r>
+          </w:p>
+          <w:p>
+            <w:pPr>
+              <w:rPr>
+                <w:lang w:val="en-US"/>
+              </w:rPr>
+            </w:pPr>
+            <w:r>
+              <w:rPr>
+                <w:lang w:val="en-US"/>
+              </w:rPr>
+              <w:t xml:space="preserve">if ($conn -&gt; </w:t>
+            </w:r>
+            <w:proofErr w:type="spellStart"/>
+            <w:r>
+              <w:rPr>
+                <w:lang w:val="en-US"/>
+              </w:rPr>
+              <w:t>conn</w:t>
+            </w:r>
+            <w:r>
+              <w:rPr>
+                <w:lang w:val="en-US"/>
+              </w:rPr>
+              <w:t>ect_</w:t>
+            </w:r>
+            <w:proofErr w:type="gramStart"/>
+            <w:r>
+              <w:rPr>
+                <w:lang w:val="en-US"/>
+              </w:rPr>
+              <w:t>error</w:t>
+            </w:r>
+            <w:proofErr w:type="spellEnd"/>
+            <w:r>
+              <w:rPr>
+                <w:lang w:val="en-US"/>
+              </w:rPr>
+              <w:t>){</w:t>
+            </w:r>
+            <w:proofErr w:type="gramEnd"/>
+          </w:p>
+          <w:p>
+            <w:r>
+              <w:rPr>
+                <w:lang w:val="en-US"/>
+              </w:rPr>
+              <w:t xml:space="preserve">    die ("Error DB</w:t>
+            </w:r>
+            <w:proofErr w:type="gramStart"/>
+            <w:r>
+              <w:rPr>
+                <w:lang w:val="en-US"/>
+              </w:rPr>
+              <w:t>" .</w:t>
+            </w:r>
+            <w:proofErr w:type="gramEnd"/>
+            <w:r>
+              <w:rPr>
+                <w:lang w:val="en-US"/>
+              </w:rPr>
+              <w:t xml:space="preserve"> $conn -&gt; </w:t>
+            </w:r>
+            <w:proofErr w:type="spellStart"/>
+            <w:r>
+              <w:rPr>
+                <w:lang w:val="en-US"/>
+              </w:rPr>
+              <w:t>connect_error</w:t>
+            </w:r>
+            <w:proofErr w:type="spellEnd"/>
+            <w:r>
+              <w:rPr>
+                <w:lang w:val="en-US"/>
+              </w:rPr>
+              <w:t>);</w:t>
+            </w:r>
+          </w:p>
+          <w:p>
+            <w:pPr>
+              <w:keepNext/>
+            </w:pPr>
             <w:r>
               <w:t>}</w:t>
             </w:r>
@@ -2404,12 +2955,36 @@
         </w:tc>
       </w:tr>
     </w:tbl>
-    <w:p/>
-    <w:p>
+    <w:p>
+      <w:pPr>
+        <w:pStyle w:val="aa"/>
+      </w:pPr>
+      <w:r>
+        <w:t xml:space="preserve">Таблица </w:t>
+      </w:r>
+      <w:fldSimple w:instr=" SEQ Таблица \* ARABIC ">
+        <w:r>
+          <w:rPr>
+            <w:noProof/>
+          </w:rPr>
+          <w:t>4</w:t>
+        </w:r>
+      </w:fldSimple>
+      <w:r>
+        <w:t xml:space="preserve"> Пример кода </w:t>
+      </w:r>
       <w:r>
         <w:rPr>
           <w:lang w:val="en-US"/>
         </w:rPr>
+        <w:t>PHP</w:t>
+      </w:r>
+    </w:p>
+    <w:p>
+      <w:r>
+        <w:rPr>
+          <w:lang w:val="en-US"/>
+        </w:rPr>
         <w:t>SQL</w:t>
       </w:r>
       <w:r>
@@ -2458,7 +3033,10 @@
         <w:t>ISO</w:t>
       </w:r>
       <w:r>
-        <w:t xml:space="preserve"> и поддерживается всеми основными СУБД: </w:t>
+        <w:t xml:space="preserve"> и поддерживается </w:t>
+      </w:r>
+      <w:r>
+        <w:t xml:space="preserve">всеми основными СУБД: </w:t>
       </w:r>
       <w:r>
         <w:rPr>
@@ -2532,6 +3110,7 @@
     <w:p>
       <w:pPr>
         <w:pStyle w:val="ad"/>
+        <w:ind w:firstLine="709"/>
       </w:pPr>
       <w:r>
         <w:lastRenderedPageBreak/>
@@ -2548,6 +3127,7 @@
         <w:tabs>
           <w:tab w:val="clear" w:pos="425"/>
         </w:tabs>
+        <w:ind w:firstLine="709"/>
       </w:pPr>
       <w:r>
         <w:t>Инструкция пользователя</w:t>
@@ -2578,12 +3158,14 @@
       <w:r>
         <w:t xml:space="preserve">осуществляется с помощью браузера по домену </w:t>
       </w:r>
+      <w:proofErr w:type="spellStart"/>
       <w:r>
         <w:rPr>
           <w:lang w:val="en-US"/>
         </w:rPr>
         <w:t>avrora</w:t>
       </w:r>
+      <w:proofErr w:type="spellEnd"/>
       <w:r>
         <w:t>-</w:t>
       </w:r>
@@ -2596,29 +3178,35 @@
       <w:r>
         <w:t>.</w:t>
       </w:r>
+      <w:proofErr w:type="spellStart"/>
       <w:r>
         <w:rPr>
           <w:lang w:val="en-US"/>
         </w:rPr>
         <w:t>ru</w:t>
       </w:r>
+      <w:proofErr w:type="spellEnd"/>
       <w:r>
         <w:t>.</w:t>
       </w:r>
     </w:p>
     <w:p>
       <w:r>
-        <w:t>На главной странице пользователя встречает информация о сервисе и форма бронирования с полями для выбора и ввода информация.</w:t>
-      </w:r>
-    </w:p>
-    <w:p>
-      <w:pPr>
-        <w:rPr>
-          <w:lang w:val="en-US"/>
-        </w:rPr>
-      </w:pPr>
-      <w:r>
-        <w:t xml:space="preserve">При нажатии на поле «Ресторан» появляется список ресторанов, из которых пользователю необходимо выбрать нужный. После выбора становится доступным поле «Дата», при нажатии на которое появляется список доступных дат для бронирования в выбранном ресторане. После выбора даты становится доступным поле «Время», при нажатии на которое появляется список доступного времени для бронирования в выбранном ресторане на выбранную дату. После выбора времени становится доступным поле «Стол», при нажатии на которое появляется список свободных столов для бронирования в выбранном ресторане на выбранную дату в конкретное время. </w:t>
+        <w:t xml:space="preserve">На главной странице </w:t>
+      </w:r>
+      <w:r>
+        <w:t>пользователя встречает информация о сервисе и форма бронирования с полями для выбора и ввода информация.</w:t>
+      </w:r>
+    </w:p>
+    <w:p>
+      <w:r>
+        <w:t xml:space="preserve">При нажатии на поле «Ресторан» появляется список ресторанов, из которых пользователю необходимо выбрать нужный. После выбора становится доступным поле </w:t>
+      </w:r>
+      <w:r>
+        <w:t>«Дата», при нажатии на которое появляется список доступных дат для бронирования в выбранном ресторане. После выбора даты становится доступным поле «Время», при нажатии на которое появляется список доступного времени для бронирования в выбранном ресторане н</w:t>
+      </w:r>
+      <w:r>
+        <w:t xml:space="preserve">а выбранную дату. После выбора времени становится доступным поле «Стол», при нажатии на которое появляется список свободных столов для бронирования в выбранном ресторане на выбранную дату в конкретное время. </w:t>
       </w:r>
     </w:p>
     <w:p>
@@ -2628,13 +3216,16 @@
     </w:p>
     <w:p>
       <w:pPr>
-        <w:ind w:firstLine="0"/>
-      </w:pPr>
-      <w:r>
+        <w:keepNext/>
+      </w:pPr>
+      <w:r>
+        <w:rPr>
+          <w:noProof/>
+        </w:rPr>
         <w:drawing>
-          <wp:inline distT="0" distB="0" distL="0" distR="0" wp14:anchorId="47274188" wp14:editId="7B8BC54F">
-            <wp:extent cx="5939790" cy="2868930"/>
-            <wp:effectExtent l="0" t="0" r="3810" b="7620"/>
+          <wp:inline distT="0" distB="0" distL="0" distR="0" wp14:anchorId="47274188" wp14:editId="20512062">
+            <wp:extent cx="4962525" cy="2396909"/>
+            <wp:effectExtent l="0" t="0" r="0" b="3810"/>
             <wp:docPr id="766529103" name="Рисунок 1"/>
             <wp:cNvGraphicFramePr>
               <a:graphicFrameLocks xmlns:a="http://schemas.openxmlformats.org/drawingml/2006/main" noChangeAspect="1"/>
@@ -2647,7 +3238,7 @@
                     <pic:cNvPicPr/>
                   </pic:nvPicPr>
                   <pic:blipFill>
-                    <a:blip r:embed="rId11"/>
+                    <a:blip r:embed="rId12"/>
                     <a:stretch>
                       <a:fillRect/>
                     </a:stretch>
@@ -2655,7 +3246,7 @@
                   <pic:spPr>
                     <a:xfrm>
                       <a:off x="0" y="0"/>
-                      <a:ext cx="5939790" cy="2868930"/>
+                      <a:ext cx="4971841" cy="2401409"/>
                     </a:xfrm>
                     <a:prstGeom prst="rect">
                       <a:avLst/>
@@ -2670,8 +3261,56 @@
     </w:p>
     <w:p>
       <w:pPr>
-        <w:ind w:firstLine="0"/>
-      </w:pPr>
+        <w:pStyle w:val="aa"/>
+        <w:rPr>
+          <w:color w:val="000000" w:themeColor="text1"/>
+        </w:rPr>
+      </w:pPr>
+      <w:r>
+        <w:rPr>
+          <w:color w:val="000000" w:themeColor="text1"/>
+        </w:rPr>
+        <w:t xml:space="preserve">Рисунок </w:t>
+      </w:r>
+      <w:r>
+        <w:rPr>
+          <w:color w:val="000000" w:themeColor="text1"/>
+        </w:rPr>
+        <w:fldChar w:fldCharType="begin"/>
+      </w:r>
+      <w:r>
+        <w:rPr>
+          <w:color w:val="000000" w:themeColor="text1"/>
+        </w:rPr>
+        <w:instrText xml:space="preserve"> SEQ Рисунок \* ARABIC </w:instrText>
+      </w:r>
+      <w:r>
+        <w:rPr>
+          <w:color w:val="000000" w:themeColor="text1"/>
+        </w:rPr>
+        <w:fldChar w:fldCharType="separate"/>
+      </w:r>
+      <w:r>
+        <w:rPr>
+          <w:noProof/>
+          <w:color w:val="000000" w:themeColor="text1"/>
+        </w:rPr>
+        <w:t>1</w:t>
+      </w:r>
+      <w:r>
+        <w:rPr>
+          <w:color w:val="000000" w:themeColor="text1"/>
+        </w:rPr>
+        <w:fldChar w:fldCharType="end"/>
+      </w:r>
+      <w:r>
+        <w:rPr>
+          <w:color w:val="000000" w:themeColor="text1"/>
+        </w:rPr>
+        <w:t xml:space="preserve"> Главная страница</w:t>
+      </w:r>
+    </w:p>
+    <w:p>
       <w:r>
         <w:tab/>
         <w:t>После нажатия на кнопку «Забронировать» появляется диалоговое окно с информацией о бронировании, которую необходимо сохранить (например, сделать снимок экрана).</w:t>
@@ -2679,14 +3318,17 @@
     </w:p>
     <w:p>
       <w:pPr>
-        <w:ind w:firstLine="0"/>
-      </w:pPr>
-      <w:r>
+        <w:keepNext/>
+      </w:pPr>
+      <w:r>
+        <w:rPr>
+          <w:noProof/>
+        </w:rPr>
         <w:lastRenderedPageBreak/>
         <w:drawing>
-          <wp:inline distT="0" distB="0" distL="0" distR="0" wp14:anchorId="39595676" wp14:editId="37C2B8F2">
-            <wp:extent cx="5939790" cy="2882265"/>
-            <wp:effectExtent l="0" t="0" r="3810" b="0"/>
+          <wp:inline distT="0" distB="0" distL="0" distR="0" wp14:anchorId="39595676" wp14:editId="2D927209">
+            <wp:extent cx="5221362" cy="2533650"/>
+            <wp:effectExtent l="0" t="0" r="0" b="0"/>
             <wp:docPr id="1886663868" name="Рисунок 1"/>
             <wp:cNvGraphicFramePr>
               <a:graphicFrameLocks xmlns:a="http://schemas.openxmlformats.org/drawingml/2006/main" noChangeAspect="1"/>
@@ -2699,7 +3341,7 @@
                     <pic:cNvPicPr/>
                   </pic:nvPicPr>
                   <pic:blipFill>
-                    <a:blip r:embed="rId12"/>
+                    <a:blip r:embed="rId13"/>
                     <a:stretch>
                       <a:fillRect/>
                     </a:stretch>
@@ -2707,7 +3349,7 @@
                   <pic:spPr>
                     <a:xfrm>
                       <a:off x="0" y="0"/>
-                      <a:ext cx="5939790" cy="2882265"/>
+                      <a:ext cx="5228516" cy="2537121"/>
                     </a:xfrm>
                     <a:prstGeom prst="rect">
                       <a:avLst/>
@@ -2722,8 +3364,24 @@
     </w:p>
     <w:p>
       <w:pPr>
-        <w:ind w:firstLine="0"/>
-      </w:pPr>
+        <w:pStyle w:val="aa"/>
+      </w:pPr>
+      <w:r>
+        <w:t xml:space="preserve">Рисунок </w:t>
+      </w:r>
+      <w:fldSimple w:instr=" SEQ Рисунок \* ARABIC ">
+        <w:r>
+          <w:rPr>
+            <w:noProof/>
+          </w:rPr>
+          <w:t>2</w:t>
+        </w:r>
+      </w:fldSimple>
+      <w:r>
+        <w:t xml:space="preserve"> Диалоговое окно</w:t>
+      </w:r>
+    </w:p>
+    <w:p>
       <w:r>
         <w:tab/>
         <w:t>Ниже расположены две формы (для отмены брони и ее поиска). Для отмены брони необходимо указать код бронирования и номер телефона. Для поиска необходим только номер телефона.</w:t>
@@ -2731,13 +3389,16 @@
     </w:p>
     <w:p>
       <w:pPr>
-        <w:ind w:firstLine="0"/>
-      </w:pPr>
-      <w:r>
+        <w:keepNext/>
+      </w:pPr>
+      <w:r>
+        <w:rPr>
+          <w:noProof/>
+        </w:rPr>
         <w:drawing>
-          <wp:inline distT="0" distB="0" distL="0" distR="0" wp14:anchorId="463C5413" wp14:editId="327030C2">
-            <wp:extent cx="5939790" cy="1986280"/>
-            <wp:effectExtent l="0" t="0" r="3810" b="0"/>
+          <wp:inline distT="0" distB="0" distL="0" distR="0" wp14:anchorId="463C5413" wp14:editId="66D8E854">
+            <wp:extent cx="5276850" cy="1764591"/>
+            <wp:effectExtent l="0" t="0" r="0" b="7620"/>
             <wp:docPr id="1106087444" name="Рисунок 1"/>
             <wp:cNvGraphicFramePr>
               <a:graphicFrameLocks xmlns:a="http://schemas.openxmlformats.org/drawingml/2006/main" noChangeAspect="1"/>
@@ -2750,7 +3411,7 @@
                     <pic:cNvPicPr/>
                   </pic:nvPicPr>
                   <pic:blipFill>
-                    <a:blip r:embed="rId13"/>
+                    <a:blip r:embed="rId14"/>
                     <a:stretch>
                       <a:fillRect/>
                     </a:stretch>
@@ -2758,7 +3419,7 @@
                   <pic:spPr>
                     <a:xfrm>
                       <a:off x="0" y="0"/>
-                      <a:ext cx="5939790" cy="1986280"/>
+                      <a:ext cx="5287224" cy="1768060"/>
                     </a:xfrm>
                     <a:prstGeom prst="rect">
                       <a:avLst/>
@@ -2773,8 +3434,24 @@
     </w:p>
     <w:p>
       <w:pPr>
-        <w:ind w:firstLine="0"/>
-      </w:pPr>
+        <w:pStyle w:val="aa"/>
+      </w:pPr>
+      <w:r>
+        <w:t xml:space="preserve">Рисунок </w:t>
+      </w:r>
+      <w:fldSimple w:instr=" SEQ Рисунок \* ARABIC ">
+        <w:r>
+          <w:rPr>
+            <w:noProof/>
+          </w:rPr>
+          <w:t>3</w:t>
+        </w:r>
+      </w:fldSimple>
+      <w:r>
+        <w:t xml:space="preserve"> Поиск и отмена бронирования</w:t>
+      </w:r>
+    </w:p>
+    <w:p>
       <w:r>
         <w:tab/>
         <w:t xml:space="preserve">Во вкладке «Рестораны» </w:t>
@@ -2785,14 +3462,17 @@
     </w:p>
     <w:p>
       <w:pPr>
-        <w:ind w:firstLine="0"/>
-      </w:pPr>
-      <w:r>
+        <w:keepNext/>
+      </w:pPr>
+      <w:r>
+        <w:rPr>
+          <w:noProof/>
+        </w:rPr>
         <w:lastRenderedPageBreak/>
         <w:drawing>
-          <wp:inline distT="0" distB="0" distL="0" distR="0" wp14:anchorId="1610ED07" wp14:editId="3ECC631A">
-            <wp:extent cx="5939790" cy="2870835"/>
-            <wp:effectExtent l="0" t="0" r="3810" b="5715"/>
+          <wp:inline distT="0" distB="0" distL="0" distR="0" wp14:anchorId="1610ED07" wp14:editId="16E0D133">
+            <wp:extent cx="5163321" cy="2495550"/>
+            <wp:effectExtent l="0" t="0" r="0" b="0"/>
             <wp:docPr id="157416514" name="Рисунок 1"/>
             <wp:cNvGraphicFramePr>
               <a:graphicFrameLocks xmlns:a="http://schemas.openxmlformats.org/drawingml/2006/main" noChangeAspect="1"/>
@@ -2805,7 +3485,7 @@
                     <pic:cNvPicPr/>
                   </pic:nvPicPr>
                   <pic:blipFill>
-                    <a:blip r:embed="rId14"/>
+                    <a:blip r:embed="rId15"/>
                     <a:stretch>
                       <a:fillRect/>
                     </a:stretch>
@@ -2813,7 +3493,7 @@
                   <pic:spPr>
                     <a:xfrm>
                       <a:off x="0" y="0"/>
-                      <a:ext cx="5939790" cy="2870835"/>
+                      <a:ext cx="5170163" cy="2498857"/>
                     </a:xfrm>
                     <a:prstGeom prst="rect">
                       <a:avLst/>
@@ -2828,8 +3508,24 @@
     </w:p>
     <w:p>
       <w:pPr>
-        <w:ind w:firstLine="0"/>
-      </w:pPr>
+        <w:pStyle w:val="aa"/>
+      </w:pPr>
+      <w:r>
+        <w:t xml:space="preserve">Рисунок </w:t>
+      </w:r>
+      <w:fldSimple w:instr=" SEQ Рисунок \* ARABIC ">
+        <w:r>
+          <w:rPr>
+            <w:noProof/>
+          </w:rPr>
+          <w:t>4</w:t>
+        </w:r>
+      </w:fldSimple>
+      <w:r>
+        <w:t>Страница "Рестораны"</w:t>
+      </w:r>
+    </w:p>
+    <w:p>
       <w:r>
         <w:tab/>
         <w:t>«Контакты» на панели ведет на страницу с контактами, по которым можно связаться с администрацией сервиса бронирования, и формой обратной связи, в которой можно направить обращение в администрацию сервиса либо в ресторан. При выборе любого получателя администрация сервиса получает обращения.</w:t>
@@ -2837,13 +3533,16 @@
     </w:p>
     <w:p>
       <w:pPr>
-        <w:ind w:firstLine="0"/>
-      </w:pPr>
-      <w:r>
+        <w:keepNext/>
+      </w:pPr>
+      <w:r>
+        <w:rPr>
+          <w:noProof/>
+        </w:rPr>
         <w:drawing>
-          <wp:inline distT="0" distB="0" distL="0" distR="0" wp14:anchorId="4AA47018" wp14:editId="5097E656">
-            <wp:extent cx="5939790" cy="2872105"/>
-            <wp:effectExtent l="0" t="0" r="3810" b="4445"/>
+          <wp:inline distT="0" distB="0" distL="0" distR="0" wp14:anchorId="4AA47018" wp14:editId="45550169">
+            <wp:extent cx="5153025" cy="2491675"/>
+            <wp:effectExtent l="0" t="0" r="0" b="4445"/>
             <wp:docPr id="571016166" name="Рисунок 1"/>
             <wp:cNvGraphicFramePr>
               <a:graphicFrameLocks xmlns:a="http://schemas.openxmlformats.org/drawingml/2006/main" noChangeAspect="1"/>
@@ -2856,7 +3555,7 @@
                     <pic:cNvPicPr/>
                   </pic:nvPicPr>
                   <pic:blipFill>
-                    <a:blip r:embed="rId15"/>
+                    <a:blip r:embed="rId16"/>
                     <a:stretch>
                       <a:fillRect/>
                     </a:stretch>
@@ -2864,7 +3563,7 @@
                   <pic:spPr>
                     <a:xfrm>
                       <a:off x="0" y="0"/>
-                      <a:ext cx="5939790" cy="2872105"/>
+                      <a:ext cx="5166756" cy="2498315"/>
                     </a:xfrm>
                     <a:prstGeom prst="rect">
                       <a:avLst/>
@@ -2879,26 +3578,41 @@
     </w:p>
     <w:p>
       <w:pPr>
-        <w:ind w:firstLine="0"/>
-      </w:pPr>
-      <w:r>
-        <w:tab/>
+        <w:pStyle w:val="aa"/>
+      </w:pPr>
+      <w:r>
+        <w:t xml:space="preserve">Рисунок </w:t>
+      </w:r>
+      <w:fldSimple w:instr=" SEQ Рисунок \* ARABIC ">
+        <w:r>
+          <w:rPr>
+            <w:noProof/>
+          </w:rPr>
+          <w:t>5</w:t>
+        </w:r>
+      </w:fldSimple>
+      <w:r>
+        <w:t xml:space="preserve"> Страница "Контакты"</w:t>
+      </w:r>
+    </w:p>
+    <w:p>
+      <w:r>
         <w:t>Кнопка «Вход» предназначена для администрации ресторанов и сервиса. Она перенаправляет на страницу входа, где можно авторизоваться и попасть в админ-панель для управления. При этом учетная запись ресторана управляет информацией и бронированием заведения, а учетная запись администраторов сервиса – всем сервисом.</w:t>
       </w:r>
     </w:p>
     <w:p>
       <w:pPr>
-        <w:ind w:firstLine="0"/>
-        <w:rPr>
-          <w:lang w:val="en-US"/>
-        </w:rPr>
-      </w:pPr>
-      <w:r>
+        <w:keepNext/>
+      </w:pPr>
+      <w:r>
+        <w:rPr>
+          <w:noProof/>
+        </w:rPr>
         <w:lastRenderedPageBreak/>
         <w:drawing>
-          <wp:inline distT="0" distB="0" distL="0" distR="0" wp14:anchorId="33E36249" wp14:editId="2637D3E2">
-            <wp:extent cx="5939790" cy="2868930"/>
-            <wp:effectExtent l="0" t="0" r="3810" b="7620"/>
+          <wp:inline distT="0" distB="0" distL="0" distR="0" wp14:anchorId="33E36249" wp14:editId="225A6247">
+            <wp:extent cx="5344233" cy="2581275"/>
+            <wp:effectExtent l="0" t="0" r="8890" b="0"/>
             <wp:docPr id="1891368230" name="Рисунок 1"/>
             <wp:cNvGraphicFramePr>
               <a:graphicFrameLocks xmlns:a="http://schemas.openxmlformats.org/drawingml/2006/main" noChangeAspect="1"/>
@@ -2911,7 +3625,7 @@
                     <pic:cNvPicPr/>
                   </pic:nvPicPr>
                   <pic:blipFill>
-                    <a:blip r:embed="rId16"/>
+                    <a:blip r:embed="rId17"/>
                     <a:stretch>
                       <a:fillRect/>
                     </a:stretch>
@@ -2919,7 +3633,7 @@
                   <pic:spPr>
                     <a:xfrm>
                       <a:off x="0" y="0"/>
-                      <a:ext cx="5939790" cy="2868930"/>
+                      <a:ext cx="5356372" cy="2587138"/>
                     </a:xfrm>
                     <a:prstGeom prst="rect">
                       <a:avLst/>
@@ -2934,12 +3648,31 @@
     </w:p>
     <w:p>
       <w:pPr>
-        <w:ind w:firstLine="0"/>
-      </w:pPr>
-      <w:r>
+        <w:pStyle w:val="aa"/>
         <w:rPr>
           <w:lang w:val="en-US"/>
         </w:rPr>
+      </w:pPr>
+      <w:r>
+        <w:t xml:space="preserve">Рисунок </w:t>
+      </w:r>
+      <w:fldSimple w:instr=" SEQ Рисунок \* ARABIC ">
+        <w:r>
+          <w:rPr>
+            <w:noProof/>
+          </w:rPr>
+          <w:t>6</w:t>
+        </w:r>
+      </w:fldSimple>
+      <w:r>
+        <w:t xml:space="preserve"> Страница авторизации</w:t>
+      </w:r>
+    </w:p>
+    <w:p>
+      <w:r>
+        <w:rPr>
+          <w:lang w:val="en-US"/>
+        </w:rPr>
         <w:tab/>
       </w:r>
       <w:r>
@@ -2951,19 +3684,17 @@
     </w:p>
     <w:p>
       <w:pPr>
-        <w:ind w:firstLine="0"/>
-        <w:rPr>
+        <w:keepNext/>
+      </w:pPr>
+      <w:r>
+        <w:rPr>
+          <w:noProof/>
           <w:lang w:val="en-US"/>
         </w:rPr>
-      </w:pPr>
-      <w:r>
-        <w:rPr>
-          <w:lang w:val="en-US"/>
-        </w:rPr>
         <w:drawing>
-          <wp:inline distT="0" distB="0" distL="0" distR="0" wp14:anchorId="28D10950" wp14:editId="186D128F">
-            <wp:extent cx="5939790" cy="2863215"/>
-            <wp:effectExtent l="0" t="0" r="3810" b="0"/>
+          <wp:inline distT="0" distB="0" distL="0" distR="0" wp14:anchorId="28D10950" wp14:editId="2E38E7DF">
+            <wp:extent cx="3028950" cy="1975663"/>
+            <wp:effectExtent l="0" t="0" r="0" b="5715"/>
             <wp:docPr id="481288496" name="Рисунок 1"/>
             <wp:cNvGraphicFramePr>
               <a:graphicFrameLocks xmlns:a="http://schemas.openxmlformats.org/drawingml/2006/main" noChangeAspect="1"/>
@@ -2975,20 +3706,27 @@
                     <pic:cNvPr id="481288496" name=""/>
                     <pic:cNvPicPr/>
                   </pic:nvPicPr>
-                  <pic:blipFill>
-                    <a:blip r:embed="rId17"/>
-                    <a:stretch>
-                      <a:fillRect/>
-                    </a:stretch>
+                  <pic:blipFill rotWithShape="1">
+                    <a:blip r:embed="rId18"/>
+                    <a:srcRect l="227" r="25871"/>
+                    <a:stretch/>
                   </pic:blipFill>
-                  <pic:spPr>
+                  <pic:spPr bwMode="auto">
                     <a:xfrm>
                       <a:off x="0" y="0"/>
-                      <a:ext cx="5986048" cy="2885513"/>
+                      <a:ext cx="3076785" cy="2006864"/>
                     </a:xfrm>
                     <a:prstGeom prst="rect">
                       <a:avLst/>
                     </a:prstGeom>
+                    <a:ln>
+                      <a:noFill/>
+                    </a:ln>
+                    <a:extLst>
+                      <a:ext uri="{53640926-AAD7-44D8-BBD7-CCE9431645EC}">
+                        <a14:shadowObscured xmlns:a14="http://schemas.microsoft.com/office/drawing/2010/main"/>
+                      </a:ext>
+                    </a:extLst>
                   </pic:spPr>
                 </pic:pic>
               </a:graphicData>
@@ -2997,8 +3735,4255 @@
         </w:drawing>
       </w:r>
     </w:p>
+    <w:p>
+      <w:pPr>
+        <w:pStyle w:val="aa"/>
+      </w:pPr>
+      <w:r>
+        <w:t xml:space="preserve">Рисунок </w:t>
+      </w:r>
+      <w:fldSimple w:instr=" SEQ Рисунок \* ARABIC ">
+        <w:r>
+          <w:rPr>
+            <w:noProof/>
+          </w:rPr>
+          <w:t>7</w:t>
+        </w:r>
+      </w:fldSimple>
+      <w:r>
+        <w:t xml:space="preserve"> Админ панель заведения</w:t>
+      </w:r>
+    </w:p>
+    <w:p>
+      <w:pPr>
+        <w:keepNext/>
+      </w:pPr>
+      <w:r>
+        <w:rPr>
+          <w:lang w:val="en-US"/>
+        </w:rPr>
+        <w:drawing>
+          <wp:inline distT="0" distB="0" distL="0" distR="0" wp14:anchorId="7A2291E0" wp14:editId="21BA367A">
+            <wp:extent cx="2952750" cy="1963940"/>
+            <wp:effectExtent l="0" t="0" r="0" b="0"/>
+            <wp:docPr id="1" name="Рисунок 1"/>
+            <wp:cNvGraphicFramePr>
+              <a:graphicFrameLocks xmlns:a="http://schemas.openxmlformats.org/drawingml/2006/main" noChangeAspect="1"/>
+            </wp:cNvGraphicFramePr>
+            <a:graphic xmlns:a="http://schemas.openxmlformats.org/drawingml/2006/main">
+              <a:graphicData uri="http://schemas.openxmlformats.org/drawingml/2006/picture">
+                <pic:pic xmlns:pic="http://schemas.openxmlformats.org/drawingml/2006/picture">
+                  <pic:nvPicPr>
+                    <pic:cNvPr id="1" name=""/>
+                    <pic:cNvPicPr/>
+                  </pic:nvPicPr>
+                  <pic:blipFill rotWithShape="1">
+                    <a:blip r:embed="rId19"/>
+                    <a:srcRect r="24906"/>
+                    <a:stretch/>
+                  </pic:blipFill>
+                  <pic:spPr bwMode="auto">
+                    <a:xfrm>
+                      <a:off x="0" y="0"/>
+                      <a:ext cx="2957660" cy="1967206"/>
+                    </a:xfrm>
+                    <a:prstGeom prst="rect">
+                      <a:avLst/>
+                    </a:prstGeom>
+                    <a:ln>
+                      <a:noFill/>
+                    </a:ln>
+                    <a:extLst>
+                      <a:ext uri="{53640926-AAD7-44D8-BBD7-CCE9431645EC}">
+                        <a14:shadowObscured xmlns:a14="http://schemas.microsoft.com/office/drawing/2010/main"/>
+                      </a:ext>
+                    </a:extLst>
+                  </pic:spPr>
+                </pic:pic>
+              </a:graphicData>
+            </a:graphic>
+          </wp:inline>
+        </w:drawing>
+      </w:r>
+    </w:p>
+    <w:p>
+      <w:pPr>
+        <w:pStyle w:val="aa"/>
+      </w:pPr>
+      <w:r>
+        <w:t xml:space="preserve">Рисунок </w:t>
+      </w:r>
+      <w:fldSimple w:instr=" SEQ Рисунок \* ARABIC ">
+        <w:r>
+          <w:rPr>
+            <w:noProof/>
+          </w:rPr>
+          <w:t>8</w:t>
+        </w:r>
+      </w:fldSimple>
+      <w:r>
+        <w:t xml:space="preserve"> Админ панель администратора сервиса</w:t>
+      </w:r>
+    </w:p>
+    <w:p>
+      <w:pPr>
+        <w:pStyle w:val="a"/>
+        <w:numPr>
+          <w:ilvl w:val="0"/>
+          <w:numId w:val="9"/>
+        </w:numPr>
+        <w:ind w:firstLine="709"/>
+        <w:rPr>
+          <w:lang w:val="en-US"/>
+        </w:rPr>
+      </w:pPr>
+      <w:r>
+        <w:t>Инструкция программиста</w:t>
+      </w:r>
+    </w:p>
+    <w:p>
+      <w:pPr>
+        <w:pStyle w:val="Default"/>
+      </w:pPr>
+      <w:r>
+        <w:t xml:space="preserve">Форма на главной странице является динамической. То есть каждое поле выбора становится доступным после заполнения предыдущего. </w:t>
+      </w:r>
+      <w:r>
+        <w:t>Все</w:t>
+      </w:r>
+      <w:r>
+        <w:t xml:space="preserve"> пол</w:t>
+      </w:r>
+      <w:r>
+        <w:t xml:space="preserve">я </w:t>
+      </w:r>
+      <w:r>
+        <w:lastRenderedPageBreak/>
+        <w:t xml:space="preserve">выбора </w:t>
+      </w:r>
+      <w:proofErr w:type="gramStart"/>
+      <w:r>
+        <w:t xml:space="preserve">рестораны  </w:t>
+      </w:r>
+      <w:r>
+        <w:t>заполнены</w:t>
+      </w:r>
+      <w:proofErr w:type="gramEnd"/>
+      <w:r>
+        <w:t xml:space="preserve"> данными из базы данных. При отправке формы страница не обновляется. Это реализовано с помощью связи </w:t>
+      </w:r>
+      <w:r>
+        <w:rPr>
+          <w:lang w:val="en-US"/>
+        </w:rPr>
+        <w:t>PHP</w:t>
+      </w:r>
+      <w:r>
+        <w:t xml:space="preserve"> </w:t>
+      </w:r>
+      <w:r>
+        <w:t xml:space="preserve">и </w:t>
+      </w:r>
+      <w:r>
+        <w:rPr>
+          <w:lang w:val="en-US"/>
+        </w:rPr>
+        <w:t>JS</w:t>
+      </w:r>
+      <w:r>
+        <w:t xml:space="preserve"> </w:t>
+      </w:r>
+      <w:r>
+        <w:t xml:space="preserve">через </w:t>
+      </w:r>
+      <w:r>
+        <w:rPr>
+          <w:lang w:val="en-US"/>
+        </w:rPr>
+        <w:t>JSON</w:t>
+      </w:r>
+      <w:r>
+        <w:t>.</w:t>
+      </w:r>
+    </w:p>
+    <w:tbl>
+      <w:tblPr>
+        <w:tblStyle w:val="af2"/>
+        <w:tblW w:w="0" w:type="auto"/>
+        <w:tblLook w:val="04A0" w:firstRow="1" w:lastRow="0" w:firstColumn="1" w:lastColumn="0" w:noHBand="0" w:noVBand="1"/>
+      </w:tblPr>
+      <w:tblGrid>
+        <w:gridCol w:w="9344"/>
+      </w:tblGrid>
+      <w:tr>
+        <w:tc>
+          <w:tcPr>
+            <w:tcW w:w="9344" w:type="dxa"/>
+          </w:tcPr>
+          <w:p>
+            <w:pPr>
+              <w:pStyle w:val="Default"/>
+              <w:rPr>
+                <w:sz w:val="24"/>
+                <w:szCs w:val="24"/>
+                <w:lang w:val="en-US"/>
+              </w:rPr>
+            </w:pPr>
+            <w:proofErr w:type="gramStart"/>
+            <w:r>
+              <w:rPr>
+                <w:sz w:val="24"/>
+                <w:szCs w:val="24"/>
+                <w:lang w:val="en-US"/>
+              </w:rPr>
+              <w:t>document.getElementById</w:t>
+            </w:r>
+            <w:proofErr w:type="gramEnd"/>
+            <w:r>
+              <w:rPr>
+                <w:sz w:val="24"/>
+                <w:szCs w:val="24"/>
+                <w:lang w:val="en-US"/>
+              </w:rPr>
+              <w:t>("booking-form").addEventListener("submit", async e =&gt; {</w:t>
+            </w:r>
+          </w:p>
+          <w:p>
+            <w:pPr>
+              <w:pStyle w:val="Default"/>
+              <w:rPr>
+                <w:sz w:val="24"/>
+                <w:szCs w:val="24"/>
+              </w:rPr>
+            </w:pPr>
+            <w:r>
+              <w:rPr>
+                <w:sz w:val="24"/>
+                <w:szCs w:val="24"/>
+                <w:lang w:val="en-US"/>
+              </w:rPr>
+              <w:t xml:space="preserve">    </w:t>
+            </w:r>
+            <w:proofErr w:type="spellStart"/>
+            <w:proofErr w:type="gramStart"/>
+            <w:r>
+              <w:rPr>
+                <w:sz w:val="24"/>
+                <w:szCs w:val="24"/>
+              </w:rPr>
+              <w:t>e.preventDefault</w:t>
+            </w:r>
+            <w:proofErr w:type="spellEnd"/>
+            <w:proofErr w:type="gramEnd"/>
+            <w:r>
+              <w:rPr>
+                <w:sz w:val="24"/>
+                <w:szCs w:val="24"/>
+              </w:rPr>
+              <w:t>()</w:t>
+            </w:r>
+          </w:p>
+          <w:p>
+            <w:pPr>
+              <w:pStyle w:val="Default"/>
+              <w:rPr>
+                <w:sz w:val="24"/>
+                <w:szCs w:val="24"/>
+                <w:lang w:val="en-US"/>
+              </w:rPr>
+            </w:pPr>
+            <w:r>
+              <w:rPr>
+                <w:sz w:val="24"/>
+                <w:szCs w:val="24"/>
+                <w:lang w:val="en-US"/>
+              </w:rPr>
+              <w:t>…</w:t>
+            </w:r>
+          </w:p>
+          <w:p>
+            <w:pPr>
+              <w:pStyle w:val="Default"/>
+              <w:rPr>
+                <w:lang w:val="en-US"/>
+              </w:rPr>
+            </w:pPr>
+            <w:r>
+              <w:rPr>
+                <w:lang w:val="en-US"/>
+              </w:rPr>
+              <w:t xml:space="preserve">const response = await </w:t>
+            </w:r>
+            <w:proofErr w:type="gramStart"/>
+            <w:r>
+              <w:rPr>
+                <w:lang w:val="en-US"/>
+              </w:rPr>
+              <w:t>fetch(</w:t>
+            </w:r>
+            <w:proofErr w:type="gramEnd"/>
+            <w:r>
+              <w:rPr>
+                <w:lang w:val="en-US"/>
+              </w:rPr>
+              <w:t>"./php/</w:t>
+            </w:r>
+            <w:proofErr w:type="spellStart"/>
+            <w:r>
+              <w:rPr>
+                <w:lang w:val="en-US"/>
+              </w:rPr>
+              <w:t>booking.php</w:t>
+            </w:r>
+            <w:proofErr w:type="spellEnd"/>
+            <w:r>
+              <w:rPr>
+                <w:lang w:val="en-US"/>
+              </w:rPr>
+              <w:t>", {</w:t>
+            </w:r>
+          </w:p>
+          <w:p>
+            <w:pPr>
+              <w:pStyle w:val="Default"/>
+              <w:rPr>
+                <w:lang w:val="en-US"/>
+              </w:rPr>
+            </w:pPr>
+            <w:r>
+              <w:rPr>
+                <w:lang w:val="en-US"/>
+              </w:rPr>
+              <w:t xml:space="preserve">        method: "POST",</w:t>
+            </w:r>
+          </w:p>
+          <w:p>
+            <w:pPr>
+              <w:pStyle w:val="Default"/>
+              <w:rPr>
+                <w:lang w:val="en-US"/>
+              </w:rPr>
+            </w:pPr>
+            <w:r>
+              <w:rPr>
+                <w:lang w:val="en-US"/>
+              </w:rPr>
+              <w:t xml:space="preserve">        headers: </w:t>
+            </w:r>
+            <w:proofErr w:type="gramStart"/>
+            <w:r>
+              <w:rPr>
+                <w:lang w:val="en-US"/>
+              </w:rPr>
+              <w:t>{ "</w:t>
+            </w:r>
+            <w:proofErr w:type="gramEnd"/>
+            <w:r>
+              <w:rPr>
+                <w:lang w:val="en-US"/>
+              </w:rPr>
+              <w:t>Content-Type": "application/json" },</w:t>
+            </w:r>
+          </w:p>
+          <w:p>
+            <w:pPr>
+              <w:pStyle w:val="Default"/>
+              <w:rPr>
+                <w:lang w:val="en-US"/>
+              </w:rPr>
+            </w:pPr>
+            <w:r>
+              <w:rPr>
+                <w:lang w:val="en-US"/>
+              </w:rPr>
+              <w:t xml:space="preserve">        body: </w:t>
+            </w:r>
+            <w:proofErr w:type="spellStart"/>
+            <w:r>
+              <w:rPr>
+                <w:lang w:val="en-US"/>
+              </w:rPr>
+              <w:t>JSON.stringify</w:t>
+            </w:r>
+            <w:proofErr w:type="spellEnd"/>
+            <w:proofErr w:type="gramStart"/>
+            <w:r>
+              <w:rPr>
+                <w:lang w:val="en-US"/>
+              </w:rPr>
+              <w:t>({ type</w:t>
+            </w:r>
+            <w:proofErr w:type="gramEnd"/>
+            <w:r>
+              <w:rPr>
+                <w:lang w:val="en-US"/>
+              </w:rPr>
+              <w:t xml:space="preserve">, time, date, restaurant, </w:t>
+            </w:r>
+            <w:proofErr w:type="spellStart"/>
+            <w:r>
+              <w:rPr>
+                <w:lang w:val="en-US"/>
+              </w:rPr>
+              <w:t>fullname</w:t>
+            </w:r>
+            <w:proofErr w:type="spellEnd"/>
+            <w:r>
+              <w:rPr>
+                <w:lang w:val="en-US"/>
+              </w:rPr>
+              <w:t xml:space="preserve">, phone, </w:t>
+            </w:r>
+            <w:proofErr w:type="spellStart"/>
+            <w:r>
+              <w:rPr>
+                <w:lang w:val="en-US"/>
+              </w:rPr>
+              <w:t>book_id</w:t>
+            </w:r>
+            <w:proofErr w:type="spellEnd"/>
+            <w:r>
+              <w:rPr>
+                <w:lang w:val="en-US"/>
+              </w:rPr>
+              <w:t xml:space="preserve"> })</w:t>
+            </w:r>
+          </w:p>
+          <w:p>
+            <w:pPr>
+              <w:pStyle w:val="Default"/>
+              <w:keepNext/>
+            </w:pPr>
+            <w:r>
+              <w:rPr>
+                <w:lang w:val="en-US"/>
+              </w:rPr>
+              <w:t xml:space="preserve">    </w:t>
+            </w:r>
+            <w:r>
+              <w:t>});</w:t>
+            </w:r>
+          </w:p>
+        </w:tc>
+      </w:tr>
+    </w:tbl>
+    <w:p>
+      <w:pPr>
+        <w:pStyle w:val="aa"/>
+      </w:pPr>
+      <w:r>
+        <w:t xml:space="preserve">Таблица </w:t>
+      </w:r>
+      <w:fldSimple w:instr=" SEQ Таблица \* ARABIC ">
+        <w:r>
+          <w:rPr>
+            <w:noProof/>
+          </w:rPr>
+          <w:t>5</w:t>
+        </w:r>
+      </w:fldSimple>
+      <w:r>
+        <w:t xml:space="preserve"> </w:t>
+      </w:r>
+      <w:proofErr w:type="spellStart"/>
+      <w:r>
+        <w:t>Взаимодествие</w:t>
+      </w:r>
+      <w:proofErr w:type="spellEnd"/>
+      <w:r>
+        <w:t xml:space="preserve"> </w:t>
+      </w:r>
+      <w:r>
+        <w:rPr>
+          <w:lang w:val="en-US"/>
+        </w:rPr>
+        <w:t>PHP</w:t>
+      </w:r>
+      <w:r>
+        <w:t xml:space="preserve"> </w:t>
+      </w:r>
+      <w:r>
+        <w:t xml:space="preserve">и </w:t>
+      </w:r>
+      <w:r>
+        <w:rPr>
+          <w:lang w:val="en-US"/>
+        </w:rPr>
+        <w:t>JS</w:t>
+      </w:r>
+      <w:r>
+        <w:t xml:space="preserve"> (</w:t>
+      </w:r>
+      <w:r>
+        <w:rPr>
+          <w:lang w:val="en-US"/>
+        </w:rPr>
+        <w:t>booking</w:t>
+      </w:r>
+      <w:r>
+        <w:t>.</w:t>
+      </w:r>
+      <w:proofErr w:type="spellStart"/>
+      <w:r>
+        <w:rPr>
+          <w:lang w:val="en-US"/>
+        </w:rPr>
+        <w:t>js</w:t>
+      </w:r>
+      <w:proofErr w:type="spellEnd"/>
+      <w:r>
+        <w:t>)</w:t>
+      </w:r>
+    </w:p>
+    <w:tbl>
+      <w:tblPr>
+        <w:tblStyle w:val="af2"/>
+        <w:tblW w:w="0" w:type="auto"/>
+        <w:tblLook w:val="04A0" w:firstRow="1" w:lastRow="0" w:firstColumn="1" w:lastColumn="0" w:noHBand="0" w:noVBand="1"/>
+      </w:tblPr>
+      <w:tblGrid>
+        <w:gridCol w:w="9344"/>
+      </w:tblGrid>
+      <w:tr>
+        <w:tc>
+          <w:tcPr>
+            <w:tcW w:w="9344" w:type="dxa"/>
+          </w:tcPr>
+          <w:p>
+            <w:pPr>
+              <w:pStyle w:val="Default"/>
+              <w:rPr>
+                <w:sz w:val="24"/>
+                <w:szCs w:val="24"/>
+                <w:lang w:val="en-US"/>
+              </w:rPr>
+            </w:pPr>
+            <w:r>
+              <w:rPr>
+                <w:sz w:val="24"/>
+                <w:szCs w:val="24"/>
+                <w:lang w:val="en-US"/>
+              </w:rPr>
+              <w:t>&lt;?php</w:t>
+            </w:r>
+          </w:p>
+          <w:p>
+            <w:pPr>
+              <w:pStyle w:val="Default"/>
+              <w:rPr>
+                <w:sz w:val="24"/>
+                <w:szCs w:val="24"/>
+                <w:lang w:val="en-US"/>
+              </w:rPr>
+            </w:pPr>
+            <w:proofErr w:type="gramStart"/>
+            <w:r>
+              <w:rPr>
+                <w:sz w:val="24"/>
+                <w:szCs w:val="24"/>
+                <w:lang w:val="en-US"/>
+              </w:rPr>
+              <w:t>header(</w:t>
+            </w:r>
+            <w:proofErr w:type="gramEnd"/>
+            <w:r>
+              <w:rPr>
+                <w:sz w:val="24"/>
+                <w:szCs w:val="24"/>
+                <w:lang w:val="en-US"/>
+              </w:rPr>
+              <w:t>"Content-Type: application/json");</w:t>
+            </w:r>
+          </w:p>
+          <w:p>
+            <w:pPr>
+              <w:pStyle w:val="Default"/>
+              <w:keepNext/>
+              <w:rPr>
+                <w:lang w:val="en-US"/>
+              </w:rPr>
+            </w:pPr>
+            <w:r>
+              <w:rPr>
+                <w:sz w:val="24"/>
+                <w:szCs w:val="24"/>
+                <w:lang w:val="en-US"/>
+              </w:rPr>
+              <w:t xml:space="preserve">$data = </w:t>
+            </w:r>
+            <w:proofErr w:type="spellStart"/>
+            <w:r>
+              <w:rPr>
+                <w:sz w:val="24"/>
+                <w:szCs w:val="24"/>
+                <w:lang w:val="en-US"/>
+              </w:rPr>
+              <w:t>json_decode</w:t>
+            </w:r>
+            <w:proofErr w:type="spellEnd"/>
+            <w:r>
+              <w:rPr>
+                <w:sz w:val="24"/>
+                <w:szCs w:val="24"/>
+                <w:lang w:val="en-US"/>
+              </w:rPr>
+              <w:t>(</w:t>
+            </w:r>
+            <w:proofErr w:type="spellStart"/>
+            <w:r>
+              <w:rPr>
+                <w:sz w:val="24"/>
+                <w:szCs w:val="24"/>
+                <w:lang w:val="en-US"/>
+              </w:rPr>
+              <w:t>file_get_contents</w:t>
+            </w:r>
+            <w:proofErr w:type="spellEnd"/>
+            <w:r>
+              <w:rPr>
+                <w:sz w:val="24"/>
+                <w:szCs w:val="24"/>
+                <w:lang w:val="en-US"/>
+              </w:rPr>
+              <w:t>("php://input"), true);</w:t>
+            </w:r>
+          </w:p>
+        </w:tc>
+      </w:tr>
+    </w:tbl>
+    <w:p>
+      <w:pPr>
+        <w:pStyle w:val="aa"/>
+      </w:pPr>
+      <w:r>
+        <w:t xml:space="preserve">Таблица </w:t>
+      </w:r>
+      <w:fldSimple w:instr=" SEQ Таблица \* ARABIC ">
+        <w:r>
+          <w:rPr>
+            <w:noProof/>
+          </w:rPr>
+          <w:t>6</w:t>
+        </w:r>
+      </w:fldSimple>
+      <w:r>
+        <w:t xml:space="preserve"> </w:t>
+      </w:r>
+      <w:r>
+        <w:t xml:space="preserve">Взаимодействие </w:t>
+      </w:r>
+      <w:r>
+        <w:rPr>
+          <w:lang w:val="en-US"/>
+        </w:rPr>
+        <w:t>PHP</w:t>
+      </w:r>
+      <w:r>
+        <w:t xml:space="preserve"> и </w:t>
+      </w:r>
+      <w:r>
+        <w:rPr>
+          <w:lang w:val="en-US"/>
+        </w:rPr>
+        <w:t>JS</w:t>
+      </w:r>
+      <w:r>
+        <w:t xml:space="preserve"> (</w:t>
+      </w:r>
+      <w:r>
+        <w:rPr>
+          <w:lang w:val="en-US"/>
+        </w:rPr>
+        <w:t>booking</w:t>
+      </w:r>
+      <w:r>
+        <w:t>.</w:t>
+      </w:r>
+      <w:r>
+        <w:rPr>
+          <w:lang w:val="en-US"/>
+        </w:rPr>
+        <w:t>php</w:t>
+      </w:r>
+      <w:r>
+        <w:t>)</w:t>
+      </w:r>
+    </w:p>
+    <w:p>
+      <w:pPr>
+        <w:pStyle w:val="Default"/>
+      </w:pPr>
+      <w:r>
+        <w:t xml:space="preserve">Подключение к базе данных происходит в файле </w:t>
+      </w:r>
+      <w:proofErr w:type="spellStart"/>
+      <w:r>
+        <w:rPr>
+          <w:lang w:val="en-US"/>
+        </w:rPr>
+        <w:t>db</w:t>
+      </w:r>
+      <w:proofErr w:type="spellEnd"/>
+      <w:r>
+        <w:t>.</w:t>
+      </w:r>
+      <w:r>
+        <w:rPr>
+          <w:lang w:val="en-US"/>
+        </w:rPr>
+        <w:t>php</w:t>
+      </w:r>
+      <w:r>
+        <w:t xml:space="preserve"> с использованием функции </w:t>
+      </w:r>
+      <w:proofErr w:type="spellStart"/>
+      <w:r>
+        <w:rPr>
+          <w:lang w:val="en-US"/>
+        </w:rPr>
+        <w:t>mysqli</w:t>
+      </w:r>
+      <w:proofErr w:type="spellEnd"/>
+      <w:r>
+        <w:t>_</w:t>
+      </w:r>
+      <w:proofErr w:type="gramStart"/>
+      <w:r>
+        <w:rPr>
+          <w:lang w:val="en-US"/>
+        </w:rPr>
+        <w:t>connect</w:t>
+      </w:r>
+      <w:r>
+        <w:t>(</w:t>
+      </w:r>
+      <w:proofErr w:type="gramEnd"/>
+      <w:r>
+        <w:t>)</w:t>
+      </w:r>
+    </w:p>
+    <w:tbl>
+      <w:tblPr>
+        <w:tblStyle w:val="af2"/>
+        <w:tblW w:w="0" w:type="auto"/>
+        <w:tblLook w:val="04A0" w:firstRow="1" w:lastRow="0" w:firstColumn="1" w:lastColumn="0" w:noHBand="0" w:noVBand="1"/>
+      </w:tblPr>
+      <w:tblGrid>
+        <w:gridCol w:w="9344"/>
+      </w:tblGrid>
+      <w:tr>
+        <w:tc>
+          <w:tcPr>
+            <w:tcW w:w="9344" w:type="dxa"/>
+          </w:tcPr>
+          <w:p>
+            <w:pPr>
+              <w:pStyle w:val="Default"/>
+              <w:rPr>
+                <w:lang w:val="en-US"/>
+              </w:rPr>
+            </w:pPr>
+            <w:r>
+              <w:rPr>
+                <w:lang w:val="en-US"/>
+              </w:rPr>
+              <w:t>&lt;?php</w:t>
+            </w:r>
+          </w:p>
+          <w:p>
+            <w:pPr>
+              <w:pStyle w:val="Default"/>
+              <w:rPr>
+                <w:lang w:val="en-US"/>
+              </w:rPr>
+            </w:pPr>
+            <w:r>
+              <w:rPr>
+                <w:lang w:val="en-US"/>
+              </w:rPr>
+              <w:t>$host = "localhost";</w:t>
+            </w:r>
+          </w:p>
+          <w:p>
+            <w:pPr>
+              <w:pStyle w:val="Default"/>
+              <w:rPr>
+                <w:lang w:val="en-US"/>
+              </w:rPr>
+            </w:pPr>
+            <w:r>
+              <w:rPr>
+                <w:lang w:val="en-US"/>
+              </w:rPr>
+              <w:t>$user = "root";</w:t>
+            </w:r>
+          </w:p>
+          <w:p>
+            <w:pPr>
+              <w:pStyle w:val="Default"/>
+              <w:rPr>
+                <w:lang w:val="en-US"/>
+              </w:rPr>
+            </w:pPr>
+            <w:r>
+              <w:rPr>
+                <w:lang w:val="en-US"/>
+              </w:rPr>
+              <w:t>$pass = "";</w:t>
+            </w:r>
+          </w:p>
+          <w:p>
+            <w:pPr>
+              <w:pStyle w:val="Default"/>
+              <w:rPr>
+                <w:lang w:val="en-US"/>
+              </w:rPr>
+            </w:pPr>
+            <w:r>
+              <w:rPr>
+                <w:lang w:val="en-US"/>
+              </w:rPr>
+              <w:t>$</w:t>
+            </w:r>
+            <w:proofErr w:type="spellStart"/>
+            <w:r>
+              <w:rPr>
+                <w:lang w:val="en-US"/>
+              </w:rPr>
+              <w:t>db</w:t>
+            </w:r>
+            <w:proofErr w:type="spellEnd"/>
+            <w:r>
+              <w:rPr>
+                <w:lang w:val="en-US"/>
+              </w:rPr>
+              <w:t xml:space="preserve"> = "</w:t>
+            </w:r>
+            <w:proofErr w:type="spellStart"/>
+            <w:r>
+              <w:rPr>
+                <w:lang w:val="en-US"/>
+              </w:rPr>
+              <w:t>avrora</w:t>
+            </w:r>
+            <w:proofErr w:type="spellEnd"/>
+            <w:r>
+              <w:rPr>
+                <w:lang w:val="en-US"/>
+              </w:rPr>
+              <w:t>";</w:t>
+            </w:r>
+          </w:p>
+          <w:p>
+            <w:pPr>
+              <w:pStyle w:val="Default"/>
+              <w:rPr>
+                <w:lang w:val="en-US"/>
+              </w:rPr>
+            </w:pPr>
+            <w:r>
+              <w:rPr>
+                <w:lang w:val="en-US"/>
+              </w:rPr>
+              <w:t xml:space="preserve">$conn = </w:t>
+            </w:r>
+            <w:proofErr w:type="spellStart"/>
+            <w:r>
+              <w:rPr>
+                <w:lang w:val="en-US"/>
+              </w:rPr>
+              <w:t>mysqli_</w:t>
+            </w:r>
+            <w:proofErr w:type="gramStart"/>
+            <w:r>
+              <w:rPr>
+                <w:lang w:val="en-US"/>
+              </w:rPr>
+              <w:t>connect</w:t>
+            </w:r>
+            <w:proofErr w:type="spellEnd"/>
+            <w:r>
+              <w:rPr>
+                <w:lang w:val="en-US"/>
+              </w:rPr>
+              <w:t>(</w:t>
+            </w:r>
+            <w:proofErr w:type="gramEnd"/>
+            <w:r>
+              <w:rPr>
+                <w:lang w:val="en-US"/>
+              </w:rPr>
+              <w:t>$host, $user, $pass, $</w:t>
+            </w:r>
+            <w:proofErr w:type="spellStart"/>
+            <w:r>
+              <w:rPr>
+                <w:lang w:val="en-US"/>
+              </w:rPr>
+              <w:t>db</w:t>
+            </w:r>
+            <w:proofErr w:type="spellEnd"/>
+            <w:r>
+              <w:rPr>
+                <w:lang w:val="en-US"/>
+              </w:rPr>
+              <w:t>);</w:t>
+            </w:r>
+          </w:p>
+          <w:p>
+            <w:pPr>
+              <w:pStyle w:val="Default"/>
+              <w:rPr>
+                <w:lang w:val="en-US"/>
+              </w:rPr>
+            </w:pPr>
+            <w:r>
+              <w:rPr>
+                <w:lang w:val="en-US"/>
+              </w:rPr>
+              <w:t xml:space="preserve">$conn -&gt; </w:t>
+            </w:r>
+            <w:proofErr w:type="spellStart"/>
+            <w:r>
+              <w:rPr>
+                <w:lang w:val="en-US"/>
+              </w:rPr>
+              <w:t>set_charset</w:t>
+            </w:r>
+            <w:proofErr w:type="spellEnd"/>
+            <w:r>
+              <w:rPr>
+                <w:lang w:val="en-US"/>
+              </w:rPr>
+              <w:t>("utf8mb4");</w:t>
+            </w:r>
+          </w:p>
+          <w:p>
+            <w:pPr>
+              <w:pStyle w:val="Default"/>
+              <w:rPr>
+                <w:lang w:val="en-US"/>
+              </w:rPr>
+            </w:pPr>
+            <w:r>
+              <w:rPr>
+                <w:lang w:val="en-US"/>
+              </w:rPr>
+              <w:t xml:space="preserve">if ($conn -&gt; </w:t>
+            </w:r>
+            <w:proofErr w:type="spellStart"/>
+            <w:r>
+              <w:rPr>
+                <w:lang w:val="en-US"/>
+              </w:rPr>
+              <w:t>connect_</w:t>
+            </w:r>
+            <w:proofErr w:type="gramStart"/>
+            <w:r>
+              <w:rPr>
+                <w:lang w:val="en-US"/>
+              </w:rPr>
+              <w:t>error</w:t>
+            </w:r>
+            <w:proofErr w:type="spellEnd"/>
+            <w:r>
+              <w:rPr>
+                <w:lang w:val="en-US"/>
+              </w:rPr>
+              <w:t>){</w:t>
+            </w:r>
+            <w:proofErr w:type="gramEnd"/>
+          </w:p>
+          <w:p>
+            <w:pPr>
+              <w:pStyle w:val="Default"/>
+              <w:keepNext/>
+              <w:rPr>
+                <w:lang w:val="en-US"/>
+              </w:rPr>
+            </w:pPr>
+            <w:r>
+              <w:rPr>
+                <w:lang w:val="en-US"/>
+              </w:rPr>
+              <w:t xml:space="preserve">    die ("Error DB</w:t>
+            </w:r>
+            <w:proofErr w:type="gramStart"/>
+            <w:r>
+              <w:rPr>
+                <w:lang w:val="en-US"/>
+              </w:rPr>
+              <w:t>" .</w:t>
+            </w:r>
+            <w:proofErr w:type="gramEnd"/>
+            <w:r>
+              <w:rPr>
+                <w:lang w:val="en-US"/>
+              </w:rPr>
+              <w:t xml:space="preserve"> $conn -&gt; </w:t>
+            </w:r>
+            <w:proofErr w:type="spellStart"/>
+            <w:r>
+              <w:rPr>
+                <w:lang w:val="en-US"/>
+              </w:rPr>
+              <w:t>connect_error</w:t>
+            </w:r>
+            <w:proofErr w:type="spellEnd"/>
+            <w:r>
+              <w:rPr>
+                <w:lang w:val="en-US"/>
+              </w:rPr>
+              <w:t>);</w:t>
+            </w:r>
+            <w:r>
+              <w:t>}</w:t>
+            </w:r>
+          </w:p>
+        </w:tc>
+      </w:tr>
+    </w:tbl>
+    <w:p>
+      <w:pPr>
+        <w:pStyle w:val="aa"/>
+      </w:pPr>
+      <w:r>
+        <w:t xml:space="preserve">Таблица </w:t>
+      </w:r>
+      <w:fldSimple w:instr=" SEQ Таблица \* ARABIC ">
+        <w:r>
+          <w:rPr>
+            <w:noProof/>
+          </w:rPr>
+          <w:t>7</w:t>
+        </w:r>
+      </w:fldSimple>
+      <w:r>
+        <w:t xml:space="preserve"> </w:t>
+      </w:r>
+      <w:r>
+        <w:t>Подключение к базе данных</w:t>
+      </w:r>
+    </w:p>
+    <w:p>
+      <w:pPr>
+        <w:pStyle w:val="Default"/>
+      </w:pPr>
+      <w:r>
+        <w:t>На сайте реализована система показа уведомлений с использованием модальных окон</w:t>
+      </w:r>
+      <w:r>
+        <w:t xml:space="preserve"> и плашек</w:t>
+      </w:r>
+      <w:r>
+        <w:t xml:space="preserve">. Это реализовано с помощью </w:t>
+      </w:r>
+      <w:r>
+        <w:rPr>
+          <w:lang w:val="en-US"/>
+        </w:rPr>
+        <w:t>JS</w:t>
+      </w:r>
+      <w:r>
+        <w:t xml:space="preserve"> путем изменения </w:t>
+      </w:r>
+      <w:r>
+        <w:t xml:space="preserve">свойства </w:t>
+      </w:r>
+      <w:r>
+        <w:rPr>
+          <w:lang w:val="en-US"/>
+        </w:rPr>
+        <w:t>display</w:t>
+      </w:r>
+      <w:r>
+        <w:t xml:space="preserve"> </w:t>
+      </w:r>
+      <w:r>
+        <w:t>при определенных условиях</w:t>
+      </w:r>
+      <w:r>
+        <w:t xml:space="preserve">. </w:t>
+      </w:r>
+    </w:p>
+    <w:tbl>
+      <w:tblPr>
+        <w:tblStyle w:val="af2"/>
+        <w:tblW w:w="0" w:type="auto"/>
+        <w:tblLook w:val="04A0" w:firstRow="1" w:lastRow="0" w:firstColumn="1" w:lastColumn="0" w:noHBand="0" w:noVBand="1"/>
+      </w:tblPr>
+      <w:tblGrid>
+        <w:gridCol w:w="9344"/>
+      </w:tblGrid>
+      <w:tr>
+        <w:tc>
+          <w:tcPr>
+            <w:tcW w:w="9344" w:type="dxa"/>
+          </w:tcPr>
+          <w:p>
+            <w:pPr>
+              <w:pStyle w:val="Default"/>
+              <w:rPr>
+                <w:lang w:val="en-US"/>
+              </w:rPr>
+            </w:pPr>
+            <w:r>
+              <w:rPr>
+                <w:lang w:val="en-US"/>
+              </w:rPr>
+              <w:lastRenderedPageBreak/>
+              <w:t xml:space="preserve">function </w:t>
+            </w:r>
+            <w:proofErr w:type="spellStart"/>
+            <w:r>
+              <w:rPr>
+                <w:lang w:val="en-US"/>
+              </w:rPr>
+              <w:t>viewResult</w:t>
+            </w:r>
+            <w:proofErr w:type="spellEnd"/>
+            <w:r>
+              <w:rPr>
+                <w:lang w:val="en-US"/>
+              </w:rPr>
+              <w:t>(result</w:t>
+            </w:r>
+            <w:proofErr w:type="gramStart"/>
+            <w:r>
+              <w:rPr>
+                <w:lang w:val="en-US"/>
+              </w:rPr>
+              <w:t>){</w:t>
+            </w:r>
+            <w:proofErr w:type="gramEnd"/>
+          </w:p>
+          <w:p>
+            <w:pPr>
+              <w:pStyle w:val="Default"/>
+              <w:rPr>
+                <w:lang w:val="en-US"/>
+              </w:rPr>
+            </w:pPr>
+            <w:r>
+              <w:rPr>
+                <w:lang w:val="en-US"/>
+              </w:rPr>
+              <w:t xml:space="preserve">    let mess = </w:t>
+            </w:r>
+            <w:proofErr w:type="spellStart"/>
+            <w:proofErr w:type="gramStart"/>
+            <w:r>
+              <w:rPr>
+                <w:lang w:val="en-US"/>
+              </w:rPr>
+              <w:t>document.getElementById</w:t>
+            </w:r>
+            <w:proofErr w:type="spellEnd"/>
+            <w:proofErr w:type="gramEnd"/>
+            <w:r>
+              <w:rPr>
+                <w:lang w:val="en-US"/>
+              </w:rPr>
+              <w:t>("notification")</w:t>
+            </w:r>
+          </w:p>
+          <w:p>
+            <w:pPr>
+              <w:pStyle w:val="Default"/>
+              <w:rPr>
+                <w:lang w:val="en-US"/>
+              </w:rPr>
+            </w:pPr>
+            <w:r>
+              <w:rPr>
+                <w:lang w:val="en-US"/>
+              </w:rPr>
+              <w:t xml:space="preserve">        let </w:t>
+            </w:r>
+            <w:proofErr w:type="spellStart"/>
+            <w:r>
+              <w:rPr>
+                <w:lang w:val="en-US"/>
+              </w:rPr>
+              <w:t>prest</w:t>
+            </w:r>
+            <w:proofErr w:type="spellEnd"/>
+            <w:r>
+              <w:rPr>
+                <w:lang w:val="en-US"/>
+              </w:rPr>
+              <w:t xml:space="preserve"> = </w:t>
+            </w:r>
+            <w:proofErr w:type="spellStart"/>
+            <w:proofErr w:type="gramStart"/>
+            <w:r>
+              <w:rPr>
+                <w:lang w:val="en-US"/>
+              </w:rPr>
+              <w:t>document.getElementById</w:t>
+            </w:r>
+            <w:proofErr w:type="spellEnd"/>
+            <w:proofErr w:type="gramEnd"/>
+            <w:r>
+              <w:rPr>
+                <w:lang w:val="en-US"/>
+              </w:rPr>
+              <w:t>("rest-p")</w:t>
+            </w:r>
+          </w:p>
+          <w:p>
+            <w:pPr>
+              <w:pStyle w:val="Default"/>
+              <w:rPr>
+                <w:lang w:val="en-US"/>
+              </w:rPr>
+            </w:pPr>
+            <w:r>
+              <w:rPr>
+                <w:lang w:val="en-US"/>
+              </w:rPr>
+              <w:t xml:space="preserve">        let </w:t>
+            </w:r>
+            <w:proofErr w:type="spellStart"/>
+            <w:r>
+              <w:rPr>
+                <w:lang w:val="en-US"/>
+              </w:rPr>
+              <w:t>ptime</w:t>
+            </w:r>
+            <w:proofErr w:type="spellEnd"/>
+            <w:r>
+              <w:rPr>
+                <w:lang w:val="en-US"/>
+              </w:rPr>
+              <w:t xml:space="preserve"> = </w:t>
+            </w:r>
+            <w:proofErr w:type="spellStart"/>
+            <w:proofErr w:type="gramStart"/>
+            <w:r>
+              <w:rPr>
+                <w:lang w:val="en-US"/>
+              </w:rPr>
+              <w:t>document.getElementById</w:t>
+            </w:r>
+            <w:proofErr w:type="spellEnd"/>
+            <w:proofErr w:type="gramEnd"/>
+            <w:r>
+              <w:rPr>
+                <w:lang w:val="en-US"/>
+              </w:rPr>
+              <w:t>("date-time-p")</w:t>
+            </w:r>
+          </w:p>
+          <w:p>
+            <w:pPr>
+              <w:pStyle w:val="Default"/>
+              <w:rPr>
+                <w:lang w:val="en-US"/>
+              </w:rPr>
+            </w:pPr>
+            <w:r>
+              <w:rPr>
+                <w:lang w:val="en-US"/>
+              </w:rPr>
+              <w:t xml:space="preserve">        let </w:t>
+            </w:r>
+            <w:proofErr w:type="spellStart"/>
+            <w:r>
+              <w:rPr>
+                <w:lang w:val="en-US"/>
+              </w:rPr>
+              <w:t>ptable</w:t>
+            </w:r>
+            <w:proofErr w:type="spellEnd"/>
+            <w:r>
+              <w:rPr>
+                <w:lang w:val="en-US"/>
+              </w:rPr>
+              <w:t xml:space="preserve"> = </w:t>
+            </w:r>
+            <w:proofErr w:type="spellStart"/>
+            <w:proofErr w:type="gramStart"/>
+            <w:r>
+              <w:rPr>
+                <w:lang w:val="en-US"/>
+              </w:rPr>
+              <w:t>document.getElementById</w:t>
+            </w:r>
+            <w:proofErr w:type="spellEnd"/>
+            <w:proofErr w:type="gramEnd"/>
+            <w:r>
+              <w:rPr>
+                <w:lang w:val="en-US"/>
+              </w:rPr>
+              <w:t>("table-p")</w:t>
+            </w:r>
+          </w:p>
+          <w:p>
+            <w:pPr>
+              <w:pStyle w:val="Default"/>
+              <w:rPr>
+                <w:lang w:val="en-US"/>
+              </w:rPr>
+            </w:pPr>
+            <w:r>
+              <w:rPr>
+                <w:lang w:val="en-US"/>
+              </w:rPr>
+              <w:t xml:space="preserve">        let </w:t>
+            </w:r>
+            <w:proofErr w:type="spellStart"/>
+            <w:r>
+              <w:rPr>
+                <w:lang w:val="en-US"/>
+              </w:rPr>
+              <w:t>pcode</w:t>
+            </w:r>
+            <w:proofErr w:type="spellEnd"/>
+            <w:r>
+              <w:rPr>
+                <w:lang w:val="en-US"/>
+              </w:rPr>
+              <w:t xml:space="preserve"> = </w:t>
+            </w:r>
+            <w:proofErr w:type="spellStart"/>
+            <w:proofErr w:type="gramStart"/>
+            <w:r>
+              <w:rPr>
+                <w:lang w:val="en-US"/>
+              </w:rPr>
+              <w:t>document.getElementById</w:t>
+            </w:r>
+            <w:proofErr w:type="spellEnd"/>
+            <w:proofErr w:type="gramEnd"/>
+            <w:r>
+              <w:rPr>
+                <w:lang w:val="en-US"/>
+              </w:rPr>
+              <w:t>("code-p")</w:t>
+            </w:r>
+          </w:p>
+          <w:p>
+            <w:pPr>
+              <w:pStyle w:val="Default"/>
+              <w:rPr>
+                <w:lang w:val="en-US"/>
+              </w:rPr>
+            </w:pPr>
+            <w:r>
+              <w:rPr>
+                <w:lang w:val="en-US"/>
+              </w:rPr>
+              <w:t xml:space="preserve">        let </w:t>
+            </w:r>
+            <w:proofErr w:type="spellStart"/>
+            <w:r>
+              <w:rPr>
+                <w:lang w:val="en-US"/>
+              </w:rPr>
+              <w:t>paddress</w:t>
+            </w:r>
+            <w:proofErr w:type="spellEnd"/>
+            <w:r>
+              <w:rPr>
+                <w:lang w:val="en-US"/>
+              </w:rPr>
+              <w:t xml:space="preserve"> = </w:t>
+            </w:r>
+            <w:proofErr w:type="spellStart"/>
+            <w:proofErr w:type="gramStart"/>
+            <w:r>
+              <w:rPr>
+                <w:lang w:val="en-US"/>
+              </w:rPr>
+              <w:t>document.getElementById</w:t>
+            </w:r>
+            <w:proofErr w:type="spellEnd"/>
+            <w:proofErr w:type="gramEnd"/>
+            <w:r>
+              <w:rPr>
+                <w:lang w:val="en-US"/>
+              </w:rPr>
+              <w:t>("address-p")</w:t>
+            </w:r>
+          </w:p>
+          <w:p>
+            <w:pPr>
+              <w:pStyle w:val="Default"/>
+              <w:rPr>
+                <w:lang w:val="en-US"/>
+              </w:rPr>
+            </w:pPr>
+            <w:r>
+              <w:rPr>
+                <w:lang w:val="en-US"/>
+              </w:rPr>
+              <w:t xml:space="preserve">        </w:t>
+            </w:r>
+            <w:proofErr w:type="spellStart"/>
+            <w:proofErr w:type="gramStart"/>
+            <w:r>
+              <w:rPr>
+                <w:lang w:val="en-US"/>
+              </w:rPr>
+              <w:t>prest.innerText</w:t>
+            </w:r>
+            <w:proofErr w:type="spellEnd"/>
+            <w:proofErr w:type="gramEnd"/>
+            <w:r>
+              <w:rPr>
+                <w:lang w:val="en-US"/>
+              </w:rPr>
+              <w:t xml:space="preserve"> = </w:t>
+            </w:r>
+            <w:proofErr w:type="spellStart"/>
+            <w:r>
+              <w:rPr>
+                <w:lang w:val="en-US"/>
+              </w:rPr>
+              <w:t>result.result</w:t>
+            </w:r>
+            <w:proofErr w:type="spellEnd"/>
+            <w:r>
+              <w:rPr>
+                <w:lang w:val="en-US"/>
+              </w:rPr>
+              <w:t>["rest"]</w:t>
+            </w:r>
+          </w:p>
+          <w:p>
+            <w:pPr>
+              <w:pStyle w:val="Default"/>
+              <w:rPr>
+                <w:lang w:val="en-US"/>
+              </w:rPr>
+            </w:pPr>
+            <w:r>
+              <w:rPr>
+                <w:lang w:val="en-US"/>
+              </w:rPr>
+              <w:t xml:space="preserve">        </w:t>
+            </w:r>
+            <w:proofErr w:type="spellStart"/>
+            <w:proofErr w:type="gramStart"/>
+            <w:r>
+              <w:rPr>
+                <w:lang w:val="en-US"/>
+              </w:rPr>
+              <w:t>ptime.innerText</w:t>
+            </w:r>
+            <w:proofErr w:type="spellEnd"/>
+            <w:proofErr w:type="gramEnd"/>
+            <w:r>
+              <w:rPr>
+                <w:lang w:val="en-US"/>
+              </w:rPr>
+              <w:t xml:space="preserve"> = </w:t>
+            </w:r>
+            <w:proofErr w:type="spellStart"/>
+            <w:r>
+              <w:rPr>
+                <w:lang w:val="en-US"/>
+              </w:rPr>
+              <w:t>result.result</w:t>
+            </w:r>
+            <w:proofErr w:type="spellEnd"/>
+            <w:r>
+              <w:rPr>
+                <w:lang w:val="en-US"/>
+              </w:rPr>
+              <w:t>["date-time"]</w:t>
+            </w:r>
+          </w:p>
+          <w:p>
+            <w:pPr>
+              <w:pStyle w:val="Default"/>
+              <w:rPr>
+                <w:lang w:val="en-US"/>
+              </w:rPr>
+            </w:pPr>
+            <w:r>
+              <w:rPr>
+                <w:lang w:val="en-US"/>
+              </w:rPr>
+              <w:t xml:space="preserve">        </w:t>
+            </w:r>
+            <w:proofErr w:type="spellStart"/>
+            <w:proofErr w:type="gramStart"/>
+            <w:r>
+              <w:rPr>
+                <w:lang w:val="en-US"/>
+              </w:rPr>
+              <w:t>ptable.innerText</w:t>
+            </w:r>
+            <w:proofErr w:type="spellEnd"/>
+            <w:proofErr w:type="gramEnd"/>
+            <w:r>
+              <w:rPr>
+                <w:lang w:val="en-US"/>
+              </w:rPr>
+              <w:t xml:space="preserve"> = </w:t>
+            </w:r>
+            <w:proofErr w:type="spellStart"/>
+            <w:r>
+              <w:rPr>
+                <w:lang w:val="en-US"/>
+              </w:rPr>
+              <w:t>result.result</w:t>
+            </w:r>
+            <w:proofErr w:type="spellEnd"/>
+            <w:r>
+              <w:rPr>
+                <w:lang w:val="en-US"/>
+              </w:rPr>
+              <w:t>["table"]</w:t>
+            </w:r>
+          </w:p>
+          <w:p>
+            <w:pPr>
+              <w:pStyle w:val="Default"/>
+              <w:rPr>
+                <w:lang w:val="en-US"/>
+              </w:rPr>
+            </w:pPr>
+            <w:r>
+              <w:rPr>
+                <w:lang w:val="en-US"/>
+              </w:rPr>
+              <w:t xml:space="preserve">        </w:t>
+            </w:r>
+            <w:proofErr w:type="spellStart"/>
+            <w:proofErr w:type="gramStart"/>
+            <w:r>
+              <w:rPr>
+                <w:lang w:val="en-US"/>
+              </w:rPr>
+              <w:t>pcode.innerText</w:t>
+            </w:r>
+            <w:proofErr w:type="spellEnd"/>
+            <w:proofErr w:type="gramEnd"/>
+            <w:r>
+              <w:rPr>
+                <w:lang w:val="en-US"/>
+              </w:rPr>
+              <w:t xml:space="preserve"> = </w:t>
+            </w:r>
+            <w:proofErr w:type="spellStart"/>
+            <w:r>
+              <w:rPr>
+                <w:lang w:val="en-US"/>
+              </w:rPr>
+              <w:t>result.result</w:t>
+            </w:r>
+            <w:proofErr w:type="spellEnd"/>
+            <w:r>
+              <w:rPr>
+                <w:lang w:val="en-US"/>
+              </w:rPr>
+              <w:t>["code"]</w:t>
+            </w:r>
+          </w:p>
+          <w:p>
+            <w:pPr>
+              <w:pStyle w:val="Default"/>
+              <w:rPr>
+                <w:lang w:val="en-US"/>
+              </w:rPr>
+            </w:pPr>
+            <w:r>
+              <w:rPr>
+                <w:lang w:val="en-US"/>
+              </w:rPr>
+              <w:t xml:space="preserve">        </w:t>
+            </w:r>
+            <w:proofErr w:type="spellStart"/>
+            <w:proofErr w:type="gramStart"/>
+            <w:r>
+              <w:rPr>
+                <w:lang w:val="en-US"/>
+              </w:rPr>
+              <w:t>paddress.innerText</w:t>
+            </w:r>
+            <w:proofErr w:type="spellEnd"/>
+            <w:proofErr w:type="gramEnd"/>
+            <w:r>
+              <w:rPr>
+                <w:lang w:val="en-US"/>
+              </w:rPr>
+              <w:t xml:space="preserve"> = </w:t>
+            </w:r>
+            <w:proofErr w:type="spellStart"/>
+            <w:r>
+              <w:rPr>
+                <w:lang w:val="en-US"/>
+              </w:rPr>
+              <w:t>result.result</w:t>
+            </w:r>
+            <w:proofErr w:type="spellEnd"/>
+            <w:r>
+              <w:rPr>
+                <w:lang w:val="en-US"/>
+              </w:rPr>
+              <w:t>["address"]</w:t>
+            </w:r>
+          </w:p>
+          <w:p>
+            <w:pPr>
+              <w:pStyle w:val="Default"/>
+            </w:pPr>
+            <w:r>
+              <w:rPr>
+                <w:lang w:val="en-US"/>
+              </w:rPr>
+              <w:t xml:space="preserve">        </w:t>
+            </w:r>
+            <w:proofErr w:type="spellStart"/>
+            <w:proofErr w:type="gramStart"/>
+            <w:r>
+              <w:t>mess.style</w:t>
+            </w:r>
+            <w:proofErr w:type="gramEnd"/>
+            <w:r>
+              <w:t>.display</w:t>
+            </w:r>
+            <w:proofErr w:type="spellEnd"/>
+            <w:r>
+              <w:t xml:space="preserve"> = "</w:t>
+            </w:r>
+            <w:proofErr w:type="spellStart"/>
+            <w:r>
+              <w:t>block</w:t>
+            </w:r>
+            <w:proofErr w:type="spellEnd"/>
+            <w:r>
+              <w:t>"</w:t>
+            </w:r>
+          </w:p>
+          <w:p>
+            <w:pPr>
+              <w:pStyle w:val="Default"/>
+              <w:keepNext/>
+            </w:pPr>
+            <w:r>
+              <w:t>}</w:t>
+            </w:r>
+          </w:p>
+        </w:tc>
+      </w:tr>
+    </w:tbl>
+    <w:p>
+      <w:pPr>
+        <w:pStyle w:val="aa"/>
+      </w:pPr>
+      <w:r>
+        <w:t xml:space="preserve">Таблица </w:t>
+      </w:r>
+      <w:fldSimple w:instr=" SEQ Таблица \* ARABIC ">
+        <w:r>
+          <w:rPr>
+            <w:noProof/>
+          </w:rPr>
+          <w:t>8</w:t>
+        </w:r>
+      </w:fldSimple>
+      <w:r>
+        <w:t xml:space="preserve"> Реализация работы диалогового окна</w:t>
+      </w:r>
+    </w:p>
+    <w:p>
+      <w:pPr>
+        <w:pStyle w:val="Default"/>
+      </w:pPr>
+      <w:r>
+        <w:t>За</w:t>
+      </w:r>
+      <w:r>
+        <w:t xml:space="preserve"> </w:t>
+      </w:r>
+      <w:r>
+        <w:t>показ</w:t>
+      </w:r>
+      <w:r>
+        <w:t xml:space="preserve"> </w:t>
+      </w:r>
+      <w:r>
+        <w:t>плашек</w:t>
+      </w:r>
+      <w:r>
+        <w:t xml:space="preserve"> </w:t>
+      </w:r>
+      <w:r>
+        <w:t>отвечают</w:t>
+      </w:r>
+      <w:r>
+        <w:t xml:space="preserve"> </w:t>
+      </w:r>
+      <w:r>
+        <w:t>функции</w:t>
+      </w:r>
+      <w:r>
+        <w:t xml:space="preserve"> </w:t>
+      </w:r>
+      <w:proofErr w:type="spellStart"/>
+      <w:r>
+        <w:rPr>
+          <w:lang w:val="en-US"/>
+        </w:rPr>
+        <w:t>showError</w:t>
+      </w:r>
+      <w:proofErr w:type="spellEnd"/>
+      <w:r>
+        <w:t>(</w:t>
+      </w:r>
+      <w:r>
+        <w:rPr>
+          <w:lang w:val="en-US"/>
+        </w:rPr>
+        <w:t>error</w:t>
+      </w:r>
+      <w:r>
+        <w:t xml:space="preserve">) </w:t>
+      </w:r>
+      <w:proofErr w:type="spellStart"/>
+      <w:r>
+        <w:rPr>
+          <w:lang w:val="en-US"/>
+        </w:rPr>
+        <w:t>showSuccess</w:t>
+      </w:r>
+      <w:proofErr w:type="spellEnd"/>
+      <w:r>
+        <w:t>(</w:t>
+      </w:r>
+      <w:r>
+        <w:rPr>
+          <w:lang w:val="en-US"/>
+        </w:rPr>
+        <w:t>text</w:t>
+      </w:r>
+      <w:r>
+        <w:t xml:space="preserve">), </w:t>
+      </w:r>
+      <w:r>
+        <w:t>которые появляются при ошибках или успешных операциях соответственно. Они принимают</w:t>
+      </w:r>
+      <w:r>
+        <w:rPr>
+          <w:lang w:val="en-US"/>
+        </w:rPr>
+        <w:t xml:space="preserve"> </w:t>
+      </w:r>
+      <w:r>
+        <w:t>текст ошибки или уведомления</w:t>
+      </w:r>
+    </w:p>
+    <w:tbl>
+      <w:tblPr>
+        <w:tblStyle w:val="af2"/>
+        <w:tblW w:w="0" w:type="auto"/>
+        <w:tblLook w:val="04A0" w:firstRow="1" w:lastRow="0" w:firstColumn="1" w:lastColumn="0" w:noHBand="0" w:noVBand="1"/>
+      </w:tblPr>
+      <w:tblGrid>
+        <w:gridCol w:w="9344"/>
+      </w:tblGrid>
+      <w:tr>
+        <w:tc>
+          <w:tcPr>
+            <w:tcW w:w="9344" w:type="dxa"/>
+          </w:tcPr>
+          <w:p>
+            <w:pPr>
+              <w:pStyle w:val="Default"/>
+              <w:rPr>
+                <w:lang w:val="en-US"/>
+              </w:rPr>
+            </w:pPr>
+            <w:r>
+              <w:rPr>
+                <w:lang w:val="en-US"/>
+              </w:rPr>
+              <w:t xml:space="preserve">function </w:t>
+            </w:r>
+            <w:proofErr w:type="spellStart"/>
+            <w:r>
+              <w:rPr>
+                <w:lang w:val="en-US"/>
+              </w:rPr>
+              <w:t>showSuccess</w:t>
+            </w:r>
+            <w:proofErr w:type="spellEnd"/>
+            <w:r>
+              <w:rPr>
+                <w:lang w:val="en-US"/>
+              </w:rPr>
+              <w:t>(text</w:t>
+            </w:r>
+            <w:proofErr w:type="gramStart"/>
+            <w:r>
+              <w:rPr>
+                <w:lang w:val="en-US"/>
+              </w:rPr>
+              <w:t>){</w:t>
+            </w:r>
+            <w:proofErr w:type="gramEnd"/>
+          </w:p>
+          <w:p>
+            <w:pPr>
+              <w:pStyle w:val="Default"/>
+              <w:rPr>
+                <w:lang w:val="en-US"/>
+              </w:rPr>
+            </w:pPr>
+            <w:r>
+              <w:rPr>
+                <w:lang w:val="en-US"/>
+              </w:rPr>
+              <w:t xml:space="preserve">    let popup = </w:t>
+            </w:r>
+            <w:proofErr w:type="spellStart"/>
+            <w:proofErr w:type="gramStart"/>
+            <w:r>
+              <w:rPr>
+                <w:lang w:val="en-US"/>
+              </w:rPr>
+              <w:t>document.getElementById</w:t>
+            </w:r>
+            <w:proofErr w:type="spellEnd"/>
+            <w:proofErr w:type="gramEnd"/>
+            <w:r>
+              <w:rPr>
+                <w:lang w:val="en-US"/>
+              </w:rPr>
+              <w:t>("popup")</w:t>
+            </w:r>
+          </w:p>
+          <w:p>
+            <w:pPr>
+              <w:pStyle w:val="Default"/>
+              <w:rPr>
+                <w:lang w:val="en-US"/>
+              </w:rPr>
+            </w:pPr>
+            <w:r>
+              <w:rPr>
+                <w:lang w:val="en-US"/>
+              </w:rPr>
+              <w:t xml:space="preserve">        let txt = </w:t>
+            </w:r>
+            <w:proofErr w:type="spellStart"/>
+            <w:proofErr w:type="gramStart"/>
+            <w:r>
+              <w:rPr>
+                <w:lang w:val="en-US"/>
+              </w:rPr>
+              <w:t>document.getElementById</w:t>
+            </w:r>
+            <w:proofErr w:type="spellEnd"/>
+            <w:proofErr w:type="gramEnd"/>
+            <w:r>
+              <w:rPr>
+                <w:lang w:val="en-US"/>
+              </w:rPr>
+              <w:t>("</w:t>
+            </w:r>
+            <w:proofErr w:type="spellStart"/>
+            <w:r>
+              <w:rPr>
+                <w:lang w:val="en-US"/>
+              </w:rPr>
+              <w:t>popuptext</w:t>
+            </w:r>
+            <w:proofErr w:type="spellEnd"/>
+            <w:r>
+              <w:rPr>
+                <w:lang w:val="en-US"/>
+              </w:rPr>
+              <w:t>")</w:t>
+            </w:r>
+          </w:p>
+          <w:p>
+            <w:pPr>
+              <w:pStyle w:val="Default"/>
+              <w:rPr>
+                <w:lang w:val="en-US"/>
+              </w:rPr>
+            </w:pPr>
+            <w:r>
+              <w:rPr>
+                <w:lang w:val="en-US"/>
+              </w:rPr>
+              <w:t xml:space="preserve">        let icon = </w:t>
+            </w:r>
+            <w:proofErr w:type="spellStart"/>
+            <w:proofErr w:type="gramStart"/>
+            <w:r>
+              <w:rPr>
+                <w:lang w:val="en-US"/>
+              </w:rPr>
+              <w:t>document.getElementById</w:t>
+            </w:r>
+            <w:proofErr w:type="spellEnd"/>
+            <w:proofErr w:type="gramEnd"/>
+            <w:r>
+              <w:rPr>
+                <w:lang w:val="en-US"/>
+              </w:rPr>
+              <w:t>("icon")</w:t>
+            </w:r>
+          </w:p>
+          <w:p>
+            <w:pPr>
+              <w:pStyle w:val="Default"/>
+              <w:rPr>
+                <w:lang w:val="en-US"/>
+              </w:rPr>
+            </w:pPr>
+            <w:r>
+              <w:rPr>
+                <w:lang w:val="en-US"/>
+              </w:rPr>
+              <w:t xml:space="preserve">        let </w:t>
+            </w:r>
+            <w:proofErr w:type="spellStart"/>
+            <w:r>
+              <w:rPr>
+                <w:lang w:val="en-US"/>
+              </w:rPr>
+              <w:t>icon_d</w:t>
+            </w:r>
+            <w:proofErr w:type="spellEnd"/>
+            <w:r>
+              <w:rPr>
+                <w:lang w:val="en-US"/>
+              </w:rPr>
+              <w:t xml:space="preserve"> = </w:t>
+            </w:r>
+            <w:proofErr w:type="spellStart"/>
+            <w:proofErr w:type="gramStart"/>
+            <w:r>
+              <w:rPr>
+                <w:lang w:val="en-US"/>
+              </w:rPr>
+              <w:t>document.getElementById</w:t>
+            </w:r>
+            <w:proofErr w:type="spellEnd"/>
+            <w:proofErr w:type="gramEnd"/>
+            <w:r>
+              <w:rPr>
+                <w:lang w:val="en-US"/>
+              </w:rPr>
+              <w:t>("</w:t>
+            </w:r>
+            <w:proofErr w:type="spellStart"/>
+            <w:r>
+              <w:rPr>
+                <w:lang w:val="en-US"/>
+              </w:rPr>
+              <w:t>icon_d</w:t>
+            </w:r>
+            <w:proofErr w:type="spellEnd"/>
+            <w:r>
+              <w:rPr>
+                <w:lang w:val="en-US"/>
+              </w:rPr>
+              <w:t>")</w:t>
+            </w:r>
+          </w:p>
+          <w:p>
+            <w:pPr>
+              <w:pStyle w:val="Default"/>
+              <w:rPr>
+                <w:lang w:val="en-US"/>
+              </w:rPr>
+            </w:pPr>
+            <w:r>
+              <w:rPr>
+                <w:lang w:val="en-US"/>
+              </w:rPr>
+              <w:t xml:space="preserve">        </w:t>
+            </w:r>
+            <w:proofErr w:type="spellStart"/>
+            <w:proofErr w:type="gramStart"/>
+            <w:r>
+              <w:rPr>
+                <w:lang w:val="en-US"/>
+              </w:rPr>
+              <w:t>icon.innerText</w:t>
+            </w:r>
+            <w:proofErr w:type="spellEnd"/>
+            <w:proofErr w:type="gramEnd"/>
+            <w:r>
+              <w:rPr>
+                <w:lang w:val="en-US"/>
+              </w:rPr>
+              <w:t xml:space="preserve"> = "check"</w:t>
+            </w:r>
+          </w:p>
+          <w:p>
+            <w:pPr>
+              <w:pStyle w:val="Default"/>
+              <w:rPr>
+                <w:lang w:val="en-US"/>
+              </w:rPr>
+            </w:pPr>
+            <w:r>
+              <w:rPr>
+                <w:lang w:val="en-US"/>
+              </w:rPr>
+              <w:t xml:space="preserve">        </w:t>
+            </w:r>
+            <w:proofErr w:type="spellStart"/>
+            <w:proofErr w:type="gramStart"/>
+            <w:r>
+              <w:rPr>
+                <w:lang w:val="en-US"/>
+              </w:rPr>
+              <w:t>icon.style</w:t>
+            </w:r>
+            <w:proofErr w:type="gramEnd"/>
+            <w:r>
+              <w:rPr>
+                <w:lang w:val="en-US"/>
+              </w:rPr>
+              <w:t>.color</w:t>
+            </w:r>
+            <w:proofErr w:type="spellEnd"/>
+            <w:r>
+              <w:rPr>
+                <w:lang w:val="en-US"/>
+              </w:rPr>
+              <w:t xml:space="preserve"> = "#00cc2c"</w:t>
+            </w:r>
+          </w:p>
+          <w:p>
+            <w:pPr>
+              <w:pStyle w:val="Default"/>
+              <w:rPr>
+                <w:lang w:val="en-US"/>
+              </w:rPr>
+            </w:pPr>
+            <w:r>
+              <w:rPr>
+                <w:lang w:val="en-US"/>
+              </w:rPr>
+              <w:t xml:space="preserve">        </w:t>
+            </w:r>
+            <w:proofErr w:type="spellStart"/>
+            <w:proofErr w:type="gramStart"/>
+            <w:r>
+              <w:rPr>
+                <w:lang w:val="en-US"/>
+              </w:rPr>
+              <w:t>popup.style</w:t>
+            </w:r>
+            <w:proofErr w:type="gramEnd"/>
+            <w:r>
+              <w:rPr>
+                <w:lang w:val="en-US"/>
+              </w:rPr>
+              <w:t>.display</w:t>
+            </w:r>
+            <w:proofErr w:type="spellEnd"/>
+            <w:r>
+              <w:rPr>
+                <w:lang w:val="en-US"/>
+              </w:rPr>
+              <w:t xml:space="preserve"> = "flex"</w:t>
+            </w:r>
+          </w:p>
+          <w:p>
+            <w:pPr>
+              <w:pStyle w:val="Default"/>
+              <w:rPr>
+                <w:lang w:val="en-US"/>
+              </w:rPr>
+            </w:pPr>
+            <w:r>
+              <w:rPr>
+                <w:lang w:val="en-US"/>
+              </w:rPr>
+              <w:t xml:space="preserve">        </w:t>
+            </w:r>
+            <w:proofErr w:type="spellStart"/>
+            <w:proofErr w:type="gramStart"/>
+            <w:r>
+              <w:rPr>
+                <w:lang w:val="en-US"/>
+              </w:rPr>
+              <w:t>popup.style</w:t>
+            </w:r>
+            <w:proofErr w:type="gramEnd"/>
+            <w:r>
+              <w:rPr>
+                <w:lang w:val="en-US"/>
+              </w:rPr>
+              <w:t>.backgroundColor</w:t>
+            </w:r>
+            <w:proofErr w:type="spellEnd"/>
+            <w:r>
+              <w:rPr>
+                <w:lang w:val="en-US"/>
+              </w:rPr>
+              <w:t xml:space="preserve"> = "#afffc0"</w:t>
+            </w:r>
+          </w:p>
+          <w:p>
+            <w:pPr>
+              <w:pStyle w:val="Default"/>
+              <w:rPr>
+                <w:lang w:val="en-US"/>
+              </w:rPr>
+            </w:pPr>
+            <w:r>
+              <w:rPr>
+                <w:lang w:val="en-US"/>
+              </w:rPr>
+              <w:t xml:space="preserve">        </w:t>
+            </w:r>
+            <w:proofErr w:type="spellStart"/>
+            <w:proofErr w:type="gramStart"/>
+            <w:r>
+              <w:rPr>
+                <w:lang w:val="en-US"/>
+              </w:rPr>
+              <w:t>txt.innerText</w:t>
+            </w:r>
+            <w:proofErr w:type="spellEnd"/>
+            <w:proofErr w:type="gramEnd"/>
+            <w:r>
+              <w:rPr>
+                <w:lang w:val="en-US"/>
+              </w:rPr>
+              <w:t xml:space="preserve"> = text</w:t>
+            </w:r>
+          </w:p>
+          <w:p>
+            <w:pPr>
+              <w:pStyle w:val="Default"/>
+              <w:rPr>
+                <w:lang w:val="en-US"/>
+              </w:rPr>
+            </w:pPr>
+            <w:r>
+              <w:rPr>
+                <w:lang w:val="en-US"/>
+              </w:rPr>
+              <w:t xml:space="preserve">        </w:t>
+            </w:r>
+            <w:proofErr w:type="spellStart"/>
+            <w:proofErr w:type="gramStart"/>
+            <w:r>
+              <w:rPr>
+                <w:lang w:val="en-US"/>
+              </w:rPr>
+              <w:t>setTimeout</w:t>
+            </w:r>
+            <w:proofErr w:type="spellEnd"/>
+            <w:r>
+              <w:rPr>
+                <w:lang w:val="en-US"/>
+              </w:rPr>
+              <w:t>(</w:t>
+            </w:r>
+            <w:proofErr w:type="gramEnd"/>
+            <w:r>
+              <w:rPr>
+                <w:lang w:val="en-US"/>
+              </w:rPr>
+              <w:t>() =&gt; {</w:t>
+            </w:r>
+          </w:p>
+          <w:p>
+            <w:pPr>
+              <w:pStyle w:val="Default"/>
+              <w:rPr>
+                <w:lang w:val="en-US"/>
+              </w:rPr>
+            </w:pPr>
+            <w:r>
+              <w:rPr>
+                <w:lang w:val="en-US"/>
+              </w:rPr>
+              <w:t xml:space="preserve">        </w:t>
+            </w:r>
+            <w:proofErr w:type="spellStart"/>
+            <w:proofErr w:type="gramStart"/>
+            <w:r>
+              <w:rPr>
+                <w:lang w:val="en-US"/>
+              </w:rPr>
+              <w:t>popup.style</w:t>
+            </w:r>
+            <w:proofErr w:type="gramEnd"/>
+            <w:r>
+              <w:rPr>
+                <w:lang w:val="en-US"/>
+              </w:rPr>
+              <w:t>.display</w:t>
+            </w:r>
+            <w:proofErr w:type="spellEnd"/>
+            <w:r>
+              <w:rPr>
+                <w:lang w:val="en-US"/>
+              </w:rPr>
+              <w:t xml:space="preserve"> = "none"</w:t>
+            </w:r>
+          </w:p>
+          <w:p>
+            <w:pPr>
+              <w:pStyle w:val="Default"/>
+              <w:rPr>
+                <w:lang w:val="en-US"/>
+              </w:rPr>
+            </w:pPr>
+            <w:r>
+              <w:rPr>
+                <w:lang w:val="en-US"/>
+              </w:rPr>
+              <w:lastRenderedPageBreak/>
+              <w:t xml:space="preserve">    }, 3000)</w:t>
+            </w:r>
+          </w:p>
+          <w:p>
+            <w:pPr>
+              <w:pStyle w:val="Default"/>
+              <w:rPr>
+                <w:lang w:val="en-US"/>
+              </w:rPr>
+            </w:pPr>
+            <w:r>
+              <w:rPr>
+                <w:lang w:val="en-US"/>
+              </w:rPr>
+              <w:t>}</w:t>
+            </w:r>
+          </w:p>
+          <w:p>
+            <w:pPr>
+              <w:pStyle w:val="Default"/>
+              <w:rPr>
+                <w:lang w:val="en-US"/>
+              </w:rPr>
+            </w:pPr>
+          </w:p>
+          <w:p>
+            <w:pPr>
+              <w:pStyle w:val="Default"/>
+              <w:rPr>
+                <w:lang w:val="en-US"/>
+              </w:rPr>
+            </w:pPr>
+            <w:r>
+              <w:rPr>
+                <w:lang w:val="en-US"/>
+              </w:rPr>
+              <w:t xml:space="preserve">function </w:t>
+            </w:r>
+            <w:proofErr w:type="spellStart"/>
+            <w:r>
+              <w:rPr>
+                <w:lang w:val="en-US"/>
+              </w:rPr>
+              <w:t>showError</w:t>
+            </w:r>
+            <w:proofErr w:type="spellEnd"/>
+            <w:r>
+              <w:rPr>
+                <w:lang w:val="en-US"/>
+              </w:rPr>
+              <w:t>(error) {</w:t>
+            </w:r>
+          </w:p>
+          <w:p>
+            <w:pPr>
+              <w:pStyle w:val="Default"/>
+              <w:rPr>
+                <w:lang w:val="en-US"/>
+              </w:rPr>
+            </w:pPr>
+            <w:r>
+              <w:rPr>
+                <w:lang w:val="en-US"/>
+              </w:rPr>
+              <w:t xml:space="preserve">    let popup = </w:t>
+            </w:r>
+            <w:proofErr w:type="spellStart"/>
+            <w:proofErr w:type="gramStart"/>
+            <w:r>
+              <w:rPr>
+                <w:lang w:val="en-US"/>
+              </w:rPr>
+              <w:t>document.getElementById</w:t>
+            </w:r>
+            <w:proofErr w:type="spellEnd"/>
+            <w:proofErr w:type="gramEnd"/>
+            <w:r>
+              <w:rPr>
+                <w:lang w:val="en-US"/>
+              </w:rPr>
+              <w:t>("popup")</w:t>
+            </w:r>
+          </w:p>
+          <w:p>
+            <w:pPr>
+              <w:pStyle w:val="Default"/>
+              <w:rPr>
+                <w:lang w:val="en-US"/>
+              </w:rPr>
+            </w:pPr>
+            <w:r>
+              <w:rPr>
+                <w:lang w:val="en-US"/>
+              </w:rPr>
+              <w:t xml:space="preserve">        let txt = </w:t>
+            </w:r>
+            <w:proofErr w:type="spellStart"/>
+            <w:proofErr w:type="gramStart"/>
+            <w:r>
+              <w:rPr>
+                <w:lang w:val="en-US"/>
+              </w:rPr>
+              <w:t>document.getElementById</w:t>
+            </w:r>
+            <w:proofErr w:type="spellEnd"/>
+            <w:proofErr w:type="gramEnd"/>
+            <w:r>
+              <w:rPr>
+                <w:lang w:val="en-US"/>
+              </w:rPr>
+              <w:t>("</w:t>
+            </w:r>
+            <w:proofErr w:type="spellStart"/>
+            <w:r>
+              <w:rPr>
+                <w:lang w:val="en-US"/>
+              </w:rPr>
+              <w:t>popuptext</w:t>
+            </w:r>
+            <w:proofErr w:type="spellEnd"/>
+            <w:r>
+              <w:rPr>
+                <w:lang w:val="en-US"/>
+              </w:rPr>
+              <w:t>")</w:t>
+            </w:r>
+          </w:p>
+          <w:p>
+            <w:pPr>
+              <w:pStyle w:val="Default"/>
+              <w:rPr>
+                <w:lang w:val="en-US"/>
+              </w:rPr>
+            </w:pPr>
+            <w:r>
+              <w:rPr>
+                <w:lang w:val="en-US"/>
+              </w:rPr>
+              <w:t xml:space="preserve">        let icon = </w:t>
+            </w:r>
+            <w:proofErr w:type="spellStart"/>
+            <w:proofErr w:type="gramStart"/>
+            <w:r>
+              <w:rPr>
+                <w:lang w:val="en-US"/>
+              </w:rPr>
+              <w:t>document.getElementById</w:t>
+            </w:r>
+            <w:proofErr w:type="spellEnd"/>
+            <w:proofErr w:type="gramEnd"/>
+            <w:r>
+              <w:rPr>
+                <w:lang w:val="en-US"/>
+              </w:rPr>
+              <w:t>("icon")</w:t>
+            </w:r>
+          </w:p>
+          <w:p>
+            <w:pPr>
+              <w:pStyle w:val="Default"/>
+              <w:rPr>
+                <w:lang w:val="en-US"/>
+              </w:rPr>
+            </w:pPr>
+            <w:r>
+              <w:rPr>
+                <w:lang w:val="en-US"/>
+              </w:rPr>
+              <w:t xml:space="preserve">        let </w:t>
+            </w:r>
+            <w:proofErr w:type="spellStart"/>
+            <w:r>
+              <w:rPr>
+                <w:lang w:val="en-US"/>
+              </w:rPr>
+              <w:t>icon_d</w:t>
+            </w:r>
+            <w:proofErr w:type="spellEnd"/>
+            <w:r>
+              <w:rPr>
+                <w:lang w:val="en-US"/>
+              </w:rPr>
+              <w:t xml:space="preserve"> = </w:t>
+            </w:r>
+            <w:proofErr w:type="spellStart"/>
+            <w:proofErr w:type="gramStart"/>
+            <w:r>
+              <w:rPr>
+                <w:lang w:val="en-US"/>
+              </w:rPr>
+              <w:t>document.getElementById</w:t>
+            </w:r>
+            <w:proofErr w:type="spellEnd"/>
+            <w:proofErr w:type="gramEnd"/>
+            <w:r>
+              <w:rPr>
+                <w:lang w:val="en-US"/>
+              </w:rPr>
+              <w:t>("</w:t>
+            </w:r>
+            <w:proofErr w:type="spellStart"/>
+            <w:r>
+              <w:rPr>
+                <w:lang w:val="en-US"/>
+              </w:rPr>
+              <w:t>icon_d</w:t>
+            </w:r>
+            <w:proofErr w:type="spellEnd"/>
+            <w:r>
+              <w:rPr>
+                <w:lang w:val="en-US"/>
+              </w:rPr>
+              <w:t>")</w:t>
+            </w:r>
+          </w:p>
+          <w:p>
+            <w:pPr>
+              <w:pStyle w:val="Default"/>
+              <w:rPr>
+                <w:lang w:val="en-US"/>
+              </w:rPr>
+            </w:pPr>
+            <w:r>
+              <w:rPr>
+                <w:lang w:val="en-US"/>
+              </w:rPr>
+              <w:t xml:space="preserve">        </w:t>
+            </w:r>
+            <w:proofErr w:type="spellStart"/>
+            <w:proofErr w:type="gramStart"/>
+            <w:r>
+              <w:rPr>
+                <w:lang w:val="en-US"/>
+              </w:rPr>
+              <w:t>icon.innerText</w:t>
+            </w:r>
+            <w:proofErr w:type="spellEnd"/>
+            <w:proofErr w:type="gramEnd"/>
+            <w:r>
+              <w:rPr>
+                <w:lang w:val="en-US"/>
+              </w:rPr>
+              <w:t xml:space="preserve"> = "close"</w:t>
+            </w:r>
+          </w:p>
+          <w:p>
+            <w:pPr>
+              <w:pStyle w:val="Default"/>
+              <w:rPr>
+                <w:lang w:val="en-US"/>
+              </w:rPr>
+            </w:pPr>
+            <w:r>
+              <w:rPr>
+                <w:lang w:val="en-US"/>
+              </w:rPr>
+              <w:t xml:space="preserve">        </w:t>
+            </w:r>
+            <w:proofErr w:type="spellStart"/>
+            <w:proofErr w:type="gramStart"/>
+            <w:r>
+              <w:rPr>
+                <w:lang w:val="en-US"/>
+              </w:rPr>
+              <w:t>icon.style</w:t>
+            </w:r>
+            <w:proofErr w:type="gramEnd"/>
+            <w:r>
+              <w:rPr>
+                <w:lang w:val="en-US"/>
+              </w:rPr>
+              <w:t>.color</w:t>
+            </w:r>
+            <w:proofErr w:type="spellEnd"/>
+            <w:r>
+              <w:rPr>
+                <w:lang w:val="en-US"/>
+              </w:rPr>
+              <w:t xml:space="preserve"> = "#cc0000"</w:t>
+            </w:r>
+          </w:p>
+          <w:p>
+            <w:pPr>
+              <w:pStyle w:val="Default"/>
+              <w:rPr>
+                <w:lang w:val="en-US"/>
+              </w:rPr>
+            </w:pPr>
+            <w:r>
+              <w:rPr>
+                <w:lang w:val="en-US"/>
+              </w:rPr>
+              <w:t xml:space="preserve">        </w:t>
+            </w:r>
+            <w:proofErr w:type="spellStart"/>
+            <w:proofErr w:type="gramStart"/>
+            <w:r>
+              <w:rPr>
+                <w:lang w:val="en-US"/>
+              </w:rPr>
+              <w:t>popup.style</w:t>
+            </w:r>
+            <w:proofErr w:type="gramEnd"/>
+            <w:r>
+              <w:rPr>
+                <w:lang w:val="en-US"/>
+              </w:rPr>
+              <w:t>.display</w:t>
+            </w:r>
+            <w:proofErr w:type="spellEnd"/>
+            <w:r>
+              <w:rPr>
+                <w:lang w:val="en-US"/>
+              </w:rPr>
+              <w:t xml:space="preserve"> = "flex"</w:t>
+            </w:r>
+          </w:p>
+          <w:p>
+            <w:pPr>
+              <w:pStyle w:val="Default"/>
+              <w:rPr>
+                <w:lang w:val="en-US"/>
+              </w:rPr>
+            </w:pPr>
+            <w:r>
+              <w:rPr>
+                <w:lang w:val="en-US"/>
+              </w:rPr>
+              <w:t xml:space="preserve">        </w:t>
+            </w:r>
+            <w:proofErr w:type="spellStart"/>
+            <w:proofErr w:type="gramStart"/>
+            <w:r>
+              <w:rPr>
+                <w:lang w:val="en-US"/>
+              </w:rPr>
+              <w:t>popup.style</w:t>
+            </w:r>
+            <w:proofErr w:type="gramEnd"/>
+            <w:r>
+              <w:rPr>
+                <w:lang w:val="en-US"/>
+              </w:rPr>
+              <w:t>.backgroundColor</w:t>
+            </w:r>
+            <w:proofErr w:type="spellEnd"/>
+            <w:r>
+              <w:rPr>
+                <w:lang w:val="en-US"/>
+              </w:rPr>
+              <w:t xml:space="preserve"> = "#</w:t>
+            </w:r>
+            <w:proofErr w:type="spellStart"/>
+            <w:r>
+              <w:rPr>
+                <w:lang w:val="en-US"/>
+              </w:rPr>
+              <w:t>ffafaf</w:t>
+            </w:r>
+            <w:proofErr w:type="spellEnd"/>
+            <w:r>
+              <w:rPr>
+                <w:lang w:val="en-US"/>
+              </w:rPr>
+              <w:t>"</w:t>
+            </w:r>
+          </w:p>
+          <w:p>
+            <w:pPr>
+              <w:pStyle w:val="Default"/>
+              <w:rPr>
+                <w:lang w:val="en-US"/>
+              </w:rPr>
+            </w:pPr>
+            <w:r>
+              <w:rPr>
+                <w:lang w:val="en-US"/>
+              </w:rPr>
+              <w:t xml:space="preserve">        </w:t>
+            </w:r>
+            <w:proofErr w:type="spellStart"/>
+            <w:proofErr w:type="gramStart"/>
+            <w:r>
+              <w:rPr>
+                <w:lang w:val="en-US"/>
+              </w:rPr>
+              <w:t>txt.innerText</w:t>
+            </w:r>
+            <w:proofErr w:type="spellEnd"/>
+            <w:proofErr w:type="gramEnd"/>
+            <w:r>
+              <w:rPr>
+                <w:lang w:val="en-US"/>
+              </w:rPr>
+              <w:t xml:space="preserve"> = error</w:t>
+            </w:r>
+          </w:p>
+          <w:p>
+            <w:pPr>
+              <w:pStyle w:val="Default"/>
+              <w:rPr>
+                <w:lang w:val="en-US"/>
+              </w:rPr>
+            </w:pPr>
+            <w:r>
+              <w:rPr>
+                <w:lang w:val="en-US"/>
+              </w:rPr>
+              <w:t xml:space="preserve">    </w:t>
+            </w:r>
+            <w:proofErr w:type="spellStart"/>
+            <w:proofErr w:type="gramStart"/>
+            <w:r>
+              <w:rPr>
+                <w:lang w:val="en-US"/>
+              </w:rPr>
+              <w:t>setTimeout</w:t>
+            </w:r>
+            <w:proofErr w:type="spellEnd"/>
+            <w:r>
+              <w:rPr>
+                <w:lang w:val="en-US"/>
+              </w:rPr>
+              <w:t>(</w:t>
+            </w:r>
+            <w:proofErr w:type="gramEnd"/>
+            <w:r>
+              <w:rPr>
+                <w:lang w:val="en-US"/>
+              </w:rPr>
+              <w:t>() =&gt; {</w:t>
+            </w:r>
+          </w:p>
+          <w:p>
+            <w:pPr>
+              <w:pStyle w:val="Default"/>
+              <w:rPr>
+                <w:lang w:val="en-US"/>
+              </w:rPr>
+            </w:pPr>
+            <w:r>
+              <w:rPr>
+                <w:lang w:val="en-US"/>
+              </w:rPr>
+              <w:t xml:space="preserve">        </w:t>
+            </w:r>
+            <w:proofErr w:type="spellStart"/>
+            <w:proofErr w:type="gramStart"/>
+            <w:r>
+              <w:rPr>
+                <w:lang w:val="en-US"/>
+              </w:rPr>
+              <w:t>popup.style</w:t>
+            </w:r>
+            <w:proofErr w:type="gramEnd"/>
+            <w:r>
+              <w:rPr>
+                <w:lang w:val="en-US"/>
+              </w:rPr>
+              <w:t>.display</w:t>
+            </w:r>
+            <w:proofErr w:type="spellEnd"/>
+            <w:r>
+              <w:rPr>
+                <w:lang w:val="en-US"/>
+              </w:rPr>
+              <w:t xml:space="preserve"> = "none"</w:t>
+            </w:r>
+          </w:p>
+          <w:p>
+            <w:pPr>
+              <w:pStyle w:val="Default"/>
+            </w:pPr>
+            <w:r>
+              <w:rPr>
+                <w:lang w:val="en-US"/>
+              </w:rPr>
+              <w:t xml:space="preserve">    </w:t>
+            </w:r>
+            <w:r>
+              <w:t>}, 3000)</w:t>
+            </w:r>
+          </w:p>
+          <w:p>
+            <w:pPr>
+              <w:pStyle w:val="Default"/>
+              <w:keepNext/>
+            </w:pPr>
+            <w:r>
+              <w:t>}</w:t>
+            </w:r>
+          </w:p>
+        </w:tc>
+      </w:tr>
+    </w:tbl>
+    <w:p>
+      <w:pPr>
+        <w:pStyle w:val="aa"/>
+      </w:pPr>
+      <w:r>
+        <w:t xml:space="preserve">Таблица </w:t>
+      </w:r>
+      <w:fldSimple w:instr=" SEQ Таблица \* ARABIC ">
+        <w:r>
+          <w:rPr>
+            <w:noProof/>
+          </w:rPr>
+          <w:t>9</w:t>
+        </w:r>
+      </w:fldSimple>
+      <w:r>
+        <w:t xml:space="preserve"> Реализация всплывающих уведомлений</w:t>
+      </w:r>
+    </w:p>
+    <w:p>
+      <w:pPr>
+        <w:pStyle w:val="Default"/>
+        <w:rPr>
+          <w:lang w:val="en-US"/>
+        </w:rPr>
+      </w:pPr>
+      <w:r>
+        <w:t xml:space="preserve">Система авторизации работает также с помощью связи </w:t>
+      </w:r>
+      <w:r>
+        <w:rPr>
+          <w:lang w:val="en-US"/>
+        </w:rPr>
+        <w:t>PHP</w:t>
+      </w:r>
+      <w:r>
+        <w:t xml:space="preserve"> </w:t>
+      </w:r>
+      <w:r>
+        <w:t xml:space="preserve">и </w:t>
+      </w:r>
+      <w:r>
+        <w:rPr>
+          <w:lang w:val="en-US"/>
+        </w:rPr>
+        <w:t>JS</w:t>
+      </w:r>
+      <w:r>
+        <w:t xml:space="preserve"> </w:t>
+      </w:r>
+      <w:r>
+        <w:t xml:space="preserve">с помощью </w:t>
+      </w:r>
+      <w:r>
+        <w:rPr>
+          <w:lang w:val="en-US"/>
+        </w:rPr>
+        <w:t>JSON</w:t>
+      </w:r>
+      <w:r>
+        <w:t xml:space="preserve">. Организован вход для сотрудников общественного питания через учетную запись заведения и для администраторов сервиса через их личный аккаунт. Логины имею свой формат. Для заведений он начинается на </w:t>
+      </w:r>
+      <w:r>
+        <w:t>01</w:t>
+      </w:r>
+      <w:r>
+        <w:rPr>
+          <w:lang w:val="en-US"/>
+        </w:rPr>
+        <w:t>AVR</w:t>
+      </w:r>
+      <w:r>
+        <w:t>-</w:t>
+      </w:r>
+      <w:r>
+        <w:t>, для администраторов 01</w:t>
+      </w:r>
+      <w:r>
+        <w:rPr>
+          <w:lang w:val="en-US"/>
+        </w:rPr>
+        <w:t>ADM</w:t>
+      </w:r>
+      <w:r>
+        <w:t xml:space="preserve">-. </w:t>
+      </w:r>
+      <w:r>
+        <w:t>В поле ввода логин вводится в любом регистре. При проверке он преобразуется в верхний регистр для удобства пользователей.</w:t>
+      </w:r>
+      <w:r>
+        <w:t xml:space="preserve"> </w:t>
+      </w:r>
+      <w:r>
+        <w:t xml:space="preserve">Пароли хранятся в базе данных в зашифрованном виде через функцию </w:t>
+      </w:r>
+      <w:r>
+        <w:rPr>
+          <w:lang w:val="en-US"/>
+        </w:rPr>
+        <w:t>password</w:t>
+      </w:r>
+      <w:r>
+        <w:t>_</w:t>
+      </w:r>
+      <w:proofErr w:type="gramStart"/>
+      <w:r>
+        <w:rPr>
+          <w:lang w:val="en-US"/>
+        </w:rPr>
+        <w:t>hash</w:t>
+      </w:r>
+      <w:r>
+        <w:t>(</w:t>
+      </w:r>
+      <w:proofErr w:type="gramEnd"/>
+      <w:r>
+        <w:t xml:space="preserve">) с алгоритмом </w:t>
+      </w:r>
+      <w:r>
+        <w:rPr>
+          <w:lang w:val="en-US"/>
+        </w:rPr>
+        <w:t>PASSWORD</w:t>
+      </w:r>
+      <w:r>
+        <w:t>_</w:t>
+      </w:r>
+      <w:r>
+        <w:rPr>
+          <w:lang w:val="en-US"/>
+        </w:rPr>
+        <w:t>DEFAULT</w:t>
+      </w:r>
+      <w:r>
+        <w:t xml:space="preserve">. </w:t>
+      </w:r>
+      <w:r>
+        <w:t xml:space="preserve">Проверка пароля проходит с использованием функции </w:t>
+      </w:r>
+      <w:r>
+        <w:rPr>
+          <w:lang w:val="en-US"/>
+        </w:rPr>
+        <w:t>password</w:t>
+      </w:r>
+      <w:r>
+        <w:t>_</w:t>
+      </w:r>
+      <w:proofErr w:type="gramStart"/>
+      <w:r>
+        <w:rPr>
+          <w:lang w:val="en-US"/>
+        </w:rPr>
+        <w:t>verify</w:t>
+      </w:r>
+      <w:r>
+        <w:t>(</w:t>
+      </w:r>
+      <w:proofErr w:type="gramEnd"/>
+      <w:r>
+        <w:t xml:space="preserve">). </w:t>
+      </w:r>
+      <w:r>
+        <w:t xml:space="preserve">Сохранение входа осуществляется с помощью создания файла </w:t>
+      </w:r>
+      <w:r>
+        <w:rPr>
+          <w:lang w:val="en-US"/>
+        </w:rPr>
+        <w:t>cookie</w:t>
+      </w:r>
+      <w:r>
+        <w:t xml:space="preserve"> </w:t>
+      </w:r>
+      <w:r>
+        <w:t xml:space="preserve">с токеном авторизации из базы данных. По токену данные из базы сохраняются в сессии </w:t>
+      </w:r>
+      <w:r>
+        <w:lastRenderedPageBreak/>
+        <w:t xml:space="preserve">при каждом </w:t>
+      </w:r>
+      <w:r>
+        <w:t xml:space="preserve">переходе или обновлении страниц. Это реализовано с помощью функции </w:t>
+      </w:r>
+      <w:proofErr w:type="spellStart"/>
+      <w:r>
+        <w:rPr>
+          <w:lang w:val="en-US"/>
+        </w:rPr>
+        <w:t>getData</w:t>
+      </w:r>
+      <w:proofErr w:type="spellEnd"/>
+      <w:r>
+        <w:rPr>
+          <w:lang w:val="en-US"/>
+        </w:rPr>
+        <w:t>($token).</w:t>
+      </w:r>
+    </w:p>
+    <w:tbl>
+      <w:tblPr>
+        <w:tblStyle w:val="af2"/>
+        <w:tblW w:w="0" w:type="auto"/>
+        <w:tblLook w:val="04A0" w:firstRow="1" w:lastRow="0" w:firstColumn="1" w:lastColumn="0" w:noHBand="0" w:noVBand="1"/>
+      </w:tblPr>
+      <w:tblGrid>
+        <w:gridCol w:w="9344"/>
+      </w:tblGrid>
+      <w:tr>
+        <w:tc>
+          <w:tcPr>
+            <w:tcW w:w="9344" w:type="dxa"/>
+          </w:tcPr>
+          <w:p>
+            <w:pPr>
+              <w:pStyle w:val="Default"/>
+              <w:rPr>
+                <w:lang w:val="en-US"/>
+              </w:rPr>
+            </w:pPr>
+            <w:r>
+              <w:rPr>
+                <w:lang w:val="en-US"/>
+              </w:rPr>
+              <w:t xml:space="preserve">function </w:t>
+            </w:r>
+            <w:proofErr w:type="spellStart"/>
+            <w:proofErr w:type="gramStart"/>
+            <w:r>
+              <w:rPr>
+                <w:lang w:val="en-US"/>
+              </w:rPr>
+              <w:t>getData</w:t>
+            </w:r>
+            <w:proofErr w:type="spellEnd"/>
+            <w:r>
+              <w:rPr>
+                <w:lang w:val="en-US"/>
+              </w:rPr>
+              <w:t>(</w:t>
+            </w:r>
+            <w:proofErr w:type="gramEnd"/>
+            <w:r>
+              <w:rPr>
+                <w:lang w:val="en-US"/>
+              </w:rPr>
+              <w:t>$token, $role = null)</w:t>
+            </w:r>
+          </w:p>
+          <w:p>
+            <w:pPr>
+              <w:pStyle w:val="Default"/>
+              <w:rPr>
+                <w:lang w:val="en-US"/>
+              </w:rPr>
+            </w:pPr>
+            <w:r>
+              <w:rPr>
+                <w:lang w:val="en-US"/>
+              </w:rPr>
+              <w:t>{</w:t>
+            </w:r>
+          </w:p>
+          <w:p>
+            <w:pPr>
+              <w:pStyle w:val="Default"/>
+              <w:rPr>
+                <w:lang w:val="en-US"/>
+              </w:rPr>
+            </w:pPr>
+            <w:r>
+              <w:rPr>
+                <w:lang w:val="en-US"/>
+              </w:rPr>
+              <w:t xml:space="preserve">    global $conn;</w:t>
+            </w:r>
+          </w:p>
+          <w:p>
+            <w:pPr>
+              <w:pStyle w:val="Default"/>
+              <w:rPr>
+                <w:lang w:val="en-US"/>
+              </w:rPr>
+            </w:pPr>
+            <w:r>
+              <w:rPr>
+                <w:lang w:val="en-US"/>
+              </w:rPr>
+              <w:t xml:space="preserve">    $</w:t>
+            </w:r>
+            <w:proofErr w:type="spellStart"/>
+            <w:r>
+              <w:rPr>
+                <w:lang w:val="en-US"/>
+              </w:rPr>
+              <w:t>sql</w:t>
+            </w:r>
+            <w:proofErr w:type="spellEnd"/>
+            <w:r>
+              <w:rPr>
+                <w:lang w:val="en-US"/>
+              </w:rPr>
+              <w:t xml:space="preserve"> = "SELECT * FROM restaurants WHERE </w:t>
+            </w:r>
+            <w:proofErr w:type="spellStart"/>
+            <w:r>
+              <w:rPr>
+                <w:lang w:val="en-US"/>
+              </w:rPr>
+              <w:t>session_token</w:t>
+            </w:r>
+            <w:proofErr w:type="spellEnd"/>
+            <w:r>
+              <w:rPr>
+                <w:lang w:val="en-US"/>
+              </w:rPr>
+              <w:t xml:space="preserve"> </w:t>
+            </w:r>
+            <w:proofErr w:type="gramStart"/>
+            <w:r>
+              <w:rPr>
+                <w:lang w:val="en-US"/>
+              </w:rPr>
+              <w:t>= ?</w:t>
+            </w:r>
+            <w:proofErr w:type="gramEnd"/>
+            <w:r>
+              <w:rPr>
+                <w:lang w:val="en-US"/>
+              </w:rPr>
+              <w:t>";</w:t>
+            </w:r>
+          </w:p>
+          <w:p>
+            <w:pPr>
+              <w:pStyle w:val="Default"/>
+              <w:rPr>
+                <w:lang w:val="en-US"/>
+              </w:rPr>
+            </w:pPr>
+            <w:r>
+              <w:rPr>
+                <w:lang w:val="en-US"/>
+              </w:rPr>
+              <w:t xml:space="preserve">    $</w:t>
+            </w:r>
+            <w:proofErr w:type="spellStart"/>
+            <w:r>
+              <w:rPr>
+                <w:lang w:val="en-US"/>
+              </w:rPr>
+              <w:t>stmt</w:t>
+            </w:r>
+            <w:proofErr w:type="spellEnd"/>
+            <w:r>
+              <w:rPr>
+                <w:lang w:val="en-US"/>
+              </w:rPr>
+              <w:t xml:space="preserve"> = $conn-&gt;prepare($</w:t>
+            </w:r>
+            <w:proofErr w:type="spellStart"/>
+            <w:r>
+              <w:rPr>
+                <w:lang w:val="en-US"/>
+              </w:rPr>
+              <w:t>sql</w:t>
+            </w:r>
+            <w:proofErr w:type="spellEnd"/>
+            <w:r>
+              <w:rPr>
+                <w:lang w:val="en-US"/>
+              </w:rPr>
+              <w:t>);</w:t>
+            </w:r>
+          </w:p>
+          <w:p>
+            <w:pPr>
+              <w:pStyle w:val="Default"/>
+              <w:rPr>
+                <w:lang w:val="en-US"/>
+              </w:rPr>
+            </w:pPr>
+            <w:r>
+              <w:rPr>
+                <w:lang w:val="en-US"/>
+              </w:rPr>
+              <w:t xml:space="preserve">    $</w:t>
+            </w:r>
+            <w:proofErr w:type="spellStart"/>
+            <w:r>
+              <w:rPr>
+                <w:lang w:val="en-US"/>
+              </w:rPr>
+              <w:t>stmt</w:t>
+            </w:r>
+            <w:proofErr w:type="spellEnd"/>
+            <w:r>
+              <w:rPr>
+                <w:lang w:val="en-US"/>
+              </w:rPr>
+              <w:t>-&gt;</w:t>
+            </w:r>
+            <w:proofErr w:type="spellStart"/>
+            <w:r>
+              <w:rPr>
+                <w:lang w:val="en-US"/>
+              </w:rPr>
+              <w:t>bind_</w:t>
+            </w:r>
+            <w:proofErr w:type="gramStart"/>
+            <w:r>
+              <w:rPr>
+                <w:lang w:val="en-US"/>
+              </w:rPr>
+              <w:t>param</w:t>
+            </w:r>
+            <w:proofErr w:type="spellEnd"/>
+            <w:r>
+              <w:rPr>
+                <w:lang w:val="en-US"/>
+              </w:rPr>
+              <w:t>(</w:t>
+            </w:r>
+            <w:proofErr w:type="gramEnd"/>
+            <w:r>
+              <w:rPr>
+                <w:lang w:val="en-US"/>
+              </w:rPr>
+              <w:t>"s", $token);</w:t>
+            </w:r>
+          </w:p>
+          <w:p>
+            <w:pPr>
+              <w:pStyle w:val="Default"/>
+              <w:rPr>
+                <w:lang w:val="en-US"/>
+              </w:rPr>
+            </w:pPr>
+            <w:r>
+              <w:rPr>
+                <w:lang w:val="en-US"/>
+              </w:rPr>
+              <w:t xml:space="preserve">    $</w:t>
+            </w:r>
+            <w:proofErr w:type="spellStart"/>
+            <w:r>
+              <w:rPr>
+                <w:lang w:val="en-US"/>
+              </w:rPr>
+              <w:t>stmt</w:t>
+            </w:r>
+            <w:proofErr w:type="spellEnd"/>
+            <w:r>
+              <w:rPr>
+                <w:lang w:val="en-US"/>
+              </w:rPr>
+              <w:t>-&gt;</w:t>
+            </w:r>
+            <w:proofErr w:type="gramStart"/>
+            <w:r>
+              <w:rPr>
+                <w:lang w:val="en-US"/>
+              </w:rPr>
+              <w:t>execute(</w:t>
+            </w:r>
+            <w:proofErr w:type="gramEnd"/>
+            <w:r>
+              <w:rPr>
+                <w:lang w:val="en-US"/>
+              </w:rPr>
+              <w:t>);</w:t>
+            </w:r>
+          </w:p>
+          <w:p>
+            <w:pPr>
+              <w:pStyle w:val="Default"/>
+              <w:rPr>
+                <w:lang w:val="en-US"/>
+              </w:rPr>
+            </w:pPr>
+            <w:r>
+              <w:rPr>
+                <w:lang w:val="en-US"/>
+              </w:rPr>
+              <w:t xml:space="preserve">    $result = $</w:t>
+            </w:r>
+            <w:proofErr w:type="spellStart"/>
+            <w:r>
+              <w:rPr>
+                <w:lang w:val="en-US"/>
+              </w:rPr>
+              <w:t>stmt</w:t>
+            </w:r>
+            <w:proofErr w:type="spellEnd"/>
+            <w:r>
+              <w:rPr>
+                <w:lang w:val="en-US"/>
+              </w:rPr>
+              <w:t>-&gt;</w:t>
+            </w:r>
+            <w:proofErr w:type="spellStart"/>
+            <w:r>
+              <w:rPr>
+                <w:lang w:val="en-US"/>
+              </w:rPr>
+              <w:t>get_</w:t>
+            </w:r>
+            <w:proofErr w:type="gramStart"/>
+            <w:r>
+              <w:rPr>
+                <w:lang w:val="en-US"/>
+              </w:rPr>
+              <w:t>result</w:t>
+            </w:r>
+            <w:proofErr w:type="spellEnd"/>
+            <w:r>
+              <w:rPr>
+                <w:lang w:val="en-US"/>
+              </w:rPr>
+              <w:t>(</w:t>
+            </w:r>
+            <w:proofErr w:type="gramEnd"/>
+            <w:r>
+              <w:rPr>
+                <w:lang w:val="en-US"/>
+              </w:rPr>
+              <w:t>);</w:t>
+            </w:r>
+          </w:p>
+          <w:p>
+            <w:pPr>
+              <w:pStyle w:val="Default"/>
+              <w:rPr>
+                <w:lang w:val="en-US"/>
+              </w:rPr>
+            </w:pPr>
+            <w:r>
+              <w:rPr>
+                <w:lang w:val="en-US"/>
+              </w:rPr>
+              <w:t xml:space="preserve">    if ($result-&gt;</w:t>
+            </w:r>
+            <w:proofErr w:type="spellStart"/>
+            <w:r>
+              <w:rPr>
+                <w:lang w:val="en-US"/>
+              </w:rPr>
+              <w:t>num_rows</w:t>
+            </w:r>
+            <w:proofErr w:type="spellEnd"/>
+            <w:r>
+              <w:rPr>
+                <w:lang w:val="en-US"/>
+              </w:rPr>
+              <w:t xml:space="preserve"> == 0) {</w:t>
+            </w:r>
+          </w:p>
+          <w:p>
+            <w:pPr>
+              <w:pStyle w:val="Default"/>
+              <w:rPr>
+                <w:lang w:val="en-US"/>
+              </w:rPr>
+            </w:pPr>
+            <w:r>
+              <w:rPr>
+                <w:lang w:val="en-US"/>
+              </w:rPr>
+              <w:t xml:space="preserve">        $</w:t>
+            </w:r>
+            <w:proofErr w:type="spellStart"/>
+            <w:r>
+              <w:rPr>
+                <w:lang w:val="en-US"/>
+              </w:rPr>
+              <w:t>sql</w:t>
+            </w:r>
+            <w:proofErr w:type="spellEnd"/>
+            <w:r>
+              <w:rPr>
+                <w:lang w:val="en-US"/>
+              </w:rPr>
+              <w:t xml:space="preserve"> = "SELECT * FROM admins WHERE </w:t>
+            </w:r>
+            <w:proofErr w:type="spellStart"/>
+            <w:r>
+              <w:rPr>
+                <w:lang w:val="en-US"/>
+              </w:rPr>
+              <w:t>session_token</w:t>
+            </w:r>
+            <w:proofErr w:type="spellEnd"/>
+            <w:r>
+              <w:rPr>
+                <w:lang w:val="en-US"/>
+              </w:rPr>
+              <w:t xml:space="preserve"> </w:t>
+            </w:r>
+            <w:proofErr w:type="gramStart"/>
+            <w:r>
+              <w:rPr>
+                <w:lang w:val="en-US"/>
+              </w:rPr>
+              <w:t>= ?</w:t>
+            </w:r>
+            <w:proofErr w:type="gramEnd"/>
+            <w:r>
+              <w:rPr>
+                <w:lang w:val="en-US"/>
+              </w:rPr>
+              <w:t>";</w:t>
+            </w:r>
+          </w:p>
+          <w:p>
+            <w:pPr>
+              <w:pStyle w:val="Default"/>
+              <w:rPr>
+                <w:lang w:val="en-US"/>
+              </w:rPr>
+            </w:pPr>
+            <w:r>
+              <w:rPr>
+                <w:lang w:val="en-US"/>
+              </w:rPr>
+              <w:t xml:space="preserve">        $</w:t>
+            </w:r>
+            <w:proofErr w:type="spellStart"/>
+            <w:r>
+              <w:rPr>
+                <w:lang w:val="en-US"/>
+              </w:rPr>
+              <w:t>stmt</w:t>
+            </w:r>
+            <w:proofErr w:type="spellEnd"/>
+            <w:r>
+              <w:rPr>
+                <w:lang w:val="en-US"/>
+              </w:rPr>
+              <w:t xml:space="preserve"> = $conn-&gt;prepare($</w:t>
+            </w:r>
+            <w:proofErr w:type="spellStart"/>
+            <w:r>
+              <w:rPr>
+                <w:lang w:val="en-US"/>
+              </w:rPr>
+              <w:t>sql</w:t>
+            </w:r>
+            <w:proofErr w:type="spellEnd"/>
+            <w:r>
+              <w:rPr>
+                <w:lang w:val="en-US"/>
+              </w:rPr>
+              <w:t>);</w:t>
+            </w:r>
+          </w:p>
+          <w:p>
+            <w:pPr>
+              <w:pStyle w:val="Default"/>
+              <w:rPr>
+                <w:lang w:val="en-US"/>
+              </w:rPr>
+            </w:pPr>
+            <w:r>
+              <w:rPr>
+                <w:lang w:val="en-US"/>
+              </w:rPr>
+              <w:t xml:space="preserve">        $</w:t>
+            </w:r>
+            <w:proofErr w:type="spellStart"/>
+            <w:r>
+              <w:rPr>
+                <w:lang w:val="en-US"/>
+              </w:rPr>
+              <w:t>stmt</w:t>
+            </w:r>
+            <w:proofErr w:type="spellEnd"/>
+            <w:r>
+              <w:rPr>
+                <w:lang w:val="en-US"/>
+              </w:rPr>
+              <w:t>-&gt;</w:t>
+            </w:r>
+            <w:proofErr w:type="spellStart"/>
+            <w:r>
+              <w:rPr>
+                <w:lang w:val="en-US"/>
+              </w:rPr>
+              <w:t>bind_</w:t>
+            </w:r>
+            <w:proofErr w:type="gramStart"/>
+            <w:r>
+              <w:rPr>
+                <w:lang w:val="en-US"/>
+              </w:rPr>
+              <w:t>param</w:t>
+            </w:r>
+            <w:proofErr w:type="spellEnd"/>
+            <w:r>
+              <w:rPr>
+                <w:lang w:val="en-US"/>
+              </w:rPr>
+              <w:t>(</w:t>
+            </w:r>
+            <w:proofErr w:type="gramEnd"/>
+            <w:r>
+              <w:rPr>
+                <w:lang w:val="en-US"/>
+              </w:rPr>
+              <w:t>"s", $token);</w:t>
+            </w:r>
+          </w:p>
+          <w:p>
+            <w:pPr>
+              <w:pStyle w:val="Default"/>
+              <w:rPr>
+                <w:lang w:val="en-US"/>
+              </w:rPr>
+            </w:pPr>
+            <w:r>
+              <w:rPr>
+                <w:lang w:val="en-US"/>
+              </w:rPr>
+              <w:t xml:space="preserve">        $</w:t>
+            </w:r>
+            <w:proofErr w:type="spellStart"/>
+            <w:r>
+              <w:rPr>
+                <w:lang w:val="en-US"/>
+              </w:rPr>
+              <w:t>stmt</w:t>
+            </w:r>
+            <w:proofErr w:type="spellEnd"/>
+            <w:r>
+              <w:rPr>
+                <w:lang w:val="en-US"/>
+              </w:rPr>
+              <w:t>-&gt;</w:t>
+            </w:r>
+            <w:proofErr w:type="gramStart"/>
+            <w:r>
+              <w:rPr>
+                <w:lang w:val="en-US"/>
+              </w:rPr>
+              <w:t>execute(</w:t>
+            </w:r>
+            <w:proofErr w:type="gramEnd"/>
+            <w:r>
+              <w:rPr>
+                <w:lang w:val="en-US"/>
+              </w:rPr>
+              <w:t>);</w:t>
+            </w:r>
+          </w:p>
+          <w:p>
+            <w:pPr>
+              <w:pStyle w:val="Default"/>
+              <w:rPr>
+                <w:lang w:val="en-US"/>
+              </w:rPr>
+            </w:pPr>
+            <w:r>
+              <w:rPr>
+                <w:lang w:val="en-US"/>
+              </w:rPr>
+              <w:t xml:space="preserve">        $result = $</w:t>
+            </w:r>
+            <w:proofErr w:type="spellStart"/>
+            <w:r>
+              <w:rPr>
+                <w:lang w:val="en-US"/>
+              </w:rPr>
+              <w:t>stmt</w:t>
+            </w:r>
+            <w:proofErr w:type="spellEnd"/>
+            <w:r>
+              <w:rPr>
+                <w:lang w:val="en-US"/>
+              </w:rPr>
+              <w:t>-&gt;</w:t>
+            </w:r>
+            <w:proofErr w:type="spellStart"/>
+            <w:r>
+              <w:rPr>
+                <w:lang w:val="en-US"/>
+              </w:rPr>
+              <w:t>get_</w:t>
+            </w:r>
+            <w:proofErr w:type="gramStart"/>
+            <w:r>
+              <w:rPr>
+                <w:lang w:val="en-US"/>
+              </w:rPr>
+              <w:t>result</w:t>
+            </w:r>
+            <w:proofErr w:type="spellEnd"/>
+            <w:r>
+              <w:rPr>
+                <w:lang w:val="en-US"/>
+              </w:rPr>
+              <w:t>(</w:t>
+            </w:r>
+            <w:proofErr w:type="gramEnd"/>
+            <w:r>
+              <w:rPr>
+                <w:lang w:val="en-US"/>
+              </w:rPr>
+              <w:t>);</w:t>
+            </w:r>
+          </w:p>
+          <w:p>
+            <w:pPr>
+              <w:pStyle w:val="Default"/>
+              <w:rPr>
+                <w:lang w:val="en-US"/>
+              </w:rPr>
+            </w:pPr>
+            <w:r>
+              <w:rPr>
+                <w:lang w:val="en-US"/>
+              </w:rPr>
+              <w:t xml:space="preserve">        $row = $result-&gt;</w:t>
+            </w:r>
+            <w:proofErr w:type="spellStart"/>
+            <w:r>
+              <w:rPr>
+                <w:lang w:val="en-US"/>
+              </w:rPr>
+              <w:t>fetch_</w:t>
+            </w:r>
+            <w:proofErr w:type="gramStart"/>
+            <w:r>
+              <w:rPr>
+                <w:lang w:val="en-US"/>
+              </w:rPr>
+              <w:t>assoc</w:t>
+            </w:r>
+            <w:proofErr w:type="spellEnd"/>
+            <w:r>
+              <w:rPr>
+                <w:lang w:val="en-US"/>
+              </w:rPr>
+              <w:t>(</w:t>
+            </w:r>
+            <w:proofErr w:type="gramEnd"/>
+            <w:r>
+              <w:rPr>
+                <w:lang w:val="en-US"/>
+              </w:rPr>
+              <w:t>);</w:t>
+            </w:r>
+          </w:p>
+          <w:p>
+            <w:pPr>
+              <w:pStyle w:val="Default"/>
+              <w:rPr>
+                <w:lang w:val="en-US"/>
+              </w:rPr>
+            </w:pPr>
+            <w:r>
+              <w:rPr>
+                <w:lang w:val="en-US"/>
+              </w:rPr>
+              <w:t xml:space="preserve">        $_SESSION["id"] = (int)$row["id"];</w:t>
+            </w:r>
+          </w:p>
+          <w:p>
+            <w:pPr>
+              <w:pStyle w:val="Default"/>
+              <w:rPr>
+                <w:lang w:val="en-US"/>
+              </w:rPr>
+            </w:pPr>
+            <w:r>
+              <w:rPr>
+                <w:lang w:val="en-US"/>
+              </w:rPr>
+              <w:t xml:space="preserve">        $_SESSION["</w:t>
+            </w:r>
+            <w:proofErr w:type="spellStart"/>
+            <w:r>
+              <w:rPr>
+                <w:lang w:val="en-US"/>
+              </w:rPr>
+              <w:t>lgn</w:t>
+            </w:r>
+            <w:proofErr w:type="spellEnd"/>
+            <w:r>
+              <w:rPr>
+                <w:lang w:val="en-US"/>
+              </w:rPr>
+              <w:t>"] = $row["login"];</w:t>
+            </w:r>
+          </w:p>
+          <w:p>
+            <w:pPr>
+              <w:pStyle w:val="Default"/>
+              <w:rPr>
+                <w:lang w:val="en-US"/>
+              </w:rPr>
+            </w:pPr>
+            <w:r>
+              <w:rPr>
+                <w:lang w:val="en-US"/>
+              </w:rPr>
+              <w:t xml:space="preserve">        $_SESSION["verify"] = </w:t>
+            </w:r>
+            <w:proofErr w:type="spellStart"/>
+            <w:r>
+              <w:rPr>
+                <w:lang w:val="en-US"/>
+              </w:rPr>
+              <w:t>password_verify</w:t>
+            </w:r>
+            <w:proofErr w:type="spellEnd"/>
+            <w:r>
+              <w:rPr>
+                <w:lang w:val="en-US"/>
+              </w:rPr>
+              <w:t>($_SESSION["</w:t>
+            </w:r>
+            <w:proofErr w:type="spellStart"/>
+            <w:r>
+              <w:rPr>
+                <w:lang w:val="en-US"/>
+              </w:rPr>
+              <w:t>lgn</w:t>
+            </w:r>
+            <w:proofErr w:type="spellEnd"/>
+            <w:r>
+              <w:rPr>
+                <w:lang w:val="en-US"/>
+              </w:rPr>
+              <w:t>"], $role);</w:t>
+            </w:r>
+          </w:p>
+          <w:p>
+            <w:pPr>
+              <w:pStyle w:val="Default"/>
+              <w:rPr>
+                <w:lang w:val="en-US"/>
+              </w:rPr>
+            </w:pPr>
+            <w:r>
+              <w:rPr>
+                <w:lang w:val="en-US"/>
+              </w:rPr>
+              <w:t xml:space="preserve">        $_SESSION["title"] = $row["</w:t>
+            </w:r>
+            <w:proofErr w:type="spellStart"/>
+            <w:r>
+              <w:rPr>
+                <w:lang w:val="en-US"/>
+              </w:rPr>
+              <w:t>fullname</w:t>
+            </w:r>
+            <w:proofErr w:type="spellEnd"/>
+            <w:r>
+              <w:rPr>
+                <w:lang w:val="en-US"/>
+              </w:rPr>
+              <w:t>"];</w:t>
+            </w:r>
+          </w:p>
+          <w:p>
+            <w:pPr>
+              <w:pStyle w:val="Default"/>
+              <w:rPr>
+                <w:lang w:val="en-US"/>
+              </w:rPr>
+            </w:pPr>
+            <w:r>
+              <w:rPr>
+                <w:lang w:val="en-US"/>
+              </w:rPr>
+              <w:t xml:space="preserve">        $_SESSION["privilege"] = $row["privilege"];</w:t>
+            </w:r>
+          </w:p>
+          <w:p>
+            <w:pPr>
+              <w:pStyle w:val="Default"/>
+              <w:rPr>
+                <w:lang w:val="en-US"/>
+              </w:rPr>
+            </w:pPr>
+            <w:r>
+              <w:rPr>
+                <w:lang w:val="en-US"/>
+              </w:rPr>
+              <w:t xml:space="preserve">        $_SESSION["</w:t>
+            </w:r>
+            <w:proofErr w:type="spellStart"/>
+            <w:r>
+              <w:rPr>
+                <w:lang w:val="en-US"/>
+              </w:rPr>
+              <w:t>url</w:t>
+            </w:r>
+            <w:proofErr w:type="spellEnd"/>
+            <w:r>
+              <w:rPr>
+                <w:lang w:val="en-US"/>
+              </w:rPr>
+              <w:t>"] = "</w:t>
+            </w:r>
+            <w:proofErr w:type="spellStart"/>
+            <w:r>
+              <w:rPr>
+                <w:lang w:val="en-US"/>
+              </w:rPr>
+              <w:t>admin.php</w:t>
+            </w:r>
+            <w:proofErr w:type="spellEnd"/>
+            <w:r>
+              <w:rPr>
+                <w:lang w:val="en-US"/>
+              </w:rPr>
+              <w:t>";</w:t>
+            </w:r>
+          </w:p>
+          <w:p>
+            <w:pPr>
+              <w:pStyle w:val="Default"/>
+              <w:rPr>
+                <w:lang w:val="en-US"/>
+              </w:rPr>
+            </w:pPr>
+            <w:r>
+              <w:rPr>
+                <w:lang w:val="en-US"/>
+              </w:rPr>
+              <w:t xml:space="preserve">    } else {</w:t>
+            </w:r>
+          </w:p>
+          <w:p>
+            <w:pPr>
+              <w:pStyle w:val="Default"/>
+              <w:rPr>
+                <w:lang w:val="en-US"/>
+              </w:rPr>
+            </w:pPr>
+            <w:r>
+              <w:rPr>
+                <w:lang w:val="en-US"/>
+              </w:rPr>
+              <w:t xml:space="preserve">        $row = $result-&gt;</w:t>
+            </w:r>
+            <w:proofErr w:type="spellStart"/>
+            <w:r>
+              <w:rPr>
+                <w:lang w:val="en-US"/>
+              </w:rPr>
+              <w:t>fetch_</w:t>
+            </w:r>
+            <w:proofErr w:type="gramStart"/>
+            <w:r>
+              <w:rPr>
+                <w:lang w:val="en-US"/>
+              </w:rPr>
+              <w:t>assoc</w:t>
+            </w:r>
+            <w:proofErr w:type="spellEnd"/>
+            <w:r>
+              <w:rPr>
+                <w:lang w:val="en-US"/>
+              </w:rPr>
+              <w:t>(</w:t>
+            </w:r>
+            <w:proofErr w:type="gramEnd"/>
+            <w:r>
+              <w:rPr>
+                <w:lang w:val="en-US"/>
+              </w:rPr>
+              <w:t>);</w:t>
+            </w:r>
+          </w:p>
+          <w:p>
+            <w:pPr>
+              <w:pStyle w:val="Default"/>
+              <w:rPr>
+                <w:lang w:val="en-US"/>
+              </w:rPr>
+            </w:pPr>
+            <w:r>
+              <w:rPr>
+                <w:lang w:val="en-US"/>
+              </w:rPr>
+              <w:t xml:space="preserve">        $_SESSION["title"] = $row["name"];</w:t>
+            </w:r>
+          </w:p>
+          <w:p>
+            <w:pPr>
+              <w:pStyle w:val="Default"/>
+              <w:rPr>
+                <w:lang w:val="en-US"/>
+              </w:rPr>
+            </w:pPr>
+            <w:r>
+              <w:rPr>
+                <w:lang w:val="en-US"/>
+              </w:rPr>
+              <w:t xml:space="preserve">        $_SESSION["</w:t>
+            </w:r>
+            <w:proofErr w:type="spellStart"/>
+            <w:r>
+              <w:rPr>
+                <w:lang w:val="en-US"/>
+              </w:rPr>
+              <w:t>img</w:t>
+            </w:r>
+            <w:proofErr w:type="spellEnd"/>
+            <w:r>
+              <w:rPr>
+                <w:lang w:val="en-US"/>
+              </w:rPr>
+              <w:t>"] = $row["</w:t>
+            </w:r>
+            <w:proofErr w:type="spellStart"/>
+            <w:r>
+              <w:rPr>
+                <w:lang w:val="en-US"/>
+              </w:rPr>
+              <w:t>img</w:t>
+            </w:r>
+            <w:proofErr w:type="spellEnd"/>
+            <w:r>
+              <w:rPr>
+                <w:lang w:val="en-US"/>
+              </w:rPr>
+              <w:t>"];</w:t>
+            </w:r>
+          </w:p>
+          <w:p>
+            <w:pPr>
+              <w:pStyle w:val="Default"/>
+              <w:rPr>
+                <w:lang w:val="en-US"/>
+              </w:rPr>
+            </w:pPr>
+            <w:r>
+              <w:rPr>
+                <w:lang w:val="en-US"/>
+              </w:rPr>
+              <w:t xml:space="preserve">        $_SESSION["desc"] = $row["description"];</w:t>
+            </w:r>
+          </w:p>
+          <w:p>
+            <w:pPr>
+              <w:pStyle w:val="Default"/>
+              <w:rPr>
+                <w:lang w:val="en-US"/>
+              </w:rPr>
+            </w:pPr>
+            <w:r>
+              <w:rPr>
+                <w:lang w:val="en-US"/>
+              </w:rPr>
+              <w:t xml:space="preserve">        $_SESSION["</w:t>
+            </w:r>
+            <w:proofErr w:type="spellStart"/>
+            <w:r>
+              <w:rPr>
+                <w:lang w:val="en-US"/>
+              </w:rPr>
+              <w:t>url</w:t>
+            </w:r>
+            <w:proofErr w:type="spellEnd"/>
+            <w:r>
+              <w:rPr>
+                <w:lang w:val="en-US"/>
+              </w:rPr>
+              <w:t>"] = "</w:t>
+            </w:r>
+            <w:proofErr w:type="spellStart"/>
+            <w:r>
+              <w:rPr>
+                <w:lang w:val="en-US"/>
+              </w:rPr>
+              <w:t>profile.php</w:t>
+            </w:r>
+            <w:proofErr w:type="spellEnd"/>
+            <w:r>
+              <w:rPr>
+                <w:lang w:val="en-US"/>
+              </w:rPr>
+              <w:t>";</w:t>
+            </w:r>
+          </w:p>
+          <w:p>
+            <w:pPr>
+              <w:pStyle w:val="Default"/>
+              <w:rPr>
+                <w:lang w:val="en-US"/>
+              </w:rPr>
+            </w:pPr>
+            <w:r>
+              <w:rPr>
+                <w:lang w:val="en-US"/>
+              </w:rPr>
+              <w:t xml:space="preserve">        $_SESSION["id"] = (int) $row["id"];</w:t>
+            </w:r>
+          </w:p>
+          <w:p>
+            <w:pPr>
+              <w:pStyle w:val="Default"/>
+              <w:rPr>
+                <w:lang w:val="en-US"/>
+              </w:rPr>
+            </w:pPr>
+            <w:r>
+              <w:rPr>
+                <w:lang w:val="en-US"/>
+              </w:rPr>
+              <w:lastRenderedPageBreak/>
+              <w:t xml:space="preserve">    }</w:t>
+            </w:r>
+          </w:p>
+          <w:p>
+            <w:pPr>
+              <w:pStyle w:val="Default"/>
+              <w:rPr>
+                <w:lang w:val="en-US"/>
+              </w:rPr>
+            </w:pPr>
+            <w:r>
+              <w:rPr>
+                <w:lang w:val="en-US"/>
+              </w:rPr>
+              <w:t xml:space="preserve">    $</w:t>
+            </w:r>
+            <w:proofErr w:type="spellStart"/>
+            <w:r>
+              <w:rPr>
+                <w:lang w:val="en-US"/>
+              </w:rPr>
+              <w:t>stmt</w:t>
+            </w:r>
+            <w:proofErr w:type="spellEnd"/>
+            <w:r>
+              <w:rPr>
+                <w:lang w:val="en-US"/>
+              </w:rPr>
+              <w:t>-&gt;</w:t>
+            </w:r>
+            <w:proofErr w:type="gramStart"/>
+            <w:r>
+              <w:rPr>
+                <w:lang w:val="en-US"/>
+              </w:rPr>
+              <w:t>close(</w:t>
+            </w:r>
+            <w:proofErr w:type="gramEnd"/>
+            <w:r>
+              <w:rPr>
+                <w:lang w:val="en-US"/>
+              </w:rPr>
+              <w:t>);</w:t>
+            </w:r>
+          </w:p>
+          <w:p>
+            <w:pPr>
+              <w:pStyle w:val="Default"/>
+              <w:keepNext/>
+              <w:rPr>
+                <w:lang w:val="en-US"/>
+              </w:rPr>
+            </w:pPr>
+            <w:r>
+              <w:rPr>
+                <w:lang w:val="en-US"/>
+              </w:rPr>
+              <w:t>}</w:t>
+            </w:r>
+          </w:p>
+        </w:tc>
+      </w:tr>
+    </w:tbl>
+    <w:p>
+      <w:pPr>
+        <w:pStyle w:val="aa"/>
+      </w:pPr>
+      <w:r>
+        <w:lastRenderedPageBreak/>
+        <w:t xml:space="preserve">Таблица </w:t>
+      </w:r>
+      <w:fldSimple w:instr=" SEQ Таблица \* ARABIC ">
+        <w:r>
+          <w:rPr>
+            <w:noProof/>
+          </w:rPr>
+          <w:t>10</w:t>
+        </w:r>
+      </w:fldSimple>
+      <w:r>
+        <w:t xml:space="preserve"> Получение данных из базы данных по токену авторизации</w:t>
+      </w:r>
+    </w:p>
+    <w:p>
+      <w:pPr>
+        <w:rPr>
+          <w:lang w:val="en-US"/>
+        </w:rPr>
+      </w:pPr>
+      <w:r>
+        <w:t xml:space="preserve">При бронировании стола генерируются «Код бронирования». Он состоит из строки </w:t>
+      </w:r>
+      <w:r>
+        <w:t>BKD-AVR-</w:t>
+      </w:r>
+      <w:r>
+        <w:t xml:space="preserve"> в начале и восьмизначного числа в конце, в которое входит случайное четырехзначное число и последние цифры номера телефона. По данному коду идентифицируется бронь пользователя. Генерацией занимается функция </w:t>
+      </w:r>
+      <w:proofErr w:type="spellStart"/>
+      <w:r>
+        <w:rPr>
+          <w:lang w:val="en-US"/>
+        </w:rPr>
+        <w:t>codeGenerate</w:t>
+      </w:r>
+      <w:proofErr w:type="spellEnd"/>
+      <w:r>
+        <w:rPr>
+          <w:lang w:val="en-US"/>
+        </w:rPr>
+        <w:t>($phone)</w:t>
+      </w:r>
+    </w:p>
+    <w:tbl>
+      <w:tblPr>
+        <w:tblStyle w:val="af2"/>
+        <w:tblW w:w="0" w:type="auto"/>
+        <w:tblLook w:val="04A0" w:firstRow="1" w:lastRow="0" w:firstColumn="1" w:lastColumn="0" w:noHBand="0" w:noVBand="1"/>
+      </w:tblPr>
+      <w:tblGrid>
+        <w:gridCol w:w="9344"/>
+      </w:tblGrid>
+      <w:tr>
+        <w:tc>
+          <w:tcPr>
+            <w:tcW w:w="9344" w:type="dxa"/>
+          </w:tcPr>
+          <w:p>
+            <w:pPr>
+              <w:rPr>
+                <w:lang w:val="en-US"/>
+              </w:rPr>
+            </w:pPr>
+            <w:r>
+              <w:rPr>
+                <w:lang w:val="en-US"/>
+              </w:rPr>
+              <w:t xml:space="preserve">function </w:t>
+            </w:r>
+            <w:proofErr w:type="spellStart"/>
+            <w:r>
+              <w:rPr>
+                <w:lang w:val="en-US"/>
+              </w:rPr>
+              <w:t>codeGenerate</w:t>
+            </w:r>
+            <w:proofErr w:type="spellEnd"/>
+            <w:r>
+              <w:rPr>
+                <w:lang w:val="en-US"/>
+              </w:rPr>
+              <w:t>($</w:t>
+            </w:r>
+            <w:proofErr w:type="gramStart"/>
+            <w:r>
+              <w:rPr>
+                <w:lang w:val="en-US"/>
+              </w:rPr>
+              <w:t>phone){</w:t>
+            </w:r>
+            <w:proofErr w:type="gramEnd"/>
+          </w:p>
+          <w:p>
+            <w:pPr>
+              <w:rPr>
+                <w:lang w:val="en-US"/>
+              </w:rPr>
+            </w:pPr>
+            <w:r>
+              <w:rPr>
+                <w:lang w:val="en-US"/>
+              </w:rPr>
+              <w:t xml:space="preserve">    $number = </w:t>
+            </w:r>
+            <w:proofErr w:type="gramStart"/>
+            <w:r>
+              <w:rPr>
+                <w:lang w:val="en-US"/>
+              </w:rPr>
+              <w:t>rand(</w:t>
+            </w:r>
+            <w:proofErr w:type="gramEnd"/>
+            <w:r>
+              <w:rPr>
+                <w:lang w:val="en-US"/>
+              </w:rPr>
+              <w:t>10000, 99999);</w:t>
+            </w:r>
+          </w:p>
+          <w:p>
+            <w:pPr>
+              <w:rPr>
+                <w:lang w:val="en-US"/>
+              </w:rPr>
+            </w:pPr>
+            <w:r>
+              <w:rPr>
+                <w:lang w:val="en-US"/>
+              </w:rPr>
+              <w:t xml:space="preserve">    $</w:t>
+            </w:r>
+            <w:proofErr w:type="spellStart"/>
+            <w:r>
+              <w:rPr>
+                <w:lang w:val="en-US"/>
+              </w:rPr>
+              <w:t>phone_ch</w:t>
+            </w:r>
+            <w:proofErr w:type="spellEnd"/>
+            <w:r>
+              <w:rPr>
+                <w:lang w:val="en-US"/>
+              </w:rPr>
+              <w:t xml:space="preserve"> = </w:t>
+            </w:r>
+            <w:proofErr w:type="spellStart"/>
+            <w:proofErr w:type="gramStart"/>
+            <w:r>
+              <w:rPr>
+                <w:lang w:val="en-US"/>
+              </w:rPr>
+              <w:t>substr</w:t>
+            </w:r>
+            <w:proofErr w:type="spellEnd"/>
+            <w:r>
+              <w:rPr>
+                <w:lang w:val="en-US"/>
+              </w:rPr>
+              <w:t>(</w:t>
+            </w:r>
+            <w:proofErr w:type="gramEnd"/>
+            <w:r>
+              <w:rPr>
+                <w:lang w:val="en-US"/>
+              </w:rPr>
+              <w:t>$phone, -4, 4);</w:t>
+            </w:r>
+          </w:p>
+          <w:p>
+            <w:pPr>
+              <w:rPr>
+                <w:lang w:val="en-US"/>
+              </w:rPr>
+            </w:pPr>
+            <w:r>
+              <w:rPr>
+                <w:lang w:val="en-US"/>
+              </w:rPr>
+              <w:t xml:space="preserve">    return "BKD-AVR-</w:t>
+            </w:r>
+            <w:proofErr w:type="gramStart"/>
+            <w:r>
+              <w:rPr>
+                <w:lang w:val="en-US"/>
+              </w:rPr>
+              <w:t>" .</w:t>
+            </w:r>
+            <w:proofErr w:type="gramEnd"/>
+            <w:r>
+              <w:rPr>
+                <w:lang w:val="en-US"/>
+              </w:rPr>
+              <w:t xml:space="preserve"> $</w:t>
+            </w:r>
+            <w:proofErr w:type="gramStart"/>
+            <w:r>
+              <w:rPr>
+                <w:lang w:val="en-US"/>
+              </w:rPr>
+              <w:t>number .</w:t>
+            </w:r>
+            <w:proofErr w:type="gramEnd"/>
+            <w:r>
+              <w:rPr>
+                <w:lang w:val="en-US"/>
+              </w:rPr>
+              <w:t xml:space="preserve"> $</w:t>
+            </w:r>
+            <w:proofErr w:type="spellStart"/>
+            <w:r>
+              <w:rPr>
+                <w:lang w:val="en-US"/>
+              </w:rPr>
+              <w:t>phone_ch</w:t>
+            </w:r>
+            <w:proofErr w:type="spellEnd"/>
+            <w:r>
+              <w:rPr>
+                <w:lang w:val="en-US"/>
+              </w:rPr>
+              <w:t>;</w:t>
+            </w:r>
+          </w:p>
+          <w:p>
+            <w:pPr>
+              <w:keepNext/>
+              <w:rPr>
+                <w:lang w:val="en-US"/>
+              </w:rPr>
+            </w:pPr>
+            <w:r>
+              <w:rPr>
+                <w:lang w:val="en-US"/>
+              </w:rPr>
+              <w:t>}</w:t>
+            </w:r>
+          </w:p>
+        </w:tc>
+      </w:tr>
+    </w:tbl>
+    <w:p>
+      <w:pPr>
+        <w:pStyle w:val="aa"/>
+        <w:rPr>
+          <w:lang w:val="en-US"/>
+        </w:rPr>
+      </w:pPr>
+      <w:r>
+        <w:t xml:space="preserve">Таблица </w:t>
+      </w:r>
+      <w:fldSimple w:instr=" SEQ Таблица \* ARABIC ">
+        <w:r>
+          <w:rPr>
+            <w:noProof/>
+          </w:rPr>
+          <w:t>11</w:t>
+        </w:r>
+      </w:fldSimple>
+      <w:r>
+        <w:t xml:space="preserve"> Генерация кода бронирования</w:t>
+      </w:r>
+    </w:p>
+    <w:p/>
     <w:sectPr>
-      <w:footerReference w:type="first" r:id="rId18"/>
+      <w:footerReference w:type="first" r:id="rId20"/>
       <w:pgSz w:w="11906" w:h="16838"/>
       <w:pgMar w:top="1134" w:right="851" w:bottom="1134" w:left="1701" w:header="567" w:footer="491" w:gutter="0"/>
       <w:cols w:space="720"/>
@@ -3008,7 +7993,7 @@
 </file>
 
 <file path=word/endnotes.xml><?xml version="1.0" encoding="utf-8"?>
-<w:endnotes xmlns:wpc="http://schemas.microsoft.com/office/word/2010/wordprocessingCanvas" xmlns:cx="http://schemas.microsoft.com/office/drawing/2014/chartex" xmlns:cx1="http://schemas.microsoft.com/office/drawing/2015/9/8/chartex" xmlns:cx2="http://schemas.microsoft.com/office/drawing/2015/10/21/chartex" xmlns:cx3="http://schemas.microsoft.com/office/drawing/2016/5/9/chartex" xmlns:cx4="http://schemas.microsoft.com/office/drawing/2016/5/10/chartex" xmlns:cx5="http://schemas.microsoft.com/office/drawing/2016/5/11/chartex" xmlns:cx6="http://schemas.microsoft.com/office/drawing/2016/5/12/chartex" xmlns:cx7="http://schemas.microsoft.com/office/drawing/2016/5/13/chartex" xmlns:cx8="http://schemas.microsoft.com/office/drawing/2016/5/14/chartex" xmlns:mc="http://schemas.openxmlformats.org/markup-compatibility/2006" xmlns:aink="http://schemas.microsoft.com/office/drawing/2016/ink" xmlns:am3d="http://schemas.microsoft.com/office/drawing/2017/model3d" xmlns:o="urn:schemas-microsoft-com:office:office" xmlns:oel="http://schemas.microsoft.com/office/2019/extlst" xmlns:r="http://schemas.openxmlformats.org/officeDocument/2006/relationships" xmlns:m="http://schemas.openxmlformats.org/officeDocument/2006/math" xmlns:v="urn:schemas-microsoft-com:vml" xmlns:wp14="http://schemas.microsoft.com/office/word/2010/wordprocessingDrawing" xmlns:wp="http://schemas.openxmlformats.org/drawingml/2006/wordprocessingDrawing" xmlns:w10="urn:schemas-microsoft-com:office:word" xmlns:w="http://schemas.openxmlformats.org/wordprocessingml/2006/main" xmlns:w14="http://schemas.microsoft.com/office/word/2010/wordml" xmlns:w15="http://schemas.microsoft.com/office/word/2012/wordml" xmlns:w16cex="http://schemas.microsoft.com/office/word/2018/wordml/cex" xmlns:w16cid="http://schemas.microsoft.com/office/word/2016/wordml/cid" xmlns:w16="http://schemas.microsoft.com/office/word/2018/wordml" xmlns:w16du="http://schemas.microsoft.com/office/word/2023/wordml/word16du" xmlns:w16sdtdh="http://schemas.microsoft.com/office/word/2020/wordml/sdtdatahash" xmlns:w16sdtfl="http://schemas.microsoft.com/office/word/2024/wordml/sdtformatlock" xmlns:w16se="http://schemas.microsoft.com/office/word/2015/wordml/symex" xmlns:wpg="http://schemas.microsoft.com/office/word/2010/wordprocessingGroup" xmlns:wpi="http://schemas.microsoft.com/office/word/2010/wordprocessingInk" xmlns:wne="http://schemas.microsoft.com/office/word/2006/wordml" xmlns:wps="http://schemas.microsoft.com/office/word/2010/wordprocessingShape" mc:Ignorable="w14 w15 w16se w16cid w16 w16cex w16sdtdh w16sdtfl w16du wp14">
+<w:endnotes xmlns:wpc="http://schemas.microsoft.com/office/word/2010/wordprocessingCanvas" xmlns:cx="http://schemas.microsoft.com/office/drawing/2014/chartex" xmlns:cx1="http://schemas.microsoft.com/office/drawing/2015/9/8/chartex" xmlns:cx2="http://schemas.microsoft.com/office/drawing/2015/10/21/chartex" xmlns:cx3="http://schemas.microsoft.com/office/drawing/2016/5/9/chartex" xmlns:cx4="http://schemas.microsoft.com/office/drawing/2016/5/10/chartex" xmlns:cx5="http://schemas.microsoft.com/office/drawing/2016/5/11/chartex" xmlns:cx6="http://schemas.microsoft.com/office/drawing/2016/5/12/chartex" xmlns:cx7="http://schemas.microsoft.com/office/drawing/2016/5/13/chartex" xmlns:cx8="http://schemas.microsoft.com/office/drawing/2016/5/14/chartex" xmlns:mc="http://schemas.openxmlformats.org/markup-compatibility/2006" xmlns:aink="http://schemas.microsoft.com/office/drawing/2016/ink" xmlns:am3d="http://schemas.microsoft.com/office/drawing/2017/model3d" xmlns:o="urn:schemas-microsoft-com:office:office" xmlns:r="http://schemas.openxmlformats.org/officeDocument/2006/relationships" xmlns:m="http://schemas.openxmlformats.org/officeDocument/2006/math" xmlns:v="urn:schemas-microsoft-com:vml" xmlns:wp14="http://schemas.microsoft.com/office/word/2010/wordprocessingDrawing" xmlns:wp="http://schemas.openxmlformats.org/drawingml/2006/wordprocessingDrawing" xmlns:w10="urn:schemas-microsoft-com:office:word" xmlns:w="http://schemas.openxmlformats.org/wordprocessingml/2006/main" xmlns:w14="http://schemas.microsoft.com/office/word/2010/wordml" xmlns:w15="http://schemas.microsoft.com/office/word/2012/wordml" xmlns:w16cex="http://schemas.microsoft.com/office/word/2018/wordml/cex" xmlns:w16cid="http://schemas.microsoft.com/office/word/2016/wordml/cid" xmlns:w16="http://schemas.microsoft.com/office/word/2018/wordml" xmlns:w16sdtdh="http://schemas.microsoft.com/office/word/2020/wordml/sdtdatahash" xmlns:w16se="http://schemas.microsoft.com/office/word/2015/wordml/symex" xmlns:wpg="http://schemas.microsoft.com/office/word/2010/wordprocessingGroup" xmlns:wpi="http://schemas.microsoft.com/office/word/2010/wordprocessingInk" xmlns:wne="http://schemas.microsoft.com/office/word/2006/wordml" xmlns:wps="http://schemas.microsoft.com/office/word/2010/wordprocessingShape" mc:Ignorable="w14 w15 w16se w16cid w16 w16cex w16sdtdh wp14">
   <w:endnote w:type="separator" w:id="-1">
     <w:p>
       <w:pPr>
@@ -3033,7 +8018,7 @@
 </file>
 
 <file path=word/footer1.xml><?xml version="1.0" encoding="utf-8"?>
-<w:ftr xmlns:wpc="http://schemas.microsoft.com/office/word/2010/wordprocessingCanvas" xmlns:cx="http://schemas.microsoft.com/office/drawing/2014/chartex" xmlns:cx1="http://schemas.microsoft.com/office/drawing/2015/9/8/chartex" xmlns:cx2="http://schemas.microsoft.com/office/drawing/2015/10/21/chartex" xmlns:cx3="http://schemas.microsoft.com/office/drawing/2016/5/9/chartex" xmlns:cx4="http://schemas.microsoft.com/office/drawing/2016/5/10/chartex" xmlns:cx5="http://schemas.microsoft.com/office/drawing/2016/5/11/chartex" xmlns:cx6="http://schemas.microsoft.com/office/drawing/2016/5/12/chartex" xmlns:cx7="http://schemas.microsoft.com/office/drawing/2016/5/13/chartex" xmlns:cx8="http://schemas.microsoft.com/office/drawing/2016/5/14/chartex" xmlns:mc="http://schemas.openxmlformats.org/markup-compatibility/2006" xmlns:aink="http://schemas.microsoft.com/office/drawing/2016/ink" xmlns:am3d="http://schemas.microsoft.com/office/drawing/2017/model3d" xmlns:o="urn:schemas-microsoft-com:office:office" xmlns:oel="http://schemas.microsoft.com/office/2019/extlst" xmlns:r="http://schemas.openxmlformats.org/officeDocument/2006/relationships" xmlns:m="http://schemas.openxmlformats.org/officeDocument/2006/math" xmlns:v="urn:schemas-microsoft-com:vml" xmlns:wp14="http://schemas.microsoft.com/office/word/2010/wordprocessingDrawing" xmlns:wp="http://schemas.openxmlformats.org/drawingml/2006/wordprocessingDrawing" xmlns:w10="urn:schemas-microsoft-com:office:word" xmlns:w="http://schemas.openxmlformats.org/wordprocessingml/2006/main" xmlns:w14="http://schemas.microsoft.com/office/word/2010/wordml" xmlns:w15="http://schemas.microsoft.com/office/word/2012/wordml" xmlns:w16cex="http://schemas.microsoft.com/office/word/2018/wordml/cex" xmlns:w16cid="http://schemas.microsoft.com/office/word/2016/wordml/cid" xmlns:w16="http://schemas.microsoft.com/office/word/2018/wordml" xmlns:w16du="http://schemas.microsoft.com/office/word/2023/wordml/word16du" xmlns:w16sdtdh="http://schemas.microsoft.com/office/word/2020/wordml/sdtdatahash" xmlns:w16sdtfl="http://schemas.microsoft.com/office/word/2024/wordml/sdtformatlock" xmlns:w16se="http://schemas.microsoft.com/office/word/2015/wordml/symex" xmlns:wpg="http://schemas.microsoft.com/office/word/2010/wordprocessingGroup" xmlns:wpi="http://schemas.microsoft.com/office/word/2010/wordprocessingInk" xmlns:wne="http://schemas.microsoft.com/office/word/2006/wordml" xmlns:wps="http://schemas.microsoft.com/office/word/2010/wordprocessingShape" mc:Ignorable="w14 w15 w16se w16cid w16 w16cex w16sdtdh w16sdtfl w16du wp14">
+<w:ftr xmlns:wpc="http://schemas.microsoft.com/office/word/2010/wordprocessingCanvas" xmlns:cx="http://schemas.microsoft.com/office/drawing/2014/chartex" xmlns:cx1="http://schemas.microsoft.com/office/drawing/2015/9/8/chartex" xmlns:cx2="http://schemas.microsoft.com/office/drawing/2015/10/21/chartex" xmlns:cx3="http://schemas.microsoft.com/office/drawing/2016/5/9/chartex" xmlns:cx4="http://schemas.microsoft.com/office/drawing/2016/5/10/chartex" xmlns:cx5="http://schemas.microsoft.com/office/drawing/2016/5/11/chartex" xmlns:cx6="http://schemas.microsoft.com/office/drawing/2016/5/12/chartex" xmlns:cx7="http://schemas.microsoft.com/office/drawing/2016/5/13/chartex" xmlns:cx8="http://schemas.microsoft.com/office/drawing/2016/5/14/chartex" xmlns:mc="http://schemas.openxmlformats.org/markup-compatibility/2006" xmlns:aink="http://schemas.microsoft.com/office/drawing/2016/ink" xmlns:am3d="http://schemas.microsoft.com/office/drawing/2017/model3d" xmlns:o="urn:schemas-microsoft-com:office:office" xmlns:r="http://schemas.openxmlformats.org/officeDocument/2006/relationships" xmlns:m="http://schemas.openxmlformats.org/officeDocument/2006/math" xmlns:v="urn:schemas-microsoft-com:vml" xmlns:wp14="http://schemas.microsoft.com/office/word/2010/wordprocessingDrawing" xmlns:wp="http://schemas.openxmlformats.org/drawingml/2006/wordprocessingDrawing" xmlns:w10="urn:schemas-microsoft-com:office:word" xmlns:w="http://schemas.openxmlformats.org/wordprocessingml/2006/main" xmlns:w14="http://schemas.microsoft.com/office/word/2010/wordml" xmlns:w15="http://schemas.microsoft.com/office/word/2012/wordml" xmlns:w16cex="http://schemas.microsoft.com/office/word/2018/wordml/cex" xmlns:w16cid="http://schemas.microsoft.com/office/word/2016/wordml/cid" xmlns:w16="http://schemas.microsoft.com/office/word/2018/wordml" xmlns:w16sdtdh="http://schemas.microsoft.com/office/word/2020/wordml/sdtdatahash" xmlns:w16se="http://schemas.microsoft.com/office/word/2015/wordml/symex" xmlns:wpg="http://schemas.microsoft.com/office/word/2010/wordprocessingGroup" xmlns:wpi="http://schemas.microsoft.com/office/word/2010/wordprocessingInk" xmlns:wne="http://schemas.microsoft.com/office/word/2006/wordml" xmlns:wps="http://schemas.microsoft.com/office/word/2010/wordprocessingShape" mc:Ignorable="w14 w15 w16se w16cid w16 w16cex w16sdtdh wp14">
   <w:p>
     <w:pPr>
       <w:tabs>
@@ -3093,7 +8078,7 @@
 </file>
 
 <file path=word/footer2.xml><?xml version="1.0" encoding="utf-8"?>
-<w:ftr xmlns:wpc="http://schemas.microsoft.com/office/word/2010/wordprocessingCanvas" xmlns:cx="http://schemas.microsoft.com/office/drawing/2014/chartex" xmlns:cx1="http://schemas.microsoft.com/office/drawing/2015/9/8/chartex" xmlns:cx2="http://schemas.microsoft.com/office/drawing/2015/10/21/chartex" xmlns:cx3="http://schemas.microsoft.com/office/drawing/2016/5/9/chartex" xmlns:cx4="http://schemas.microsoft.com/office/drawing/2016/5/10/chartex" xmlns:cx5="http://schemas.microsoft.com/office/drawing/2016/5/11/chartex" xmlns:cx6="http://schemas.microsoft.com/office/drawing/2016/5/12/chartex" xmlns:cx7="http://schemas.microsoft.com/office/drawing/2016/5/13/chartex" xmlns:cx8="http://schemas.microsoft.com/office/drawing/2016/5/14/chartex" xmlns:mc="http://schemas.openxmlformats.org/markup-compatibility/2006" xmlns:aink="http://schemas.microsoft.com/office/drawing/2016/ink" xmlns:am3d="http://schemas.microsoft.com/office/drawing/2017/model3d" xmlns:o="urn:schemas-microsoft-com:office:office" xmlns:oel="http://schemas.microsoft.com/office/2019/extlst" xmlns:r="http://schemas.openxmlformats.org/officeDocument/2006/relationships" xmlns:m="http://schemas.openxmlformats.org/officeDocument/2006/math" xmlns:v="urn:schemas-microsoft-com:vml" xmlns:wp14="http://schemas.microsoft.com/office/word/2010/wordprocessingDrawing" xmlns:wp="http://schemas.openxmlformats.org/drawingml/2006/wordprocessingDrawing" xmlns:w10="urn:schemas-microsoft-com:office:word" xmlns:w="http://schemas.openxmlformats.org/wordprocessingml/2006/main" xmlns:w14="http://schemas.microsoft.com/office/word/2010/wordml" xmlns:w15="http://schemas.microsoft.com/office/word/2012/wordml" xmlns:w16cex="http://schemas.microsoft.com/office/word/2018/wordml/cex" xmlns:w16cid="http://schemas.microsoft.com/office/word/2016/wordml/cid" xmlns:w16="http://schemas.microsoft.com/office/word/2018/wordml" xmlns:w16du="http://schemas.microsoft.com/office/word/2023/wordml/word16du" xmlns:w16sdtdh="http://schemas.microsoft.com/office/word/2020/wordml/sdtdatahash" xmlns:w16sdtfl="http://schemas.microsoft.com/office/word/2024/wordml/sdtformatlock" xmlns:w16se="http://schemas.microsoft.com/office/word/2015/wordml/symex" xmlns:wpg="http://schemas.microsoft.com/office/word/2010/wordprocessingGroup" xmlns:wpi="http://schemas.microsoft.com/office/word/2010/wordprocessingInk" xmlns:wne="http://schemas.microsoft.com/office/word/2006/wordml" xmlns:wps="http://schemas.microsoft.com/office/word/2010/wordprocessingShape" mc:Ignorable="w14 w15 w16se w16cid w16 w16cex w16sdtdh w16sdtfl w16du wp14">
+<w:ftr xmlns:wpc="http://schemas.microsoft.com/office/word/2010/wordprocessingCanvas" xmlns:cx="http://schemas.microsoft.com/office/drawing/2014/chartex" xmlns:cx1="http://schemas.microsoft.com/office/drawing/2015/9/8/chartex" xmlns:cx2="http://schemas.microsoft.com/office/drawing/2015/10/21/chartex" xmlns:cx3="http://schemas.microsoft.com/office/drawing/2016/5/9/chartex" xmlns:cx4="http://schemas.microsoft.com/office/drawing/2016/5/10/chartex" xmlns:cx5="http://schemas.microsoft.com/office/drawing/2016/5/11/chartex" xmlns:cx6="http://schemas.microsoft.com/office/drawing/2016/5/12/chartex" xmlns:cx7="http://schemas.microsoft.com/office/drawing/2016/5/13/chartex" xmlns:cx8="http://schemas.microsoft.com/office/drawing/2016/5/14/chartex" xmlns:mc="http://schemas.openxmlformats.org/markup-compatibility/2006" xmlns:aink="http://schemas.microsoft.com/office/drawing/2016/ink" xmlns:am3d="http://schemas.microsoft.com/office/drawing/2017/model3d" xmlns:o="urn:schemas-microsoft-com:office:office" xmlns:r="http://schemas.openxmlformats.org/officeDocument/2006/relationships" xmlns:m="http://schemas.openxmlformats.org/officeDocument/2006/math" xmlns:v="urn:schemas-microsoft-com:vml" xmlns:wp14="http://schemas.microsoft.com/office/word/2010/wordprocessingDrawing" xmlns:wp="http://schemas.openxmlformats.org/drawingml/2006/wordprocessingDrawing" xmlns:w10="urn:schemas-microsoft-com:office:word" xmlns:w="http://schemas.openxmlformats.org/wordprocessingml/2006/main" xmlns:w14="http://schemas.microsoft.com/office/word/2010/wordml" xmlns:w15="http://schemas.microsoft.com/office/word/2012/wordml" xmlns:w16cex="http://schemas.microsoft.com/office/word/2018/wordml/cex" xmlns:w16cid="http://schemas.microsoft.com/office/word/2016/wordml/cid" xmlns:w16="http://schemas.microsoft.com/office/word/2018/wordml" xmlns:w16sdtdh="http://schemas.microsoft.com/office/word/2020/wordml/sdtdatahash" xmlns:w16se="http://schemas.microsoft.com/office/word/2015/wordml/symex" xmlns:wpg="http://schemas.microsoft.com/office/word/2010/wordprocessingGroup" xmlns:wpi="http://schemas.microsoft.com/office/word/2010/wordprocessingInk" xmlns:wne="http://schemas.microsoft.com/office/word/2006/wordml" xmlns:wps="http://schemas.microsoft.com/office/word/2010/wordprocessingShape" mc:Ignorable="w14 w15 w16se w16cid w16 w16cex w16sdtdh wp14">
   <w:p>
     <w:pPr>
       <w:spacing w:line="240" w:lineRule="auto"/>
@@ -3126,7 +8111,7 @@
 </file>
 
 <file path=word/footer3.xml><?xml version="1.0" encoding="utf-8"?>
-<w:ftr xmlns:wpc="http://schemas.microsoft.com/office/word/2010/wordprocessingCanvas" xmlns:cx="http://schemas.microsoft.com/office/drawing/2014/chartex" xmlns:cx1="http://schemas.microsoft.com/office/drawing/2015/9/8/chartex" xmlns:cx2="http://schemas.microsoft.com/office/drawing/2015/10/21/chartex" xmlns:cx3="http://schemas.microsoft.com/office/drawing/2016/5/9/chartex" xmlns:cx4="http://schemas.microsoft.com/office/drawing/2016/5/10/chartex" xmlns:cx5="http://schemas.microsoft.com/office/drawing/2016/5/11/chartex" xmlns:cx6="http://schemas.microsoft.com/office/drawing/2016/5/12/chartex" xmlns:cx7="http://schemas.microsoft.com/office/drawing/2016/5/13/chartex" xmlns:cx8="http://schemas.microsoft.com/office/drawing/2016/5/14/chartex" xmlns:mc="http://schemas.openxmlformats.org/markup-compatibility/2006" xmlns:aink="http://schemas.microsoft.com/office/drawing/2016/ink" xmlns:am3d="http://schemas.microsoft.com/office/drawing/2017/model3d" xmlns:o="urn:schemas-microsoft-com:office:office" xmlns:oel="http://schemas.microsoft.com/office/2019/extlst" xmlns:r="http://schemas.openxmlformats.org/officeDocument/2006/relationships" xmlns:m="http://schemas.openxmlformats.org/officeDocument/2006/math" xmlns:v="urn:schemas-microsoft-com:vml" xmlns:wp14="http://schemas.microsoft.com/office/word/2010/wordprocessingDrawing" xmlns:wp="http://schemas.openxmlformats.org/drawingml/2006/wordprocessingDrawing" xmlns:w10="urn:schemas-microsoft-com:office:word" xmlns:w="http://schemas.openxmlformats.org/wordprocessingml/2006/main" xmlns:w14="http://schemas.microsoft.com/office/word/2010/wordml" xmlns:w15="http://schemas.microsoft.com/office/word/2012/wordml" xmlns:w16cex="http://schemas.microsoft.com/office/word/2018/wordml/cex" xmlns:w16cid="http://schemas.microsoft.com/office/word/2016/wordml/cid" xmlns:w16="http://schemas.microsoft.com/office/word/2018/wordml" xmlns:w16du="http://schemas.microsoft.com/office/word/2023/wordml/word16du" xmlns:w16sdtdh="http://schemas.microsoft.com/office/word/2020/wordml/sdtdatahash" xmlns:w16sdtfl="http://schemas.microsoft.com/office/word/2024/wordml/sdtformatlock" xmlns:w16se="http://schemas.microsoft.com/office/word/2015/wordml/symex" xmlns:wpg="http://schemas.microsoft.com/office/word/2010/wordprocessingGroup" xmlns:wpi="http://schemas.microsoft.com/office/word/2010/wordprocessingInk" xmlns:wne="http://schemas.microsoft.com/office/word/2006/wordml" xmlns:wps="http://schemas.microsoft.com/office/word/2010/wordprocessingShape" mc:Ignorable="w14 w15 w16se w16cid w16 w16cex w16sdtdh w16sdtfl w16du wp14">
+<w:ftr xmlns:wpc="http://schemas.microsoft.com/office/word/2010/wordprocessingCanvas" xmlns:cx="http://schemas.microsoft.com/office/drawing/2014/chartex" xmlns:cx1="http://schemas.microsoft.com/office/drawing/2015/9/8/chartex" xmlns:cx2="http://schemas.microsoft.com/office/drawing/2015/10/21/chartex" xmlns:cx3="http://schemas.microsoft.com/office/drawing/2016/5/9/chartex" xmlns:cx4="http://schemas.microsoft.com/office/drawing/2016/5/10/chartex" xmlns:cx5="http://schemas.microsoft.com/office/drawing/2016/5/11/chartex" xmlns:cx6="http://schemas.microsoft.com/office/drawing/2016/5/12/chartex" xmlns:cx7="http://schemas.microsoft.com/office/drawing/2016/5/13/chartex" xmlns:cx8="http://schemas.microsoft.com/office/drawing/2016/5/14/chartex" xmlns:mc="http://schemas.openxmlformats.org/markup-compatibility/2006" xmlns:aink="http://schemas.microsoft.com/office/drawing/2016/ink" xmlns:am3d="http://schemas.microsoft.com/office/drawing/2017/model3d" xmlns:o="urn:schemas-microsoft-com:office:office" xmlns:r="http://schemas.openxmlformats.org/officeDocument/2006/relationships" xmlns:m="http://schemas.openxmlformats.org/officeDocument/2006/math" xmlns:v="urn:schemas-microsoft-com:vml" xmlns:wp14="http://schemas.microsoft.com/office/word/2010/wordprocessingDrawing" xmlns:wp="http://schemas.openxmlformats.org/drawingml/2006/wordprocessingDrawing" xmlns:w10="urn:schemas-microsoft-com:office:word" xmlns:w="http://schemas.openxmlformats.org/wordprocessingml/2006/main" xmlns:w14="http://schemas.microsoft.com/office/word/2010/wordml" xmlns:w15="http://schemas.microsoft.com/office/word/2012/wordml" xmlns:w16cex="http://schemas.microsoft.com/office/word/2018/wordml/cex" xmlns:w16cid="http://schemas.microsoft.com/office/word/2016/wordml/cid" xmlns:w16="http://schemas.microsoft.com/office/word/2018/wordml" xmlns:w16sdtdh="http://schemas.microsoft.com/office/word/2020/wordml/sdtdatahash" xmlns:w16se="http://schemas.microsoft.com/office/word/2015/wordml/symex" xmlns:wpg="http://schemas.microsoft.com/office/word/2010/wordprocessingGroup" xmlns:wpi="http://schemas.microsoft.com/office/word/2010/wordprocessingInk" xmlns:wne="http://schemas.microsoft.com/office/word/2006/wordml" xmlns:wps="http://schemas.microsoft.com/office/word/2010/wordprocessingShape" mc:Ignorable="w14 w15 w16se w16cid w16 w16cex w16sdtdh wp14">
   <w:p>
     <w:pPr>
       <w:tabs>
@@ -3143,7 +8128,7 @@
 </file>
 
 <file path=word/footnotes.xml><?xml version="1.0" encoding="utf-8"?>
-<w:footnotes xmlns:wpc="http://schemas.microsoft.com/office/word/2010/wordprocessingCanvas" xmlns:cx="http://schemas.microsoft.com/office/drawing/2014/chartex" xmlns:cx1="http://schemas.microsoft.com/office/drawing/2015/9/8/chartex" xmlns:cx2="http://schemas.microsoft.com/office/drawing/2015/10/21/chartex" xmlns:cx3="http://schemas.microsoft.com/office/drawing/2016/5/9/chartex" xmlns:cx4="http://schemas.microsoft.com/office/drawing/2016/5/10/chartex" xmlns:cx5="http://schemas.microsoft.com/office/drawing/2016/5/11/chartex" xmlns:cx6="http://schemas.microsoft.com/office/drawing/2016/5/12/chartex" xmlns:cx7="http://schemas.microsoft.com/office/drawing/2016/5/13/chartex" xmlns:cx8="http://schemas.microsoft.com/office/drawing/2016/5/14/chartex" xmlns:mc="http://schemas.openxmlformats.org/markup-compatibility/2006" xmlns:aink="http://schemas.microsoft.com/office/drawing/2016/ink" xmlns:am3d="http://schemas.microsoft.com/office/drawing/2017/model3d" xmlns:o="urn:schemas-microsoft-com:office:office" xmlns:oel="http://schemas.microsoft.com/office/2019/extlst" xmlns:r="http://schemas.openxmlformats.org/officeDocument/2006/relationships" xmlns:m="http://schemas.openxmlformats.org/officeDocument/2006/math" xmlns:v="urn:schemas-microsoft-com:vml" xmlns:wp14="http://schemas.microsoft.com/office/word/2010/wordprocessingDrawing" xmlns:wp="http://schemas.openxmlformats.org/drawingml/2006/wordprocessingDrawing" xmlns:w10="urn:schemas-microsoft-com:office:word" xmlns:w="http://schemas.openxmlformats.org/wordprocessingml/2006/main" xmlns:w14="http://schemas.microsoft.com/office/word/2010/wordml" xmlns:w15="http://schemas.microsoft.com/office/word/2012/wordml" xmlns:w16cex="http://schemas.microsoft.com/office/word/2018/wordml/cex" xmlns:w16cid="http://schemas.microsoft.com/office/word/2016/wordml/cid" xmlns:w16="http://schemas.microsoft.com/office/word/2018/wordml" xmlns:w16du="http://schemas.microsoft.com/office/word/2023/wordml/word16du" xmlns:w16sdtdh="http://schemas.microsoft.com/office/word/2020/wordml/sdtdatahash" xmlns:w16sdtfl="http://schemas.microsoft.com/office/word/2024/wordml/sdtformatlock" xmlns:w16se="http://schemas.microsoft.com/office/word/2015/wordml/symex" xmlns:wpg="http://schemas.microsoft.com/office/word/2010/wordprocessingGroup" xmlns:wpi="http://schemas.microsoft.com/office/word/2010/wordprocessingInk" xmlns:wne="http://schemas.microsoft.com/office/word/2006/wordml" xmlns:wps="http://schemas.microsoft.com/office/word/2010/wordprocessingShape" mc:Ignorable="w14 w15 w16se w16cid w16 w16cex w16sdtdh w16sdtfl w16du wp14">
+<w:footnotes xmlns:wpc="http://schemas.microsoft.com/office/word/2010/wordprocessingCanvas" xmlns:cx="http://schemas.microsoft.com/office/drawing/2014/chartex" xmlns:cx1="http://schemas.microsoft.com/office/drawing/2015/9/8/chartex" xmlns:cx2="http://schemas.microsoft.com/office/drawing/2015/10/21/chartex" xmlns:cx3="http://schemas.microsoft.com/office/drawing/2016/5/9/chartex" xmlns:cx4="http://schemas.microsoft.com/office/drawing/2016/5/10/chartex" xmlns:cx5="http://schemas.microsoft.com/office/drawing/2016/5/11/chartex" xmlns:cx6="http://schemas.microsoft.com/office/drawing/2016/5/12/chartex" xmlns:cx7="http://schemas.microsoft.com/office/drawing/2016/5/13/chartex" xmlns:cx8="http://schemas.microsoft.com/office/drawing/2016/5/14/chartex" xmlns:mc="http://schemas.openxmlformats.org/markup-compatibility/2006" xmlns:aink="http://schemas.microsoft.com/office/drawing/2016/ink" xmlns:am3d="http://schemas.microsoft.com/office/drawing/2017/model3d" xmlns:o="urn:schemas-microsoft-com:office:office" xmlns:r="http://schemas.openxmlformats.org/officeDocument/2006/relationships" xmlns:m="http://schemas.openxmlformats.org/officeDocument/2006/math" xmlns:v="urn:schemas-microsoft-com:vml" xmlns:wp14="http://schemas.microsoft.com/office/word/2010/wordprocessingDrawing" xmlns:wp="http://schemas.openxmlformats.org/drawingml/2006/wordprocessingDrawing" xmlns:w10="urn:schemas-microsoft-com:office:word" xmlns:w="http://schemas.openxmlformats.org/wordprocessingml/2006/main" xmlns:w14="http://schemas.microsoft.com/office/word/2010/wordml" xmlns:w15="http://schemas.microsoft.com/office/word/2012/wordml" xmlns:w16cex="http://schemas.microsoft.com/office/word/2018/wordml/cex" xmlns:w16cid="http://schemas.microsoft.com/office/word/2016/wordml/cid" xmlns:w16="http://schemas.microsoft.com/office/word/2018/wordml" xmlns:w16sdtdh="http://schemas.microsoft.com/office/word/2020/wordml/sdtdatahash" xmlns:w16se="http://schemas.microsoft.com/office/word/2015/wordml/symex" xmlns:wpg="http://schemas.microsoft.com/office/word/2010/wordprocessingGroup" xmlns:wpi="http://schemas.microsoft.com/office/word/2010/wordprocessingInk" xmlns:wne="http://schemas.microsoft.com/office/word/2006/wordml" xmlns:wps="http://schemas.microsoft.com/office/word/2010/wordprocessingShape" mc:Ignorable="w14 w15 w16se w16cid w16 w16cex w16sdtdh wp14">
   <w:footnote w:type="separator" w:id="-1">
     <w:p>
       <w:r>
@@ -3162,7 +8147,7 @@
 </file>
 
 <file path=word/header1.xml><?xml version="1.0" encoding="utf-8"?>
-<w:hdr xmlns:wpc="http://schemas.microsoft.com/office/word/2010/wordprocessingCanvas" xmlns:cx="http://schemas.microsoft.com/office/drawing/2014/chartex" xmlns:cx1="http://schemas.microsoft.com/office/drawing/2015/9/8/chartex" xmlns:cx2="http://schemas.microsoft.com/office/drawing/2015/10/21/chartex" xmlns:cx3="http://schemas.microsoft.com/office/drawing/2016/5/9/chartex" xmlns:cx4="http://schemas.microsoft.com/office/drawing/2016/5/10/chartex" xmlns:cx5="http://schemas.microsoft.com/office/drawing/2016/5/11/chartex" xmlns:cx6="http://schemas.microsoft.com/office/drawing/2016/5/12/chartex" xmlns:cx7="http://schemas.microsoft.com/office/drawing/2016/5/13/chartex" xmlns:cx8="http://schemas.microsoft.com/office/drawing/2016/5/14/chartex" xmlns:mc="http://schemas.openxmlformats.org/markup-compatibility/2006" xmlns:aink="http://schemas.microsoft.com/office/drawing/2016/ink" xmlns:am3d="http://schemas.microsoft.com/office/drawing/2017/model3d" xmlns:o="urn:schemas-microsoft-com:office:office" xmlns:oel="http://schemas.microsoft.com/office/2019/extlst" xmlns:r="http://schemas.openxmlformats.org/officeDocument/2006/relationships" xmlns:m="http://schemas.openxmlformats.org/officeDocument/2006/math" xmlns:v="urn:schemas-microsoft-com:vml" xmlns:wp14="http://schemas.microsoft.com/office/word/2010/wordprocessingDrawing" xmlns:wp="http://schemas.openxmlformats.org/drawingml/2006/wordprocessingDrawing" xmlns:w10="urn:schemas-microsoft-com:office:word" xmlns:w="http://schemas.openxmlformats.org/wordprocessingml/2006/main" xmlns:w14="http://schemas.microsoft.com/office/word/2010/wordml" xmlns:w15="http://schemas.microsoft.com/office/word/2012/wordml" xmlns:w16cex="http://schemas.microsoft.com/office/word/2018/wordml/cex" xmlns:w16cid="http://schemas.microsoft.com/office/word/2016/wordml/cid" xmlns:w16="http://schemas.microsoft.com/office/word/2018/wordml" xmlns:w16du="http://schemas.microsoft.com/office/word/2023/wordml/word16du" xmlns:w16sdtdh="http://schemas.microsoft.com/office/word/2020/wordml/sdtdatahash" xmlns:w16sdtfl="http://schemas.microsoft.com/office/word/2024/wordml/sdtformatlock" xmlns:w16se="http://schemas.microsoft.com/office/word/2015/wordml/symex" xmlns:wpg="http://schemas.microsoft.com/office/word/2010/wordprocessingGroup" xmlns:wpi="http://schemas.microsoft.com/office/word/2010/wordprocessingInk" xmlns:wne="http://schemas.microsoft.com/office/word/2006/wordml" xmlns:wps="http://schemas.microsoft.com/office/word/2010/wordprocessingShape" mc:Ignorable="w14 w15 w16se w16cid w16 w16cex w16sdtdh w16sdtfl w16du wp14">
+<w:hdr xmlns:wpc="http://schemas.microsoft.com/office/word/2010/wordprocessingCanvas" xmlns:cx="http://schemas.microsoft.com/office/drawing/2014/chartex" xmlns:cx1="http://schemas.microsoft.com/office/drawing/2015/9/8/chartex" xmlns:cx2="http://schemas.microsoft.com/office/drawing/2015/10/21/chartex" xmlns:cx3="http://schemas.microsoft.com/office/drawing/2016/5/9/chartex" xmlns:cx4="http://schemas.microsoft.com/office/drawing/2016/5/10/chartex" xmlns:cx5="http://schemas.microsoft.com/office/drawing/2016/5/11/chartex" xmlns:cx6="http://schemas.microsoft.com/office/drawing/2016/5/12/chartex" xmlns:cx7="http://schemas.microsoft.com/office/drawing/2016/5/13/chartex" xmlns:cx8="http://schemas.microsoft.com/office/drawing/2016/5/14/chartex" xmlns:mc="http://schemas.openxmlformats.org/markup-compatibility/2006" xmlns:aink="http://schemas.microsoft.com/office/drawing/2016/ink" xmlns:am3d="http://schemas.microsoft.com/office/drawing/2017/model3d" xmlns:o="urn:schemas-microsoft-com:office:office" xmlns:r="http://schemas.openxmlformats.org/officeDocument/2006/relationships" xmlns:m="http://schemas.openxmlformats.org/officeDocument/2006/math" xmlns:v="urn:schemas-microsoft-com:vml" xmlns:wp14="http://schemas.microsoft.com/office/word/2010/wordprocessingDrawing" xmlns:wp="http://schemas.openxmlformats.org/drawingml/2006/wordprocessingDrawing" xmlns:w10="urn:schemas-microsoft-com:office:word" xmlns:w="http://schemas.openxmlformats.org/wordprocessingml/2006/main" xmlns:w14="http://schemas.microsoft.com/office/word/2010/wordml" xmlns:w15="http://schemas.microsoft.com/office/word/2012/wordml" xmlns:w16cex="http://schemas.microsoft.com/office/word/2018/wordml/cex" xmlns:w16cid="http://schemas.microsoft.com/office/word/2016/wordml/cid" xmlns:w16="http://schemas.microsoft.com/office/word/2018/wordml" xmlns:w16sdtdh="http://schemas.microsoft.com/office/word/2020/wordml/sdtdatahash" xmlns:w16se="http://schemas.microsoft.com/office/word/2015/wordml/symex" xmlns:wpg="http://schemas.microsoft.com/office/word/2010/wordprocessingGroup" xmlns:wpi="http://schemas.microsoft.com/office/word/2010/wordprocessingInk" xmlns:wne="http://schemas.microsoft.com/office/word/2006/wordml" xmlns:wps="http://schemas.microsoft.com/office/word/2010/wordprocessingShape" mc:Ignorable="w14 w15 w16se w16cid w16 w16cex w16sdtdh wp14">
   <w:p>
     <w:pPr>
       <w:spacing w:after="120" w:line="240" w:lineRule="auto"/>
@@ -3208,7 +8193,13 @@
       <w:rPr>
         <w:color w:val="000000"/>
       </w:rPr>
-      <w:t>высшего образования «Северо-Осетинский государственный</w:t>
+      <w:t xml:space="preserve">высшего образования «Северо-Осетинский </w:t>
+    </w:r>
+    <w:r>
+      <w:rPr>
+        <w:color w:val="000000"/>
+      </w:rPr>
+      <w:t>государственный</w:t>
     </w:r>
   </w:p>
   <w:p>
@@ -3277,7 +8268,7 @@
 </file>
 
 <file path=word/numbering.xml><?xml version="1.0" encoding="utf-8"?>
-<w:numbering xmlns:wpc="http://schemas.microsoft.com/office/word/2010/wordprocessingCanvas" xmlns:cx="http://schemas.microsoft.com/office/drawing/2014/chartex" xmlns:cx1="http://schemas.microsoft.com/office/drawing/2015/9/8/chartex" xmlns:cx2="http://schemas.microsoft.com/office/drawing/2015/10/21/chartex" xmlns:cx3="http://schemas.microsoft.com/office/drawing/2016/5/9/chartex" xmlns:cx4="http://schemas.microsoft.com/office/drawing/2016/5/10/chartex" xmlns:cx5="http://schemas.microsoft.com/office/drawing/2016/5/11/chartex" xmlns:cx6="http://schemas.microsoft.com/office/drawing/2016/5/12/chartex" xmlns:cx7="http://schemas.microsoft.com/office/drawing/2016/5/13/chartex" xmlns:cx8="http://schemas.microsoft.com/office/drawing/2016/5/14/chartex" xmlns:mc="http://schemas.openxmlformats.org/markup-compatibility/2006" xmlns:aink="http://schemas.microsoft.com/office/drawing/2016/ink" xmlns:am3d="http://schemas.microsoft.com/office/drawing/2017/model3d" xmlns:o="urn:schemas-microsoft-com:office:office" xmlns:oel="http://schemas.microsoft.com/office/2019/extlst" xmlns:r="http://schemas.openxmlformats.org/officeDocument/2006/relationships" xmlns:m="http://schemas.openxmlformats.org/officeDocument/2006/math" xmlns:v="urn:schemas-microsoft-com:vml" xmlns:wp14="http://schemas.microsoft.com/office/word/2010/wordprocessingDrawing" xmlns:wp="http://schemas.openxmlformats.org/drawingml/2006/wordprocessingDrawing" xmlns:w10="urn:schemas-microsoft-com:office:word" xmlns:w="http://schemas.openxmlformats.org/wordprocessingml/2006/main" xmlns:w14="http://schemas.microsoft.com/office/word/2010/wordml" xmlns:w15="http://schemas.microsoft.com/office/word/2012/wordml" xmlns:w16cex="http://schemas.microsoft.com/office/word/2018/wordml/cex" xmlns:w16cid="http://schemas.microsoft.com/office/word/2016/wordml/cid" xmlns:w16="http://schemas.microsoft.com/office/word/2018/wordml" xmlns:w16du="http://schemas.microsoft.com/office/word/2023/wordml/word16du" xmlns:w16sdtdh="http://schemas.microsoft.com/office/word/2020/wordml/sdtdatahash" xmlns:w16sdtfl="http://schemas.microsoft.com/office/word/2024/wordml/sdtformatlock" xmlns:w16se="http://schemas.microsoft.com/office/word/2015/wordml/symex" xmlns:wpg="http://schemas.microsoft.com/office/word/2010/wordprocessingGroup" xmlns:wpi="http://schemas.microsoft.com/office/word/2010/wordprocessingInk" xmlns:wne="http://schemas.microsoft.com/office/word/2006/wordml" xmlns:wps="http://schemas.microsoft.com/office/word/2010/wordprocessingShape" mc:Ignorable="w14 w15 w16se w16cid w16 w16cex w16sdtdh w16sdtfl w16du wp14">
+<w:numbering xmlns:wpc="http://schemas.microsoft.com/office/word/2010/wordprocessingCanvas" xmlns:cx="http://schemas.microsoft.com/office/drawing/2014/chartex" xmlns:cx1="http://schemas.microsoft.com/office/drawing/2015/9/8/chartex" xmlns:cx2="http://schemas.microsoft.com/office/drawing/2015/10/21/chartex" xmlns:cx3="http://schemas.microsoft.com/office/drawing/2016/5/9/chartex" xmlns:cx4="http://schemas.microsoft.com/office/drawing/2016/5/10/chartex" xmlns:cx5="http://schemas.microsoft.com/office/drawing/2016/5/11/chartex" xmlns:cx6="http://schemas.microsoft.com/office/drawing/2016/5/12/chartex" xmlns:cx7="http://schemas.microsoft.com/office/drawing/2016/5/13/chartex" xmlns:cx8="http://schemas.microsoft.com/office/drawing/2016/5/14/chartex" xmlns:mc="http://schemas.openxmlformats.org/markup-compatibility/2006" xmlns:aink="http://schemas.microsoft.com/office/drawing/2016/ink" xmlns:am3d="http://schemas.microsoft.com/office/drawing/2017/model3d" xmlns:o="urn:schemas-microsoft-com:office:office" xmlns:r="http://schemas.openxmlformats.org/officeDocument/2006/relationships" xmlns:m="http://schemas.openxmlformats.org/officeDocument/2006/math" xmlns:v="urn:schemas-microsoft-com:vml" xmlns:wp14="http://schemas.microsoft.com/office/word/2010/wordprocessingDrawing" xmlns:wp="http://schemas.openxmlformats.org/drawingml/2006/wordprocessingDrawing" xmlns:w10="urn:schemas-microsoft-com:office:word" xmlns:w="http://schemas.openxmlformats.org/wordprocessingml/2006/main" xmlns:w14="http://schemas.microsoft.com/office/word/2010/wordml" xmlns:w15="http://schemas.microsoft.com/office/word/2012/wordml" xmlns:w16cex="http://schemas.microsoft.com/office/word/2018/wordml/cex" xmlns:w16cid="http://schemas.microsoft.com/office/word/2016/wordml/cid" xmlns:w16="http://schemas.microsoft.com/office/word/2018/wordml" xmlns:w16sdtdh="http://schemas.microsoft.com/office/word/2020/wordml/sdtdatahash" xmlns:w16se="http://schemas.microsoft.com/office/word/2015/wordml/symex" xmlns:wpg="http://schemas.microsoft.com/office/word/2010/wordprocessingGroup" xmlns:wpi="http://schemas.microsoft.com/office/word/2010/wordprocessingInk" xmlns:wne="http://schemas.microsoft.com/office/word/2006/wordml" xmlns:wps="http://schemas.microsoft.com/office/word/2010/wordprocessingShape" mc:Ignorable="w14 w15 w16se w16cid w16 w16cex w16sdtdh wp14">
   <w:abstractNum w:abstractNumId="0" w15:restartNumberingAfterBreak="0">
     <w:nsid w:val="AEE31D00"/>
     <w:multiLevelType w:val="singleLevel"/>
@@ -3301,7 +8292,7 @@
   <w:abstractNum w:abstractNumId="1" w15:restartNumberingAfterBreak="0">
     <w:nsid w:val="AF43EE80"/>
     <w:multiLevelType w:val="singleLevel"/>
-    <w:tmpl w:val="AF43EE80"/>
+    <w:tmpl w:val="A87AC9F4"/>
     <w:lvl w:ilvl="0">
       <w:start w:val="1"/>
       <w:numFmt w:val="decimal"/>
@@ -3310,7 +8301,7 @@
       <w:lvlJc w:val="left"/>
       <w:pPr>
         <w:tabs>
-          <w:tab w:val="left" w:pos="425"/>
+          <w:tab w:val="num" w:pos="425"/>
         </w:tabs>
         <w:ind w:left="425" w:hanging="425"/>
       </w:pPr>
@@ -3320,6 +8311,191 @@
     </w:lvl>
   </w:abstractNum>
   <w:abstractNum w:abstractNumId="2" w15:restartNumberingAfterBreak="0">
+    <w:nsid w:val="FFFFFF7C"/>
+    <w:multiLevelType w:val="singleLevel"/>
+    <w:tmpl w:val="E85A6644"/>
+    <w:lvl w:ilvl="0">
+      <w:start w:val="1"/>
+      <w:numFmt w:val="decimal"/>
+      <w:lvlText w:val="%1."/>
+      <w:lvlJc w:val="left"/>
+      <w:pPr>
+        <w:tabs>
+          <w:tab w:val="num" w:pos="1492"/>
+        </w:tabs>
+        <w:ind w:left="1492" w:hanging="360"/>
+      </w:pPr>
+    </w:lvl>
+  </w:abstractNum>
+  <w:abstractNum w:abstractNumId="3" w15:restartNumberingAfterBreak="0">
+    <w:nsid w:val="FFFFFF7D"/>
+    <w:multiLevelType w:val="singleLevel"/>
+    <w:tmpl w:val="10AC0B9E"/>
+    <w:lvl w:ilvl="0">
+      <w:start w:val="1"/>
+      <w:numFmt w:val="decimal"/>
+      <w:lvlText w:val="%1."/>
+      <w:lvlJc w:val="left"/>
+      <w:pPr>
+        <w:tabs>
+          <w:tab w:val="num" w:pos="1209"/>
+        </w:tabs>
+        <w:ind w:left="1209" w:hanging="360"/>
+      </w:pPr>
+    </w:lvl>
+  </w:abstractNum>
+  <w:abstractNum w:abstractNumId="4" w15:restartNumberingAfterBreak="0">
+    <w:nsid w:val="FFFFFF7E"/>
+    <w:multiLevelType w:val="singleLevel"/>
+    <w:tmpl w:val="C8062CAC"/>
+    <w:lvl w:ilvl="0">
+      <w:start w:val="1"/>
+      <w:numFmt w:val="decimal"/>
+      <w:lvlText w:val="%1."/>
+      <w:lvlJc w:val="left"/>
+      <w:pPr>
+        <w:tabs>
+          <w:tab w:val="num" w:pos="926"/>
+        </w:tabs>
+        <w:ind w:left="926" w:hanging="360"/>
+      </w:pPr>
+    </w:lvl>
+  </w:abstractNum>
+  <w:abstractNum w:abstractNumId="5" w15:restartNumberingAfterBreak="0">
+    <w:nsid w:val="FFFFFF7F"/>
+    <w:multiLevelType w:val="singleLevel"/>
+    <w:tmpl w:val="762CEE12"/>
+    <w:lvl w:ilvl="0">
+      <w:start w:val="1"/>
+      <w:numFmt w:val="decimal"/>
+      <w:lvlText w:val="%1."/>
+      <w:lvlJc w:val="left"/>
+      <w:pPr>
+        <w:tabs>
+          <w:tab w:val="num" w:pos="643"/>
+        </w:tabs>
+        <w:ind w:left="643" w:hanging="360"/>
+      </w:pPr>
+    </w:lvl>
+  </w:abstractNum>
+  <w:abstractNum w:abstractNumId="6" w15:restartNumberingAfterBreak="0">
+    <w:nsid w:val="FFFFFF80"/>
+    <w:multiLevelType w:val="singleLevel"/>
+    <w:tmpl w:val="472E277E"/>
+    <w:lvl w:ilvl="0">
+      <w:start w:val="1"/>
+      <w:numFmt w:val="bullet"/>
+      <w:lvlText w:val=""/>
+      <w:lvlJc w:val="left"/>
+      <w:pPr>
+        <w:tabs>
+          <w:tab w:val="num" w:pos="1492"/>
+        </w:tabs>
+        <w:ind w:left="1492" w:hanging="360"/>
+      </w:pPr>
+      <w:rPr>
+        <w:rFonts w:ascii="Symbol" w:hAnsi="Symbol" w:hint="default"/>
+      </w:rPr>
+    </w:lvl>
+  </w:abstractNum>
+  <w:abstractNum w:abstractNumId="7" w15:restartNumberingAfterBreak="0">
+    <w:nsid w:val="FFFFFF81"/>
+    <w:multiLevelType w:val="singleLevel"/>
+    <w:tmpl w:val="AB5697C0"/>
+    <w:lvl w:ilvl="0">
+      <w:start w:val="1"/>
+      <w:numFmt w:val="bullet"/>
+      <w:lvlText w:val=""/>
+      <w:lvlJc w:val="left"/>
+      <w:pPr>
+        <w:tabs>
+          <w:tab w:val="num" w:pos="1209"/>
+        </w:tabs>
+        <w:ind w:left="1209" w:hanging="360"/>
+      </w:pPr>
+      <w:rPr>
+        <w:rFonts w:ascii="Symbol" w:hAnsi="Symbol" w:hint="default"/>
+      </w:rPr>
+    </w:lvl>
+  </w:abstractNum>
+  <w:abstractNum w:abstractNumId="8" w15:restartNumberingAfterBreak="0">
+    <w:nsid w:val="FFFFFF82"/>
+    <w:multiLevelType w:val="singleLevel"/>
+    <w:tmpl w:val="1BD89F46"/>
+    <w:lvl w:ilvl="0">
+      <w:start w:val="1"/>
+      <w:numFmt w:val="bullet"/>
+      <w:lvlText w:val=""/>
+      <w:lvlJc w:val="left"/>
+      <w:pPr>
+        <w:tabs>
+          <w:tab w:val="num" w:pos="926"/>
+        </w:tabs>
+        <w:ind w:left="926" w:hanging="360"/>
+      </w:pPr>
+      <w:rPr>
+        <w:rFonts w:ascii="Symbol" w:hAnsi="Symbol" w:hint="default"/>
+      </w:rPr>
+    </w:lvl>
+  </w:abstractNum>
+  <w:abstractNum w:abstractNumId="9" w15:restartNumberingAfterBreak="0">
+    <w:nsid w:val="FFFFFF83"/>
+    <w:multiLevelType w:val="singleLevel"/>
+    <w:tmpl w:val="031CB542"/>
+    <w:lvl w:ilvl="0">
+      <w:start w:val="1"/>
+      <w:numFmt w:val="bullet"/>
+      <w:lvlText w:val=""/>
+      <w:lvlJc w:val="left"/>
+      <w:pPr>
+        <w:tabs>
+          <w:tab w:val="num" w:pos="643"/>
+        </w:tabs>
+        <w:ind w:left="643" w:hanging="360"/>
+      </w:pPr>
+      <w:rPr>
+        <w:rFonts w:ascii="Symbol" w:hAnsi="Symbol" w:hint="default"/>
+      </w:rPr>
+    </w:lvl>
+  </w:abstractNum>
+  <w:abstractNum w:abstractNumId="10" w15:restartNumberingAfterBreak="0">
+    <w:nsid w:val="FFFFFF88"/>
+    <w:multiLevelType w:val="singleLevel"/>
+    <w:tmpl w:val="6B2011CE"/>
+    <w:lvl w:ilvl="0">
+      <w:start w:val="1"/>
+      <w:numFmt w:val="decimal"/>
+      <w:lvlText w:val="%1."/>
+      <w:lvlJc w:val="left"/>
+      <w:pPr>
+        <w:tabs>
+          <w:tab w:val="num" w:pos="360"/>
+        </w:tabs>
+        <w:ind w:left="360" w:hanging="360"/>
+      </w:pPr>
+    </w:lvl>
+  </w:abstractNum>
+  <w:abstractNum w:abstractNumId="11" w15:restartNumberingAfterBreak="0">
+    <w:nsid w:val="FFFFFF89"/>
+    <w:multiLevelType w:val="singleLevel"/>
+    <w:tmpl w:val="10F00F2A"/>
+    <w:lvl w:ilvl="0">
+      <w:start w:val="1"/>
+      <w:numFmt w:val="bullet"/>
+      <w:lvlText w:val=""/>
+      <w:lvlJc w:val="left"/>
+      <w:pPr>
+        <w:tabs>
+          <w:tab w:val="num" w:pos="360"/>
+        </w:tabs>
+        <w:ind w:left="360" w:hanging="360"/>
+      </w:pPr>
+      <w:rPr>
+        <w:rFonts w:ascii="Symbol" w:hAnsi="Symbol" w:hint="default"/>
+      </w:rPr>
+    </w:lvl>
+  </w:abstractNum>
+  <w:abstractNum w:abstractNumId="12" w15:restartNumberingAfterBreak="0">
     <w:nsid w:val="152E40C8"/>
     <w:multiLevelType w:val="multilevel"/>
     <w:tmpl w:val="152E40C8"/>
@@ -3406,7 +8582,7 @@
       </w:pPr>
     </w:lvl>
   </w:abstractNum>
-  <w:abstractNum w:abstractNumId="3" w15:restartNumberingAfterBreak="0">
+  <w:abstractNum w:abstractNumId="13" w15:restartNumberingAfterBreak="0">
     <w:nsid w:val="23D756A0"/>
     <w:multiLevelType w:val="singleLevel"/>
     <w:tmpl w:val="23D756A0"/>
@@ -3426,7 +8602,7 @@
       </w:rPr>
     </w:lvl>
   </w:abstractNum>
-  <w:abstractNum w:abstractNumId="4" w15:restartNumberingAfterBreak="0">
+  <w:abstractNum w:abstractNumId="14" w15:restartNumberingAfterBreak="0">
     <w:nsid w:val="2A52D01D"/>
     <w:multiLevelType w:val="multilevel"/>
     <w:tmpl w:val="2A52D01D"/>
@@ -3566,7 +8742,7 @@
       </w:rPr>
     </w:lvl>
   </w:abstractNum>
-  <w:abstractNum w:abstractNumId="5" w15:restartNumberingAfterBreak="0">
+  <w:abstractNum w:abstractNumId="15" w15:restartNumberingAfterBreak="0">
     <w:nsid w:val="4B9D0441"/>
     <w:multiLevelType w:val="multilevel"/>
     <w:tmpl w:val="4B9D0441"/>
@@ -3652,7 +8828,7 @@
       </w:pPr>
     </w:lvl>
   </w:abstractNum>
-  <w:abstractNum w:abstractNumId="6" w15:restartNumberingAfterBreak="0">
+  <w:abstractNum w:abstractNumId="16" w15:restartNumberingAfterBreak="0">
     <w:nsid w:val="594F05D9"/>
     <w:multiLevelType w:val="multilevel"/>
     <w:tmpl w:val="594F05D9"/>
@@ -3766,7 +8942,7 @@
       </w:rPr>
     </w:lvl>
   </w:abstractNum>
-  <w:abstractNum w:abstractNumId="7" w15:restartNumberingAfterBreak="0">
+  <w:abstractNum w:abstractNumId="17" w15:restartNumberingAfterBreak="0">
     <w:nsid w:val="78855E05"/>
     <w:multiLevelType w:val="multilevel"/>
     <w:tmpl w:val="78855E05"/>
@@ -3871,35 +9047,71 @@
       </w:pPr>
     </w:lvl>
   </w:abstractNum>
-  <w:num w:numId="1" w16cid:durableId="440606733">
+  <w:num w:numId="1">
+    <w:abstractNumId w:val="17"/>
+  </w:num>
+  <w:num w:numId="2">
+    <w:abstractNumId w:val="1"/>
+  </w:num>
+  <w:num w:numId="3">
+    <w:abstractNumId w:val="12"/>
+  </w:num>
+  <w:num w:numId="4">
+    <w:abstractNumId w:val="16"/>
+  </w:num>
+  <w:num w:numId="5">
+    <w:abstractNumId w:val="15"/>
+  </w:num>
+  <w:num w:numId="6">
+    <w:abstractNumId w:val="0"/>
+  </w:num>
+  <w:num w:numId="7">
+    <w:abstractNumId w:val="14"/>
+  </w:num>
+  <w:num w:numId="8">
+    <w:abstractNumId w:val="13"/>
+  </w:num>
+  <w:num w:numId="9">
+    <w:abstractNumId w:val="1"/>
+    <w:lvlOverride w:ilvl="0">
+      <w:startOverride w:val="2"/>
+    </w:lvlOverride>
+  </w:num>
+  <w:num w:numId="10">
+    <w:abstractNumId w:val="11"/>
+  </w:num>
+  <w:num w:numId="11">
+    <w:abstractNumId w:val="9"/>
+  </w:num>
+  <w:num w:numId="12">
+    <w:abstractNumId w:val="8"/>
+  </w:num>
+  <w:num w:numId="13">
     <w:abstractNumId w:val="7"/>
   </w:num>
-  <w:num w:numId="2" w16cid:durableId="296690893">
-    <w:abstractNumId w:val="1"/>
-  </w:num>
-  <w:num w:numId="3" w16cid:durableId="518275478">
-    <w:abstractNumId w:val="2"/>
-  </w:num>
-  <w:num w:numId="4" w16cid:durableId="1933390093">
+  <w:num w:numId="14">
     <w:abstractNumId w:val="6"/>
   </w:num>
-  <w:num w:numId="5" w16cid:durableId="1128234610">
+  <w:num w:numId="15">
+    <w:abstractNumId w:val="10"/>
+  </w:num>
+  <w:num w:numId="16">
     <w:abstractNumId w:val="5"/>
   </w:num>
-  <w:num w:numId="6" w16cid:durableId="1713769632">
-    <w:abstractNumId w:val="0"/>
-  </w:num>
-  <w:num w:numId="7" w16cid:durableId="1545486459">
+  <w:num w:numId="17">
     <w:abstractNumId w:val="4"/>
   </w:num>
-  <w:num w:numId="8" w16cid:durableId="2118674888">
+  <w:num w:numId="18">
     <w:abstractNumId w:val="3"/>
+  </w:num>
+  <w:num w:numId="19">
+    <w:abstractNumId w:val="2"/>
   </w:num>
 </w:numbering>
 </file>
 
 <file path=word/styles.xml><?xml version="1.0" encoding="utf-8"?>
-<w:styles xmlns:mc="http://schemas.openxmlformats.org/markup-compatibility/2006" xmlns:r="http://schemas.openxmlformats.org/officeDocument/2006/relationships" xmlns:w="http://schemas.openxmlformats.org/wordprocessingml/2006/main" xmlns:w14="http://schemas.microsoft.com/office/word/2010/wordml" xmlns:w15="http://schemas.microsoft.com/office/word/2012/wordml" xmlns:w16cex="http://schemas.microsoft.com/office/word/2018/wordml/cex" xmlns:w16cid="http://schemas.microsoft.com/office/word/2016/wordml/cid" xmlns:w16="http://schemas.microsoft.com/office/word/2018/wordml" xmlns:w16du="http://schemas.microsoft.com/office/word/2023/wordml/word16du" xmlns:w16sdtdh="http://schemas.microsoft.com/office/word/2020/wordml/sdtdatahash" xmlns:w16sdtfl="http://schemas.microsoft.com/office/word/2024/wordml/sdtformatlock" xmlns:w16se="http://schemas.microsoft.com/office/word/2015/wordml/symex" mc:Ignorable="w14 w15 w16se w16cid w16 w16cex w16sdtdh w16sdtfl w16du">
+<w:styles xmlns:mc="http://schemas.openxmlformats.org/markup-compatibility/2006" xmlns:r="http://schemas.openxmlformats.org/officeDocument/2006/relationships" xmlns:w="http://schemas.openxmlformats.org/wordprocessingml/2006/main" xmlns:w14="http://schemas.microsoft.com/office/word/2010/wordml" xmlns:w15="http://schemas.microsoft.com/office/word/2012/wordml" xmlns:w16cex="http://schemas.microsoft.com/office/word/2018/wordml/cex" xmlns:w16cid="http://schemas.microsoft.com/office/word/2016/wordml/cid" xmlns:w16="http://schemas.microsoft.com/office/word/2018/wordml" xmlns:w16sdtdh="http://schemas.microsoft.com/office/word/2020/wordml/sdtdatahash" xmlns:w16se="http://schemas.microsoft.com/office/word/2015/wordml/symex" mc:Ignorable="w14 w15 w16se w16cid w16 w16cex w16sdtdh">
   <w:docDefaults>
     <w:rPrDefault>
       <w:rPr>
@@ -4290,6 +9502,7 @@
   <w:style w:type="paragraph" w:default="1" w:styleId="a2">
     <w:name w:val="Normal"/>
     <w:qFormat/>
+    <w:rsid w:val="00486EF3"/>
     <w:pPr>
       <w:spacing w:line="360" w:lineRule="auto"/>
       <w:ind w:firstLine="709"/>
@@ -4597,13 +9810,13 @@
     <w:basedOn w:val="a2"/>
     <w:next w:val="a2"/>
     <w:uiPriority w:val="35"/>
-    <w:semiHidden/>
     <w:unhideWhenUsed/>
     <w:qFormat/>
+    <w:rsid w:val="00900BE5"/>
     <w:rPr>
       <w:b/>
       <w:bCs/>
-      <w:color w:val="4472C4" w:themeColor="accent1"/>
+      <w:color w:val="7F7F7F" w:themeColor="text1" w:themeTint="80"/>
       <w:sz w:val="18"/>
       <w:szCs w:val="18"/>
     </w:rPr>
@@ -4703,6 +9916,9 @@
       <w:numPr>
         <w:numId w:val="2"/>
       </w:numPr>
+      <w:tabs>
+        <w:tab w:val="left" w:pos="425"/>
+      </w:tabs>
       <w:spacing w:after="60"/>
     </w:pPr>
     <w:rPr>
@@ -5537,6 +10753,10 @@
 </go:gDocsCustomXmlDataStorage>
 </file>
 
+<file path=customXml/item2.xml><?xml version="1.0" encoding="utf-8"?>
+<b:Sources xmlns:b="http://schemas.openxmlformats.org/officeDocument/2006/bibliography" xmlns="http://schemas.openxmlformats.org/officeDocument/2006/bibliography" SelectedStyle="\APASixthEditionOfficeOnline.xsl" StyleName="APA" Version="6"/>
+</file>
+
 <file path=customXml/itemProps1.xml><?xml version="1.0" encoding="utf-8"?>
 <ds:datastoreItem xmlns:ds="http://schemas.openxmlformats.org/officeDocument/2006/customXml" ds:itemID="{11111111-1234-1234-1234-123412341234}">
   <ds:schemaRefs>
@@ -5544,4 +10764,12 @@
     <ds:schemaRef ds:uri="http://schemas.openxmlformats.org/officeDocument/2006/relationships"/>
   </ds:schemaRefs>
 </ds:datastoreItem>
+</file>
+
+<file path=customXml/itemProps2.xml><?xml version="1.0" encoding="utf-8"?>
+<ds:datastoreItem xmlns:ds="http://schemas.openxmlformats.org/officeDocument/2006/customXml" ds:itemID="{E06848FD-EC14-4E89-89EF-11B908713396}">
+  <ds:schemaRefs>
+    <ds:schemaRef ds:uri="http://schemas.openxmlformats.org/officeDocument/2006/bibliography"/>
+  </ds:schemaRefs>
+</ds:datastoreItem>
 </file>